--- a/sw/python-api/docs/res/DPP_parameters.docx
+++ b/sw/python-api/docs/res/DPP_parameters.docx
@@ -3500,14 +3500,14 @@
         </w:tblCellMar>
       </w:tblPr>
       <w:tblGrid>
-        <w:gridCol w:w="773"/>
-        <w:gridCol w:w="9199"/>
+        <w:gridCol w:w="772"/>
+        <w:gridCol w:w="9200"/>
       </w:tblGrid>
       <w:tr>
         <w:trPr/>
         <w:tc>
           <w:tcPr>
-            <w:tcW w:w="773" w:type="dxa"/>
+            <w:tcW w:w="772" w:type="dxa"/>
             <w:tcBorders>
               <w:top w:val="single" w:sz="4" w:space="0" w:color="000000"/>
               <w:start w:val="single" w:sz="4" w:space="0" w:color="000000"/>
@@ -3544,7 +3544,7 @@
         </w:tc>
         <w:tc>
           <w:tcPr>
-            <w:tcW w:w="9199" w:type="dxa"/>
+            <w:tcW w:w="9200" w:type="dxa"/>
             <w:tcBorders>
               <w:top w:val="single" w:sz="4" w:space="0" w:color="000000"/>
               <w:start w:val="single" w:sz="4" w:space="0" w:color="000000"/>
@@ -3585,7 +3585,7 @@
         <w:trPr/>
         <w:tc>
           <w:tcPr>
-            <w:tcW w:w="773" w:type="dxa"/>
+            <w:tcW w:w="772" w:type="dxa"/>
             <w:tcBorders>
               <w:start w:val="single" w:sz="4" w:space="0" w:color="000000"/>
               <w:bottom w:val="single" w:sz="4" w:space="0" w:color="000000"/>
@@ -3632,7 +3632,7 @@
         </w:tc>
         <w:tc>
           <w:tcPr>
-            <w:tcW w:w="9199" w:type="dxa"/>
+            <w:tcW w:w="9200" w:type="dxa"/>
             <w:tcBorders>
               <w:start w:val="single" w:sz="4" w:space="0" w:color="000000"/>
               <w:bottom w:val="single" w:sz="4" w:space="0" w:color="000000"/>
@@ -3683,7 +3683,7 @@
         <w:trPr/>
         <w:tc>
           <w:tcPr>
-            <w:tcW w:w="773" w:type="dxa"/>
+            <w:tcW w:w="772" w:type="dxa"/>
             <w:tcBorders>
               <w:start w:val="single" w:sz="4" w:space="0" w:color="000000"/>
               <w:bottom w:val="single" w:sz="4" w:space="0" w:color="000000"/>
@@ -3730,7 +3730,7 @@
         </w:tc>
         <w:tc>
           <w:tcPr>
-            <w:tcW w:w="9199" w:type="dxa"/>
+            <w:tcW w:w="9200" w:type="dxa"/>
             <w:tcBorders>
               <w:start w:val="single" w:sz="4" w:space="0" w:color="000000"/>
               <w:bottom w:val="single" w:sz="4" w:space="0" w:color="000000"/>
@@ -3770,7 +3770,7 @@
         <w:trPr/>
         <w:tc>
           <w:tcPr>
-            <w:tcW w:w="773" w:type="dxa"/>
+            <w:tcW w:w="772" w:type="dxa"/>
             <w:tcBorders>
               <w:start w:val="single" w:sz="4" w:space="0" w:color="000000"/>
               <w:bottom w:val="single" w:sz="4" w:space="0" w:color="000000"/>
@@ -3817,7 +3817,7 @@
         </w:tc>
         <w:tc>
           <w:tcPr>
-            <w:tcW w:w="9199" w:type="dxa"/>
+            <w:tcW w:w="9200" w:type="dxa"/>
             <w:tcBorders>
               <w:start w:val="single" w:sz="4" w:space="0" w:color="000000"/>
               <w:bottom w:val="single" w:sz="4" w:space="0" w:color="000000"/>
@@ -3847,7 +3847,7 @@
         <w:trPr/>
         <w:tc>
           <w:tcPr>
-            <w:tcW w:w="773" w:type="dxa"/>
+            <w:tcW w:w="772" w:type="dxa"/>
             <w:tcBorders>
               <w:start w:val="single" w:sz="4" w:space="0" w:color="000000"/>
               <w:bottom w:val="single" w:sz="4" w:space="0" w:color="000000"/>
@@ -3894,7 +3894,7 @@
         </w:tc>
         <w:tc>
           <w:tcPr>
-            <w:tcW w:w="9199" w:type="dxa"/>
+            <w:tcW w:w="9200" w:type="dxa"/>
             <w:tcBorders>
               <w:start w:val="single" w:sz="4" w:space="0" w:color="000000"/>
               <w:bottom w:val="single" w:sz="4" w:space="0" w:color="000000"/>
@@ -4349,9 +4349,9 @@
       </w:tblPr>
       <w:tblGrid>
         <w:gridCol w:w="1350"/>
-        <w:gridCol w:w="2925"/>
+        <w:gridCol w:w="2924"/>
         <w:gridCol w:w="1800"/>
-        <w:gridCol w:w="1359"/>
+        <w:gridCol w:w="1360"/>
         <w:gridCol w:w="2538"/>
       </w:tblGrid>
       <w:tr>
@@ -4395,7 +4395,7 @@
         </w:tc>
         <w:tc>
           <w:tcPr>
-            <w:tcW w:w="2925" w:type="dxa"/>
+            <w:tcW w:w="2924" w:type="dxa"/>
             <w:tcBorders>
               <w:top w:val="single" w:sz="4" w:space="0" w:color="000000"/>
               <w:start w:val="single" w:sz="4" w:space="0" w:color="000000"/>
@@ -4469,7 +4469,7 @@
         </w:tc>
         <w:tc>
           <w:tcPr>
-            <w:tcW w:w="1359" w:type="dxa"/>
+            <w:tcW w:w="1360" w:type="dxa"/>
             <w:tcBorders>
               <w:top w:val="single" w:sz="4" w:space="0" w:color="000000"/>
               <w:start w:val="single" w:sz="4" w:space="0" w:color="000000"/>
@@ -4594,7 +4594,7 @@
         </w:tc>
         <w:tc>
           <w:tcPr>
-            <w:tcW w:w="2925" w:type="dxa"/>
+            <w:tcW w:w="2924" w:type="dxa"/>
             <w:tcBorders>
               <w:start w:val="single" w:sz="4" w:space="0" w:color="000000"/>
               <w:bottom w:val="single" w:sz="4" w:space="0" w:color="000000"/>
@@ -4722,7 +4722,7 @@
         </w:tc>
         <w:tc>
           <w:tcPr>
-            <w:tcW w:w="1359" w:type="dxa"/>
+            <w:tcW w:w="1360" w:type="dxa"/>
             <w:tcBorders>
               <w:start w:val="single" w:sz="4" w:space="0" w:color="000000"/>
               <w:bottom w:val="single" w:sz="4" w:space="0" w:color="000000"/>
@@ -4867,7 +4867,7 @@
         </w:tc>
         <w:tc>
           <w:tcPr>
-            <w:tcW w:w="2925" w:type="dxa"/>
+            <w:tcW w:w="2924" w:type="dxa"/>
             <w:tcBorders>
               <w:start w:val="single" w:sz="4" w:space="0" w:color="000000"/>
               <w:bottom w:val="single" w:sz="4" w:space="0" w:color="000000"/>
@@ -4978,7 +4978,7 @@
         </w:tc>
         <w:tc>
           <w:tcPr>
-            <w:tcW w:w="1359" w:type="dxa"/>
+            <w:tcW w:w="1360" w:type="dxa"/>
             <w:tcBorders>
               <w:start w:val="single" w:sz="4" w:space="0" w:color="000000"/>
               <w:bottom w:val="single" w:sz="4" w:space="0" w:color="000000"/>
@@ -5123,7 +5123,7 @@
         </w:tc>
         <w:tc>
           <w:tcPr>
-            <w:tcW w:w="2925" w:type="dxa"/>
+            <w:tcW w:w="2924" w:type="dxa"/>
             <w:tcBorders>
               <w:start w:val="single" w:sz="4" w:space="0" w:color="000000"/>
               <w:bottom w:val="single" w:sz="4" w:space="0" w:color="000000"/>
@@ -5234,7 +5234,7 @@
         </w:tc>
         <w:tc>
           <w:tcPr>
-            <w:tcW w:w="1359" w:type="dxa"/>
+            <w:tcW w:w="1360" w:type="dxa"/>
             <w:tcBorders>
               <w:start w:val="single" w:sz="4" w:space="0" w:color="000000"/>
               <w:bottom w:val="single" w:sz="4" w:space="0" w:color="000000"/>
@@ -5379,7 +5379,7 @@
         </w:tc>
         <w:tc>
           <w:tcPr>
-            <w:tcW w:w="2925" w:type="dxa"/>
+            <w:tcW w:w="2924" w:type="dxa"/>
             <w:tcBorders>
               <w:start w:val="single" w:sz="4" w:space="0" w:color="000000"/>
               <w:bottom w:val="single" w:sz="4" w:space="0" w:color="000000"/>
@@ -5490,7 +5490,7 @@
         </w:tc>
         <w:tc>
           <w:tcPr>
-            <w:tcW w:w="1359" w:type="dxa"/>
+            <w:tcW w:w="1360" w:type="dxa"/>
             <w:tcBorders>
               <w:start w:val="single" w:sz="4" w:space="0" w:color="000000"/>
               <w:bottom w:val="single" w:sz="4" w:space="0" w:color="000000"/>
@@ -5635,7 +5635,7 @@
         </w:tc>
         <w:tc>
           <w:tcPr>
-            <w:tcW w:w="2925" w:type="dxa"/>
+            <w:tcW w:w="2924" w:type="dxa"/>
             <w:tcBorders>
               <w:start w:val="single" w:sz="4" w:space="0" w:color="000000"/>
               <w:bottom w:val="single" w:sz="4" w:space="0" w:color="000000"/>
@@ -5746,7 +5746,7 @@
         </w:tc>
         <w:tc>
           <w:tcPr>
-            <w:tcW w:w="1359" w:type="dxa"/>
+            <w:tcW w:w="1360" w:type="dxa"/>
             <w:tcBorders>
               <w:start w:val="single" w:sz="4" w:space="0" w:color="000000"/>
               <w:bottom w:val="single" w:sz="4" w:space="0" w:color="000000"/>
@@ -5891,7 +5891,7 @@
         </w:tc>
         <w:tc>
           <w:tcPr>
-            <w:tcW w:w="2925" w:type="dxa"/>
+            <w:tcW w:w="2924" w:type="dxa"/>
             <w:tcBorders>
               <w:start w:val="single" w:sz="4" w:space="0" w:color="000000"/>
               <w:bottom w:val="single" w:sz="4" w:space="0" w:color="000000"/>
@@ -5985,7 +5985,7 @@
         </w:tc>
         <w:tc>
           <w:tcPr>
-            <w:tcW w:w="1359" w:type="dxa"/>
+            <w:tcW w:w="1360" w:type="dxa"/>
             <w:tcBorders>
               <w:start w:val="single" w:sz="4" w:space="0" w:color="000000"/>
               <w:bottom w:val="single" w:sz="4" w:space="0" w:color="000000"/>
@@ -6130,7 +6130,7 @@
         </w:tc>
         <w:tc>
           <w:tcPr>
-            <w:tcW w:w="2925" w:type="dxa"/>
+            <w:tcW w:w="2924" w:type="dxa"/>
             <w:tcBorders>
               <w:start w:val="single" w:sz="4" w:space="0" w:color="000000"/>
               <w:bottom w:val="single" w:sz="4" w:space="0" w:color="000000"/>
@@ -6224,7 +6224,7 @@
         </w:tc>
         <w:tc>
           <w:tcPr>
-            <w:tcW w:w="1359" w:type="dxa"/>
+            <w:tcW w:w="1360" w:type="dxa"/>
             <w:tcBorders>
               <w:start w:val="single" w:sz="4" w:space="0" w:color="000000"/>
               <w:bottom w:val="single" w:sz="4" w:space="0" w:color="000000"/>
@@ -6369,7 +6369,7 @@
         </w:tc>
         <w:tc>
           <w:tcPr>
-            <w:tcW w:w="2925" w:type="dxa"/>
+            <w:tcW w:w="2924" w:type="dxa"/>
             <w:tcBorders>
               <w:start w:val="single" w:sz="4" w:space="0" w:color="000000"/>
               <w:bottom w:val="single" w:sz="4" w:space="0" w:color="000000"/>
@@ -6463,7 +6463,7 @@
         </w:tc>
         <w:tc>
           <w:tcPr>
-            <w:tcW w:w="1359" w:type="dxa"/>
+            <w:tcW w:w="1360" w:type="dxa"/>
             <w:tcBorders>
               <w:start w:val="single" w:sz="4" w:space="0" w:color="000000"/>
               <w:bottom w:val="single" w:sz="4" w:space="0" w:color="000000"/>
@@ -6608,7 +6608,7 @@
         </w:tc>
         <w:tc>
           <w:tcPr>
-            <w:tcW w:w="2925" w:type="dxa"/>
+            <w:tcW w:w="2924" w:type="dxa"/>
             <w:tcBorders>
               <w:start w:val="single" w:sz="4" w:space="0" w:color="000000"/>
               <w:bottom w:val="single" w:sz="4" w:space="0" w:color="000000"/>
@@ -6702,7 +6702,7 @@
         </w:tc>
         <w:tc>
           <w:tcPr>
-            <w:tcW w:w="1359" w:type="dxa"/>
+            <w:tcW w:w="1360" w:type="dxa"/>
             <w:tcBorders>
               <w:start w:val="single" w:sz="4" w:space="0" w:color="000000"/>
               <w:bottom w:val="single" w:sz="4" w:space="0" w:color="000000"/>
@@ -6847,7 +6847,7 @@
         </w:tc>
         <w:tc>
           <w:tcPr>
-            <w:tcW w:w="2925" w:type="dxa"/>
+            <w:tcW w:w="2924" w:type="dxa"/>
             <w:tcBorders>
               <w:start w:val="single" w:sz="4" w:space="0" w:color="000000"/>
               <w:bottom w:val="single" w:sz="4" w:space="0" w:color="000000"/>
@@ -6941,7 +6941,7 @@
         </w:tc>
         <w:tc>
           <w:tcPr>
-            <w:tcW w:w="1359" w:type="dxa"/>
+            <w:tcW w:w="1360" w:type="dxa"/>
             <w:tcBorders>
               <w:start w:val="single" w:sz="4" w:space="0" w:color="000000"/>
               <w:bottom w:val="single" w:sz="4" w:space="0" w:color="000000"/>
@@ -7086,7 +7086,7 @@
         </w:tc>
         <w:tc>
           <w:tcPr>
-            <w:tcW w:w="2925" w:type="dxa"/>
+            <w:tcW w:w="2924" w:type="dxa"/>
             <w:tcBorders>
               <w:start w:val="single" w:sz="4" w:space="0" w:color="000000"/>
               <w:bottom w:val="single" w:sz="4" w:space="0" w:color="000000"/>
@@ -7180,7 +7180,7 @@
         </w:tc>
         <w:tc>
           <w:tcPr>
-            <w:tcW w:w="1359" w:type="dxa"/>
+            <w:tcW w:w="1360" w:type="dxa"/>
             <w:tcBorders>
               <w:start w:val="single" w:sz="4" w:space="0" w:color="000000"/>
               <w:bottom w:val="single" w:sz="4" w:space="0" w:color="000000"/>
@@ -7312,7 +7312,7 @@
         </w:tc>
         <w:tc>
           <w:tcPr>
-            <w:tcW w:w="2925" w:type="dxa"/>
+            <w:tcW w:w="2924" w:type="dxa"/>
             <w:tcBorders>
               <w:start w:val="single" w:sz="4" w:space="0" w:color="000000"/>
               <w:bottom w:val="single" w:sz="4" w:space="0" w:color="000000"/>
@@ -7423,7 +7423,7 @@
         </w:tc>
         <w:tc>
           <w:tcPr>
-            <w:tcW w:w="1359" w:type="dxa"/>
+            <w:tcW w:w="1360" w:type="dxa"/>
             <w:tcBorders>
               <w:start w:val="single" w:sz="4" w:space="0" w:color="000000"/>
               <w:bottom w:val="single" w:sz="4" w:space="0" w:color="000000"/>
@@ -7568,7 +7568,7 @@
         </w:tc>
         <w:tc>
           <w:tcPr>
-            <w:tcW w:w="2925" w:type="dxa"/>
+            <w:tcW w:w="2924" w:type="dxa"/>
             <w:tcBorders>
               <w:start w:val="single" w:sz="4" w:space="0" w:color="000000"/>
               <w:bottom w:val="single" w:sz="4" w:space="0" w:color="000000"/>
@@ -7662,7 +7662,7 @@
         </w:tc>
         <w:tc>
           <w:tcPr>
-            <w:tcW w:w="1359" w:type="dxa"/>
+            <w:tcW w:w="1360" w:type="dxa"/>
             <w:tcBorders>
               <w:start w:val="single" w:sz="4" w:space="0" w:color="000000"/>
               <w:bottom w:val="single" w:sz="4" w:space="0" w:color="000000"/>
@@ -7807,7 +7807,7 @@
         </w:tc>
         <w:tc>
           <w:tcPr>
-            <w:tcW w:w="2925" w:type="dxa"/>
+            <w:tcW w:w="2924" w:type="dxa"/>
             <w:tcBorders>
               <w:start w:val="single" w:sz="4" w:space="0" w:color="000000"/>
               <w:bottom w:val="single" w:sz="4" w:space="0" w:color="000000"/>
@@ -7901,7 +7901,7 @@
         </w:tc>
         <w:tc>
           <w:tcPr>
-            <w:tcW w:w="1359" w:type="dxa"/>
+            <w:tcW w:w="1360" w:type="dxa"/>
             <w:tcBorders>
               <w:start w:val="single" w:sz="4" w:space="0" w:color="000000"/>
               <w:bottom w:val="single" w:sz="4" w:space="0" w:color="000000"/>
@@ -8047,7 +8047,7 @@
         </w:tc>
         <w:tc>
           <w:tcPr>
-            <w:tcW w:w="2925" w:type="dxa"/>
+            <w:tcW w:w="2924" w:type="dxa"/>
             <w:tcBorders>
               <w:start w:val="single" w:sz="4" w:space="0" w:color="000000"/>
               <w:bottom w:val="single" w:sz="4" w:space="0" w:color="000000"/>
@@ -8141,7 +8141,7 @@
         </w:tc>
         <w:tc>
           <w:tcPr>
-            <w:tcW w:w="1359" w:type="dxa"/>
+            <w:tcW w:w="1360" w:type="dxa"/>
             <w:tcBorders>
               <w:start w:val="single" w:sz="4" w:space="0" w:color="000000"/>
               <w:bottom w:val="single" w:sz="4" w:space="0" w:color="000000"/>
@@ -8286,7 +8286,7 @@
         </w:tc>
         <w:tc>
           <w:tcPr>
-            <w:tcW w:w="2925" w:type="dxa"/>
+            <w:tcW w:w="2924" w:type="dxa"/>
             <w:tcBorders>
               <w:start w:val="single" w:sz="4" w:space="0" w:color="000000"/>
               <w:bottom w:val="single" w:sz="4" w:space="0" w:color="000000"/>
@@ -8380,7 +8380,7 @@
         </w:tc>
         <w:tc>
           <w:tcPr>
-            <w:tcW w:w="1359" w:type="dxa"/>
+            <w:tcW w:w="1360" w:type="dxa"/>
             <w:tcBorders>
               <w:start w:val="single" w:sz="4" w:space="0" w:color="000000"/>
               <w:bottom w:val="single" w:sz="4" w:space="0" w:color="000000"/>
@@ -8523,7 +8523,7 @@
         </w:tc>
         <w:tc>
           <w:tcPr>
-            <w:tcW w:w="2925" w:type="dxa"/>
+            <w:tcW w:w="2924" w:type="dxa"/>
             <w:tcBorders>
               <w:start w:val="single" w:sz="4" w:space="0" w:color="000000"/>
               <w:bottom w:val="single" w:sz="4" w:space="0" w:color="000000"/>
@@ -8634,7 +8634,7 @@
         </w:tc>
         <w:tc>
           <w:tcPr>
-            <w:tcW w:w="1359" w:type="dxa"/>
+            <w:tcW w:w="1360" w:type="dxa"/>
             <w:tcBorders>
               <w:start w:val="single" w:sz="4" w:space="0" w:color="000000"/>
               <w:bottom w:val="single" w:sz="4" w:space="0" w:color="000000"/>
@@ -8783,9 +8783,9 @@
       </w:tblPr>
       <w:tblGrid>
         <w:gridCol w:w="1678"/>
-        <w:gridCol w:w="2597"/>
+        <w:gridCol w:w="2596"/>
         <w:gridCol w:w="1800"/>
-        <w:gridCol w:w="1359"/>
+        <w:gridCol w:w="1360"/>
         <w:gridCol w:w="2538"/>
       </w:tblGrid>
       <w:tr>
@@ -8829,7 +8829,7 @@
         </w:tc>
         <w:tc>
           <w:tcPr>
-            <w:tcW w:w="2597" w:type="dxa"/>
+            <w:tcW w:w="2596" w:type="dxa"/>
             <w:tcBorders>
               <w:top w:val="single" w:sz="4" w:space="0" w:color="000000"/>
               <w:start w:val="single" w:sz="4" w:space="0" w:color="000000"/>
@@ -8903,7 +8903,7 @@
         </w:tc>
         <w:tc>
           <w:tcPr>
-            <w:tcW w:w="1359" w:type="dxa"/>
+            <w:tcW w:w="1360" w:type="dxa"/>
             <w:tcBorders>
               <w:top w:val="single" w:sz="4" w:space="0" w:color="000000"/>
               <w:start w:val="single" w:sz="4" w:space="0" w:color="000000"/>
@@ -9028,7 +9028,7 @@
         </w:tc>
         <w:tc>
           <w:tcPr>
-            <w:tcW w:w="2597" w:type="dxa"/>
+            <w:tcW w:w="2596" w:type="dxa"/>
             <w:tcBorders>
               <w:start w:val="single" w:sz="4" w:space="0" w:color="000000"/>
               <w:bottom w:val="single" w:sz="4" w:space="0" w:color="000000"/>
@@ -9190,7 +9190,7 @@
         </w:tc>
         <w:tc>
           <w:tcPr>
-            <w:tcW w:w="1359" w:type="dxa"/>
+            <w:tcW w:w="1360" w:type="dxa"/>
             <w:tcBorders>
               <w:start w:val="single" w:sz="4" w:space="0" w:color="000000"/>
               <w:bottom w:val="single" w:sz="4" w:space="0" w:color="000000"/>
@@ -9335,7 +9335,7 @@
         </w:tc>
         <w:tc>
           <w:tcPr>
-            <w:tcW w:w="2597" w:type="dxa"/>
+            <w:tcW w:w="2596" w:type="dxa"/>
             <w:tcBorders>
               <w:start w:val="single" w:sz="4" w:space="0" w:color="000000"/>
               <w:bottom w:val="single" w:sz="4" w:space="0" w:color="000000"/>
@@ -9439,7 +9439,7 @@
         </w:tc>
         <w:tc>
           <w:tcPr>
-            <w:tcW w:w="1359" w:type="dxa"/>
+            <w:tcW w:w="1360" w:type="dxa"/>
             <w:tcBorders>
               <w:start w:val="single" w:sz="4" w:space="0" w:color="000000"/>
               <w:bottom w:val="single" w:sz="4" w:space="0" w:color="000000"/>
@@ -9584,7 +9584,7 @@
         </w:tc>
         <w:tc>
           <w:tcPr>
-            <w:tcW w:w="2597" w:type="dxa"/>
+            <w:tcW w:w="2596" w:type="dxa"/>
             <w:tcBorders>
               <w:start w:val="single" w:sz="4" w:space="0" w:color="000000"/>
               <w:bottom w:val="single" w:sz="4" w:space="0" w:color="000000"/>
@@ -9725,7 +9725,7 @@
         </w:tc>
         <w:tc>
           <w:tcPr>
-            <w:tcW w:w="1359" w:type="dxa"/>
+            <w:tcW w:w="1360" w:type="dxa"/>
             <w:tcBorders>
               <w:start w:val="single" w:sz="4" w:space="0" w:color="000000"/>
               <w:bottom w:val="single" w:sz="4" w:space="0" w:color="000000"/>
@@ -9870,7 +9870,7 @@
         </w:tc>
         <w:tc>
           <w:tcPr>
-            <w:tcW w:w="2597" w:type="dxa"/>
+            <w:tcW w:w="2596" w:type="dxa"/>
             <w:tcBorders>
               <w:start w:val="single" w:sz="4" w:space="0" w:color="000000"/>
               <w:bottom w:val="single" w:sz="4" w:space="0" w:color="000000"/>
@@ -9957,7 +9957,7 @@
         </w:tc>
         <w:tc>
           <w:tcPr>
-            <w:tcW w:w="1359" w:type="dxa"/>
+            <w:tcW w:w="1360" w:type="dxa"/>
             <w:tcBorders>
               <w:start w:val="single" w:sz="4" w:space="0" w:color="000000"/>
               <w:bottom w:val="single" w:sz="4" w:space="0" w:color="000000"/>
@@ -10102,7 +10102,7 @@
         </w:tc>
         <w:tc>
           <w:tcPr>
-            <w:tcW w:w="2597" w:type="dxa"/>
+            <w:tcW w:w="2596" w:type="dxa"/>
             <w:tcBorders>
               <w:start w:val="single" w:sz="4" w:space="0" w:color="000000"/>
               <w:bottom w:val="single" w:sz="4" w:space="0" w:color="000000"/>
@@ -10205,7 +10205,7 @@
         </w:tc>
         <w:tc>
           <w:tcPr>
-            <w:tcW w:w="1359" w:type="dxa"/>
+            <w:tcW w:w="1360" w:type="dxa"/>
             <w:tcBorders>
               <w:start w:val="single" w:sz="4" w:space="0" w:color="000000"/>
               <w:bottom w:val="single" w:sz="4" w:space="0" w:color="000000"/>
@@ -10337,7 +10337,7 @@
         </w:tc>
         <w:tc>
           <w:tcPr>
-            <w:tcW w:w="2597" w:type="dxa"/>
+            <w:tcW w:w="2596" w:type="dxa"/>
             <w:tcBorders>
               <w:start w:val="single" w:sz="4" w:space="0" w:color="000000"/>
               <w:bottom w:val="single" w:sz="4" w:space="0" w:color="000000"/>
@@ -10431,7 +10431,7 @@
         </w:tc>
         <w:tc>
           <w:tcPr>
-            <w:tcW w:w="1359" w:type="dxa"/>
+            <w:tcW w:w="1360" w:type="dxa"/>
             <w:tcBorders>
               <w:start w:val="single" w:sz="4" w:space="0" w:color="000000"/>
               <w:bottom w:val="single" w:sz="4" w:space="0" w:color="000000"/>
@@ -10630,17 +10630,17 @@
         </w:tblCellMar>
       </w:tblPr>
       <w:tblGrid>
-        <w:gridCol w:w="1849"/>
+        <w:gridCol w:w="1848"/>
         <w:gridCol w:w="2525"/>
         <w:gridCol w:w="1701"/>
-        <w:gridCol w:w="1359"/>
+        <w:gridCol w:w="1360"/>
         <w:gridCol w:w="2538"/>
       </w:tblGrid>
       <w:tr>
         <w:trPr/>
         <w:tc>
           <w:tcPr>
-            <w:tcW w:w="1849" w:type="dxa"/>
+            <w:tcW w:w="1848" w:type="dxa"/>
             <w:tcBorders>
               <w:top w:val="single" w:sz="4" w:space="0" w:color="000000"/>
               <w:start w:val="single" w:sz="4" w:space="0" w:color="000000"/>
@@ -10751,7 +10751,7 @@
         </w:tc>
         <w:tc>
           <w:tcPr>
-            <w:tcW w:w="1359" w:type="dxa"/>
+            <w:tcW w:w="1360" w:type="dxa"/>
             <w:tcBorders>
               <w:top w:val="single" w:sz="4" w:space="0" w:color="000000"/>
               <w:start w:val="single" w:sz="4" w:space="0" w:color="000000"/>
@@ -10829,7 +10829,7 @@
         <w:trPr/>
         <w:tc>
           <w:tcPr>
-            <w:tcW w:w="1849" w:type="dxa"/>
+            <w:tcW w:w="1848" w:type="dxa"/>
             <w:tcBorders>
               <w:start w:val="single" w:sz="4" w:space="0" w:color="000000"/>
               <w:bottom w:val="single" w:sz="4" w:space="0" w:color="000000"/>
@@ -11038,7 +11038,7 @@
         </w:tc>
         <w:tc>
           <w:tcPr>
-            <w:tcW w:w="1359" w:type="dxa"/>
+            <w:tcW w:w="1360" w:type="dxa"/>
             <w:tcBorders>
               <w:start w:val="single" w:sz="4" w:space="0" w:color="000000"/>
               <w:bottom w:val="single" w:sz="4" w:space="0" w:color="000000"/>
@@ -11136,7 +11136,7 @@
         <w:trPr/>
         <w:tc>
           <w:tcPr>
-            <w:tcW w:w="1849" w:type="dxa"/>
+            <w:tcW w:w="1848" w:type="dxa"/>
             <w:tcBorders>
               <w:start w:val="single" w:sz="4" w:space="0" w:color="000000"/>
               <w:bottom w:val="single" w:sz="4" w:space="0" w:color="000000"/>
@@ -11257,7 +11257,7 @@
         </w:tc>
         <w:tc>
           <w:tcPr>
-            <w:tcW w:w="1359" w:type="dxa"/>
+            <w:tcW w:w="1360" w:type="dxa"/>
             <w:tcBorders>
               <w:start w:val="single" w:sz="4" w:space="0" w:color="000000"/>
               <w:bottom w:val="single" w:sz="4" w:space="0" w:color="000000"/>
@@ -11355,7 +11355,7 @@
         <w:trPr/>
         <w:tc>
           <w:tcPr>
-            <w:tcW w:w="1849" w:type="dxa"/>
+            <w:tcW w:w="1848" w:type="dxa"/>
             <w:tcBorders>
               <w:start w:val="single" w:sz="4" w:space="0" w:color="000000"/>
               <w:bottom w:val="single" w:sz="4" w:space="0" w:color="000000"/>
@@ -11489,7 +11489,7 @@
         </w:tc>
         <w:tc>
           <w:tcPr>
-            <w:tcW w:w="1359" w:type="dxa"/>
+            <w:tcW w:w="1360" w:type="dxa"/>
             <w:tcBorders>
               <w:start w:val="single" w:sz="4" w:space="0" w:color="000000"/>
               <w:bottom w:val="single" w:sz="4" w:space="0" w:color="000000"/>
@@ -11587,7 +11587,7 @@
         <w:trPr/>
         <w:tc>
           <w:tcPr>
-            <w:tcW w:w="1849" w:type="dxa"/>
+            <w:tcW w:w="1848" w:type="dxa"/>
             <w:tcBorders>
               <w:start w:val="single" w:sz="4" w:space="0" w:color="000000"/>
               <w:bottom w:val="single" w:sz="4" w:space="0" w:color="000000"/>
@@ -11721,7 +11721,7 @@
         </w:tc>
         <w:tc>
           <w:tcPr>
-            <w:tcW w:w="1359" w:type="dxa"/>
+            <w:tcW w:w="1360" w:type="dxa"/>
             <w:tcBorders>
               <w:start w:val="single" w:sz="4" w:space="0" w:color="000000"/>
               <w:bottom w:val="single" w:sz="4" w:space="0" w:color="000000"/>
@@ -11819,7 +11819,7 @@
         <w:trPr/>
         <w:tc>
           <w:tcPr>
-            <w:tcW w:w="1849" w:type="dxa"/>
+            <w:tcW w:w="1848" w:type="dxa"/>
             <w:tcBorders>
               <w:start w:val="single" w:sz="4" w:space="0" w:color="000000"/>
               <w:bottom w:val="single" w:sz="4" w:space="0" w:color="000000"/>
@@ -11947,7 +11947,7 @@
         </w:tc>
         <w:tc>
           <w:tcPr>
-            <w:tcW w:w="1359" w:type="dxa"/>
+            <w:tcW w:w="1360" w:type="dxa"/>
             <w:tcBorders>
               <w:start w:val="single" w:sz="4" w:space="0" w:color="000000"/>
               <w:bottom w:val="single" w:sz="4" w:space="0" w:color="000000"/>
@@ -12032,7 +12032,7 @@
         <w:trPr/>
         <w:tc>
           <w:tcPr>
-            <w:tcW w:w="1849" w:type="dxa"/>
+            <w:tcW w:w="1848" w:type="dxa"/>
             <w:tcBorders>
               <w:start w:val="single" w:sz="4" w:space="0" w:color="000000"/>
               <w:bottom w:val="single" w:sz="4" w:space="0" w:color="000000"/>
@@ -12173,7 +12173,7 @@
         </w:tc>
         <w:tc>
           <w:tcPr>
-            <w:tcW w:w="1359" w:type="dxa"/>
+            <w:tcW w:w="1360" w:type="dxa"/>
             <w:tcBorders>
               <w:start w:val="single" w:sz="4" w:space="0" w:color="000000"/>
               <w:bottom w:val="single" w:sz="4" w:space="0" w:color="000000"/>
@@ -12271,7 +12271,7 @@
         <w:trPr/>
         <w:tc>
           <w:tcPr>
-            <w:tcW w:w="1849" w:type="dxa"/>
+            <w:tcW w:w="1848" w:type="dxa"/>
             <w:tcBorders>
               <w:start w:val="single" w:sz="4" w:space="0" w:color="000000"/>
               <w:bottom w:val="single" w:sz="4" w:space="0" w:color="000000"/>
@@ -12405,7 +12405,7 @@
         </w:tc>
         <w:tc>
           <w:tcPr>
-            <w:tcW w:w="1359" w:type="dxa"/>
+            <w:tcW w:w="1360" w:type="dxa"/>
             <w:tcBorders>
               <w:start w:val="single" w:sz="4" w:space="0" w:color="000000"/>
               <w:bottom w:val="single" w:sz="4" w:space="0" w:color="000000"/>
@@ -12503,7 +12503,7 @@
         <w:trPr/>
         <w:tc>
           <w:tcPr>
-            <w:tcW w:w="1849" w:type="dxa"/>
+            <w:tcW w:w="1848" w:type="dxa"/>
             <w:tcBorders>
               <w:start w:val="single" w:sz="4" w:space="0" w:color="000000"/>
               <w:bottom w:val="single" w:sz="4" w:space="0" w:color="000000"/>
@@ -12945,7 +12945,7 @@
         </w:tc>
         <w:tc>
           <w:tcPr>
-            <w:tcW w:w="1359" w:type="dxa"/>
+            <w:tcW w:w="1360" w:type="dxa"/>
             <w:tcBorders>
               <w:start w:val="single" w:sz="4" w:space="0" w:color="000000"/>
               <w:bottom w:val="single" w:sz="4" w:space="0" w:color="000000"/>
@@ -13043,7 +13043,7 @@
         <w:trPr/>
         <w:tc>
           <w:tcPr>
-            <w:tcW w:w="1849" w:type="dxa"/>
+            <w:tcW w:w="1848" w:type="dxa"/>
             <w:tcBorders>
               <w:start w:val="single" w:sz="4" w:space="0" w:color="000000"/>
               <w:bottom w:val="single" w:sz="4" w:space="0" w:color="000000"/>
@@ -13375,7 +13375,7 @@
         </w:tc>
         <w:tc>
           <w:tcPr>
-            <w:tcW w:w="1359" w:type="dxa"/>
+            <w:tcW w:w="1360" w:type="dxa"/>
             <w:tcBorders>
               <w:start w:val="single" w:sz="4" w:space="0" w:color="000000"/>
               <w:bottom w:val="single" w:sz="4" w:space="0" w:color="000000"/>
@@ -13624,7 +13624,7 @@
         <w:trPr/>
         <w:tc>
           <w:tcPr>
-            <w:tcW w:w="1849" w:type="dxa"/>
+            <w:tcW w:w="1848" w:type="dxa"/>
             <w:tcBorders>
               <w:start w:val="single" w:sz="4" w:space="0" w:color="000000"/>
               <w:bottom w:val="single" w:sz="4" w:space="0" w:color="000000"/>
@@ -13765,7 +13765,7 @@
         </w:tc>
         <w:tc>
           <w:tcPr>
-            <w:tcW w:w="1359" w:type="dxa"/>
+            <w:tcW w:w="1360" w:type="dxa"/>
             <w:tcBorders>
               <w:start w:val="single" w:sz="4" w:space="0" w:color="000000"/>
               <w:bottom w:val="single" w:sz="4" w:space="0" w:color="000000"/>
@@ -13905,9 +13905,9 @@
       </w:tblPr>
       <w:tblGrid>
         <w:gridCol w:w="1678"/>
-        <w:gridCol w:w="2965"/>
+        <w:gridCol w:w="2964"/>
         <w:gridCol w:w="1884"/>
-        <w:gridCol w:w="1536"/>
+        <w:gridCol w:w="1537"/>
         <w:gridCol w:w="1909"/>
       </w:tblGrid>
       <w:tr>
@@ -13951,7 +13951,7 @@
         </w:tc>
         <w:tc>
           <w:tcPr>
-            <w:tcW w:w="2965" w:type="dxa"/>
+            <w:tcW w:w="2964" w:type="dxa"/>
             <w:tcBorders>
               <w:top w:val="single" w:sz="4" w:space="0" w:color="000000"/>
               <w:start w:val="single" w:sz="4" w:space="0" w:color="000000"/>
@@ -14025,7 +14025,7 @@
         </w:tc>
         <w:tc>
           <w:tcPr>
-            <w:tcW w:w="1536" w:type="dxa"/>
+            <w:tcW w:w="1537" w:type="dxa"/>
             <w:tcBorders>
               <w:top w:val="single" w:sz="4" w:space="0" w:color="000000"/>
               <w:start w:val="single" w:sz="4" w:space="0" w:color="000000"/>
@@ -14150,7 +14150,7 @@
         </w:tc>
         <w:tc>
           <w:tcPr>
-            <w:tcW w:w="2965" w:type="dxa"/>
+            <w:tcW w:w="2964" w:type="dxa"/>
             <w:tcBorders>
               <w:start w:val="single" w:sz="4" w:space="0" w:color="000000"/>
               <w:bottom w:val="single" w:sz="4" w:space="0" w:color="000000"/>
@@ -14206,228 +14206,7 @@
                 <w:szCs w:val="24"/>
                 <w:u w:val="none"/>
               </w:rPr>
-              <w:t xml:space="preserve"> </w:t>
-            </w:r>
-            <w:r>
-              <w:rPr>
-                <w:b w:val="false"/>
-                <w:bCs w:val="false"/>
-                <w:i w:val="false"/>
-                <w:iCs w:val="false"/>
-                <w:strike w:val="false"/>
-                <w:dstrike w:val="false"/>
-                <w:outline w:val="false"/>
-                <w:shadow w:val="false"/>
-                <w:color w:val="auto"/>
-                <w:sz w:val="24"/>
-                <w:szCs w:val="24"/>
-                <w:u w:val="none"/>
-              </w:rPr>
-              <w:t>M</w:t>
-            </w:r>
-            <w:r>
-              <w:rPr>
-                <w:b w:val="false"/>
-                <w:bCs w:val="false"/>
-                <w:i w:val="false"/>
-                <w:iCs w:val="false"/>
-                <w:strike w:val="false"/>
-                <w:dstrike w:val="false"/>
-                <w:outline w:val="false"/>
-                <w:shadow w:val="false"/>
-                <w:color w:val="auto"/>
-                <w:sz w:val="24"/>
-                <w:szCs w:val="24"/>
-                <w:u w:val="none"/>
-              </w:rPr>
-              <w:t>e</w:t>
-            </w:r>
-            <w:r>
-              <w:rPr>
-                <w:b w:val="false"/>
-                <w:bCs w:val="false"/>
-                <w:i w:val="false"/>
-                <w:iCs w:val="false"/>
-                <w:strike w:val="false"/>
-                <w:dstrike w:val="false"/>
-                <w:outline w:val="false"/>
-                <w:shadow w:val="false"/>
-                <w:color w:val="auto"/>
-                <w:sz w:val="24"/>
-                <w:szCs w:val="24"/>
-                <w:u w:val="none"/>
-              </w:rPr>
-              <w:t>a</w:t>
-            </w:r>
-            <w:r>
-              <w:rPr>
-                <w:b w:val="false"/>
-                <w:bCs w:val="false"/>
-                <w:i w:val="false"/>
-                <w:iCs w:val="false"/>
-                <w:strike w:val="false"/>
-                <w:dstrike w:val="false"/>
-                <w:outline w:val="false"/>
-                <w:shadow w:val="false"/>
-                <w:color w:val="auto"/>
-                <w:sz w:val="24"/>
-                <w:szCs w:val="24"/>
-                <w:u w:val="none"/>
-              </w:rPr>
-              <w:t>s</w:t>
-            </w:r>
-            <w:r>
-              <w:rPr>
-                <w:b w:val="false"/>
-                <w:bCs w:val="false"/>
-                <w:i w:val="false"/>
-                <w:iCs w:val="false"/>
-                <w:strike w:val="false"/>
-                <w:dstrike w:val="false"/>
-                <w:outline w:val="false"/>
-                <w:shadow w:val="false"/>
-                <w:color w:val="auto"/>
-                <w:sz w:val="24"/>
-                <w:szCs w:val="24"/>
-                <w:u w:val="none"/>
-              </w:rPr>
-              <w:t>u</w:t>
-            </w:r>
-            <w:r>
-              <w:rPr>
-                <w:b w:val="false"/>
-                <w:bCs w:val="false"/>
-                <w:i w:val="false"/>
-                <w:iCs w:val="false"/>
-                <w:strike w:val="false"/>
-                <w:dstrike w:val="false"/>
-                <w:outline w:val="false"/>
-                <w:shadow w:val="false"/>
-                <w:color w:val="auto"/>
-                <w:sz w:val="24"/>
-                <w:szCs w:val="24"/>
-                <w:u w:val="none"/>
-              </w:rPr>
-              <w:t>r</w:t>
-            </w:r>
-            <w:r>
-              <w:rPr>
-                <w:b w:val="false"/>
-                <w:bCs w:val="false"/>
-                <w:i w:val="false"/>
-                <w:iCs w:val="false"/>
-                <w:strike w:val="false"/>
-                <w:dstrike w:val="false"/>
-                <w:outline w:val="false"/>
-                <w:shadow w:val="false"/>
-                <w:color w:val="auto"/>
-                <w:sz w:val="24"/>
-                <w:szCs w:val="24"/>
-                <w:u w:val="none"/>
-              </w:rPr>
-              <w:t>e</w:t>
-            </w:r>
-            <w:r>
-              <w:rPr>
-                <w:b w:val="false"/>
-                <w:bCs w:val="false"/>
-                <w:i w:val="false"/>
-                <w:iCs w:val="false"/>
-                <w:strike w:val="false"/>
-                <w:dstrike w:val="false"/>
-                <w:outline w:val="false"/>
-                <w:shadow w:val="false"/>
-                <w:color w:val="auto"/>
-                <w:sz w:val="24"/>
-                <w:szCs w:val="24"/>
-                <w:u w:val="none"/>
-              </w:rPr>
-              <w:t xml:space="preserve">d </w:t>
-            </w:r>
-            <w:r>
-              <w:rPr>
-                <w:b w:val="false"/>
-                <w:bCs w:val="false"/>
-                <w:i w:val="false"/>
-                <w:iCs w:val="false"/>
-                <w:strike w:val="false"/>
-                <w:dstrike w:val="false"/>
-                <w:outline w:val="false"/>
-                <w:shadow w:val="false"/>
-                <w:color w:val="auto"/>
-                <w:sz w:val="24"/>
-                <w:szCs w:val="24"/>
-                <w:u w:val="none"/>
-              </w:rPr>
-              <w:t>u</w:t>
-            </w:r>
-            <w:r>
-              <w:rPr>
-                <w:b w:val="false"/>
-                <w:bCs w:val="false"/>
-                <w:i w:val="false"/>
-                <w:iCs w:val="false"/>
-                <w:strike w:val="false"/>
-                <w:dstrike w:val="false"/>
-                <w:outline w:val="false"/>
-                <w:shadow w:val="false"/>
-                <w:color w:val="auto"/>
-                <w:sz w:val="24"/>
-                <w:szCs w:val="24"/>
-                <w:u w:val="none"/>
-              </w:rPr>
-              <w:t>s</w:t>
-            </w:r>
-            <w:r>
-              <w:rPr>
-                <w:b w:val="false"/>
-                <w:bCs w:val="false"/>
-                <w:i w:val="false"/>
-                <w:iCs w:val="false"/>
-                <w:strike w:val="false"/>
-                <w:dstrike w:val="false"/>
-                <w:outline w:val="false"/>
-                <w:shadow w:val="false"/>
-                <w:color w:val="auto"/>
-                <w:sz w:val="24"/>
-                <w:szCs w:val="24"/>
-                <w:u w:val="none"/>
-              </w:rPr>
-              <w:t>i</w:t>
-            </w:r>
-            <w:r>
-              <w:rPr>
-                <w:b w:val="false"/>
-                <w:bCs w:val="false"/>
-                <w:i w:val="false"/>
-                <w:iCs w:val="false"/>
-                <w:strike w:val="false"/>
-                <w:dstrike w:val="false"/>
-                <w:outline w:val="false"/>
-                <w:shadow w:val="false"/>
-                <w:color w:val="auto"/>
-                <w:sz w:val="24"/>
-                <w:szCs w:val="24"/>
-                <w:u w:val="none"/>
-              </w:rPr>
-              <w:t>n</w:t>
-            </w:r>
-            <w:r>
-              <w:rPr>
-                <w:b w:val="false"/>
-                <w:bCs w:val="false"/>
-                <w:i w:val="false"/>
-                <w:iCs w:val="false"/>
-                <w:strike w:val="false"/>
-                <w:dstrike w:val="false"/>
-                <w:outline w:val="false"/>
-                <w:shadow w:val="false"/>
-                <w:color w:val="auto"/>
-                <w:sz w:val="24"/>
-                <w:szCs w:val="24"/>
-                <w:u w:val="none"/>
-              </w:rPr>
-              <w:t xml:space="preserve">g </w:t>
+              <w:t xml:space="preserve"> Measured using </w:t>
             </w:r>
             <w:r>
               <w:rPr>
@@ -14444,92 +14223,7 @@
                 <w:szCs w:val="24"/>
                 <w:u w:val="none"/>
               </w:rPr>
-              <w:t>T</w:t>
-            </w:r>
-            <w:r>
-              <w:rPr>
-                <w:b/>
-                <w:bCs/>
-                <w:i w:val="false"/>
-                <w:iCs w:val="false"/>
-                <w:strike w:val="false"/>
-                <w:dstrike w:val="false"/>
-                <w:outline w:val="false"/>
-                <w:shadow w:val="false"/>
-                <w:color w:val="auto"/>
-                <w:sz w:val="24"/>
-                <w:szCs w:val="24"/>
-                <w:u w:val="none"/>
-              </w:rPr>
-              <w:t>i</w:t>
-            </w:r>
-            <w:r>
-              <w:rPr>
-                <w:b/>
-                <w:bCs/>
-                <w:i w:val="false"/>
-                <w:iCs w:val="false"/>
-                <w:strike w:val="false"/>
-                <w:dstrike w:val="false"/>
-                <w:outline w:val="false"/>
-                <w:shadow w:val="false"/>
-                <w:color w:val="auto"/>
-                <w:sz w:val="24"/>
-                <w:szCs w:val="24"/>
-                <w:u w:val="none"/>
-              </w:rPr>
-              <w:t>m</w:t>
-            </w:r>
-            <w:r>
-              <w:rPr>
-                <w:b/>
-                <w:bCs/>
-                <w:i w:val="false"/>
-                <w:iCs w:val="false"/>
-                <w:strike w:val="false"/>
-                <w:dstrike w:val="false"/>
-                <w:outline w:val="false"/>
-                <w:shadow w:val="false"/>
-                <w:color w:val="auto"/>
-                <w:sz w:val="24"/>
-                <w:szCs w:val="24"/>
-                <w:u w:val="none"/>
-              </w:rPr>
-              <w:t>e</w:t>
-            </w:r>
-            <w:r>
-              <w:rPr>
-                <w:b/>
-                <w:bCs/>
-                <w:i w:val="false"/>
-                <w:iCs w:val="false"/>
-                <w:strike w:val="false"/>
-                <w:dstrike w:val="false"/>
-                <w:outline w:val="false"/>
-                <w:shadow w:val="false"/>
-                <w:color w:val="auto"/>
-                <w:sz w:val="24"/>
-                <w:szCs w:val="24"/>
-                <w:u w:val="none"/>
-              </w:rPr>
-              <w:t xml:space="preserve">r </w:t>
-            </w:r>
-            <w:r>
-              <w:rPr>
-                <w:b/>
-                <w:bCs/>
-                <w:i w:val="false"/>
-                <w:iCs w:val="false"/>
-                <w:strike w:val="false"/>
-                <w:dstrike w:val="false"/>
-                <w:outline w:val="false"/>
-                <w:shadow w:val="false"/>
-                <w:color w:val="auto"/>
-                <w:sz w:val="24"/>
-                <w:szCs w:val="24"/>
-                <w:u w:val="none"/>
-              </w:rPr>
-              <w:t>C</w:t>
+              <w:t>Timer C</w:t>
             </w:r>
             <w:r>
               <w:rPr>
@@ -14586,7 +14280,7 @@
         </w:tc>
         <w:tc>
           <w:tcPr>
-            <w:tcW w:w="1536" w:type="dxa"/>
+            <w:tcW w:w="1537" w:type="dxa"/>
             <w:tcBorders>
               <w:start w:val="single" w:sz="4" w:space="0" w:color="000000"/>
               <w:bottom w:val="single" w:sz="4" w:space="0" w:color="000000"/>
@@ -14759,7 +14453,7 @@
         </w:tc>
         <w:tc>
           <w:tcPr>
-            <w:tcW w:w="2965" w:type="dxa"/>
+            <w:tcW w:w="2964" w:type="dxa"/>
             <w:tcBorders>
               <w:start w:val="single" w:sz="4" w:space="0" w:color="000000"/>
               <w:bottom w:val="single" w:sz="4" w:space="0" w:color="000000"/>
@@ -15259,7 +14953,7 @@
         </w:tc>
         <w:tc>
           <w:tcPr>
-            <w:tcW w:w="1536" w:type="dxa"/>
+            <w:tcW w:w="1537" w:type="dxa"/>
             <w:tcBorders>
               <w:start w:val="single" w:sz="4" w:space="0" w:color="000000"/>
               <w:bottom w:val="single" w:sz="4" w:space="0" w:color="000000"/>
@@ -15482,17 +15176,17 @@
         </w:tblCellMar>
       </w:tblPr>
       <w:tblGrid>
-        <w:gridCol w:w="1127"/>
+        <w:gridCol w:w="1126"/>
         <w:gridCol w:w="3600"/>
         <w:gridCol w:w="1444"/>
-        <w:gridCol w:w="1179"/>
+        <w:gridCol w:w="1180"/>
         <w:gridCol w:w="2622"/>
       </w:tblGrid>
       <w:tr>
         <w:trPr/>
         <w:tc>
           <w:tcPr>
-            <w:tcW w:w="1127" w:type="dxa"/>
+            <w:tcW w:w="1126" w:type="dxa"/>
             <w:tcBorders>
               <w:top w:val="single" w:sz="4" w:space="0" w:color="000000"/>
               <w:start w:val="single" w:sz="4" w:space="0" w:color="000000"/>
@@ -15603,7 +15297,7 @@
         </w:tc>
         <w:tc>
           <w:tcPr>
-            <w:tcW w:w="1179" w:type="dxa"/>
+            <w:tcW w:w="1180" w:type="dxa"/>
             <w:tcBorders>
               <w:top w:val="single" w:sz="4" w:space="0" w:color="000000"/>
               <w:start w:val="single" w:sz="4" w:space="0" w:color="000000"/>
@@ -15683,7 +15377,7 @@
         </w:trPr>
         <w:tc>
           <w:tcPr>
-            <w:tcW w:w="1127" w:type="dxa"/>
+            <w:tcW w:w="1126" w:type="dxa"/>
             <w:tcBorders>
               <w:start w:val="single" w:sz="4" w:space="0" w:color="000000"/>
               <w:bottom w:val="single" w:sz="4" w:space="0" w:color="000000"/>
@@ -15836,7 +15530,7 @@
         </w:tc>
         <w:tc>
           <w:tcPr>
-            <w:tcW w:w="1179" w:type="dxa"/>
+            <w:tcW w:w="1180" w:type="dxa"/>
             <w:tcBorders>
               <w:start w:val="single" w:sz="4" w:space="0" w:color="000000"/>
               <w:bottom w:val="single" w:sz="4" w:space="0" w:color="000000"/>
@@ -15974,7 +15668,7 @@
         <w:trPr/>
         <w:tc>
           <w:tcPr>
-            <w:tcW w:w="1127" w:type="dxa"/>
+            <w:tcW w:w="1126" w:type="dxa"/>
             <w:tcBorders>
               <w:start w:val="single" w:sz="4" w:space="0" w:color="000000"/>
               <w:bottom w:val="single" w:sz="4" w:space="0" w:color="000000"/>
@@ -16659,7 +16353,7 @@
         </w:tc>
         <w:tc>
           <w:tcPr>
-            <w:tcW w:w="1179" w:type="dxa"/>
+            <w:tcW w:w="1180" w:type="dxa"/>
             <w:tcBorders>
               <w:start w:val="single" w:sz="4" w:space="0" w:color="000000"/>
               <w:bottom w:val="single" w:sz="4" w:space="0" w:color="000000"/>
@@ -16833,7 +16527,7 @@
         <w:trPr/>
         <w:tc>
           <w:tcPr>
-            <w:tcW w:w="1127" w:type="dxa"/>
+            <w:tcW w:w="1126" w:type="dxa"/>
             <w:tcBorders>
               <w:start w:val="single" w:sz="4" w:space="0" w:color="000000"/>
               <w:bottom w:val="single" w:sz="4" w:space="0" w:color="000000"/>
@@ -16973,7 +16667,7 @@
         </w:tc>
         <w:tc>
           <w:tcPr>
-            <w:tcW w:w="1179" w:type="dxa"/>
+            <w:tcW w:w="1180" w:type="dxa"/>
             <w:tcBorders>
               <w:start w:val="single" w:sz="4" w:space="0" w:color="000000"/>
               <w:bottom w:val="single" w:sz="4" w:space="0" w:color="000000"/>
@@ -17071,7 +16765,7 @@
         <w:trPr/>
         <w:tc>
           <w:tcPr>
-            <w:tcW w:w="1127" w:type="dxa"/>
+            <w:tcW w:w="1126" w:type="dxa"/>
             <w:tcBorders>
               <w:start w:val="single" w:sz="4" w:space="0" w:color="000000"/>
               <w:bottom w:val="single" w:sz="4" w:space="0" w:color="000000"/>
@@ -17505,7 +17199,7 @@
         </w:tc>
         <w:tc>
           <w:tcPr>
-            <w:tcW w:w="1179" w:type="dxa"/>
+            <w:tcW w:w="1180" w:type="dxa"/>
             <w:tcBorders>
               <w:start w:val="single" w:sz="4" w:space="0" w:color="000000"/>
               <w:bottom w:val="single" w:sz="4" w:space="0" w:color="000000"/>
@@ -17679,7 +17373,7 @@
         <w:trPr/>
         <w:tc>
           <w:tcPr>
-            <w:tcW w:w="1127" w:type="dxa"/>
+            <w:tcW w:w="1126" w:type="dxa"/>
             <w:tcBorders>
               <w:start w:val="single" w:sz="4" w:space="0" w:color="000000"/>
               <w:bottom w:val="single" w:sz="4" w:space="0" w:color="000000"/>
@@ -17853,7 +17547,7 @@
         </w:tc>
         <w:tc>
           <w:tcPr>
-            <w:tcW w:w="1179" w:type="dxa"/>
+            <w:tcW w:w="1180" w:type="dxa"/>
             <w:tcBorders>
               <w:start w:val="single" w:sz="4" w:space="0" w:color="000000"/>
               <w:bottom w:val="single" w:sz="4" w:space="0" w:color="000000"/>
@@ -17951,7 +17645,7 @@
         <w:trPr/>
         <w:tc>
           <w:tcPr>
-            <w:tcW w:w="1127" w:type="dxa"/>
+            <w:tcW w:w="1126" w:type="dxa"/>
             <w:tcBorders>
               <w:start w:val="single" w:sz="4" w:space="0" w:color="000000"/>
               <w:bottom w:val="single" w:sz="4" w:space="0" w:color="000000"/>
@@ -18125,7 +17819,7 @@
         </w:tc>
         <w:tc>
           <w:tcPr>
-            <w:tcW w:w="1179" w:type="dxa"/>
+            <w:tcW w:w="1180" w:type="dxa"/>
             <w:tcBorders>
               <w:start w:val="single" w:sz="4" w:space="0" w:color="000000"/>
               <w:bottom w:val="single" w:sz="4" w:space="0" w:color="000000"/>
@@ -18223,7 +17917,7 @@
         <w:trPr/>
         <w:tc>
           <w:tcPr>
-            <w:tcW w:w="1127" w:type="dxa"/>
+            <w:tcW w:w="1126" w:type="dxa"/>
             <w:tcBorders>
               <w:start w:val="single" w:sz="4" w:space="0" w:color="000000"/>
               <w:bottom w:val="single" w:sz="4" w:space="0" w:color="000000"/>
@@ -18363,7 +18057,7 @@
         </w:tc>
         <w:tc>
           <w:tcPr>
-            <w:tcW w:w="1179" w:type="dxa"/>
+            <w:tcW w:w="1180" w:type="dxa"/>
             <w:tcBorders>
               <w:start w:val="single" w:sz="4" w:space="0" w:color="000000"/>
               <w:bottom w:val="single" w:sz="4" w:space="0" w:color="000000"/>
@@ -18512,8 +18206,8 @@
       </w:tblPr>
       <w:tblGrid>
         <w:gridCol w:w="1313"/>
-        <w:gridCol w:w="3330"/>
-        <w:gridCol w:w="1357"/>
+        <w:gridCol w:w="3329"/>
+        <w:gridCol w:w="1358"/>
         <w:gridCol w:w="1350"/>
         <w:gridCol w:w="2622"/>
       </w:tblGrid>
@@ -18558,7 +18252,7 @@
         </w:tc>
         <w:tc>
           <w:tcPr>
-            <w:tcW w:w="3330" w:type="dxa"/>
+            <w:tcW w:w="3329" w:type="dxa"/>
             <w:tcBorders>
               <w:top w:val="single" w:sz="4" w:space="0" w:color="000000"/>
               <w:start w:val="single" w:sz="4" w:space="0" w:color="000000"/>
@@ -18595,7 +18289,7 @@
         </w:tc>
         <w:tc>
           <w:tcPr>
-            <w:tcW w:w="1357" w:type="dxa"/>
+            <w:tcW w:w="1358" w:type="dxa"/>
             <w:tcBorders>
               <w:top w:val="single" w:sz="4" w:space="0" w:color="000000"/>
               <w:start w:val="single" w:sz="4" w:space="0" w:color="000000"/>
@@ -18757,7 +18451,7 @@
         </w:tc>
         <w:tc>
           <w:tcPr>
-            <w:tcW w:w="3330" w:type="dxa"/>
+            <w:tcW w:w="3329" w:type="dxa"/>
             <w:tcBorders>
               <w:start w:val="single" w:sz="4" w:space="0" w:color="000000"/>
               <w:bottom w:val="single" w:sz="4" w:space="0" w:color="000000"/>
@@ -19028,7 +18722,7 @@
         </w:tc>
         <w:tc>
           <w:tcPr>
-            <w:tcW w:w="1357" w:type="dxa"/>
+            <w:tcW w:w="1358" w:type="dxa"/>
             <w:tcBorders>
               <w:start w:val="single" w:sz="4" w:space="0" w:color="000000"/>
               <w:bottom w:val="single" w:sz="4" w:space="0" w:color="000000"/>
@@ -19238,17 +18932,17 @@
         </w:tblCellMar>
       </w:tblPr>
       <w:tblGrid>
-        <w:gridCol w:w="2149"/>
+        <w:gridCol w:w="2148"/>
         <w:gridCol w:w="1800"/>
         <w:gridCol w:w="1894"/>
-        <w:gridCol w:w="1901"/>
+        <w:gridCol w:w="1902"/>
         <w:gridCol w:w="2228"/>
       </w:tblGrid>
       <w:tr>
         <w:trPr/>
         <w:tc>
           <w:tcPr>
-            <w:tcW w:w="2149" w:type="dxa"/>
+            <w:tcW w:w="2148" w:type="dxa"/>
             <w:tcBorders>
               <w:top w:val="single" w:sz="4" w:space="0" w:color="000000"/>
               <w:start w:val="single" w:sz="4" w:space="0" w:color="000000"/>
@@ -19359,7 +19053,7 @@
         </w:tc>
         <w:tc>
           <w:tcPr>
-            <w:tcW w:w="1901" w:type="dxa"/>
+            <w:tcW w:w="1902" w:type="dxa"/>
             <w:tcBorders>
               <w:top w:val="single" w:sz="4" w:space="0" w:color="000000"/>
               <w:start w:val="single" w:sz="4" w:space="0" w:color="000000"/>
@@ -19437,7 +19131,7 @@
         <w:trPr/>
         <w:tc>
           <w:tcPr>
-            <w:tcW w:w="2149" w:type="dxa"/>
+            <w:tcW w:w="2148" w:type="dxa"/>
             <w:tcBorders>
               <w:start w:val="single" w:sz="4" w:space="0" w:color="000000"/>
               <w:bottom w:val="single" w:sz="4" w:space="0" w:color="000000"/>
@@ -19543,7 +19237,7 @@
         </w:tc>
         <w:tc>
           <w:tcPr>
-            <w:tcW w:w="1901" w:type="dxa"/>
+            <w:tcW w:w="1902" w:type="dxa"/>
             <w:tcBorders>
               <w:start w:val="single" w:sz="4" w:space="0" w:color="000000"/>
               <w:bottom w:val="single" w:sz="4" w:space="0" w:color="000000"/>
@@ -19619,7 +19313,7 @@
         <w:trPr/>
         <w:tc>
           <w:tcPr>
-            <w:tcW w:w="2149" w:type="dxa"/>
+            <w:tcW w:w="2148" w:type="dxa"/>
             <w:tcBorders>
               <w:start w:val="single" w:sz="4" w:space="0" w:color="000000"/>
               <w:bottom w:val="single" w:sz="4" w:space="0" w:color="000000"/>
@@ -19726,7 +19420,7 @@
         </w:tc>
         <w:tc>
           <w:tcPr>
-            <w:tcW w:w="1901" w:type="dxa"/>
+            <w:tcW w:w="1902" w:type="dxa"/>
             <w:tcBorders>
               <w:start w:val="single" w:sz="4" w:space="0" w:color="000000"/>
               <w:bottom w:val="single" w:sz="4" w:space="0" w:color="000000"/>
@@ -19802,7 +19496,7 @@
         <w:trPr/>
         <w:tc>
           <w:tcPr>
-            <w:tcW w:w="2149" w:type="dxa"/>
+            <w:tcW w:w="2148" w:type="dxa"/>
             <w:tcBorders>
               <w:start w:val="single" w:sz="4" w:space="0" w:color="000000"/>
               <w:bottom w:val="single" w:sz="4" w:space="0" w:color="000000"/>
@@ -19909,7 +19603,7 @@
         </w:tc>
         <w:tc>
           <w:tcPr>
-            <w:tcW w:w="1901" w:type="dxa"/>
+            <w:tcW w:w="1902" w:type="dxa"/>
             <w:tcBorders>
               <w:start w:val="single" w:sz="4" w:space="0" w:color="000000"/>
               <w:bottom w:val="single" w:sz="4" w:space="0" w:color="000000"/>
@@ -21312,9 +21006,9 @@
       </w:tblPr>
       <w:tblGrid>
         <w:gridCol w:w="1350"/>
-        <w:gridCol w:w="2925"/>
+        <w:gridCol w:w="2924"/>
         <w:gridCol w:w="1800"/>
-        <w:gridCol w:w="1359"/>
+        <w:gridCol w:w="1360"/>
         <w:gridCol w:w="2538"/>
       </w:tblGrid>
       <w:tr>
@@ -21358,7 +21052,7 @@
         </w:tc>
         <w:tc>
           <w:tcPr>
-            <w:tcW w:w="2925" w:type="dxa"/>
+            <w:tcW w:w="2924" w:type="dxa"/>
             <w:tcBorders>
               <w:top w:val="single" w:sz="4" w:space="0" w:color="000000"/>
               <w:start w:val="single" w:sz="4" w:space="0" w:color="000000"/>
@@ -21432,7 +21126,7 @@
         </w:tc>
         <w:tc>
           <w:tcPr>
-            <w:tcW w:w="1359" w:type="dxa"/>
+            <w:tcW w:w="1360" w:type="dxa"/>
             <w:tcBorders>
               <w:top w:val="single" w:sz="4" w:space="0" w:color="000000"/>
               <w:start w:val="single" w:sz="4" w:space="0" w:color="000000"/>
@@ -21557,7 +21251,7 @@
         </w:tc>
         <w:tc>
           <w:tcPr>
-            <w:tcW w:w="2925" w:type="dxa"/>
+            <w:tcW w:w="2924" w:type="dxa"/>
             <w:tcBorders>
               <w:start w:val="single" w:sz="4" w:space="0" w:color="000000"/>
               <w:bottom w:val="single" w:sz="4" w:space="0" w:color="000000"/>
@@ -21685,7 +21379,7 @@
         </w:tc>
         <w:tc>
           <w:tcPr>
-            <w:tcW w:w="1359" w:type="dxa"/>
+            <w:tcW w:w="1360" w:type="dxa"/>
             <w:tcBorders>
               <w:start w:val="single" w:sz="4" w:space="0" w:color="000000"/>
               <w:bottom w:val="single" w:sz="4" w:space="0" w:color="000000"/>
@@ -21830,7 +21524,7 @@
         </w:tc>
         <w:tc>
           <w:tcPr>
-            <w:tcW w:w="2925" w:type="dxa"/>
+            <w:tcW w:w="2924" w:type="dxa"/>
             <w:tcBorders>
               <w:start w:val="single" w:sz="4" w:space="0" w:color="000000"/>
               <w:bottom w:val="single" w:sz="4" w:space="0" w:color="000000"/>
@@ -21941,7 +21635,7 @@
         </w:tc>
         <w:tc>
           <w:tcPr>
-            <w:tcW w:w="1359" w:type="dxa"/>
+            <w:tcW w:w="1360" w:type="dxa"/>
             <w:tcBorders>
               <w:start w:val="single" w:sz="4" w:space="0" w:color="000000"/>
               <w:bottom w:val="single" w:sz="4" w:space="0" w:color="000000"/>
@@ -22086,7 +21780,7 @@
         </w:tc>
         <w:tc>
           <w:tcPr>
-            <w:tcW w:w="2925" w:type="dxa"/>
+            <w:tcW w:w="2924" w:type="dxa"/>
             <w:tcBorders>
               <w:start w:val="single" w:sz="4" w:space="0" w:color="000000"/>
               <w:bottom w:val="single" w:sz="4" w:space="0" w:color="000000"/>
@@ -22197,7 +21891,7 @@
         </w:tc>
         <w:tc>
           <w:tcPr>
-            <w:tcW w:w="1359" w:type="dxa"/>
+            <w:tcW w:w="1360" w:type="dxa"/>
             <w:tcBorders>
               <w:start w:val="single" w:sz="4" w:space="0" w:color="000000"/>
               <w:bottom w:val="single" w:sz="4" w:space="0" w:color="000000"/>
@@ -22342,7 +22036,7 @@
         </w:tc>
         <w:tc>
           <w:tcPr>
-            <w:tcW w:w="2925" w:type="dxa"/>
+            <w:tcW w:w="2924" w:type="dxa"/>
             <w:tcBorders>
               <w:start w:val="single" w:sz="4" w:space="0" w:color="000000"/>
               <w:bottom w:val="single" w:sz="4" w:space="0" w:color="000000"/>
@@ -22453,7 +22147,7 @@
         </w:tc>
         <w:tc>
           <w:tcPr>
-            <w:tcW w:w="1359" w:type="dxa"/>
+            <w:tcW w:w="1360" w:type="dxa"/>
             <w:tcBorders>
               <w:start w:val="single" w:sz="4" w:space="0" w:color="000000"/>
               <w:bottom w:val="single" w:sz="4" w:space="0" w:color="000000"/>
@@ -22598,7 +22292,7 @@
         </w:tc>
         <w:tc>
           <w:tcPr>
-            <w:tcW w:w="2925" w:type="dxa"/>
+            <w:tcW w:w="2924" w:type="dxa"/>
             <w:tcBorders>
               <w:start w:val="single" w:sz="4" w:space="0" w:color="000000"/>
               <w:bottom w:val="single" w:sz="4" w:space="0" w:color="000000"/>
@@ -22709,7 +22403,7 @@
         </w:tc>
         <w:tc>
           <w:tcPr>
-            <w:tcW w:w="1359" w:type="dxa"/>
+            <w:tcW w:w="1360" w:type="dxa"/>
             <w:tcBorders>
               <w:start w:val="single" w:sz="4" w:space="0" w:color="000000"/>
               <w:bottom w:val="single" w:sz="4" w:space="0" w:color="000000"/>
@@ -22854,7 +22548,7 @@
         </w:tc>
         <w:tc>
           <w:tcPr>
-            <w:tcW w:w="2925" w:type="dxa"/>
+            <w:tcW w:w="2924" w:type="dxa"/>
             <w:tcBorders>
               <w:start w:val="single" w:sz="4" w:space="0" w:color="000000"/>
               <w:bottom w:val="single" w:sz="4" w:space="0" w:color="000000"/>
@@ -22948,7 +22642,7 @@
         </w:tc>
         <w:tc>
           <w:tcPr>
-            <w:tcW w:w="1359" w:type="dxa"/>
+            <w:tcW w:w="1360" w:type="dxa"/>
             <w:tcBorders>
               <w:start w:val="single" w:sz="4" w:space="0" w:color="000000"/>
               <w:bottom w:val="single" w:sz="4" w:space="0" w:color="000000"/>
@@ -23093,7 +22787,7 @@
         </w:tc>
         <w:tc>
           <w:tcPr>
-            <w:tcW w:w="2925" w:type="dxa"/>
+            <w:tcW w:w="2924" w:type="dxa"/>
             <w:tcBorders>
               <w:start w:val="single" w:sz="4" w:space="0" w:color="000000"/>
               <w:bottom w:val="single" w:sz="4" w:space="0" w:color="000000"/>
@@ -23187,7 +22881,7 @@
         </w:tc>
         <w:tc>
           <w:tcPr>
-            <w:tcW w:w="1359" w:type="dxa"/>
+            <w:tcW w:w="1360" w:type="dxa"/>
             <w:tcBorders>
               <w:start w:val="single" w:sz="4" w:space="0" w:color="000000"/>
               <w:bottom w:val="single" w:sz="4" w:space="0" w:color="000000"/>
@@ -23332,7 +23026,7 @@
         </w:tc>
         <w:tc>
           <w:tcPr>
-            <w:tcW w:w="2925" w:type="dxa"/>
+            <w:tcW w:w="2924" w:type="dxa"/>
             <w:tcBorders>
               <w:start w:val="single" w:sz="4" w:space="0" w:color="000000"/>
               <w:bottom w:val="single" w:sz="4" w:space="0" w:color="000000"/>
@@ -23426,7 +23120,7 @@
         </w:tc>
         <w:tc>
           <w:tcPr>
-            <w:tcW w:w="1359" w:type="dxa"/>
+            <w:tcW w:w="1360" w:type="dxa"/>
             <w:tcBorders>
               <w:start w:val="single" w:sz="4" w:space="0" w:color="000000"/>
               <w:bottom w:val="single" w:sz="4" w:space="0" w:color="000000"/>
@@ -23571,7 +23265,7 @@
         </w:tc>
         <w:tc>
           <w:tcPr>
-            <w:tcW w:w="2925" w:type="dxa"/>
+            <w:tcW w:w="2924" w:type="dxa"/>
             <w:tcBorders>
               <w:start w:val="single" w:sz="4" w:space="0" w:color="000000"/>
               <w:bottom w:val="single" w:sz="4" w:space="0" w:color="000000"/>
@@ -23665,7 +23359,7 @@
         </w:tc>
         <w:tc>
           <w:tcPr>
-            <w:tcW w:w="1359" w:type="dxa"/>
+            <w:tcW w:w="1360" w:type="dxa"/>
             <w:tcBorders>
               <w:start w:val="single" w:sz="4" w:space="0" w:color="000000"/>
               <w:bottom w:val="single" w:sz="4" w:space="0" w:color="000000"/>
@@ -23810,7 +23504,7 @@
         </w:tc>
         <w:tc>
           <w:tcPr>
-            <w:tcW w:w="2925" w:type="dxa"/>
+            <w:tcW w:w="2924" w:type="dxa"/>
             <w:tcBorders>
               <w:start w:val="single" w:sz="4" w:space="0" w:color="000000"/>
               <w:bottom w:val="single" w:sz="4" w:space="0" w:color="000000"/>
@@ -23904,7 +23598,7 @@
         </w:tc>
         <w:tc>
           <w:tcPr>
-            <w:tcW w:w="1359" w:type="dxa"/>
+            <w:tcW w:w="1360" w:type="dxa"/>
             <w:tcBorders>
               <w:start w:val="single" w:sz="4" w:space="0" w:color="000000"/>
               <w:bottom w:val="single" w:sz="4" w:space="0" w:color="000000"/>
@@ -24049,7 +23743,7 @@
         </w:tc>
         <w:tc>
           <w:tcPr>
-            <w:tcW w:w="2925" w:type="dxa"/>
+            <w:tcW w:w="2924" w:type="dxa"/>
             <w:tcBorders>
               <w:start w:val="single" w:sz="4" w:space="0" w:color="000000"/>
               <w:bottom w:val="single" w:sz="4" w:space="0" w:color="000000"/>
@@ -24143,7 +23837,7 @@
         </w:tc>
         <w:tc>
           <w:tcPr>
-            <w:tcW w:w="1359" w:type="dxa"/>
+            <w:tcW w:w="1360" w:type="dxa"/>
             <w:tcBorders>
               <w:start w:val="single" w:sz="4" w:space="0" w:color="000000"/>
               <w:bottom w:val="single" w:sz="4" w:space="0" w:color="000000"/>
@@ -24275,7 +23969,7 @@
         </w:tc>
         <w:tc>
           <w:tcPr>
-            <w:tcW w:w="2925" w:type="dxa"/>
+            <w:tcW w:w="2924" w:type="dxa"/>
             <w:tcBorders>
               <w:start w:val="single" w:sz="4" w:space="0" w:color="000000"/>
               <w:bottom w:val="single" w:sz="4" w:space="0" w:color="000000"/>
@@ -24386,7 +24080,7 @@
         </w:tc>
         <w:tc>
           <w:tcPr>
-            <w:tcW w:w="1359" w:type="dxa"/>
+            <w:tcW w:w="1360" w:type="dxa"/>
             <w:tcBorders>
               <w:start w:val="single" w:sz="4" w:space="0" w:color="000000"/>
               <w:bottom w:val="single" w:sz="4" w:space="0" w:color="000000"/>
@@ -24531,7 +24225,7 @@
         </w:tc>
         <w:tc>
           <w:tcPr>
-            <w:tcW w:w="2925" w:type="dxa"/>
+            <w:tcW w:w="2924" w:type="dxa"/>
             <w:tcBorders>
               <w:start w:val="single" w:sz="4" w:space="0" w:color="000000"/>
               <w:bottom w:val="single" w:sz="4" w:space="0" w:color="000000"/>
@@ -24625,7 +24319,7 @@
         </w:tc>
         <w:tc>
           <w:tcPr>
-            <w:tcW w:w="1359" w:type="dxa"/>
+            <w:tcW w:w="1360" w:type="dxa"/>
             <w:tcBorders>
               <w:start w:val="single" w:sz="4" w:space="0" w:color="000000"/>
               <w:bottom w:val="single" w:sz="4" w:space="0" w:color="000000"/>
@@ -24770,7 +24464,7 @@
         </w:tc>
         <w:tc>
           <w:tcPr>
-            <w:tcW w:w="2925" w:type="dxa"/>
+            <w:tcW w:w="2924" w:type="dxa"/>
             <w:tcBorders>
               <w:start w:val="single" w:sz="4" w:space="0" w:color="000000"/>
               <w:bottom w:val="single" w:sz="4" w:space="0" w:color="000000"/>
@@ -24864,7 +24558,7 @@
         </w:tc>
         <w:tc>
           <w:tcPr>
-            <w:tcW w:w="1359" w:type="dxa"/>
+            <w:tcW w:w="1360" w:type="dxa"/>
             <w:tcBorders>
               <w:start w:val="single" w:sz="4" w:space="0" w:color="000000"/>
               <w:bottom w:val="single" w:sz="4" w:space="0" w:color="000000"/>
@@ -25010,7 +24704,7 @@
         </w:tc>
         <w:tc>
           <w:tcPr>
-            <w:tcW w:w="2925" w:type="dxa"/>
+            <w:tcW w:w="2924" w:type="dxa"/>
             <w:tcBorders>
               <w:start w:val="single" w:sz="4" w:space="0" w:color="000000"/>
               <w:bottom w:val="single" w:sz="4" w:space="0" w:color="000000"/>
@@ -25104,7 +24798,7 @@
         </w:tc>
         <w:tc>
           <w:tcPr>
-            <w:tcW w:w="1359" w:type="dxa"/>
+            <w:tcW w:w="1360" w:type="dxa"/>
             <w:tcBorders>
               <w:start w:val="single" w:sz="4" w:space="0" w:color="000000"/>
               <w:bottom w:val="single" w:sz="4" w:space="0" w:color="000000"/>
@@ -25249,7 +24943,7 @@
         </w:tc>
         <w:tc>
           <w:tcPr>
-            <w:tcW w:w="2925" w:type="dxa"/>
+            <w:tcW w:w="2924" w:type="dxa"/>
             <w:tcBorders>
               <w:start w:val="single" w:sz="4" w:space="0" w:color="000000"/>
               <w:bottom w:val="single" w:sz="4" w:space="0" w:color="000000"/>
@@ -25343,7 +25037,7 @@
         </w:tc>
         <w:tc>
           <w:tcPr>
-            <w:tcW w:w="1359" w:type="dxa"/>
+            <w:tcW w:w="1360" w:type="dxa"/>
             <w:tcBorders>
               <w:start w:val="single" w:sz="4" w:space="0" w:color="000000"/>
               <w:bottom w:val="single" w:sz="4" w:space="0" w:color="000000"/>
@@ -25486,7 +25180,7 @@
         </w:tc>
         <w:tc>
           <w:tcPr>
-            <w:tcW w:w="2925" w:type="dxa"/>
+            <w:tcW w:w="2924" w:type="dxa"/>
             <w:tcBorders>
               <w:start w:val="single" w:sz="4" w:space="0" w:color="000000"/>
               <w:bottom w:val="single" w:sz="4" w:space="0" w:color="000000"/>
@@ -25597,7 +25291,7 @@
         </w:tc>
         <w:tc>
           <w:tcPr>
-            <w:tcW w:w="1359" w:type="dxa"/>
+            <w:tcW w:w="1360" w:type="dxa"/>
             <w:tcBorders>
               <w:start w:val="single" w:sz="4" w:space="0" w:color="000000"/>
               <w:bottom w:val="single" w:sz="4" w:space="0" w:color="000000"/>
@@ -25745,9 +25439,9 @@
         </w:tblCellMar>
       </w:tblPr>
       <w:tblGrid>
-        <w:gridCol w:w="1127"/>
+        <w:gridCol w:w="1126"/>
         <w:gridCol w:w="3516"/>
-        <w:gridCol w:w="1357"/>
+        <w:gridCol w:w="1358"/>
         <w:gridCol w:w="1350"/>
         <w:gridCol w:w="2622"/>
       </w:tblGrid>
@@ -25755,7 +25449,7 @@
         <w:trPr/>
         <w:tc>
           <w:tcPr>
-            <w:tcW w:w="1127" w:type="dxa"/>
+            <w:tcW w:w="1126" w:type="dxa"/>
             <w:tcBorders>
               <w:top w:val="single" w:sz="4" w:space="0" w:color="000000"/>
               <w:start w:val="single" w:sz="4" w:space="0" w:color="000000"/>
@@ -25829,7 +25523,7 @@
         </w:tc>
         <w:tc>
           <w:tcPr>
-            <w:tcW w:w="1357" w:type="dxa"/>
+            <w:tcW w:w="1358" w:type="dxa"/>
             <w:tcBorders>
               <w:top w:val="single" w:sz="4" w:space="0" w:color="000000"/>
               <w:start w:val="single" w:sz="4" w:space="0" w:color="000000"/>
@@ -25944,7 +25638,7 @@
         <w:trPr/>
         <w:tc>
           <w:tcPr>
-            <w:tcW w:w="1127" w:type="dxa"/>
+            <w:tcW w:w="1126" w:type="dxa"/>
             <w:tcBorders>
               <w:start w:val="single" w:sz="4" w:space="0" w:color="000000"/>
               <w:bottom w:val="single" w:sz="4" w:space="0" w:color="000000"/>
@@ -26038,7 +25732,7 @@
         </w:tc>
         <w:tc>
           <w:tcPr>
-            <w:tcW w:w="1357" w:type="dxa"/>
+            <w:tcW w:w="1358" w:type="dxa"/>
             <w:tcBorders>
               <w:start w:val="single" w:sz="4" w:space="0" w:color="000000"/>
               <w:bottom w:val="single" w:sz="4" w:space="0" w:color="000000"/>
@@ -26235,7 +25929,7 @@
         <w:trPr/>
         <w:tc>
           <w:tcPr>
-            <w:tcW w:w="1127" w:type="dxa"/>
+            <w:tcW w:w="1126" w:type="dxa"/>
             <w:tcBorders>
               <w:start w:val="single" w:sz="4" w:space="0" w:color="000000"/>
               <w:bottom w:val="single" w:sz="4" w:space="0" w:color="000000"/>
@@ -26873,7 +26567,7 @@
         </w:tc>
         <w:tc>
           <w:tcPr>
-            <w:tcW w:w="1357" w:type="dxa"/>
+            <w:tcW w:w="1358" w:type="dxa"/>
             <w:tcBorders>
               <w:start w:val="single" w:sz="4" w:space="0" w:color="000000"/>
               <w:bottom w:val="single" w:sz="4" w:space="0" w:color="000000"/>
@@ -27094,7 +26788,7 @@
         <w:trPr/>
         <w:tc>
           <w:tcPr>
-            <w:tcW w:w="1127" w:type="dxa"/>
+            <w:tcW w:w="1126" w:type="dxa"/>
             <w:tcBorders>
               <w:start w:val="single" w:sz="4" w:space="0" w:color="000000"/>
               <w:bottom w:val="single" w:sz="4" w:space="0" w:color="000000"/>
@@ -27187,7 +26881,7 @@
         </w:tc>
         <w:tc>
           <w:tcPr>
-            <w:tcW w:w="1357" w:type="dxa"/>
+            <w:tcW w:w="1358" w:type="dxa"/>
             <w:tcBorders>
               <w:start w:val="single" w:sz="4" w:space="0" w:color="000000"/>
               <w:bottom w:val="single" w:sz="4" w:space="0" w:color="000000"/>
@@ -27332,7 +27026,7 @@
         <w:trPr/>
         <w:tc>
           <w:tcPr>
-            <w:tcW w:w="1127" w:type="dxa"/>
+            <w:tcW w:w="1126" w:type="dxa"/>
             <w:tcBorders>
               <w:start w:val="single" w:sz="4" w:space="0" w:color="000000"/>
               <w:bottom w:val="single" w:sz="4" w:space="0" w:color="000000"/>
@@ -27459,7 +27153,7 @@
         </w:tc>
         <w:tc>
           <w:tcPr>
-            <w:tcW w:w="1357" w:type="dxa"/>
+            <w:tcW w:w="1358" w:type="dxa"/>
             <w:tcBorders>
               <w:start w:val="single" w:sz="4" w:space="0" w:color="000000"/>
               <w:bottom w:val="single" w:sz="4" w:space="0" w:color="000000"/>
@@ -27604,7 +27298,7 @@
         <w:trPr/>
         <w:tc>
           <w:tcPr>
-            <w:tcW w:w="1127" w:type="dxa"/>
+            <w:tcW w:w="1126" w:type="dxa"/>
             <w:tcBorders>
               <w:start w:val="single" w:sz="4" w:space="0" w:color="000000"/>
               <w:bottom w:val="single" w:sz="4" w:space="0" w:color="000000"/>
@@ -27731,7 +27425,7 @@
         </w:tc>
         <w:tc>
           <w:tcPr>
-            <w:tcW w:w="1357" w:type="dxa"/>
+            <w:tcW w:w="1358" w:type="dxa"/>
             <w:tcBorders>
               <w:start w:val="single" w:sz="4" w:space="0" w:color="000000"/>
               <w:bottom w:val="single" w:sz="4" w:space="0" w:color="000000"/>
@@ -27945,8 +27639,8 @@
         <w:gridCol w:w="1678"/>
         <w:gridCol w:w="1800"/>
         <w:gridCol w:w="2522"/>
-        <w:gridCol w:w="1877"/>
-        <w:gridCol w:w="2095"/>
+        <w:gridCol w:w="1876"/>
+        <w:gridCol w:w="2096"/>
       </w:tblGrid>
       <w:tr>
         <w:trPr/>
@@ -28063,7 +27757,7 @@
         </w:tc>
         <w:tc>
           <w:tcPr>
-            <w:tcW w:w="1877" w:type="dxa"/>
+            <w:tcW w:w="1876" w:type="dxa"/>
             <w:tcBorders>
               <w:top w:val="single" w:sz="4" w:space="0" w:color="000000"/>
               <w:start w:val="single" w:sz="4" w:space="0" w:color="000000"/>
@@ -28100,7 +27794,7 @@
         </w:tc>
         <w:tc>
           <w:tcPr>
-            <w:tcW w:w="2095" w:type="dxa"/>
+            <w:tcW w:w="2096" w:type="dxa"/>
             <w:tcBorders>
               <w:top w:val="single" w:sz="4" w:space="0" w:color="000000"/>
               <w:start w:val="single" w:sz="4" w:space="0" w:color="000000"/>
@@ -28247,7 +27941,7 @@
         </w:tc>
         <w:tc>
           <w:tcPr>
-            <w:tcW w:w="1877" w:type="dxa"/>
+            <w:tcW w:w="1876" w:type="dxa"/>
             <w:tcBorders>
               <w:start w:val="single" w:sz="4" w:space="0" w:color="000000"/>
               <w:bottom w:val="single" w:sz="4" w:space="0" w:color="000000"/>
@@ -28283,7 +27977,7 @@
         </w:tc>
         <w:tc>
           <w:tcPr>
-            <w:tcW w:w="2095" w:type="dxa"/>
+            <w:tcW w:w="2096" w:type="dxa"/>
             <w:tcBorders>
               <w:start w:val="single" w:sz="4" w:space="0" w:color="000000"/>
               <w:bottom w:val="single" w:sz="4" w:space="0" w:color="000000"/>
@@ -28430,7 +28124,7 @@
         </w:tc>
         <w:tc>
           <w:tcPr>
-            <w:tcW w:w="1877" w:type="dxa"/>
+            <w:tcW w:w="1876" w:type="dxa"/>
             <w:tcBorders>
               <w:start w:val="single" w:sz="4" w:space="0" w:color="000000"/>
               <w:bottom w:val="single" w:sz="4" w:space="0" w:color="000000"/>
@@ -28466,7 +28160,7 @@
         </w:tc>
         <w:tc>
           <w:tcPr>
-            <w:tcW w:w="2095" w:type="dxa"/>
+            <w:tcW w:w="2096" w:type="dxa"/>
             <w:tcBorders>
               <w:start w:val="single" w:sz="4" w:space="0" w:color="000000"/>
               <w:bottom w:val="single" w:sz="4" w:space="0" w:color="000000"/>
@@ -28613,7 +28307,7 @@
         </w:tc>
         <w:tc>
           <w:tcPr>
-            <w:tcW w:w="1877" w:type="dxa"/>
+            <w:tcW w:w="1876" w:type="dxa"/>
             <w:tcBorders>
               <w:start w:val="single" w:sz="4" w:space="0" w:color="000000"/>
               <w:bottom w:val="single" w:sz="4" w:space="0" w:color="000000"/>
@@ -28649,7 +28343,7 @@
         </w:tc>
         <w:tc>
           <w:tcPr>
-            <w:tcW w:w="2095" w:type="dxa"/>
+            <w:tcW w:w="2096" w:type="dxa"/>
             <w:tcBorders>
               <w:start w:val="single" w:sz="4" w:space="0" w:color="000000"/>
               <w:bottom w:val="single" w:sz="4" w:space="0" w:color="000000"/>
@@ -28731,9 +28425,9 @@
       </w:tblPr>
       <w:tblGrid>
         <w:gridCol w:w="1678"/>
-        <w:gridCol w:w="2597"/>
+        <w:gridCol w:w="2596"/>
         <w:gridCol w:w="1800"/>
-        <w:gridCol w:w="1359"/>
+        <w:gridCol w:w="1360"/>
         <w:gridCol w:w="2538"/>
       </w:tblGrid>
       <w:tr>
@@ -28777,7 +28471,7 @@
         </w:tc>
         <w:tc>
           <w:tcPr>
-            <w:tcW w:w="2597" w:type="dxa"/>
+            <w:tcW w:w="2596" w:type="dxa"/>
             <w:tcBorders>
               <w:top w:val="single" w:sz="4" w:space="0" w:color="000000"/>
               <w:start w:val="single" w:sz="4" w:space="0" w:color="000000"/>
@@ -28851,7 +28545,7 @@
         </w:tc>
         <w:tc>
           <w:tcPr>
-            <w:tcW w:w="1359" w:type="dxa"/>
+            <w:tcW w:w="1360" w:type="dxa"/>
             <w:tcBorders>
               <w:top w:val="single" w:sz="4" w:space="0" w:color="000000"/>
               <w:start w:val="single" w:sz="4" w:space="0" w:color="000000"/>
@@ -28976,7 +28670,7 @@
         </w:tc>
         <w:tc>
           <w:tcPr>
-            <w:tcW w:w="2597" w:type="dxa"/>
+            <w:tcW w:w="2596" w:type="dxa"/>
             <w:tcBorders>
               <w:start w:val="single" w:sz="4" w:space="0" w:color="000000"/>
               <w:bottom w:val="single" w:sz="4" w:space="0" w:color="000000"/>
@@ -29138,7 +28832,7 @@
         </w:tc>
         <w:tc>
           <w:tcPr>
-            <w:tcW w:w="1359" w:type="dxa"/>
+            <w:tcW w:w="1360" w:type="dxa"/>
             <w:tcBorders>
               <w:start w:val="single" w:sz="4" w:space="0" w:color="000000"/>
               <w:bottom w:val="single" w:sz="4" w:space="0" w:color="000000"/>
@@ -29283,7 +28977,7 @@
         </w:tc>
         <w:tc>
           <w:tcPr>
-            <w:tcW w:w="2597" w:type="dxa"/>
+            <w:tcW w:w="2596" w:type="dxa"/>
             <w:tcBorders>
               <w:start w:val="single" w:sz="4" w:space="0" w:color="000000"/>
               <w:bottom w:val="single" w:sz="4" w:space="0" w:color="000000"/>
@@ -29387,7 +29081,7 @@
         </w:tc>
         <w:tc>
           <w:tcPr>
-            <w:tcW w:w="1359" w:type="dxa"/>
+            <w:tcW w:w="1360" w:type="dxa"/>
             <w:tcBorders>
               <w:start w:val="single" w:sz="4" w:space="0" w:color="000000"/>
               <w:bottom w:val="single" w:sz="4" w:space="0" w:color="000000"/>
@@ -29532,7 +29226,7 @@
         </w:tc>
         <w:tc>
           <w:tcPr>
-            <w:tcW w:w="2597" w:type="dxa"/>
+            <w:tcW w:w="2596" w:type="dxa"/>
             <w:tcBorders>
               <w:start w:val="single" w:sz="4" w:space="0" w:color="000000"/>
               <w:bottom w:val="single" w:sz="4" w:space="0" w:color="000000"/>
@@ -29673,7 +29367,7 @@
         </w:tc>
         <w:tc>
           <w:tcPr>
-            <w:tcW w:w="1359" w:type="dxa"/>
+            <w:tcW w:w="1360" w:type="dxa"/>
             <w:tcBorders>
               <w:start w:val="single" w:sz="4" w:space="0" w:color="000000"/>
               <w:bottom w:val="single" w:sz="4" w:space="0" w:color="000000"/>
@@ -29818,7 +29512,7 @@
         </w:tc>
         <w:tc>
           <w:tcPr>
-            <w:tcW w:w="2597" w:type="dxa"/>
+            <w:tcW w:w="2596" w:type="dxa"/>
             <w:tcBorders>
               <w:start w:val="single" w:sz="4" w:space="0" w:color="000000"/>
               <w:bottom w:val="single" w:sz="4" w:space="0" w:color="000000"/>
@@ -29905,7 +29599,7 @@
         </w:tc>
         <w:tc>
           <w:tcPr>
-            <w:tcW w:w="1359" w:type="dxa"/>
+            <w:tcW w:w="1360" w:type="dxa"/>
             <w:tcBorders>
               <w:start w:val="single" w:sz="4" w:space="0" w:color="000000"/>
               <w:bottom w:val="single" w:sz="4" w:space="0" w:color="000000"/>
@@ -30050,7 +29744,7 @@
         </w:tc>
         <w:tc>
           <w:tcPr>
-            <w:tcW w:w="2597" w:type="dxa"/>
+            <w:tcW w:w="2596" w:type="dxa"/>
             <w:tcBorders>
               <w:start w:val="single" w:sz="4" w:space="0" w:color="000000"/>
               <w:bottom w:val="single" w:sz="4" w:space="0" w:color="000000"/>
@@ -30153,7 +29847,7 @@
         </w:tc>
         <w:tc>
           <w:tcPr>
-            <w:tcW w:w="1359" w:type="dxa"/>
+            <w:tcW w:w="1360" w:type="dxa"/>
             <w:tcBorders>
               <w:start w:val="single" w:sz="4" w:space="0" w:color="000000"/>
               <w:bottom w:val="single" w:sz="4" w:space="0" w:color="000000"/>
@@ -30285,7 +29979,7 @@
         </w:tc>
         <w:tc>
           <w:tcPr>
-            <w:tcW w:w="2597" w:type="dxa"/>
+            <w:tcW w:w="2596" w:type="dxa"/>
             <w:tcBorders>
               <w:start w:val="single" w:sz="4" w:space="0" w:color="000000"/>
               <w:bottom w:val="single" w:sz="4" w:space="0" w:color="000000"/>
@@ -30379,7 +30073,7 @@
         </w:tc>
         <w:tc>
           <w:tcPr>
-            <w:tcW w:w="1359" w:type="dxa"/>
+            <w:tcW w:w="1360" w:type="dxa"/>
             <w:tcBorders>
               <w:start w:val="single" w:sz="4" w:space="0" w:color="000000"/>
               <w:bottom w:val="single" w:sz="4" w:space="0" w:color="000000"/>
@@ -30537,9 +30231,9 @@
       </w:tblPr>
       <w:tblGrid>
         <w:gridCol w:w="1678"/>
-        <w:gridCol w:w="2597"/>
+        <w:gridCol w:w="2596"/>
         <w:gridCol w:w="1800"/>
-        <w:gridCol w:w="1359"/>
+        <w:gridCol w:w="1360"/>
         <w:gridCol w:w="2538"/>
       </w:tblGrid>
       <w:tr>
@@ -30583,7 +30277,7 @@
         </w:tc>
         <w:tc>
           <w:tcPr>
-            <w:tcW w:w="2597" w:type="dxa"/>
+            <w:tcW w:w="2596" w:type="dxa"/>
             <w:tcBorders>
               <w:top w:val="single" w:sz="4" w:space="0" w:color="000000"/>
               <w:start w:val="single" w:sz="4" w:space="0" w:color="000000"/>
@@ -30657,7 +30351,7 @@
         </w:tc>
         <w:tc>
           <w:tcPr>
-            <w:tcW w:w="1359" w:type="dxa"/>
+            <w:tcW w:w="1360" w:type="dxa"/>
             <w:tcBorders>
               <w:top w:val="single" w:sz="4" w:space="0" w:color="000000"/>
               <w:start w:val="single" w:sz="4" w:space="0" w:color="000000"/>
@@ -30782,7 +30476,7 @@
         </w:tc>
         <w:tc>
           <w:tcPr>
-            <w:tcW w:w="2597" w:type="dxa"/>
+            <w:tcW w:w="2596" w:type="dxa"/>
             <w:tcBorders>
               <w:start w:val="single" w:sz="4" w:space="0" w:color="000000"/>
               <w:bottom w:val="single" w:sz="4" w:space="0" w:color="000000"/>
@@ -30985,7 +30679,7 @@
         </w:tc>
         <w:tc>
           <w:tcPr>
-            <w:tcW w:w="1359" w:type="dxa"/>
+            <w:tcW w:w="1360" w:type="dxa"/>
             <w:tcBorders>
               <w:start w:val="single" w:sz="4" w:space="0" w:color="000000"/>
               <w:bottom w:val="single" w:sz="4" w:space="0" w:color="000000"/>
@@ -31130,7 +30824,7 @@
         </w:tc>
         <w:tc>
           <w:tcPr>
-            <w:tcW w:w="2597" w:type="dxa"/>
+            <w:tcW w:w="2596" w:type="dxa"/>
             <w:tcBorders>
               <w:start w:val="single" w:sz="4" w:space="0" w:color="000000"/>
               <w:bottom w:val="single" w:sz="4" w:space="0" w:color="000000"/>
@@ -31204,7 +30898,7 @@
         </w:tc>
         <w:tc>
           <w:tcPr>
-            <w:tcW w:w="1359" w:type="dxa"/>
+            <w:tcW w:w="1360" w:type="dxa"/>
             <w:tcBorders>
               <w:start w:val="single" w:sz="4" w:space="0" w:color="000000"/>
               <w:bottom w:val="single" w:sz="4" w:space="0" w:color="000000"/>
@@ -31349,7 +31043,7 @@
         </w:tc>
         <w:tc>
           <w:tcPr>
-            <w:tcW w:w="2597" w:type="dxa"/>
+            <w:tcW w:w="2596" w:type="dxa"/>
             <w:tcBorders>
               <w:start w:val="single" w:sz="4" w:space="0" w:color="000000"/>
               <w:bottom w:val="single" w:sz="4" w:space="0" w:color="000000"/>
@@ -31469,7 +31163,7 @@
         </w:tc>
         <w:tc>
           <w:tcPr>
-            <w:tcW w:w="1359" w:type="dxa"/>
+            <w:tcW w:w="1360" w:type="dxa"/>
             <w:tcBorders>
               <w:start w:val="single" w:sz="4" w:space="0" w:color="000000"/>
               <w:bottom w:val="single" w:sz="4" w:space="0" w:color="000000"/>
@@ -31623,17 +31317,17 @@
         </w:tblCellMar>
       </w:tblPr>
       <w:tblGrid>
-        <w:gridCol w:w="1076"/>
+        <w:gridCol w:w="1075"/>
         <w:gridCol w:w="3199"/>
         <w:gridCol w:w="1800"/>
-        <w:gridCol w:w="1359"/>
+        <w:gridCol w:w="1360"/>
         <w:gridCol w:w="2538"/>
       </w:tblGrid>
       <w:tr>
         <w:trPr/>
         <w:tc>
           <w:tcPr>
-            <w:tcW w:w="1076" w:type="dxa"/>
+            <w:tcW w:w="1075" w:type="dxa"/>
             <w:tcBorders>
               <w:top w:val="single" w:sz="4" w:space="0" w:color="000000"/>
               <w:start w:val="single" w:sz="4" w:space="0" w:color="000000"/>
@@ -31744,7 +31438,7 @@
         </w:tc>
         <w:tc>
           <w:tcPr>
-            <w:tcW w:w="1359" w:type="dxa"/>
+            <w:tcW w:w="1360" w:type="dxa"/>
             <w:tcBorders>
               <w:top w:val="single" w:sz="4" w:space="0" w:color="000000"/>
               <w:start w:val="single" w:sz="4" w:space="0" w:color="000000"/>
@@ -31822,7 +31516,7 @@
         <w:trPr/>
         <w:tc>
           <w:tcPr>
-            <w:tcW w:w="1076" w:type="dxa"/>
+            <w:tcW w:w="1075" w:type="dxa"/>
             <w:tcBorders>
               <w:start w:val="single" w:sz="4" w:space="0" w:color="000000"/>
               <w:bottom w:val="single" w:sz="4" w:space="0" w:color="000000"/>
@@ -32162,7 +31856,7 @@
         </w:tc>
         <w:tc>
           <w:tcPr>
-            <w:tcW w:w="1359" w:type="dxa"/>
+            <w:tcW w:w="1360" w:type="dxa"/>
             <w:tcBorders>
               <w:start w:val="single" w:sz="4" w:space="0" w:color="000000"/>
               <w:bottom w:val="single" w:sz="4" w:space="0" w:color="000000"/>
@@ -32260,7 +31954,7 @@
         <w:trPr/>
         <w:tc>
           <w:tcPr>
-            <w:tcW w:w="1076" w:type="dxa"/>
+            <w:tcW w:w="1075" w:type="dxa"/>
             <w:tcBorders>
               <w:start w:val="single" w:sz="4" w:space="0" w:color="000000"/>
               <w:bottom w:val="single" w:sz="4" w:space="0" w:color="000000"/>
@@ -32438,7 +32132,7 @@
         </w:tc>
         <w:tc>
           <w:tcPr>
-            <w:tcW w:w="1359" w:type="dxa"/>
+            <w:tcW w:w="1360" w:type="dxa"/>
             <w:tcBorders>
               <w:start w:val="single" w:sz="4" w:space="0" w:color="000000"/>
               <w:bottom w:val="single" w:sz="4" w:space="0" w:color="000000"/>
@@ -32802,7 +32496,105 @@
           <w:b w:val="false"/>
           <w:bCs w:val="false"/>
         </w:rPr>
-        <w:t>Two board versions available. Version A uses AD5693, version B uses AD5697.</w:t>
+        <w:t xml:space="preserve">Two board versions available, </w:t>
+      </w:r>
+      <w:r>
+        <w:rPr>
+          <w:b w:val="false"/>
+          <w:bCs w:val="false"/>
+        </w:rPr>
+        <w:t>each featuring different DAC models to drive the VGA input</w:t>
+      </w:r>
+      <w:r>
+        <w:rPr>
+          <w:b w:val="false"/>
+          <w:bCs w:val="false"/>
+        </w:rPr>
+        <w:t xml:space="preserve">. </w:t>
+      </w:r>
+      <w:r>
+        <w:rPr>
+          <w:b w:val="false"/>
+          <w:bCs w:val="false"/>
+        </w:rPr>
+        <w:t xml:space="preserve">In board </w:t>
+      </w:r>
+      <w:r>
+        <w:rPr>
+          <w:b w:val="false"/>
+          <w:bCs w:val="false"/>
+        </w:rPr>
+        <w:t xml:space="preserve">Version A, </w:t>
+      </w:r>
+      <w:r>
+        <w:rPr>
+          <w:b w:val="false"/>
+          <w:bCs w:val="false"/>
+        </w:rPr>
+        <w:t xml:space="preserve">the </w:t>
+      </w:r>
+      <w:r>
+        <w:rPr>
+          <w:b w:val="false"/>
+          <w:bCs w:val="false"/>
+        </w:rPr>
+        <w:t xml:space="preserve">AD5693 </w:t>
+      </w:r>
+      <w:r>
+        <w:rPr>
+          <w:b w:val="false"/>
+          <w:bCs w:val="false"/>
+        </w:rPr>
+        <w:t>DAC is present and only fine gain tuning is available. V</w:t>
+      </w:r>
+      <w:r>
+        <w:rPr>
+          <w:b w:val="false"/>
+          <w:bCs w:val="false"/>
+        </w:rPr>
+        <w:t xml:space="preserve">ersion B uses </w:t>
+      </w:r>
+      <w:r>
+        <w:rPr>
+          <w:b w:val="false"/>
+          <w:bCs w:val="false"/>
+        </w:rPr>
+        <w:t xml:space="preserve">the </w:t>
+      </w:r>
+      <w:r>
+        <w:rPr>
+          <w:b w:val="false"/>
+          <w:bCs w:val="false"/>
+        </w:rPr>
+        <w:t>AD5697</w:t>
+      </w:r>
+      <w:r>
+        <w:rPr>
+          <w:b w:val="false"/>
+          <w:bCs w:val="false"/>
+        </w:rPr>
+        <w:t>R</w:t>
+      </w:r>
+      <w:r>
+        <w:rPr>
+          <w:b w:val="false"/>
+          <w:bCs w:val="false"/>
+        </w:rPr>
+        <w:t xml:space="preserve"> </w:t>
+      </w:r>
+      <w:r>
+        <w:rPr>
+          <w:b w:val="false"/>
+          <w:bCs w:val="false"/>
+        </w:rPr>
+        <w:t>DAC, enabling both fine gain and coarse gain</w:t>
+      </w:r>
+      <w:r>
+        <w:rPr>
+          <w:b w:val="false"/>
+          <w:bCs w:val="false"/>
+        </w:rPr>
+        <w:t>.</w:t>
       </w:r>
     </w:p>
     <w:p>
@@ -32841,10 +32633,10 @@
       </w:tblPr>
       <w:tblGrid>
         <w:gridCol w:w="1678"/>
-        <w:gridCol w:w="2597"/>
-        <w:gridCol w:w="1800"/>
-        <w:gridCol w:w="1359"/>
-        <w:gridCol w:w="2538"/>
+        <w:gridCol w:w="3054"/>
+        <w:gridCol w:w="1893"/>
+        <w:gridCol w:w="1616"/>
+        <w:gridCol w:w="1731"/>
       </w:tblGrid>
       <w:tr>
         <w:trPr/>
@@ -32887,7 +32679,7 @@
         </w:tc>
         <w:tc>
           <w:tcPr>
-            <w:tcW w:w="2597" w:type="dxa"/>
+            <w:tcW w:w="3054" w:type="dxa"/>
             <w:tcBorders>
               <w:top w:val="single" w:sz="4" w:space="0" w:color="000000"/>
               <w:start w:val="single" w:sz="4" w:space="0" w:color="000000"/>
@@ -32924,7 +32716,7 @@
         </w:tc>
         <w:tc>
           <w:tcPr>
-            <w:tcW w:w="1800" w:type="dxa"/>
+            <w:tcW w:w="1893" w:type="dxa"/>
             <w:tcBorders>
               <w:top w:val="single" w:sz="4" w:space="0" w:color="000000"/>
               <w:start w:val="single" w:sz="4" w:space="0" w:color="000000"/>
@@ -32961,7 +32753,7 @@
         </w:tc>
         <w:tc>
           <w:tcPr>
-            <w:tcW w:w="1359" w:type="dxa"/>
+            <w:tcW w:w="1616" w:type="dxa"/>
             <w:tcBorders>
               <w:top w:val="single" w:sz="4" w:space="0" w:color="000000"/>
               <w:start w:val="single" w:sz="4" w:space="0" w:color="000000"/>
@@ -32998,7 +32790,7 @@
         </w:tc>
         <w:tc>
           <w:tcPr>
-            <w:tcW w:w="2538" w:type="dxa"/>
+            <w:tcW w:w="1731" w:type="dxa"/>
             <w:tcBorders>
               <w:top w:val="single" w:sz="4" w:space="0" w:color="000000"/>
               <w:start w:val="single" w:sz="4" w:space="0" w:color="000000"/>
@@ -33083,10 +32875,123 @@
               <w:t>Fine gain</w:t>
             </w:r>
           </w:p>
-        </w:tc>
-        <w:tc>
-          <w:tcPr>
-            <w:tcW w:w="2597" w:type="dxa"/>
+          <w:p>
+            <w:pPr>
+              <w:pStyle w:val="TableContents"/>
+              <w:jc w:val="start"/>
+              <w:rPr>
+                <w:rFonts w:ascii="Liberation Serif" w:hAnsi="Liberation Serif"/>
+                <w:b w:val="false"/>
+                <w:bCs w:val="false"/>
+                <w:i w:val="false"/>
+                <w:iCs w:val="false"/>
+                <w:strike w:val="false"/>
+                <w:dstrike w:val="false"/>
+                <w:outline w:val="false"/>
+                <w:shadow w:val="false"/>
+                <w:color w:val="auto"/>
+                <w:sz w:val="24"/>
+                <w:szCs w:val="24"/>
+                <w:u w:val="none"/>
+              </w:rPr>
+            </w:pPr>
+            <w:r>
+              <w:rPr>
+                <w:b w:val="false"/>
+                <w:bCs w:val="false"/>
+                <w:i w:val="false"/>
+                <w:iCs w:val="false"/>
+                <w:strike w:val="false"/>
+                <w:dstrike w:val="false"/>
+                <w:outline w:val="false"/>
+                <w:shadow w:val="false"/>
+                <w:color w:val="auto"/>
+                <w:sz w:val="24"/>
+                <w:szCs w:val="24"/>
+                <w:u w:val="none"/>
+              </w:rPr>
+            </w:r>
+          </w:p>
+          <w:p>
+            <w:pPr>
+              <w:pStyle w:val="TableContents"/>
+              <w:jc w:val="start"/>
+              <w:rPr>
+                <w:rFonts w:ascii="Liberation Serif" w:hAnsi="Liberation Serif"/>
+                <w:b w:val="false"/>
+                <w:bCs w:val="false"/>
+                <w:i w:val="false"/>
+                <w:iCs w:val="false"/>
+                <w:strike w:val="false"/>
+                <w:dstrike w:val="false"/>
+                <w:outline w:val="false"/>
+                <w:shadow w:val="false"/>
+                <w:color w:val="auto"/>
+                <w:sz w:val="24"/>
+                <w:szCs w:val="24"/>
+                <w:u w:val="none"/>
+              </w:rPr>
+            </w:pPr>
+            <w:r>
+              <w:rPr>
+                <w:b w:val="false"/>
+                <w:bCs w:val="false"/>
+                <w:i w:val="false"/>
+                <w:iCs w:val="false"/>
+                <w:strike w:val="false"/>
+                <w:dstrike w:val="false"/>
+                <w:outline w:val="false"/>
+                <w:shadow w:val="false"/>
+                <w:color w:val="auto"/>
+                <w:sz w:val="24"/>
+                <w:szCs w:val="24"/>
+                <w:u w:val="none"/>
+              </w:rPr>
+              <w:t>Range:</w:t>
+            </w:r>
+          </w:p>
+          <w:p>
+            <w:pPr>
+              <w:pStyle w:val="TableContents"/>
+              <w:jc w:val="start"/>
+              <w:rPr>
+                <w:rFonts w:ascii="Liberation Serif" w:hAnsi="Liberation Serif"/>
+                <w:b w:val="false"/>
+                <w:bCs w:val="false"/>
+                <w:i w:val="false"/>
+                <w:iCs w:val="false"/>
+                <w:strike w:val="false"/>
+                <w:dstrike w:val="false"/>
+                <w:outline w:val="false"/>
+                <w:shadow w:val="false"/>
+                <w:color w:val="auto"/>
+                <w:sz w:val="24"/>
+                <w:szCs w:val="24"/>
+                <w:u w:val="none"/>
+              </w:rPr>
+            </w:pPr>
+            <w:r>
+              <w:rPr>
+                <w:b w:val="false"/>
+                <w:bCs w:val="false"/>
+                <w:i w:val="false"/>
+                <w:iCs w:val="false"/>
+                <w:strike w:val="false"/>
+                <w:dstrike w:val="false"/>
+                <w:outline w:val="false"/>
+                <w:shadow w:val="false"/>
+                <w:color w:val="auto"/>
+                <w:sz w:val="24"/>
+                <w:szCs w:val="24"/>
+                <w:u w:val="none"/>
+              </w:rPr>
+              <w:t>[1.0, 2.0]</w:t>
+            </w:r>
+          </w:p>
+        </w:tc>
+        <w:tc>
+          <w:tcPr>
+            <w:tcW w:w="3054" w:type="dxa"/>
             <w:tcBorders>
               <w:start w:val="single" w:sz="4" w:space="0" w:color="000000"/>
               <w:bottom w:val="single" w:sz="4" w:space="0" w:color="000000"/>
@@ -33167,52 +33072,10 @@
                 <w:u w:val="none"/>
                 <w:vertAlign w:val="baseline"/>
               </w:rPr>
-              <w:t xml:space="preserve"> the desired value.</w:t>
-            </w:r>
-          </w:p>
-          <w:p>
-            <w:pPr>
-              <w:pStyle w:val="TableContents"/>
-              <w:jc w:val="start"/>
-              <w:rPr>
-                <w:rFonts w:ascii="Liberation Serif" w:hAnsi="Liberation Serif"/>
-                <w:b w:val="false"/>
-                <w:bCs w:val="false"/>
-                <w:i w:val="false"/>
-                <w:iCs w:val="false"/>
-                <w:strike w:val="false"/>
-                <w:dstrike w:val="false"/>
-                <w:outline w:val="false"/>
-                <w:shadow w:val="false"/>
-                <w:color w:val="auto"/>
-                <w:sz w:val="24"/>
-                <w:szCs w:val="24"/>
-                <w:u w:val="none"/>
-              </w:rPr>
-            </w:pPr>
-            <w:r>
-              <w:rPr>
-                <w:b w:val="false"/>
-                <w:bCs w:val="false"/>
-                <w:i w:val="false"/>
-                <w:iCs w:val="false"/>
-                <w:strike w:val="false"/>
-                <w:dstrike w:val="false"/>
-                <w:outline w:val="false"/>
-                <w:shadow w:val="false"/>
-                <w:color w:val="auto"/>
-                <w:sz w:val="24"/>
-                <w:szCs w:val="24"/>
-                <w:u w:val="none"/>
-              </w:rPr>
-            </w:r>
-          </w:p>
-          <w:p>
-            <w:pPr>
-              <w:pStyle w:val="TableContents"/>
-              <w:jc w:val="start"/>
-              <w:rPr>
-                <w:rFonts w:ascii="Liberation Serif" w:hAnsi="Liberation Serif"/>
+              <w:t xml:space="preserve"> </w:t>
+            </w:r>
+            <w:r>
+              <w:rPr>
                 <w:b w:val="false"/>
                 <w:bCs w:val="false"/>
                 <w:i w:val="false"/>
@@ -33228,23 +33091,311 @@
                 <w:u w:val="none"/>
                 <w:vertAlign w:val="baseline"/>
               </w:rPr>
-            </w:pPr>
-            <w:r>
-              <w:rPr>
-                <w:b w:val="false"/>
-                <w:bCs w:val="false"/>
-                <w:i w:val="false"/>
-                <w:iCs w:val="false"/>
-                <w:strike w:val="false"/>
-                <w:dstrike w:val="false"/>
-                <w:outline w:val="false"/>
-                <w:shadow w:val="false"/>
-                <w:color w:val="auto"/>
-                <w:sz w:val="24"/>
-                <w:szCs w:val="24"/>
-                <w:u w:val="none"/>
-              </w:rPr>
-              <w:t xml:space="preserve">Gain = </w:t>
+              <w:t>t</w:t>
+            </w:r>
+            <w:r>
+              <w:rPr>
+                <w:b w:val="false"/>
+                <w:bCs w:val="false"/>
+                <w:i w:val="false"/>
+                <w:iCs w:val="false"/>
+                <w:strike w:val="false"/>
+                <w:dstrike w:val="false"/>
+                <w:outline w:val="false"/>
+                <w:shadow w:val="false"/>
+                <w:color w:val="auto"/>
+                <w:position w:val="0"/>
+                <w:sz w:val="24"/>
+                <w:szCs w:val="24"/>
+                <w:u w:val="none"/>
+                <w:vertAlign w:val="baseline"/>
+              </w:rPr>
+              <w:t>h</w:t>
+            </w:r>
+            <w:r>
+              <w:rPr>
+                <w:b w:val="false"/>
+                <w:bCs w:val="false"/>
+                <w:i w:val="false"/>
+                <w:iCs w:val="false"/>
+                <w:strike w:val="false"/>
+                <w:dstrike w:val="false"/>
+                <w:outline w:val="false"/>
+                <w:shadow w:val="false"/>
+                <w:color w:val="auto"/>
+                <w:position w:val="0"/>
+                <w:sz w:val="24"/>
+                <w:szCs w:val="24"/>
+                <w:u w:val="none"/>
+                <w:vertAlign w:val="baseline"/>
+              </w:rPr>
+              <w:t xml:space="preserve">e </w:t>
+            </w:r>
+            <w:r>
+              <w:rPr>
+                <w:b w:val="false"/>
+                <w:bCs w:val="false"/>
+                <w:i w:val="false"/>
+                <w:iCs w:val="false"/>
+                <w:strike w:val="false"/>
+                <w:dstrike w:val="false"/>
+                <w:outline w:val="false"/>
+                <w:shadow w:val="false"/>
+                <w:color w:val="auto"/>
+                <w:position w:val="0"/>
+                <w:sz w:val="24"/>
+                <w:szCs w:val="24"/>
+                <w:u w:val="none"/>
+                <w:vertAlign w:val="baseline"/>
+              </w:rPr>
+              <w:t>r</w:t>
+            </w:r>
+            <w:r>
+              <w:rPr>
+                <w:b w:val="false"/>
+                <w:bCs w:val="false"/>
+                <w:i w:val="false"/>
+                <w:iCs w:val="false"/>
+                <w:strike w:val="false"/>
+                <w:dstrike w:val="false"/>
+                <w:outline w:val="false"/>
+                <w:shadow w:val="false"/>
+                <w:color w:val="auto"/>
+                <w:position w:val="0"/>
+                <w:sz w:val="24"/>
+                <w:szCs w:val="24"/>
+                <w:u w:val="none"/>
+                <w:vertAlign w:val="baseline"/>
+              </w:rPr>
+              <w:t>e</w:t>
+            </w:r>
+            <w:r>
+              <w:rPr>
+                <w:b w:val="false"/>
+                <w:bCs w:val="false"/>
+                <w:i w:val="false"/>
+                <w:iCs w:val="false"/>
+                <w:strike w:val="false"/>
+                <w:dstrike w:val="false"/>
+                <w:outline w:val="false"/>
+                <w:shadow w:val="false"/>
+                <w:color w:val="auto"/>
+                <w:position w:val="0"/>
+                <w:sz w:val="24"/>
+                <w:szCs w:val="24"/>
+                <w:u w:val="none"/>
+                <w:vertAlign w:val="baseline"/>
+              </w:rPr>
+              <w:t>q</w:t>
+            </w:r>
+            <w:r>
+              <w:rPr>
+                <w:b w:val="false"/>
+                <w:bCs w:val="false"/>
+                <w:i w:val="false"/>
+                <w:iCs w:val="false"/>
+                <w:strike w:val="false"/>
+                <w:dstrike w:val="false"/>
+                <w:outline w:val="false"/>
+                <w:shadow w:val="false"/>
+                <w:color w:val="auto"/>
+                <w:position w:val="0"/>
+                <w:sz w:val="24"/>
+                <w:szCs w:val="24"/>
+                <w:u w:val="none"/>
+                <w:vertAlign w:val="baseline"/>
+              </w:rPr>
+              <w:t>u</w:t>
+            </w:r>
+            <w:r>
+              <w:rPr>
+                <w:b w:val="false"/>
+                <w:bCs w:val="false"/>
+                <w:i w:val="false"/>
+                <w:iCs w:val="false"/>
+                <w:strike w:val="false"/>
+                <w:dstrike w:val="false"/>
+                <w:outline w:val="false"/>
+                <w:shadow w:val="false"/>
+                <w:color w:val="auto"/>
+                <w:position w:val="0"/>
+                <w:sz w:val="24"/>
+                <w:szCs w:val="24"/>
+                <w:u w:val="none"/>
+                <w:vertAlign w:val="baseline"/>
+              </w:rPr>
+              <w:t>e</w:t>
+            </w:r>
+            <w:r>
+              <w:rPr>
+                <w:b w:val="false"/>
+                <w:bCs w:val="false"/>
+                <w:i w:val="false"/>
+                <w:iCs w:val="false"/>
+                <w:strike w:val="false"/>
+                <w:dstrike w:val="false"/>
+                <w:outline w:val="false"/>
+                <w:shadow w:val="false"/>
+                <w:color w:val="auto"/>
+                <w:position w:val="0"/>
+                <w:sz w:val="24"/>
+                <w:szCs w:val="24"/>
+                <w:u w:val="none"/>
+                <w:vertAlign w:val="baseline"/>
+              </w:rPr>
+              <w:t>s</w:t>
+            </w:r>
+            <w:r>
+              <w:rPr>
+                <w:b w:val="false"/>
+                <w:bCs w:val="false"/>
+                <w:i w:val="false"/>
+                <w:iCs w:val="false"/>
+                <w:strike w:val="false"/>
+                <w:dstrike w:val="false"/>
+                <w:outline w:val="false"/>
+                <w:shadow w:val="false"/>
+                <w:color w:val="auto"/>
+                <w:position w:val="0"/>
+                <w:sz w:val="24"/>
+                <w:szCs w:val="24"/>
+                <w:u w:val="none"/>
+                <w:vertAlign w:val="baseline"/>
+              </w:rPr>
+              <w:t>t</w:t>
+            </w:r>
+            <w:r>
+              <w:rPr>
+                <w:b w:val="false"/>
+                <w:bCs w:val="false"/>
+                <w:i w:val="false"/>
+                <w:iCs w:val="false"/>
+                <w:strike w:val="false"/>
+                <w:dstrike w:val="false"/>
+                <w:outline w:val="false"/>
+                <w:shadow w:val="false"/>
+                <w:color w:val="auto"/>
+                <w:position w:val="0"/>
+                <w:sz w:val="24"/>
+                <w:szCs w:val="24"/>
+                <w:u w:val="none"/>
+                <w:vertAlign w:val="baseline"/>
+              </w:rPr>
+              <w:t>e</w:t>
+            </w:r>
+            <w:r>
+              <w:rPr>
+                <w:b w:val="false"/>
+                <w:bCs w:val="false"/>
+                <w:i w:val="false"/>
+                <w:iCs w:val="false"/>
+                <w:strike w:val="false"/>
+                <w:dstrike w:val="false"/>
+                <w:outline w:val="false"/>
+                <w:shadow w:val="false"/>
+                <w:color w:val="auto"/>
+                <w:position w:val="0"/>
+                <w:sz w:val="24"/>
+                <w:szCs w:val="24"/>
+                <w:u w:val="none"/>
+                <w:vertAlign w:val="baseline"/>
+              </w:rPr>
+              <w:t>d</w:t>
+            </w:r>
+            <w:r>
+              <w:rPr>
+                <w:b w:val="false"/>
+                <w:bCs w:val="false"/>
+                <w:i w:val="false"/>
+                <w:iCs w:val="false"/>
+                <w:strike w:val="false"/>
+                <w:dstrike w:val="false"/>
+                <w:outline w:val="false"/>
+                <w:shadow w:val="false"/>
+                <w:color w:val="auto"/>
+                <w:position w:val="0"/>
+                <w:sz w:val="24"/>
+                <w:szCs w:val="24"/>
+                <w:u w:val="none"/>
+                <w:vertAlign w:val="baseline"/>
+              </w:rPr>
+              <w:t xml:space="preserve"> </w:t>
+            </w:r>
+            <w:r>
+              <w:rPr>
+                <w:b w:val="false"/>
+                <w:bCs w:val="false"/>
+                <w:i w:val="false"/>
+                <w:iCs w:val="false"/>
+                <w:strike w:val="false"/>
+                <w:dstrike w:val="false"/>
+                <w:outline w:val="false"/>
+                <w:shadow w:val="false"/>
+                <w:color w:val="auto"/>
+                <w:position w:val="0"/>
+                <w:sz w:val="24"/>
+                <w:szCs w:val="24"/>
+                <w:u w:val="none"/>
+                <w:vertAlign w:val="baseline"/>
+              </w:rPr>
+              <w:t xml:space="preserve">value </w:t>
+            </w:r>
+            <w:r>
+              <w:rPr>
+                <w:b w:val="false"/>
+                <w:bCs w:val="false"/>
+                <w:i w:val="false"/>
+                <w:iCs w:val="false"/>
+                <w:strike w:val="false"/>
+                <w:dstrike w:val="false"/>
+                <w:outline w:val="false"/>
+                <w:shadow w:val="false"/>
+                <w:color w:val="auto"/>
+                <w:position w:val="0"/>
+                <w:sz w:val="24"/>
+                <w:szCs w:val="24"/>
+                <w:u w:val="none"/>
+                <w:vertAlign w:val="baseline"/>
+              </w:rPr>
+              <w:t>a</w:t>
+            </w:r>
+            <w:r>
+              <w:rPr>
+                <w:b w:val="false"/>
+                <w:bCs w:val="false"/>
+                <w:i w:val="false"/>
+                <w:iCs w:val="false"/>
+                <w:strike w:val="false"/>
+                <w:dstrike w:val="false"/>
+                <w:outline w:val="false"/>
+                <w:shadow w:val="false"/>
+                <w:color w:val="auto"/>
+                <w:position w:val="0"/>
+                <w:sz w:val="24"/>
+                <w:szCs w:val="24"/>
+                <w:u w:val="none"/>
+                <w:vertAlign w:val="baseline"/>
+              </w:rPr>
+              <w:t>n</w:t>
+            </w:r>
+            <w:r>
+              <w:rPr>
+                <w:b w:val="false"/>
+                <w:bCs w:val="false"/>
+                <w:i w:val="false"/>
+                <w:iCs w:val="false"/>
+                <w:strike w:val="false"/>
+                <w:dstrike w:val="false"/>
+                <w:outline w:val="false"/>
+                <w:shadow w:val="false"/>
+                <w:color w:val="auto"/>
+                <w:position w:val="0"/>
+                <w:sz w:val="24"/>
+                <w:szCs w:val="24"/>
+                <w:u w:val="none"/>
+                <w:vertAlign w:val="baseline"/>
+              </w:rPr>
+              <w:t xml:space="preserve">d </w:t>
             </w:r>
             <w:r>
               <w:rPr>
@@ -33257,6 +33408,746 @@
                 <w:outline w:val="false"/>
                 <w:shadow w:val="false"/>
                 <w:color w:val="auto"/>
+                <w:position w:val="0"/>
+                <w:sz w:val="24"/>
+                <w:szCs w:val="24"/>
+                <w:u w:val="none"/>
+                <w:vertAlign w:val="baseline"/>
+              </w:rPr>
+              <w:t>y</w:t>
+            </w:r>
+            <w:r>
+              <w:rPr>
+                <w:b w:val="false"/>
+                <w:bCs w:val="false"/>
+                <w:i w:val="false"/>
+                <w:iCs w:val="false"/>
+                <w:strike w:val="false"/>
+                <w:dstrike w:val="false"/>
+                <w:outline w:val="false"/>
+                <w:shadow w:val="false"/>
+                <w:color w:val="auto"/>
+                <w:position w:val="0"/>
+                <w:sz w:val="24"/>
+                <w:szCs w:val="24"/>
+                <w:u w:val="none"/>
+                <w:vertAlign w:val="baseline"/>
+              </w:rPr>
+              <w:t xml:space="preserve"> </w:t>
+            </w:r>
+            <w:r>
+              <w:rPr>
+                <w:b w:val="false"/>
+                <w:bCs w:val="false"/>
+                <w:i w:val="false"/>
+                <w:iCs w:val="false"/>
+                <w:strike w:val="false"/>
+                <w:dstrike w:val="false"/>
+                <w:outline w:val="false"/>
+                <w:shadow w:val="false"/>
+                <w:color w:val="auto"/>
+                <w:position w:val="0"/>
+                <w:sz w:val="24"/>
+                <w:szCs w:val="24"/>
+                <w:u w:val="none"/>
+                <w:vertAlign w:val="baseline"/>
+              </w:rPr>
+              <w:t>t</w:t>
+            </w:r>
+            <w:r>
+              <w:rPr>
+                <w:b w:val="false"/>
+                <w:bCs w:val="false"/>
+                <w:i w:val="false"/>
+                <w:iCs w:val="false"/>
+                <w:strike w:val="false"/>
+                <w:dstrike w:val="false"/>
+                <w:outline w:val="false"/>
+                <w:shadow w:val="false"/>
+                <w:color w:val="auto"/>
+                <w:position w:val="0"/>
+                <w:sz w:val="24"/>
+                <w:szCs w:val="24"/>
+                <w:u w:val="none"/>
+                <w:vertAlign w:val="baseline"/>
+              </w:rPr>
+              <w:t>h</w:t>
+            </w:r>
+            <w:r>
+              <w:rPr>
+                <w:b w:val="false"/>
+                <w:bCs w:val="false"/>
+                <w:i w:val="false"/>
+                <w:iCs w:val="false"/>
+                <w:strike w:val="false"/>
+                <w:dstrike w:val="false"/>
+                <w:outline w:val="false"/>
+                <w:shadow w:val="false"/>
+                <w:color w:val="auto"/>
+                <w:position w:val="0"/>
+                <w:sz w:val="24"/>
+                <w:szCs w:val="24"/>
+                <w:u w:val="none"/>
+                <w:vertAlign w:val="baseline"/>
+              </w:rPr>
+              <w:t xml:space="preserve">e </w:t>
+            </w:r>
+            <w:r>
+              <w:rPr>
+                <w:b w:val="false"/>
+                <w:bCs w:val="false"/>
+                <w:i w:val="false"/>
+                <w:iCs w:val="false"/>
+                <w:strike w:val="false"/>
+                <w:dstrike w:val="false"/>
+                <w:outline w:val="false"/>
+                <w:shadow w:val="false"/>
+                <w:color w:val="auto"/>
+                <w:position w:val="0"/>
+                <w:sz w:val="24"/>
+                <w:szCs w:val="24"/>
+                <w:u w:val="none"/>
+                <w:vertAlign w:val="baseline"/>
+              </w:rPr>
+              <w:t>c</w:t>
+            </w:r>
+            <w:r>
+              <w:rPr>
+                <w:b w:val="false"/>
+                <w:bCs w:val="false"/>
+                <w:i w:val="false"/>
+                <w:iCs w:val="false"/>
+                <w:strike w:val="false"/>
+                <w:dstrike w:val="false"/>
+                <w:outline w:val="false"/>
+                <w:shadow w:val="false"/>
+                <w:color w:val="auto"/>
+                <w:position w:val="0"/>
+                <w:sz w:val="24"/>
+                <w:szCs w:val="24"/>
+                <w:u w:val="none"/>
+                <w:vertAlign w:val="baseline"/>
+              </w:rPr>
+              <w:t>o</w:t>
+            </w:r>
+            <w:r>
+              <w:rPr>
+                <w:b w:val="false"/>
+                <w:bCs w:val="false"/>
+                <w:i w:val="false"/>
+                <w:iCs w:val="false"/>
+                <w:strike w:val="false"/>
+                <w:dstrike w:val="false"/>
+                <w:outline w:val="false"/>
+                <w:shadow w:val="false"/>
+                <w:color w:val="auto"/>
+                <w:position w:val="0"/>
+                <w:sz w:val="24"/>
+                <w:szCs w:val="24"/>
+                <w:u w:val="none"/>
+                <w:vertAlign w:val="baseline"/>
+              </w:rPr>
+              <w:t>r</w:t>
+            </w:r>
+            <w:r>
+              <w:rPr>
+                <w:b w:val="false"/>
+                <w:bCs w:val="false"/>
+                <w:i w:val="false"/>
+                <w:iCs w:val="false"/>
+                <w:strike w:val="false"/>
+                <w:dstrike w:val="false"/>
+                <w:outline w:val="false"/>
+                <w:shadow w:val="false"/>
+                <w:color w:val="auto"/>
+                <w:position w:val="0"/>
+                <w:sz w:val="24"/>
+                <w:szCs w:val="24"/>
+                <w:u w:val="none"/>
+                <w:vertAlign w:val="baseline"/>
+              </w:rPr>
+              <w:t>r</w:t>
+            </w:r>
+            <w:r>
+              <w:rPr>
+                <w:b w:val="false"/>
+                <w:bCs w:val="false"/>
+                <w:i w:val="false"/>
+                <w:iCs w:val="false"/>
+                <w:strike w:val="false"/>
+                <w:dstrike w:val="false"/>
+                <w:outline w:val="false"/>
+                <w:shadow w:val="false"/>
+                <w:color w:val="auto"/>
+                <w:position w:val="0"/>
+                <w:sz w:val="24"/>
+                <w:szCs w:val="24"/>
+                <w:u w:val="none"/>
+                <w:vertAlign w:val="baseline"/>
+              </w:rPr>
+              <w:t>e</w:t>
+            </w:r>
+            <w:r>
+              <w:rPr>
+                <w:b w:val="false"/>
+                <w:bCs w:val="false"/>
+                <w:i w:val="false"/>
+                <w:iCs w:val="false"/>
+                <w:strike w:val="false"/>
+                <w:dstrike w:val="false"/>
+                <w:outline w:val="false"/>
+                <w:shadow w:val="false"/>
+                <w:color w:val="auto"/>
+                <w:position w:val="0"/>
+                <w:sz w:val="24"/>
+                <w:szCs w:val="24"/>
+                <w:u w:val="none"/>
+                <w:vertAlign w:val="baseline"/>
+              </w:rPr>
+              <w:t>s</w:t>
+            </w:r>
+            <w:r>
+              <w:rPr>
+                <w:b w:val="false"/>
+                <w:bCs w:val="false"/>
+                <w:i w:val="false"/>
+                <w:iCs w:val="false"/>
+                <w:strike w:val="false"/>
+                <w:dstrike w:val="false"/>
+                <w:outline w:val="false"/>
+                <w:shadow w:val="false"/>
+                <w:color w:val="auto"/>
+                <w:position w:val="0"/>
+                <w:sz w:val="24"/>
+                <w:szCs w:val="24"/>
+                <w:u w:val="none"/>
+                <w:vertAlign w:val="baseline"/>
+              </w:rPr>
+              <w:t>p</w:t>
+            </w:r>
+            <w:r>
+              <w:rPr>
+                <w:b w:val="false"/>
+                <w:bCs w:val="false"/>
+                <w:i w:val="false"/>
+                <w:iCs w:val="false"/>
+                <w:strike w:val="false"/>
+                <w:dstrike w:val="false"/>
+                <w:outline w:val="false"/>
+                <w:shadow w:val="false"/>
+                <w:color w:val="auto"/>
+                <w:position w:val="0"/>
+                <w:sz w:val="24"/>
+                <w:szCs w:val="24"/>
+                <w:u w:val="none"/>
+                <w:vertAlign w:val="baseline"/>
+              </w:rPr>
+              <w:t>o</w:t>
+            </w:r>
+            <w:r>
+              <w:rPr>
+                <w:b w:val="false"/>
+                <w:bCs w:val="false"/>
+                <w:i w:val="false"/>
+                <w:iCs w:val="false"/>
+                <w:strike w:val="false"/>
+                <w:dstrike w:val="false"/>
+                <w:outline w:val="false"/>
+                <w:shadow w:val="false"/>
+                <w:color w:val="auto"/>
+                <w:position w:val="0"/>
+                <w:sz w:val="24"/>
+                <w:szCs w:val="24"/>
+                <w:u w:val="none"/>
+                <w:vertAlign w:val="baseline"/>
+              </w:rPr>
+              <w:t>n</w:t>
+            </w:r>
+            <w:r>
+              <w:rPr>
+                <w:b w:val="false"/>
+                <w:bCs w:val="false"/>
+                <w:i w:val="false"/>
+                <w:iCs w:val="false"/>
+                <w:strike w:val="false"/>
+                <w:dstrike w:val="false"/>
+                <w:outline w:val="false"/>
+                <w:shadow w:val="false"/>
+                <w:color w:val="auto"/>
+                <w:position w:val="0"/>
+                <w:sz w:val="24"/>
+                <w:szCs w:val="24"/>
+                <w:u w:val="none"/>
+                <w:vertAlign w:val="baseline"/>
+              </w:rPr>
+              <w:t>d</w:t>
+            </w:r>
+            <w:r>
+              <w:rPr>
+                <w:b w:val="false"/>
+                <w:bCs w:val="false"/>
+                <w:i w:val="false"/>
+                <w:iCs w:val="false"/>
+                <w:strike w:val="false"/>
+                <w:dstrike w:val="false"/>
+                <w:outline w:val="false"/>
+                <w:shadow w:val="false"/>
+                <w:color w:val="auto"/>
+                <w:position w:val="0"/>
+                <w:sz w:val="24"/>
+                <w:szCs w:val="24"/>
+                <w:u w:val="none"/>
+                <w:vertAlign w:val="baseline"/>
+              </w:rPr>
+              <w:t>i</w:t>
+            </w:r>
+            <w:r>
+              <w:rPr>
+                <w:b w:val="false"/>
+                <w:bCs w:val="false"/>
+                <w:i w:val="false"/>
+                <w:iCs w:val="false"/>
+                <w:strike w:val="false"/>
+                <w:dstrike w:val="false"/>
+                <w:outline w:val="false"/>
+                <w:shadow w:val="false"/>
+                <w:color w:val="auto"/>
+                <w:position w:val="0"/>
+                <w:sz w:val="24"/>
+                <w:szCs w:val="24"/>
+                <w:u w:val="none"/>
+                <w:vertAlign w:val="baseline"/>
+              </w:rPr>
+              <w:t>n</w:t>
+            </w:r>
+            <w:r>
+              <w:rPr>
+                <w:b w:val="false"/>
+                <w:bCs w:val="false"/>
+                <w:i w:val="false"/>
+                <w:iCs w:val="false"/>
+                <w:strike w:val="false"/>
+                <w:dstrike w:val="false"/>
+                <w:outline w:val="false"/>
+                <w:shadow w:val="false"/>
+                <w:color w:val="auto"/>
+                <w:position w:val="0"/>
+                <w:sz w:val="24"/>
+                <w:szCs w:val="24"/>
+                <w:u w:val="none"/>
+                <w:vertAlign w:val="baseline"/>
+              </w:rPr>
+              <w:t xml:space="preserve">g </w:t>
+            </w:r>
+            <w:r>
+              <w:rPr>
+                <w:b w:val="false"/>
+                <w:bCs w:val="false"/>
+                <w:i w:val="false"/>
+                <w:iCs w:val="false"/>
+                <w:strike w:val="false"/>
+                <w:dstrike w:val="false"/>
+                <w:outline w:val="false"/>
+                <w:shadow w:val="false"/>
+                <w:color w:val="auto"/>
+                <w:position w:val="0"/>
+                <w:sz w:val="24"/>
+                <w:szCs w:val="24"/>
+                <w:u w:val="none"/>
+                <w:vertAlign w:val="baseline"/>
+              </w:rPr>
+              <w:t>D</w:t>
+            </w:r>
+            <w:r>
+              <w:rPr>
+                <w:b w:val="false"/>
+                <w:bCs w:val="false"/>
+                <w:i w:val="false"/>
+                <w:iCs w:val="false"/>
+                <w:strike w:val="false"/>
+                <w:dstrike w:val="false"/>
+                <w:outline w:val="false"/>
+                <w:shadow w:val="false"/>
+                <w:color w:val="auto"/>
+                <w:position w:val="0"/>
+                <w:sz w:val="24"/>
+                <w:szCs w:val="24"/>
+                <w:u w:val="none"/>
+                <w:vertAlign w:val="baseline"/>
+              </w:rPr>
+              <w:t>A</w:t>
+            </w:r>
+            <w:r>
+              <w:rPr>
+                <w:b w:val="false"/>
+                <w:bCs w:val="false"/>
+                <w:i w:val="false"/>
+                <w:iCs w:val="false"/>
+                <w:strike w:val="false"/>
+                <w:dstrike w:val="false"/>
+                <w:outline w:val="false"/>
+                <w:shadow w:val="false"/>
+                <w:color w:val="auto"/>
+                <w:position w:val="0"/>
+                <w:sz w:val="24"/>
+                <w:szCs w:val="24"/>
+                <w:u w:val="none"/>
+                <w:vertAlign w:val="baseline"/>
+              </w:rPr>
+              <w:t xml:space="preserve">C </w:t>
+            </w:r>
+            <w:r>
+              <w:rPr>
+                <w:b w:val="false"/>
+                <w:bCs w:val="false"/>
+                <w:i w:val="false"/>
+                <w:iCs w:val="false"/>
+                <w:strike w:val="false"/>
+                <w:dstrike w:val="false"/>
+                <w:outline w:val="false"/>
+                <w:shadow w:val="false"/>
+                <w:color w:val="auto"/>
+                <w:position w:val="0"/>
+                <w:sz w:val="24"/>
+                <w:szCs w:val="24"/>
+                <w:u w:val="none"/>
+                <w:vertAlign w:val="baseline"/>
+              </w:rPr>
+              <w:t>c</w:t>
+            </w:r>
+            <w:r>
+              <w:rPr>
+                <w:b w:val="false"/>
+                <w:bCs w:val="false"/>
+                <w:i w:val="false"/>
+                <w:iCs w:val="false"/>
+                <w:strike w:val="false"/>
+                <w:dstrike w:val="false"/>
+                <w:outline w:val="false"/>
+                <w:shadow w:val="false"/>
+                <w:color w:val="auto"/>
+                <w:position w:val="0"/>
+                <w:sz w:val="24"/>
+                <w:szCs w:val="24"/>
+                <w:u w:val="none"/>
+                <w:vertAlign w:val="baseline"/>
+              </w:rPr>
+              <w:t>o</w:t>
+            </w:r>
+            <w:r>
+              <w:rPr>
+                <w:b w:val="false"/>
+                <w:bCs w:val="false"/>
+                <w:i w:val="false"/>
+                <w:iCs w:val="false"/>
+                <w:strike w:val="false"/>
+                <w:dstrike w:val="false"/>
+                <w:outline w:val="false"/>
+                <w:shadow w:val="false"/>
+                <w:color w:val="auto"/>
+                <w:position w:val="0"/>
+                <w:sz w:val="24"/>
+                <w:szCs w:val="24"/>
+                <w:u w:val="none"/>
+                <w:vertAlign w:val="baseline"/>
+              </w:rPr>
+              <w:t>d</w:t>
+            </w:r>
+            <w:r>
+              <w:rPr>
+                <w:b w:val="false"/>
+                <w:bCs w:val="false"/>
+                <w:i w:val="false"/>
+                <w:iCs w:val="false"/>
+                <w:strike w:val="false"/>
+                <w:dstrike w:val="false"/>
+                <w:outline w:val="false"/>
+                <w:shadow w:val="false"/>
+                <w:color w:val="auto"/>
+                <w:position w:val="0"/>
+                <w:sz w:val="24"/>
+                <w:szCs w:val="24"/>
+                <w:u w:val="none"/>
+                <w:vertAlign w:val="baseline"/>
+              </w:rPr>
+              <w:t xml:space="preserve">e </w:t>
+            </w:r>
+            <w:r>
+              <w:rPr>
+                <w:b w:val="false"/>
+                <w:bCs w:val="false"/>
+                <w:i w:val="false"/>
+                <w:iCs w:val="false"/>
+                <w:strike w:val="false"/>
+                <w:dstrike w:val="false"/>
+                <w:outline w:val="false"/>
+                <w:shadow w:val="false"/>
+                <w:color w:val="auto"/>
+                <w:position w:val="0"/>
+                <w:sz w:val="24"/>
+                <w:szCs w:val="24"/>
+                <w:u w:val="none"/>
+                <w:vertAlign w:val="baseline"/>
+              </w:rPr>
+              <w:t>t</w:t>
+            </w:r>
+            <w:r>
+              <w:rPr>
+                <w:b w:val="false"/>
+                <w:bCs w:val="false"/>
+                <w:i w:val="false"/>
+                <w:iCs w:val="false"/>
+                <w:strike w:val="false"/>
+                <w:dstrike w:val="false"/>
+                <w:outline w:val="false"/>
+                <w:shadow w:val="false"/>
+                <w:color w:val="auto"/>
+                <w:position w:val="0"/>
+                <w:sz w:val="24"/>
+                <w:szCs w:val="24"/>
+                <w:u w:val="none"/>
+                <w:vertAlign w:val="baseline"/>
+              </w:rPr>
+              <w:t xml:space="preserve">o </w:t>
+            </w:r>
+            <w:r>
+              <w:rPr>
+                <w:b w:val="false"/>
+                <w:bCs w:val="false"/>
+                <w:i w:val="false"/>
+                <w:iCs w:val="false"/>
+                <w:strike w:val="false"/>
+                <w:dstrike w:val="false"/>
+                <w:outline w:val="false"/>
+                <w:shadow w:val="false"/>
+                <w:color w:val="auto"/>
+                <w:position w:val="0"/>
+                <w:sz w:val="24"/>
+                <w:szCs w:val="24"/>
+                <w:u w:val="none"/>
+                <w:vertAlign w:val="baseline"/>
+              </w:rPr>
+              <w:t>b</w:t>
+            </w:r>
+            <w:r>
+              <w:rPr>
+                <w:b w:val="false"/>
+                <w:bCs w:val="false"/>
+                <w:i w:val="false"/>
+                <w:iCs w:val="false"/>
+                <w:strike w:val="false"/>
+                <w:dstrike w:val="false"/>
+                <w:outline w:val="false"/>
+                <w:shadow w:val="false"/>
+                <w:color w:val="auto"/>
+                <w:position w:val="0"/>
+                <w:sz w:val="24"/>
+                <w:szCs w:val="24"/>
+                <w:u w:val="none"/>
+                <w:vertAlign w:val="baseline"/>
+              </w:rPr>
+              <w:t xml:space="preserve">e </w:t>
+            </w:r>
+            <w:r>
+              <w:rPr>
+                <w:b w:val="false"/>
+                <w:bCs w:val="false"/>
+                <w:i w:val="false"/>
+                <w:iCs w:val="false"/>
+                <w:strike w:val="false"/>
+                <w:dstrike w:val="false"/>
+                <w:outline w:val="false"/>
+                <w:shadow w:val="false"/>
+                <w:color w:val="auto"/>
+                <w:position w:val="0"/>
+                <w:sz w:val="24"/>
+                <w:szCs w:val="24"/>
+                <w:u w:val="none"/>
+                <w:vertAlign w:val="baseline"/>
+              </w:rPr>
+              <w:t>s</w:t>
+            </w:r>
+            <w:r>
+              <w:rPr>
+                <w:b w:val="false"/>
+                <w:bCs w:val="false"/>
+                <w:i w:val="false"/>
+                <w:iCs w:val="false"/>
+                <w:strike w:val="false"/>
+                <w:dstrike w:val="false"/>
+                <w:outline w:val="false"/>
+                <w:shadow w:val="false"/>
+                <w:color w:val="auto"/>
+                <w:position w:val="0"/>
+                <w:sz w:val="24"/>
+                <w:szCs w:val="24"/>
+                <w:u w:val="none"/>
+                <w:vertAlign w:val="baseline"/>
+              </w:rPr>
+              <w:t>e</w:t>
+            </w:r>
+            <w:r>
+              <w:rPr>
+                <w:b w:val="false"/>
+                <w:bCs w:val="false"/>
+                <w:i w:val="false"/>
+                <w:iCs w:val="false"/>
+                <w:strike w:val="false"/>
+                <w:dstrike w:val="false"/>
+                <w:outline w:val="false"/>
+                <w:shadow w:val="false"/>
+                <w:color w:val="auto"/>
+                <w:position w:val="0"/>
+                <w:sz w:val="24"/>
+                <w:szCs w:val="24"/>
+                <w:u w:val="none"/>
+                <w:vertAlign w:val="baseline"/>
+              </w:rPr>
+              <w:t>n</w:t>
+            </w:r>
+            <w:r>
+              <w:rPr>
+                <w:b w:val="false"/>
+                <w:bCs w:val="false"/>
+                <w:i w:val="false"/>
+                <w:iCs w:val="false"/>
+                <w:strike w:val="false"/>
+                <w:dstrike w:val="false"/>
+                <w:outline w:val="false"/>
+                <w:shadow w:val="false"/>
+                <w:color w:val="auto"/>
+                <w:position w:val="0"/>
+                <w:sz w:val="24"/>
+                <w:szCs w:val="24"/>
+                <w:u w:val="none"/>
+                <w:vertAlign w:val="baseline"/>
+              </w:rPr>
+              <w:t>t</w:t>
+            </w:r>
+            <w:r>
+              <w:rPr>
+                <w:b w:val="false"/>
+                <w:bCs w:val="false"/>
+                <w:i w:val="false"/>
+                <w:iCs w:val="false"/>
+                <w:strike w:val="false"/>
+                <w:dstrike w:val="false"/>
+                <w:outline w:val="false"/>
+                <w:shadow w:val="false"/>
+                <w:color w:val="auto"/>
+                <w:position w:val="0"/>
+                <w:sz w:val="24"/>
+                <w:szCs w:val="24"/>
+                <w:u w:val="none"/>
+                <w:vertAlign w:val="baseline"/>
+              </w:rPr>
+              <w:t>.</w:t>
+            </w:r>
+          </w:p>
+          <w:p>
+            <w:pPr>
+              <w:pStyle w:val="TableContents"/>
+              <w:jc w:val="start"/>
+              <w:rPr>
+                <w:rFonts w:ascii="Liberation Serif" w:hAnsi="Liberation Serif"/>
+                <w:b w:val="false"/>
+                <w:bCs w:val="false"/>
+                <w:i w:val="false"/>
+                <w:iCs w:val="false"/>
+                <w:strike w:val="false"/>
+                <w:dstrike w:val="false"/>
+                <w:outline w:val="false"/>
+                <w:shadow w:val="false"/>
+                <w:color w:val="auto"/>
+                <w:sz w:val="24"/>
+                <w:szCs w:val="24"/>
+                <w:u w:val="none"/>
+              </w:rPr>
+            </w:pPr>
+            <w:r>
+              <w:rPr>
+                <w:b w:val="false"/>
+                <w:bCs w:val="false"/>
+                <w:i w:val="false"/>
+                <w:iCs w:val="false"/>
+                <w:strike w:val="false"/>
+                <w:dstrike w:val="false"/>
+                <w:outline w:val="false"/>
+                <w:shadow w:val="false"/>
+                <w:color w:val="auto"/>
+                <w:sz w:val="24"/>
+                <w:szCs w:val="24"/>
+                <w:u w:val="none"/>
+              </w:rPr>
+            </w:r>
+          </w:p>
+          <w:p>
+            <w:pPr>
+              <w:pStyle w:val="TableContents"/>
+              <w:jc w:val="start"/>
+              <w:rPr>
+                <w:rFonts w:ascii="Liberation Serif" w:hAnsi="Liberation Serif"/>
+                <w:b w:val="false"/>
+                <w:bCs w:val="false"/>
+                <w:i w:val="false"/>
+                <w:iCs w:val="false"/>
+                <w:strike w:val="false"/>
+                <w:dstrike w:val="false"/>
+                <w:outline w:val="false"/>
+                <w:shadow w:val="false"/>
+                <w:color w:val="auto"/>
+                <w:position w:val="0"/>
+                <w:sz w:val="24"/>
+                <w:szCs w:val="24"/>
+                <w:u w:val="none"/>
+                <w:vertAlign w:val="baseline"/>
+              </w:rPr>
+            </w:pPr>
+            <w:r>
+              <w:rPr>
+                <w:b w:val="false"/>
+                <w:bCs w:val="false"/>
+                <w:i w:val="false"/>
+                <w:iCs w:val="false"/>
+                <w:strike w:val="false"/>
+                <w:dstrike w:val="false"/>
+                <w:outline w:val="false"/>
+                <w:shadow w:val="false"/>
+                <w:color w:val="auto"/>
+                <w:sz w:val="24"/>
+                <w:szCs w:val="24"/>
+                <w:u w:val="none"/>
+              </w:rPr>
+              <w:t>y</w:t>
+            </w:r>
+            <w:r>
+              <w:rPr>
+                <w:b w:val="false"/>
+                <w:bCs w:val="false"/>
+                <w:i w:val="false"/>
+                <w:iCs w:val="false"/>
+                <w:strike w:val="false"/>
+                <w:dstrike w:val="false"/>
+                <w:outline w:val="false"/>
+                <w:shadow w:val="false"/>
+                <w:color w:val="auto"/>
+                <w:sz w:val="24"/>
+                <w:szCs w:val="24"/>
+                <w:u w:val="none"/>
+              </w:rPr>
+              <w:t xml:space="preserve"> = </w:t>
+            </w:r>
+            <w:r>
+              <w:rPr>
+                <w:b/>
+                <w:bCs/>
+                <w:i w:val="false"/>
+                <w:iCs w:val="false"/>
+                <w:strike w:val="false"/>
+                <w:dstrike w:val="false"/>
+                <w:outline w:val="false"/>
+                <w:shadow w:val="false"/>
+                <w:color w:val="auto"/>
                 <w:sz w:val="24"/>
                 <w:szCs w:val="24"/>
                 <w:u w:val="none"/>
@@ -33321,54 +34212,105 @@
         </w:tc>
         <w:tc>
           <w:tcPr>
-            <w:tcW w:w="1800" w:type="dxa"/>
-            <w:tcBorders>
-              <w:start w:val="single" w:sz="4" w:space="0" w:color="000000"/>
-              <w:bottom w:val="single" w:sz="4" w:space="0" w:color="000000"/>
-            </w:tcBorders>
-          </w:tcPr>
-          <w:p>
-            <w:pPr>
-              <w:pStyle w:val="TableContents"/>
-              <w:jc w:val="start"/>
-              <w:rPr>
-                <w:rFonts w:ascii="Liberation Serif" w:hAnsi="Liberation Serif"/>
-                <w:b w:val="false"/>
-                <w:bCs w:val="false"/>
-                <w:i w:val="false"/>
-                <w:iCs w:val="false"/>
-                <w:strike w:val="false"/>
-                <w:dstrike w:val="false"/>
-                <w:outline w:val="false"/>
-                <w:shadow w:val="false"/>
-                <w:color w:val="auto"/>
-                <w:sz w:val="24"/>
-                <w:szCs w:val="24"/>
-                <w:u w:val="none"/>
-              </w:rPr>
-            </w:pPr>
-            <w:r>
-              <w:rPr>
-                <w:b w:val="false"/>
-                <w:bCs w:val="false"/>
-                <w:i w:val="false"/>
-                <w:iCs w:val="false"/>
-                <w:strike w:val="false"/>
-                <w:dstrike w:val="false"/>
-                <w:outline w:val="false"/>
-                <w:shadow w:val="false"/>
-                <w:color w:val="auto"/>
-                <w:sz w:val="24"/>
-                <w:szCs w:val="24"/>
-                <w:u w:val="none"/>
-              </w:rPr>
-              <w:t>U – Q32.0</w:t>
-            </w:r>
-          </w:p>
-        </w:tc>
-        <w:tc>
-          <w:tcPr>
-            <w:tcW w:w="1359" w:type="dxa"/>
+            <w:tcW w:w="1893" w:type="dxa"/>
+            <w:tcBorders>
+              <w:start w:val="single" w:sz="4" w:space="0" w:color="000000"/>
+              <w:bottom w:val="single" w:sz="4" w:space="0" w:color="000000"/>
+            </w:tcBorders>
+          </w:tcPr>
+          <w:p>
+            <w:pPr>
+              <w:pStyle w:val="TableContents"/>
+              <w:jc w:val="start"/>
+              <w:rPr>
+                <w:rFonts w:ascii="Liberation Serif" w:hAnsi="Liberation Serif"/>
+                <w:b w:val="false"/>
+                <w:bCs w:val="false"/>
+                <w:i w:val="false"/>
+                <w:iCs w:val="false"/>
+                <w:strike w:val="false"/>
+                <w:dstrike w:val="false"/>
+                <w:outline w:val="false"/>
+                <w:shadow w:val="false"/>
+                <w:color w:val="auto"/>
+                <w:sz w:val="24"/>
+                <w:szCs w:val="24"/>
+                <w:u w:val="none"/>
+              </w:rPr>
+            </w:pPr>
+            <w:r>
+              <w:rPr>
+                <w:b w:val="false"/>
+                <w:bCs w:val="false"/>
+                <w:i w:val="false"/>
+                <w:iCs w:val="false"/>
+                <w:strike w:val="false"/>
+                <w:dstrike w:val="false"/>
+                <w:outline w:val="false"/>
+                <w:shadow w:val="false"/>
+                <w:color w:val="auto"/>
+                <w:sz w:val="24"/>
+                <w:szCs w:val="24"/>
+                <w:u w:val="none"/>
+              </w:rPr>
+              <w:t>U – Q</w:t>
+            </w:r>
+            <w:r>
+              <w:rPr>
+                <w:b w:val="false"/>
+                <w:bCs w:val="false"/>
+                <w:i w:val="false"/>
+                <w:iCs w:val="false"/>
+                <w:strike w:val="false"/>
+                <w:dstrike w:val="false"/>
+                <w:outline w:val="false"/>
+                <w:shadow w:val="false"/>
+                <w:color w:val="auto"/>
+                <w:sz w:val="24"/>
+                <w:szCs w:val="24"/>
+                <w:u w:val="none"/>
+              </w:rPr>
+              <w:t>1</w:t>
+            </w:r>
+            <w:r>
+              <w:rPr>
+                <w:b w:val="false"/>
+                <w:bCs w:val="false"/>
+                <w:i w:val="false"/>
+                <w:iCs w:val="false"/>
+                <w:strike w:val="false"/>
+                <w:dstrike w:val="false"/>
+                <w:outline w:val="false"/>
+                <w:shadow w:val="false"/>
+                <w:color w:val="auto"/>
+                <w:sz w:val="24"/>
+                <w:szCs w:val="24"/>
+                <w:u w:val="none"/>
+              </w:rPr>
+              <w:t>5</w:t>
+            </w:r>
+            <w:r>
+              <w:rPr>
+                <w:b w:val="false"/>
+                <w:bCs w:val="false"/>
+                <w:i w:val="false"/>
+                <w:iCs w:val="false"/>
+                <w:strike w:val="false"/>
+                <w:dstrike w:val="false"/>
+                <w:outline w:val="false"/>
+                <w:shadow w:val="false"/>
+                <w:color w:val="auto"/>
+                <w:sz w:val="24"/>
+                <w:szCs w:val="24"/>
+                <w:u w:val="none"/>
+              </w:rPr>
+              <w:t>.0</w:t>
+            </w:r>
+          </w:p>
+        </w:tc>
+        <w:tc>
+          <w:tcPr>
+            <w:tcW w:w="1616" w:type="dxa"/>
             <w:tcBorders>
               <w:start w:val="single" w:sz="4" w:space="0" w:color="000000"/>
               <w:bottom w:val="single" w:sz="4" w:space="0" w:color="000000"/>
@@ -33415,7 +34357,7 @@
         </w:tc>
         <w:tc>
           <w:tcPr>
-            <w:tcW w:w="2538" w:type="dxa"/>
+            <w:tcW w:w="1731" w:type="dxa"/>
             <w:tcBorders>
               <w:start w:val="single" w:sz="4" w:space="0" w:color="000000"/>
               <w:bottom w:val="single" w:sz="4" w:space="0" w:color="000000"/>
@@ -33513,7 +34455,7 @@
         </w:tc>
         <w:tc>
           <w:tcPr>
-            <w:tcW w:w="2597" w:type="dxa"/>
+            <w:tcW w:w="3054" w:type="dxa"/>
             <w:tcBorders>
               <w:start w:val="single" w:sz="4" w:space="0" w:color="000000"/>
               <w:bottom w:val="single" w:sz="4" w:space="0" w:color="000000"/>
@@ -33556,12 +34498,12 @@
                 <w:u w:val="none"/>
                 <w:vertAlign w:val="baseline"/>
               </w:rPr>
-              <w:t xml:space="preserve">Analog amplification before ADC. Coarse gain, being </w:t>
-            </w:r>
-            <w:r>
-              <w:rPr>
-                <w:b/>
-                <w:bCs/>
+              <w:t>F</w:t>
+            </w:r>
+            <w:r>
+              <w:rPr>
+                <w:b w:val="false"/>
+                <w:bCs w:val="false"/>
                 <w:i w:val="false"/>
                 <w:iCs w:val="false"/>
                 <w:strike w:val="false"/>
@@ -33575,6 +34517,25 @@
                 <w:u w:val="none"/>
                 <w:vertAlign w:val="baseline"/>
               </w:rPr>
+              <w:t>i</w:t>
+            </w:r>
+            <w:r>
+              <w:rPr>
+                <w:b w:val="false"/>
+                <w:bCs w:val="false"/>
+                <w:i w:val="false"/>
+                <w:iCs w:val="false"/>
+                <w:strike w:val="false"/>
+                <w:dstrike w:val="false"/>
+                <w:outline w:val="false"/>
+                <w:shadow w:val="false"/>
+                <w:color w:val="auto"/>
+                <w:position w:val="0"/>
+                <w:sz w:val="24"/>
+                <w:szCs w:val="24"/>
+                <w:u w:val="none"/>
+                <w:vertAlign w:val="baseline"/>
+              </w:rPr>
               <w:t>x</w:t>
             </w:r>
             <w:r>
@@ -33594,52 +34555,10 @@
                 <w:u w:val="none"/>
                 <w:vertAlign w:val="baseline"/>
               </w:rPr>
-              <w:t xml:space="preserve"> the desired value.</w:t>
-            </w:r>
-          </w:p>
-          <w:p>
-            <w:pPr>
-              <w:pStyle w:val="TableContents"/>
-              <w:jc w:val="start"/>
-              <w:rPr>
-                <w:rFonts w:ascii="Liberation Serif" w:hAnsi="Liberation Serif"/>
-                <w:b w:val="false"/>
-                <w:bCs w:val="false"/>
-                <w:i w:val="false"/>
-                <w:iCs w:val="false"/>
-                <w:strike w:val="false"/>
-                <w:dstrike w:val="false"/>
-                <w:outline w:val="false"/>
-                <w:shadow w:val="false"/>
-                <w:color w:val="auto"/>
-                <w:sz w:val="24"/>
-                <w:szCs w:val="24"/>
-                <w:u w:val="none"/>
-              </w:rPr>
-            </w:pPr>
-            <w:r>
-              <w:rPr>
-                <w:b w:val="false"/>
-                <w:bCs w:val="false"/>
-                <w:i w:val="false"/>
-                <w:iCs w:val="false"/>
-                <w:strike w:val="false"/>
-                <w:dstrike w:val="false"/>
-                <w:outline w:val="false"/>
-                <w:shadow w:val="false"/>
-                <w:color w:val="auto"/>
-                <w:sz w:val="24"/>
-                <w:szCs w:val="24"/>
-                <w:u w:val="none"/>
-              </w:rPr>
-            </w:r>
-          </w:p>
-          <w:p>
-            <w:pPr>
-              <w:pStyle w:val="TableContents"/>
-              <w:jc w:val="start"/>
-              <w:rPr>
-                <w:rFonts w:ascii="Liberation Serif" w:hAnsi="Liberation Serif"/>
+              <w:t>e</w:t>
+            </w:r>
+            <w:r>
+              <w:rPr>
                 <w:b w:val="false"/>
                 <w:bCs w:val="false"/>
                 <w:i w:val="false"/>
@@ -33655,7 +34574,8 @@
                 <w:u w:val="none"/>
                 <w:vertAlign w:val="baseline"/>
               </w:rPr>
-            </w:pPr>
+              <w:t xml:space="preserve">d. </w:t>
+            </w:r>
             <w:r>
               <w:rPr>
                 <w:b w:val="false"/>
@@ -33673,12 +34593,12 @@
                 <w:u w:val="none"/>
                 <w:vertAlign w:val="baseline"/>
               </w:rPr>
-              <w:t xml:space="preserve">Gain = </w:t>
-            </w:r>
-            <w:r>
-              <w:rPr>
-                <w:b/>
-                <w:bCs/>
+              <w:t>N</w:t>
+            </w:r>
+            <w:r>
+              <w:rPr>
+                <w:b w:val="false"/>
+                <w:bCs w:val="false"/>
                 <w:i w:val="false"/>
                 <w:iCs w:val="false"/>
                 <w:strike w:val="false"/>
@@ -33692,7 +34612,7 @@
                 <w:u w:val="none"/>
                 <w:vertAlign w:val="baseline"/>
               </w:rPr>
-              <w:t>x</w:t>
+              <w:t xml:space="preserve">o </w:t>
             </w:r>
             <w:r>
               <w:rPr>
@@ -33711,25 +34631,7 @@
                 <w:u w:val="none"/>
                 <w:vertAlign w:val="baseline"/>
               </w:rPr>
-              <w:t>*2</w:t>
-            </w:r>
-            <w:r>
-              <w:rPr>
-                <w:b w:val="false"/>
-                <w:bCs w:val="false"/>
-                <w:i w:val="false"/>
-                <w:iCs w:val="false"/>
-                <w:strike w:val="false"/>
-                <w:dstrike w:val="false"/>
-                <w:outline w:val="false"/>
-                <w:shadow w:val="false"/>
-                <w:color w:val="auto"/>
-                <w:sz w:val="24"/>
-                <w:szCs w:val="24"/>
-                <w:u w:val="none"/>
-                <w:vertAlign w:val="superscript"/>
-              </w:rPr>
-              <w:t>16</w:t>
+              <w:t>c</w:t>
             </w:r>
             <w:r>
               <w:rPr>
@@ -33748,107 +34650,464 @@
                 <w:u w:val="none"/>
                 <w:vertAlign w:val="baseline"/>
               </w:rPr>
-              <w:t>/6.6 + 0.5</w:t>
-            </w:r>
-          </w:p>
-        </w:tc>
-        <w:tc>
-          <w:tcPr>
-            <w:tcW w:w="1800" w:type="dxa"/>
-            <w:tcBorders>
-              <w:start w:val="single" w:sz="4" w:space="0" w:color="000000"/>
-              <w:bottom w:val="single" w:sz="4" w:space="0" w:color="000000"/>
-            </w:tcBorders>
-          </w:tcPr>
-          <w:p>
-            <w:pPr>
-              <w:pStyle w:val="TableContents"/>
-              <w:jc w:val="start"/>
-              <w:rPr>
-                <w:rFonts w:ascii="Liberation Serif" w:hAnsi="Liberation Serif"/>
-                <w:b w:val="false"/>
-                <w:bCs w:val="false"/>
-                <w:i w:val="false"/>
-                <w:iCs w:val="false"/>
-                <w:strike w:val="false"/>
-                <w:dstrike w:val="false"/>
-                <w:outline w:val="false"/>
-                <w:shadow w:val="false"/>
-                <w:color w:val="auto"/>
-                <w:sz w:val="24"/>
-                <w:szCs w:val="24"/>
-                <w:u w:val="none"/>
-              </w:rPr>
-            </w:pPr>
-            <w:r>
-              <w:rPr>
-                <w:b w:val="false"/>
-                <w:bCs w:val="false"/>
-                <w:i w:val="false"/>
-                <w:iCs w:val="false"/>
-                <w:strike w:val="false"/>
-                <w:dstrike w:val="false"/>
-                <w:outline w:val="false"/>
-                <w:shadow w:val="false"/>
-                <w:color w:val="auto"/>
-                <w:sz w:val="24"/>
-                <w:szCs w:val="24"/>
-                <w:u w:val="none"/>
-              </w:rPr>
-              <w:t>U – Q32.0</w:t>
-            </w:r>
-          </w:p>
-        </w:tc>
-        <w:tc>
-          <w:tcPr>
-            <w:tcW w:w="1359" w:type="dxa"/>
-            <w:tcBorders>
-              <w:start w:val="single" w:sz="4" w:space="0" w:color="000000"/>
-              <w:bottom w:val="single" w:sz="4" w:space="0" w:color="000000"/>
-            </w:tcBorders>
-          </w:tcPr>
-          <w:p>
-            <w:pPr>
-              <w:pStyle w:val="TableContents"/>
-              <w:jc w:val="start"/>
-              <w:rPr>
-                <w:rFonts w:ascii="Liberation Serif" w:hAnsi="Liberation Serif"/>
-                <w:b w:val="false"/>
-                <w:bCs w:val="false"/>
-                <w:i w:val="false"/>
-                <w:iCs w:val="false"/>
-                <w:strike w:val="false"/>
-                <w:dstrike w:val="false"/>
-                <w:outline w:val="false"/>
-                <w:shadow w:val="false"/>
-                <w:color w:val="auto"/>
-                <w:sz w:val="24"/>
-                <w:szCs w:val="24"/>
-                <w:u w:val="none"/>
-              </w:rPr>
-            </w:pPr>
-            <w:r>
-              <w:rPr>
-                <w:b w:val="false"/>
-                <w:bCs w:val="false"/>
-                <w:i w:val="false"/>
-                <w:iCs w:val="false"/>
-                <w:strike w:val="false"/>
-                <w:dstrike w:val="false"/>
-                <w:outline w:val="false"/>
-                <w:shadow w:val="false"/>
-                <w:color w:val="auto"/>
-                <w:sz w:val="24"/>
-                <w:szCs w:val="24"/>
-                <w:u w:val="none"/>
-              </w:rPr>
-              <w:t>9930</w:t>
-            </w:r>
-          </w:p>
-        </w:tc>
-        <w:tc>
-          <w:tcPr>
-            <w:tcW w:w="2538" w:type="dxa"/>
+              <w:t>o</w:t>
+            </w:r>
+            <w:r>
+              <w:rPr>
+                <w:b w:val="false"/>
+                <w:bCs w:val="false"/>
+                <w:i w:val="false"/>
+                <w:iCs w:val="false"/>
+                <w:strike w:val="false"/>
+                <w:dstrike w:val="false"/>
+                <w:outline w:val="false"/>
+                <w:shadow w:val="false"/>
+                <w:color w:val="auto"/>
+                <w:position w:val="0"/>
+                <w:sz w:val="24"/>
+                <w:szCs w:val="24"/>
+                <w:u w:val="none"/>
+                <w:vertAlign w:val="baseline"/>
+              </w:rPr>
+              <w:t>a</w:t>
+            </w:r>
+            <w:r>
+              <w:rPr>
+                <w:b w:val="false"/>
+                <w:bCs w:val="false"/>
+                <w:i w:val="false"/>
+                <w:iCs w:val="false"/>
+                <w:strike w:val="false"/>
+                <w:dstrike w:val="false"/>
+                <w:outline w:val="false"/>
+                <w:shadow w:val="false"/>
+                <w:color w:val="auto"/>
+                <w:position w:val="0"/>
+                <w:sz w:val="24"/>
+                <w:szCs w:val="24"/>
+                <w:u w:val="none"/>
+                <w:vertAlign w:val="baseline"/>
+              </w:rPr>
+              <w:t>r</w:t>
+            </w:r>
+            <w:r>
+              <w:rPr>
+                <w:b w:val="false"/>
+                <w:bCs w:val="false"/>
+                <w:i w:val="false"/>
+                <w:iCs w:val="false"/>
+                <w:strike w:val="false"/>
+                <w:dstrike w:val="false"/>
+                <w:outline w:val="false"/>
+                <w:shadow w:val="false"/>
+                <w:color w:val="auto"/>
+                <w:position w:val="0"/>
+                <w:sz w:val="24"/>
+                <w:szCs w:val="24"/>
+                <w:u w:val="none"/>
+                <w:vertAlign w:val="baseline"/>
+              </w:rPr>
+              <w:t>s</w:t>
+            </w:r>
+            <w:r>
+              <w:rPr>
+                <w:b w:val="false"/>
+                <w:bCs w:val="false"/>
+                <w:i w:val="false"/>
+                <w:iCs w:val="false"/>
+                <w:strike w:val="false"/>
+                <w:dstrike w:val="false"/>
+                <w:outline w:val="false"/>
+                <w:shadow w:val="false"/>
+                <w:color w:val="auto"/>
+                <w:position w:val="0"/>
+                <w:sz w:val="24"/>
+                <w:szCs w:val="24"/>
+                <w:u w:val="none"/>
+                <w:vertAlign w:val="baseline"/>
+              </w:rPr>
+              <w:t xml:space="preserve">e </w:t>
+            </w:r>
+            <w:r>
+              <w:rPr>
+                <w:b w:val="false"/>
+                <w:bCs w:val="false"/>
+                <w:i w:val="false"/>
+                <w:iCs w:val="false"/>
+                <w:strike w:val="false"/>
+                <w:dstrike w:val="false"/>
+                <w:outline w:val="false"/>
+                <w:shadow w:val="false"/>
+                <w:color w:val="auto"/>
+                <w:position w:val="0"/>
+                <w:sz w:val="24"/>
+                <w:szCs w:val="24"/>
+                <w:u w:val="none"/>
+                <w:vertAlign w:val="baseline"/>
+              </w:rPr>
+              <w:t>g</w:t>
+            </w:r>
+            <w:r>
+              <w:rPr>
+                <w:b w:val="false"/>
+                <w:bCs w:val="false"/>
+                <w:i w:val="false"/>
+                <w:iCs w:val="false"/>
+                <w:strike w:val="false"/>
+                <w:dstrike w:val="false"/>
+                <w:outline w:val="false"/>
+                <w:shadow w:val="false"/>
+                <w:color w:val="auto"/>
+                <w:position w:val="0"/>
+                <w:sz w:val="24"/>
+                <w:szCs w:val="24"/>
+                <w:u w:val="none"/>
+                <w:vertAlign w:val="baseline"/>
+              </w:rPr>
+              <w:t>a</w:t>
+            </w:r>
+            <w:r>
+              <w:rPr>
+                <w:b w:val="false"/>
+                <w:bCs w:val="false"/>
+                <w:i w:val="false"/>
+                <w:iCs w:val="false"/>
+                <w:strike w:val="false"/>
+                <w:dstrike w:val="false"/>
+                <w:outline w:val="false"/>
+                <w:shadow w:val="false"/>
+                <w:color w:val="auto"/>
+                <w:position w:val="0"/>
+                <w:sz w:val="24"/>
+                <w:szCs w:val="24"/>
+                <w:u w:val="none"/>
+                <w:vertAlign w:val="baseline"/>
+              </w:rPr>
+              <w:t>i</w:t>
+            </w:r>
+            <w:r>
+              <w:rPr>
+                <w:b w:val="false"/>
+                <w:bCs w:val="false"/>
+                <w:i w:val="false"/>
+                <w:iCs w:val="false"/>
+                <w:strike w:val="false"/>
+                <w:dstrike w:val="false"/>
+                <w:outline w:val="false"/>
+                <w:shadow w:val="false"/>
+                <w:color w:val="auto"/>
+                <w:position w:val="0"/>
+                <w:sz w:val="24"/>
+                <w:szCs w:val="24"/>
+                <w:u w:val="none"/>
+                <w:vertAlign w:val="baseline"/>
+              </w:rPr>
+              <w:t xml:space="preserve">n </w:t>
+            </w:r>
+            <w:r>
+              <w:rPr>
+                <w:b w:val="false"/>
+                <w:bCs w:val="false"/>
+                <w:i w:val="false"/>
+                <w:iCs w:val="false"/>
+                <w:strike w:val="false"/>
+                <w:dstrike w:val="false"/>
+                <w:outline w:val="false"/>
+                <w:shadow w:val="false"/>
+                <w:color w:val="auto"/>
+                <w:position w:val="0"/>
+                <w:sz w:val="24"/>
+                <w:szCs w:val="24"/>
+                <w:u w:val="none"/>
+                <w:vertAlign w:val="baseline"/>
+              </w:rPr>
+              <w:t>a</w:t>
+            </w:r>
+            <w:r>
+              <w:rPr>
+                <w:b w:val="false"/>
+                <w:bCs w:val="false"/>
+                <w:i w:val="false"/>
+                <w:iCs w:val="false"/>
+                <w:strike w:val="false"/>
+                <w:dstrike w:val="false"/>
+                <w:outline w:val="false"/>
+                <w:shadow w:val="false"/>
+                <w:color w:val="auto"/>
+                <w:position w:val="0"/>
+                <w:sz w:val="24"/>
+                <w:szCs w:val="24"/>
+                <w:u w:val="none"/>
+                <w:vertAlign w:val="baseline"/>
+              </w:rPr>
+              <w:t>v</w:t>
+            </w:r>
+            <w:r>
+              <w:rPr>
+                <w:b w:val="false"/>
+                <w:bCs w:val="false"/>
+                <w:i w:val="false"/>
+                <w:iCs w:val="false"/>
+                <w:strike w:val="false"/>
+                <w:dstrike w:val="false"/>
+                <w:outline w:val="false"/>
+                <w:shadow w:val="false"/>
+                <w:color w:val="auto"/>
+                <w:position w:val="0"/>
+                <w:sz w:val="24"/>
+                <w:szCs w:val="24"/>
+                <w:u w:val="none"/>
+                <w:vertAlign w:val="baseline"/>
+              </w:rPr>
+              <w:t>a</w:t>
+            </w:r>
+            <w:r>
+              <w:rPr>
+                <w:b w:val="false"/>
+                <w:bCs w:val="false"/>
+                <w:i w:val="false"/>
+                <w:iCs w:val="false"/>
+                <w:strike w:val="false"/>
+                <w:dstrike w:val="false"/>
+                <w:outline w:val="false"/>
+                <w:shadow w:val="false"/>
+                <w:color w:val="auto"/>
+                <w:position w:val="0"/>
+                <w:sz w:val="24"/>
+                <w:szCs w:val="24"/>
+                <w:u w:val="none"/>
+                <w:vertAlign w:val="baseline"/>
+              </w:rPr>
+              <w:t>i</w:t>
+            </w:r>
+            <w:r>
+              <w:rPr>
+                <w:b w:val="false"/>
+                <w:bCs w:val="false"/>
+                <w:i w:val="false"/>
+                <w:iCs w:val="false"/>
+                <w:strike w:val="false"/>
+                <w:dstrike w:val="false"/>
+                <w:outline w:val="false"/>
+                <w:shadow w:val="false"/>
+                <w:color w:val="auto"/>
+                <w:position w:val="0"/>
+                <w:sz w:val="24"/>
+                <w:szCs w:val="24"/>
+                <w:u w:val="none"/>
+                <w:vertAlign w:val="baseline"/>
+              </w:rPr>
+              <w:t>l</w:t>
+            </w:r>
+            <w:r>
+              <w:rPr>
+                <w:b w:val="false"/>
+                <w:bCs w:val="false"/>
+                <w:i w:val="false"/>
+                <w:iCs w:val="false"/>
+                <w:strike w:val="false"/>
+                <w:dstrike w:val="false"/>
+                <w:outline w:val="false"/>
+                <w:shadow w:val="false"/>
+                <w:color w:val="auto"/>
+                <w:position w:val="0"/>
+                <w:sz w:val="24"/>
+                <w:szCs w:val="24"/>
+                <w:u w:val="none"/>
+                <w:vertAlign w:val="baseline"/>
+              </w:rPr>
+              <w:t>a</w:t>
+            </w:r>
+            <w:r>
+              <w:rPr>
+                <w:b w:val="false"/>
+                <w:bCs w:val="false"/>
+                <w:i w:val="false"/>
+                <w:iCs w:val="false"/>
+                <w:strike w:val="false"/>
+                <w:dstrike w:val="false"/>
+                <w:outline w:val="false"/>
+                <w:shadow w:val="false"/>
+                <w:color w:val="auto"/>
+                <w:position w:val="0"/>
+                <w:sz w:val="24"/>
+                <w:szCs w:val="24"/>
+                <w:u w:val="none"/>
+                <w:vertAlign w:val="baseline"/>
+              </w:rPr>
+              <w:t>b</w:t>
+            </w:r>
+            <w:r>
+              <w:rPr>
+                <w:b w:val="false"/>
+                <w:bCs w:val="false"/>
+                <w:i w:val="false"/>
+                <w:iCs w:val="false"/>
+                <w:strike w:val="false"/>
+                <w:dstrike w:val="false"/>
+                <w:outline w:val="false"/>
+                <w:shadow w:val="false"/>
+                <w:color w:val="auto"/>
+                <w:position w:val="0"/>
+                <w:sz w:val="24"/>
+                <w:szCs w:val="24"/>
+                <w:u w:val="none"/>
+                <w:vertAlign w:val="baseline"/>
+              </w:rPr>
+              <w:t>l</w:t>
+            </w:r>
+            <w:r>
+              <w:rPr>
+                <w:b w:val="false"/>
+                <w:bCs w:val="false"/>
+                <w:i w:val="false"/>
+                <w:iCs w:val="false"/>
+                <w:strike w:val="false"/>
+                <w:dstrike w:val="false"/>
+                <w:outline w:val="false"/>
+                <w:shadow w:val="false"/>
+                <w:color w:val="auto"/>
+                <w:position w:val="0"/>
+                <w:sz w:val="24"/>
+                <w:szCs w:val="24"/>
+                <w:u w:val="none"/>
+                <w:vertAlign w:val="baseline"/>
+              </w:rPr>
+              <w:t>e.</w:t>
+            </w:r>
+          </w:p>
+        </w:tc>
+        <w:tc>
+          <w:tcPr>
+            <w:tcW w:w="1893" w:type="dxa"/>
+            <w:tcBorders>
+              <w:start w:val="single" w:sz="4" w:space="0" w:color="000000"/>
+              <w:bottom w:val="single" w:sz="4" w:space="0" w:color="000000"/>
+            </w:tcBorders>
+          </w:tcPr>
+          <w:p>
+            <w:pPr>
+              <w:pStyle w:val="TableContents"/>
+              <w:jc w:val="start"/>
+              <w:rPr>
+                <w:rFonts w:ascii="Liberation Serif" w:hAnsi="Liberation Serif"/>
+                <w:b w:val="false"/>
+                <w:bCs w:val="false"/>
+                <w:i w:val="false"/>
+                <w:iCs w:val="false"/>
+                <w:strike w:val="false"/>
+                <w:dstrike w:val="false"/>
+                <w:outline w:val="false"/>
+                <w:shadow w:val="false"/>
+                <w:color w:val="auto"/>
+                <w:sz w:val="24"/>
+                <w:szCs w:val="24"/>
+                <w:u w:val="none"/>
+              </w:rPr>
+            </w:pPr>
+            <w:r>
+              <w:rPr>
+                <w:b w:val="false"/>
+                <w:bCs w:val="false"/>
+                <w:i w:val="false"/>
+                <w:iCs w:val="false"/>
+                <w:strike w:val="false"/>
+                <w:dstrike w:val="false"/>
+                <w:outline w:val="false"/>
+                <w:shadow w:val="false"/>
+                <w:color w:val="auto"/>
+                <w:sz w:val="24"/>
+                <w:szCs w:val="24"/>
+                <w:u w:val="none"/>
+              </w:rPr>
+              <w:t>U – Q</w:t>
+            </w:r>
+            <w:r>
+              <w:rPr>
+                <w:b w:val="false"/>
+                <w:bCs w:val="false"/>
+                <w:i w:val="false"/>
+                <w:iCs w:val="false"/>
+                <w:strike w:val="false"/>
+                <w:dstrike w:val="false"/>
+                <w:outline w:val="false"/>
+                <w:shadow w:val="false"/>
+                <w:color w:val="auto"/>
+                <w:sz w:val="24"/>
+                <w:szCs w:val="24"/>
+                <w:u w:val="none"/>
+              </w:rPr>
+              <w:t>1</w:t>
+            </w:r>
+            <w:r>
+              <w:rPr>
+                <w:b w:val="false"/>
+                <w:bCs w:val="false"/>
+                <w:i w:val="false"/>
+                <w:iCs w:val="false"/>
+                <w:strike w:val="false"/>
+                <w:dstrike w:val="false"/>
+                <w:outline w:val="false"/>
+                <w:shadow w:val="false"/>
+                <w:color w:val="auto"/>
+                <w:sz w:val="24"/>
+                <w:szCs w:val="24"/>
+                <w:u w:val="none"/>
+              </w:rPr>
+              <w:t>.0</w:t>
+            </w:r>
+          </w:p>
+        </w:tc>
+        <w:tc>
+          <w:tcPr>
+            <w:tcW w:w="1616" w:type="dxa"/>
+            <w:tcBorders>
+              <w:start w:val="single" w:sz="4" w:space="0" w:color="000000"/>
+              <w:bottom w:val="single" w:sz="4" w:space="0" w:color="000000"/>
+            </w:tcBorders>
+          </w:tcPr>
+          <w:p>
+            <w:pPr>
+              <w:pStyle w:val="TableContents"/>
+              <w:jc w:val="start"/>
+              <w:rPr>
+                <w:rFonts w:ascii="Liberation Serif" w:hAnsi="Liberation Serif"/>
+                <w:b w:val="false"/>
+                <w:bCs w:val="false"/>
+                <w:i w:val="false"/>
+                <w:iCs w:val="false"/>
+                <w:strike w:val="false"/>
+                <w:dstrike w:val="false"/>
+                <w:outline w:val="false"/>
+                <w:shadow w:val="false"/>
+                <w:color w:val="auto"/>
+                <w:sz w:val="24"/>
+                <w:szCs w:val="24"/>
+                <w:u w:val="none"/>
+              </w:rPr>
+            </w:pPr>
+            <w:r>
+              <w:rPr>
+                <w:b w:val="false"/>
+                <w:bCs w:val="false"/>
+                <w:i w:val="false"/>
+                <w:iCs w:val="false"/>
+                <w:strike w:val="false"/>
+                <w:dstrike w:val="false"/>
+                <w:outline w:val="false"/>
+                <w:shadow w:val="false"/>
+                <w:color w:val="auto"/>
+                <w:sz w:val="24"/>
+                <w:szCs w:val="24"/>
+                <w:u w:val="none"/>
+              </w:rPr>
+              <w:t>1</w:t>
+            </w:r>
+          </w:p>
+        </w:tc>
+        <w:tc>
+          <w:tcPr>
+            <w:tcW w:w="1731" w:type="dxa"/>
             <w:tcBorders>
               <w:start w:val="single" w:sz="4" w:space="0" w:color="000000"/>
               <w:bottom w:val="single" w:sz="4" w:space="0" w:color="000000"/>
@@ -33947,10 +35206,10 @@
       </w:tblPr>
       <w:tblGrid>
         <w:gridCol w:w="1678"/>
-        <w:gridCol w:w="2597"/>
-        <w:gridCol w:w="1800"/>
-        <w:gridCol w:w="1359"/>
-        <w:gridCol w:w="2538"/>
+        <w:gridCol w:w="3054"/>
+        <w:gridCol w:w="1893"/>
+        <w:gridCol w:w="1616"/>
+        <w:gridCol w:w="1731"/>
       </w:tblGrid>
       <w:tr>
         <w:trPr/>
@@ -33993,7 +35252,7 @@
         </w:tc>
         <w:tc>
           <w:tcPr>
-            <w:tcW w:w="2597" w:type="dxa"/>
+            <w:tcW w:w="3054" w:type="dxa"/>
             <w:tcBorders>
               <w:top w:val="single" w:sz="4" w:space="0" w:color="000000"/>
               <w:start w:val="single" w:sz="4" w:space="0" w:color="000000"/>
@@ -34030,7 +35289,7 @@
         </w:tc>
         <w:tc>
           <w:tcPr>
-            <w:tcW w:w="1800" w:type="dxa"/>
+            <w:tcW w:w="1893" w:type="dxa"/>
             <w:tcBorders>
               <w:top w:val="single" w:sz="4" w:space="0" w:color="000000"/>
               <w:start w:val="single" w:sz="4" w:space="0" w:color="000000"/>
@@ -34067,7 +35326,7 @@
         </w:tc>
         <w:tc>
           <w:tcPr>
-            <w:tcW w:w="1359" w:type="dxa"/>
+            <w:tcW w:w="1616" w:type="dxa"/>
             <w:tcBorders>
               <w:top w:val="single" w:sz="4" w:space="0" w:color="000000"/>
               <w:start w:val="single" w:sz="4" w:space="0" w:color="000000"/>
@@ -34104,7 +35363,7 @@
         </w:tc>
         <w:tc>
           <w:tcPr>
-            <w:tcW w:w="2538" w:type="dxa"/>
+            <w:tcW w:w="1731" w:type="dxa"/>
             <w:tcBorders>
               <w:top w:val="single" w:sz="4" w:space="0" w:color="000000"/>
               <w:start w:val="single" w:sz="4" w:space="0" w:color="000000"/>
@@ -34189,10 +35448,123 @@
               <w:t>Fine gain</w:t>
             </w:r>
           </w:p>
-        </w:tc>
-        <w:tc>
-          <w:tcPr>
-            <w:tcW w:w="2597" w:type="dxa"/>
+          <w:p>
+            <w:pPr>
+              <w:pStyle w:val="TableContents"/>
+              <w:jc w:val="start"/>
+              <w:rPr>
+                <w:rFonts w:ascii="Liberation Serif" w:hAnsi="Liberation Serif"/>
+                <w:b w:val="false"/>
+                <w:bCs w:val="false"/>
+                <w:i w:val="false"/>
+                <w:iCs w:val="false"/>
+                <w:strike w:val="false"/>
+                <w:dstrike w:val="false"/>
+                <w:outline w:val="false"/>
+                <w:shadow w:val="false"/>
+                <w:color w:val="auto"/>
+                <w:sz w:val="24"/>
+                <w:szCs w:val="24"/>
+                <w:u w:val="none"/>
+              </w:rPr>
+            </w:pPr>
+            <w:r>
+              <w:rPr>
+                <w:b w:val="false"/>
+                <w:bCs w:val="false"/>
+                <w:i w:val="false"/>
+                <w:iCs w:val="false"/>
+                <w:strike w:val="false"/>
+                <w:dstrike w:val="false"/>
+                <w:outline w:val="false"/>
+                <w:shadow w:val="false"/>
+                <w:color w:val="auto"/>
+                <w:sz w:val="24"/>
+                <w:szCs w:val="24"/>
+                <w:u w:val="none"/>
+              </w:rPr>
+            </w:r>
+          </w:p>
+          <w:p>
+            <w:pPr>
+              <w:pStyle w:val="TableContents"/>
+              <w:jc w:val="start"/>
+              <w:rPr>
+                <w:rFonts w:ascii="Liberation Serif" w:hAnsi="Liberation Serif"/>
+                <w:b w:val="false"/>
+                <w:bCs w:val="false"/>
+                <w:i w:val="false"/>
+                <w:iCs w:val="false"/>
+                <w:strike w:val="false"/>
+                <w:dstrike w:val="false"/>
+                <w:outline w:val="false"/>
+                <w:shadow w:val="false"/>
+                <w:color w:val="auto"/>
+                <w:sz w:val="24"/>
+                <w:szCs w:val="24"/>
+                <w:u w:val="none"/>
+              </w:rPr>
+            </w:pPr>
+            <w:r>
+              <w:rPr>
+                <w:b w:val="false"/>
+                <w:bCs w:val="false"/>
+                <w:i w:val="false"/>
+                <w:iCs w:val="false"/>
+                <w:strike w:val="false"/>
+                <w:dstrike w:val="false"/>
+                <w:outline w:val="false"/>
+                <w:shadow w:val="false"/>
+                <w:color w:val="auto"/>
+                <w:sz w:val="24"/>
+                <w:szCs w:val="24"/>
+                <w:u w:val="none"/>
+              </w:rPr>
+              <w:t>Range:</w:t>
+            </w:r>
+          </w:p>
+          <w:p>
+            <w:pPr>
+              <w:pStyle w:val="TableContents"/>
+              <w:jc w:val="start"/>
+              <w:rPr>
+                <w:rFonts w:ascii="Liberation Serif" w:hAnsi="Liberation Serif"/>
+                <w:b w:val="false"/>
+                <w:bCs w:val="false"/>
+                <w:i w:val="false"/>
+                <w:iCs w:val="false"/>
+                <w:strike w:val="false"/>
+                <w:dstrike w:val="false"/>
+                <w:outline w:val="false"/>
+                <w:shadow w:val="false"/>
+                <w:color w:val="auto"/>
+                <w:sz w:val="24"/>
+                <w:szCs w:val="24"/>
+                <w:u w:val="none"/>
+              </w:rPr>
+            </w:pPr>
+            <w:r>
+              <w:rPr>
+                <w:b w:val="false"/>
+                <w:bCs w:val="false"/>
+                <w:i w:val="false"/>
+                <w:iCs w:val="false"/>
+                <w:strike w:val="false"/>
+                <w:dstrike w:val="false"/>
+                <w:outline w:val="false"/>
+                <w:shadow w:val="false"/>
+                <w:color w:val="auto"/>
+                <w:sz w:val="24"/>
+                <w:szCs w:val="24"/>
+                <w:u w:val="none"/>
+              </w:rPr>
+              <w:t>[1.0, 2.0]</w:t>
+            </w:r>
+          </w:p>
+        </w:tc>
+        <w:tc>
+          <w:tcPr>
+            <w:tcW w:w="3054" w:type="dxa"/>
             <w:tcBorders>
               <w:start w:val="single" w:sz="4" w:space="0" w:color="000000"/>
               <w:bottom w:val="single" w:sz="4" w:space="0" w:color="000000"/>
@@ -34235,7 +35607,26 @@
                 <w:u w:val="none"/>
                 <w:vertAlign w:val="baseline"/>
               </w:rPr>
-              <w:t xml:space="preserve">Analog amplification before ADC. Fine gain, being </w:t>
+              <w:t>A</w:t>
+            </w:r>
+            <w:r>
+              <w:rPr>
+                <w:b w:val="false"/>
+                <w:bCs w:val="false"/>
+                <w:i w:val="false"/>
+                <w:iCs w:val="false"/>
+                <w:strike w:val="false"/>
+                <w:dstrike w:val="false"/>
+                <w:outline w:val="false"/>
+                <w:shadow w:val="false"/>
+                <w:color w:val="auto"/>
+                <w:position w:val="0"/>
+                <w:sz w:val="24"/>
+                <w:szCs w:val="24"/>
+                <w:u w:val="none"/>
+                <w:vertAlign w:val="baseline"/>
+              </w:rPr>
+              <w:t xml:space="preserve">nalog amplification before ADC. Fine gain, being </w:t>
             </w:r>
             <w:r>
               <w:rPr>
@@ -34273,52 +35664,10 @@
                 <w:u w:val="none"/>
                 <w:vertAlign w:val="baseline"/>
               </w:rPr>
-              <w:t xml:space="preserve"> the desired value.</w:t>
-            </w:r>
-          </w:p>
-          <w:p>
-            <w:pPr>
-              <w:pStyle w:val="TableContents"/>
-              <w:jc w:val="start"/>
-              <w:rPr>
-                <w:rFonts w:ascii="Liberation Serif" w:hAnsi="Liberation Serif"/>
-                <w:b w:val="false"/>
-                <w:bCs w:val="false"/>
-                <w:i w:val="false"/>
-                <w:iCs w:val="false"/>
-                <w:strike w:val="false"/>
-                <w:dstrike w:val="false"/>
-                <w:outline w:val="false"/>
-                <w:shadow w:val="false"/>
-                <w:color w:val="auto"/>
-                <w:sz w:val="24"/>
-                <w:szCs w:val="24"/>
-                <w:u w:val="none"/>
-              </w:rPr>
-            </w:pPr>
-            <w:r>
-              <w:rPr>
-                <w:b w:val="false"/>
-                <w:bCs w:val="false"/>
-                <w:i w:val="false"/>
-                <w:iCs w:val="false"/>
-                <w:strike w:val="false"/>
-                <w:dstrike w:val="false"/>
-                <w:outline w:val="false"/>
-                <w:shadow w:val="false"/>
-                <w:color w:val="auto"/>
-                <w:sz w:val="24"/>
-                <w:szCs w:val="24"/>
-                <w:u w:val="none"/>
-              </w:rPr>
-            </w:r>
-          </w:p>
-          <w:p>
-            <w:pPr>
-              <w:pStyle w:val="TableContents"/>
-              <w:jc w:val="start"/>
-              <w:rPr>
-                <w:rFonts w:ascii="Liberation Serif" w:hAnsi="Liberation Serif"/>
+              <w:t xml:space="preserve"> </w:t>
+            </w:r>
+            <w:r>
+              <w:rPr>
                 <w:b w:val="false"/>
                 <w:bCs w:val="false"/>
                 <w:i w:val="false"/>
@@ -34334,23 +35683,45 @@
                 <w:u w:val="none"/>
                 <w:vertAlign w:val="baseline"/>
               </w:rPr>
-            </w:pPr>
-            <w:r>
-              <w:rPr>
-                <w:b w:val="false"/>
-                <w:bCs w:val="false"/>
-                <w:i w:val="false"/>
-                <w:iCs w:val="false"/>
-                <w:strike w:val="false"/>
-                <w:dstrike w:val="false"/>
-                <w:outline w:val="false"/>
-                <w:shadow w:val="false"/>
-                <w:color w:val="auto"/>
-                <w:sz w:val="24"/>
-                <w:szCs w:val="24"/>
-                <w:u w:val="none"/>
-              </w:rPr>
-              <w:t xml:space="preserve">Gain = </w:t>
+              <w:t xml:space="preserve">the requested </w:t>
+            </w:r>
+            <w:r>
+              <w:rPr>
+                <w:b w:val="false"/>
+                <w:bCs w:val="false"/>
+                <w:i w:val="false"/>
+                <w:iCs w:val="false"/>
+                <w:strike w:val="false"/>
+                <w:dstrike w:val="false"/>
+                <w:outline w:val="false"/>
+                <w:shadow w:val="false"/>
+                <w:color w:val="auto"/>
+                <w:position w:val="0"/>
+                <w:sz w:val="24"/>
+                <w:szCs w:val="24"/>
+                <w:u w:val="none"/>
+                <w:vertAlign w:val="baseline"/>
+              </w:rPr>
+              <w:t xml:space="preserve">value </w:t>
+            </w:r>
+            <w:r>
+              <w:rPr>
+                <w:b w:val="false"/>
+                <w:bCs w:val="false"/>
+                <w:i w:val="false"/>
+                <w:iCs w:val="false"/>
+                <w:strike w:val="false"/>
+                <w:dstrike w:val="false"/>
+                <w:outline w:val="false"/>
+                <w:shadow w:val="false"/>
+                <w:color w:val="auto"/>
+                <w:position w:val="0"/>
+                <w:sz w:val="24"/>
+                <w:szCs w:val="24"/>
+                <w:u w:val="none"/>
+                <w:vertAlign w:val="baseline"/>
+              </w:rPr>
+              <w:t xml:space="preserve">and </w:t>
             </w:r>
             <w:r>
               <w:rPr>
@@ -34363,6 +35734,309 @@
                 <w:outline w:val="false"/>
                 <w:shadow w:val="false"/>
                 <w:color w:val="auto"/>
+                <w:position w:val="0"/>
+                <w:sz w:val="24"/>
+                <w:szCs w:val="24"/>
+                <w:u w:val="none"/>
+                <w:vertAlign w:val="baseline"/>
+              </w:rPr>
+              <w:t>y</w:t>
+            </w:r>
+            <w:r>
+              <w:rPr>
+                <w:b w:val="false"/>
+                <w:bCs w:val="false"/>
+                <w:i w:val="false"/>
+                <w:iCs w:val="false"/>
+                <w:strike w:val="false"/>
+                <w:dstrike w:val="false"/>
+                <w:outline w:val="false"/>
+                <w:shadow w:val="false"/>
+                <w:color w:val="auto"/>
+                <w:position w:val="0"/>
+                <w:sz w:val="24"/>
+                <w:szCs w:val="24"/>
+                <w:u w:val="none"/>
+                <w:vertAlign w:val="baseline"/>
+              </w:rPr>
+              <w:t xml:space="preserve"> the corresponding DAC code </w:t>
+            </w:r>
+            <w:r>
+              <w:rPr>
+                <w:b w:val="false"/>
+                <w:bCs w:val="false"/>
+                <w:i w:val="false"/>
+                <w:iCs w:val="false"/>
+                <w:strike w:val="false"/>
+                <w:dstrike w:val="false"/>
+                <w:outline w:val="false"/>
+                <w:shadow w:val="false"/>
+                <w:color w:val="auto"/>
+                <w:position w:val="0"/>
+                <w:sz w:val="24"/>
+                <w:szCs w:val="24"/>
+                <w:u w:val="none"/>
+                <w:vertAlign w:val="baseline"/>
+              </w:rPr>
+              <w:t>t</w:t>
+            </w:r>
+            <w:r>
+              <w:rPr>
+                <w:b w:val="false"/>
+                <w:bCs w:val="false"/>
+                <w:i w:val="false"/>
+                <w:iCs w:val="false"/>
+                <w:strike w:val="false"/>
+                <w:dstrike w:val="false"/>
+                <w:outline w:val="false"/>
+                <w:shadow w:val="false"/>
+                <w:color w:val="auto"/>
+                <w:position w:val="0"/>
+                <w:sz w:val="24"/>
+                <w:szCs w:val="24"/>
+                <w:u w:val="none"/>
+                <w:vertAlign w:val="baseline"/>
+              </w:rPr>
+              <w:t xml:space="preserve">o </w:t>
+            </w:r>
+            <w:r>
+              <w:rPr>
+                <w:b w:val="false"/>
+                <w:bCs w:val="false"/>
+                <w:i w:val="false"/>
+                <w:iCs w:val="false"/>
+                <w:strike w:val="false"/>
+                <w:dstrike w:val="false"/>
+                <w:outline w:val="false"/>
+                <w:shadow w:val="false"/>
+                <w:color w:val="auto"/>
+                <w:position w:val="0"/>
+                <w:sz w:val="24"/>
+                <w:szCs w:val="24"/>
+                <w:u w:val="none"/>
+                <w:vertAlign w:val="baseline"/>
+              </w:rPr>
+              <w:t>b</w:t>
+            </w:r>
+            <w:r>
+              <w:rPr>
+                <w:b w:val="false"/>
+                <w:bCs w:val="false"/>
+                <w:i w:val="false"/>
+                <w:iCs w:val="false"/>
+                <w:strike w:val="false"/>
+                <w:dstrike w:val="false"/>
+                <w:outline w:val="false"/>
+                <w:shadow w:val="false"/>
+                <w:color w:val="auto"/>
+                <w:position w:val="0"/>
+                <w:sz w:val="24"/>
+                <w:szCs w:val="24"/>
+                <w:u w:val="none"/>
+                <w:vertAlign w:val="baseline"/>
+              </w:rPr>
+              <w:t xml:space="preserve">e </w:t>
+            </w:r>
+            <w:r>
+              <w:rPr>
+                <w:b w:val="false"/>
+                <w:bCs w:val="false"/>
+                <w:i w:val="false"/>
+                <w:iCs w:val="false"/>
+                <w:strike w:val="false"/>
+                <w:dstrike w:val="false"/>
+                <w:outline w:val="false"/>
+                <w:shadow w:val="false"/>
+                <w:color w:val="auto"/>
+                <w:position w:val="0"/>
+                <w:sz w:val="24"/>
+                <w:szCs w:val="24"/>
+                <w:u w:val="none"/>
+                <w:vertAlign w:val="baseline"/>
+              </w:rPr>
+              <w:t>s</w:t>
+            </w:r>
+            <w:r>
+              <w:rPr>
+                <w:b w:val="false"/>
+                <w:bCs w:val="false"/>
+                <w:i w:val="false"/>
+                <w:iCs w:val="false"/>
+                <w:strike w:val="false"/>
+                <w:dstrike w:val="false"/>
+                <w:outline w:val="false"/>
+                <w:shadow w:val="false"/>
+                <w:color w:val="auto"/>
+                <w:position w:val="0"/>
+                <w:sz w:val="24"/>
+                <w:szCs w:val="24"/>
+                <w:u w:val="none"/>
+                <w:vertAlign w:val="baseline"/>
+              </w:rPr>
+              <w:t>e</w:t>
+            </w:r>
+            <w:r>
+              <w:rPr>
+                <w:b w:val="false"/>
+                <w:bCs w:val="false"/>
+                <w:i w:val="false"/>
+                <w:iCs w:val="false"/>
+                <w:strike w:val="false"/>
+                <w:dstrike w:val="false"/>
+                <w:outline w:val="false"/>
+                <w:shadow w:val="false"/>
+                <w:color w:val="auto"/>
+                <w:position w:val="0"/>
+                <w:sz w:val="24"/>
+                <w:szCs w:val="24"/>
+                <w:u w:val="none"/>
+                <w:vertAlign w:val="baseline"/>
+              </w:rPr>
+              <w:t>n</w:t>
+            </w:r>
+            <w:r>
+              <w:rPr>
+                <w:b w:val="false"/>
+                <w:bCs w:val="false"/>
+                <w:i w:val="false"/>
+                <w:iCs w:val="false"/>
+                <w:strike w:val="false"/>
+                <w:dstrike w:val="false"/>
+                <w:outline w:val="false"/>
+                <w:shadow w:val="false"/>
+                <w:color w:val="auto"/>
+                <w:position w:val="0"/>
+                <w:sz w:val="24"/>
+                <w:szCs w:val="24"/>
+                <w:u w:val="none"/>
+                <w:vertAlign w:val="baseline"/>
+              </w:rPr>
+              <w:t>t</w:t>
+            </w:r>
+            <w:r>
+              <w:rPr>
+                <w:b w:val="false"/>
+                <w:bCs w:val="false"/>
+                <w:i w:val="false"/>
+                <w:iCs w:val="false"/>
+                <w:strike w:val="false"/>
+                <w:dstrike w:val="false"/>
+                <w:outline w:val="false"/>
+                <w:shadow w:val="false"/>
+                <w:color w:val="auto"/>
+                <w:position w:val="0"/>
+                <w:sz w:val="24"/>
+                <w:szCs w:val="24"/>
+                <w:u w:val="none"/>
+                <w:vertAlign w:val="baseline"/>
+              </w:rPr>
+              <w:t>.</w:t>
+            </w:r>
+          </w:p>
+          <w:p>
+            <w:pPr>
+              <w:pStyle w:val="TableContents"/>
+              <w:jc w:val="start"/>
+              <w:rPr>
+                <w:rFonts w:ascii="Liberation Serif" w:hAnsi="Liberation Serif"/>
+                <w:b w:val="false"/>
+                <w:bCs w:val="false"/>
+                <w:i w:val="false"/>
+                <w:iCs w:val="false"/>
+                <w:strike w:val="false"/>
+                <w:dstrike w:val="false"/>
+                <w:outline w:val="false"/>
+                <w:shadow w:val="false"/>
+                <w:color w:val="auto"/>
+                <w:sz w:val="24"/>
+                <w:szCs w:val="24"/>
+                <w:u w:val="none"/>
+              </w:rPr>
+            </w:pPr>
+            <w:r>
+              <w:rPr>
+                <w:b w:val="false"/>
+                <w:bCs w:val="false"/>
+                <w:i w:val="false"/>
+                <w:iCs w:val="false"/>
+                <w:strike w:val="false"/>
+                <w:dstrike w:val="false"/>
+                <w:outline w:val="false"/>
+                <w:shadow w:val="false"/>
+                <w:color w:val="auto"/>
+                <w:sz w:val="24"/>
+                <w:szCs w:val="24"/>
+                <w:u w:val="none"/>
+              </w:rPr>
+            </w:r>
+          </w:p>
+          <w:p>
+            <w:pPr>
+              <w:pStyle w:val="TableContents"/>
+              <w:jc w:val="start"/>
+              <w:rPr>
+                <w:rFonts w:ascii="Liberation Serif" w:hAnsi="Liberation Serif"/>
+                <w:b w:val="false"/>
+                <w:bCs w:val="false"/>
+                <w:i w:val="false"/>
+                <w:iCs w:val="false"/>
+                <w:strike w:val="false"/>
+                <w:dstrike w:val="false"/>
+                <w:outline w:val="false"/>
+                <w:shadow w:val="false"/>
+                <w:color w:val="auto"/>
+                <w:position w:val="0"/>
+                <w:sz w:val="24"/>
+                <w:szCs w:val="24"/>
+                <w:u w:val="none"/>
+                <w:vertAlign w:val="baseline"/>
+              </w:rPr>
+            </w:pPr>
+            <w:r>
+              <w:rPr>
+                <w:b/>
+                <w:bCs/>
+                <w:i w:val="false"/>
+                <w:iCs w:val="false"/>
+                <w:strike w:val="false"/>
+                <w:dstrike w:val="false"/>
+                <w:outline w:val="false"/>
+                <w:shadow w:val="false"/>
+                <w:color w:val="auto"/>
+                <w:sz w:val="24"/>
+                <w:szCs w:val="24"/>
+                <w:u w:val="none"/>
+              </w:rPr>
+              <w:t>y</w:t>
+            </w:r>
+            <w:r>
+              <w:rPr>
+                <w:b w:val="false"/>
+                <w:bCs w:val="false"/>
+                <w:i w:val="false"/>
+                <w:iCs w:val="false"/>
+                <w:strike w:val="false"/>
+                <w:dstrike w:val="false"/>
+                <w:outline w:val="false"/>
+                <w:shadow w:val="false"/>
+                <w:color w:val="auto"/>
+                <w:sz w:val="24"/>
+                <w:szCs w:val="24"/>
+                <w:u w:val="none"/>
+              </w:rPr>
+              <w:t xml:space="preserve"> = </w:t>
+            </w:r>
+            <w:r>
+              <w:rPr>
+                <w:b/>
+                <w:bCs/>
+                <w:i w:val="false"/>
+                <w:iCs w:val="false"/>
+                <w:strike w:val="false"/>
+                <w:dstrike w:val="false"/>
+                <w:outline w:val="false"/>
+                <w:shadow w:val="false"/>
+                <w:color w:val="auto"/>
                 <w:sz w:val="24"/>
                 <w:szCs w:val="24"/>
                 <w:u w:val="none"/>
@@ -34427,54 +36101,105 @@
         </w:tc>
         <w:tc>
           <w:tcPr>
-            <w:tcW w:w="1800" w:type="dxa"/>
-            <w:tcBorders>
-              <w:start w:val="single" w:sz="4" w:space="0" w:color="000000"/>
-              <w:bottom w:val="single" w:sz="4" w:space="0" w:color="000000"/>
-            </w:tcBorders>
-          </w:tcPr>
-          <w:p>
-            <w:pPr>
-              <w:pStyle w:val="TableContents"/>
-              <w:jc w:val="start"/>
-              <w:rPr>
-                <w:rFonts w:ascii="Liberation Serif" w:hAnsi="Liberation Serif"/>
-                <w:b w:val="false"/>
-                <w:bCs w:val="false"/>
-                <w:i w:val="false"/>
-                <w:iCs w:val="false"/>
-                <w:strike w:val="false"/>
-                <w:dstrike w:val="false"/>
-                <w:outline w:val="false"/>
-                <w:shadow w:val="false"/>
-                <w:color w:val="auto"/>
-                <w:sz w:val="24"/>
-                <w:szCs w:val="24"/>
-                <w:u w:val="none"/>
-              </w:rPr>
-            </w:pPr>
-            <w:r>
-              <w:rPr>
-                <w:b w:val="false"/>
-                <w:bCs w:val="false"/>
-                <w:i w:val="false"/>
-                <w:iCs w:val="false"/>
-                <w:strike w:val="false"/>
-                <w:dstrike w:val="false"/>
-                <w:outline w:val="false"/>
-                <w:shadow w:val="false"/>
-                <w:color w:val="auto"/>
-                <w:sz w:val="24"/>
-                <w:szCs w:val="24"/>
-                <w:u w:val="none"/>
-              </w:rPr>
-              <w:t>U – Q32.0</w:t>
-            </w:r>
-          </w:p>
-        </w:tc>
-        <w:tc>
-          <w:tcPr>
-            <w:tcW w:w="1359" w:type="dxa"/>
+            <w:tcW w:w="1893" w:type="dxa"/>
+            <w:tcBorders>
+              <w:start w:val="single" w:sz="4" w:space="0" w:color="000000"/>
+              <w:bottom w:val="single" w:sz="4" w:space="0" w:color="000000"/>
+            </w:tcBorders>
+          </w:tcPr>
+          <w:p>
+            <w:pPr>
+              <w:pStyle w:val="TableContents"/>
+              <w:jc w:val="start"/>
+              <w:rPr>
+                <w:rFonts w:ascii="Liberation Serif" w:hAnsi="Liberation Serif"/>
+                <w:b w:val="false"/>
+                <w:bCs w:val="false"/>
+                <w:i w:val="false"/>
+                <w:iCs w:val="false"/>
+                <w:strike w:val="false"/>
+                <w:dstrike w:val="false"/>
+                <w:outline w:val="false"/>
+                <w:shadow w:val="false"/>
+                <w:color w:val="auto"/>
+                <w:sz w:val="24"/>
+                <w:szCs w:val="24"/>
+                <w:u w:val="none"/>
+              </w:rPr>
+            </w:pPr>
+            <w:r>
+              <w:rPr>
+                <w:b w:val="false"/>
+                <w:bCs w:val="false"/>
+                <w:i w:val="false"/>
+                <w:iCs w:val="false"/>
+                <w:strike w:val="false"/>
+                <w:dstrike w:val="false"/>
+                <w:outline w:val="false"/>
+                <w:shadow w:val="false"/>
+                <w:color w:val="auto"/>
+                <w:sz w:val="24"/>
+                <w:szCs w:val="24"/>
+                <w:u w:val="none"/>
+              </w:rPr>
+              <w:t>U – Q</w:t>
+            </w:r>
+            <w:r>
+              <w:rPr>
+                <w:b w:val="false"/>
+                <w:bCs w:val="false"/>
+                <w:i w:val="false"/>
+                <w:iCs w:val="false"/>
+                <w:strike w:val="false"/>
+                <w:dstrike w:val="false"/>
+                <w:outline w:val="false"/>
+                <w:shadow w:val="false"/>
+                <w:color w:val="auto"/>
+                <w:sz w:val="24"/>
+                <w:szCs w:val="24"/>
+                <w:u w:val="none"/>
+              </w:rPr>
+              <w:t>1</w:t>
+            </w:r>
+            <w:r>
+              <w:rPr>
+                <w:b w:val="false"/>
+                <w:bCs w:val="false"/>
+                <w:i w:val="false"/>
+                <w:iCs w:val="false"/>
+                <w:strike w:val="false"/>
+                <w:dstrike w:val="false"/>
+                <w:outline w:val="false"/>
+                <w:shadow w:val="false"/>
+                <w:color w:val="auto"/>
+                <w:sz w:val="24"/>
+                <w:szCs w:val="24"/>
+                <w:u w:val="none"/>
+              </w:rPr>
+              <w:t>1</w:t>
+            </w:r>
+            <w:r>
+              <w:rPr>
+                <w:b w:val="false"/>
+                <w:bCs w:val="false"/>
+                <w:i w:val="false"/>
+                <w:iCs w:val="false"/>
+                <w:strike w:val="false"/>
+                <w:dstrike w:val="false"/>
+                <w:outline w:val="false"/>
+                <w:shadow w:val="false"/>
+                <w:color w:val="auto"/>
+                <w:sz w:val="24"/>
+                <w:szCs w:val="24"/>
+                <w:u w:val="none"/>
+              </w:rPr>
+              <w:t>.0</w:t>
+            </w:r>
+          </w:p>
+        </w:tc>
+        <w:tc>
+          <w:tcPr>
+            <w:tcW w:w="1616" w:type="dxa"/>
             <w:tcBorders>
               <w:start w:val="single" w:sz="4" w:space="0" w:color="000000"/>
               <w:bottom w:val="single" w:sz="4" w:space="0" w:color="000000"/>
@@ -34521,7 +36246,7 @@
         </w:tc>
         <w:tc>
           <w:tcPr>
-            <w:tcW w:w="2538" w:type="dxa"/>
+            <w:tcW w:w="1731" w:type="dxa"/>
             <w:tcBorders>
               <w:start w:val="single" w:sz="4" w:space="0" w:color="000000"/>
               <w:bottom w:val="single" w:sz="4" w:space="0" w:color="000000"/>
@@ -34616,10 +36341,123 @@
               <w:t>Coarse gain</w:t>
             </w:r>
           </w:p>
-        </w:tc>
-        <w:tc>
-          <w:tcPr>
-            <w:tcW w:w="2597" w:type="dxa"/>
+          <w:p>
+            <w:pPr>
+              <w:pStyle w:val="TableContents"/>
+              <w:jc w:val="start"/>
+              <w:rPr>
+                <w:rFonts w:ascii="Liberation Serif" w:hAnsi="Liberation Serif"/>
+                <w:b w:val="false"/>
+                <w:bCs w:val="false"/>
+                <w:i w:val="false"/>
+                <w:iCs w:val="false"/>
+                <w:strike w:val="false"/>
+                <w:dstrike w:val="false"/>
+                <w:outline w:val="false"/>
+                <w:shadow w:val="false"/>
+                <w:color w:val="auto"/>
+                <w:sz w:val="24"/>
+                <w:szCs w:val="24"/>
+                <w:u w:val="none"/>
+              </w:rPr>
+            </w:pPr>
+            <w:r>
+              <w:rPr>
+                <w:b w:val="false"/>
+                <w:bCs w:val="false"/>
+                <w:i w:val="false"/>
+                <w:iCs w:val="false"/>
+                <w:strike w:val="false"/>
+                <w:dstrike w:val="false"/>
+                <w:outline w:val="false"/>
+                <w:shadow w:val="false"/>
+                <w:color w:val="auto"/>
+                <w:sz w:val="24"/>
+                <w:szCs w:val="24"/>
+                <w:u w:val="none"/>
+              </w:rPr>
+            </w:r>
+          </w:p>
+          <w:p>
+            <w:pPr>
+              <w:pStyle w:val="TableContents"/>
+              <w:jc w:val="start"/>
+              <w:rPr>
+                <w:rFonts w:ascii="Liberation Serif" w:hAnsi="Liberation Serif"/>
+                <w:b w:val="false"/>
+                <w:bCs w:val="false"/>
+                <w:i w:val="false"/>
+                <w:iCs w:val="false"/>
+                <w:strike w:val="false"/>
+                <w:dstrike w:val="false"/>
+                <w:outline w:val="false"/>
+                <w:shadow w:val="false"/>
+                <w:color w:val="auto"/>
+                <w:sz w:val="24"/>
+                <w:szCs w:val="24"/>
+                <w:u w:val="none"/>
+              </w:rPr>
+            </w:pPr>
+            <w:r>
+              <w:rPr>
+                <w:b w:val="false"/>
+                <w:bCs w:val="false"/>
+                <w:i w:val="false"/>
+                <w:iCs w:val="false"/>
+                <w:strike w:val="false"/>
+                <w:dstrike w:val="false"/>
+                <w:outline w:val="false"/>
+                <w:shadow w:val="false"/>
+                <w:color w:val="auto"/>
+                <w:sz w:val="24"/>
+                <w:szCs w:val="24"/>
+                <w:u w:val="none"/>
+              </w:rPr>
+              <w:t>Range:</w:t>
+            </w:r>
+          </w:p>
+          <w:p>
+            <w:pPr>
+              <w:pStyle w:val="TableContents"/>
+              <w:jc w:val="start"/>
+              <w:rPr>
+                <w:rFonts w:ascii="Liberation Serif" w:hAnsi="Liberation Serif"/>
+                <w:b w:val="false"/>
+                <w:bCs w:val="false"/>
+                <w:i w:val="false"/>
+                <w:iCs w:val="false"/>
+                <w:strike w:val="false"/>
+                <w:dstrike w:val="false"/>
+                <w:outline w:val="false"/>
+                <w:shadow w:val="false"/>
+                <w:color w:val="auto"/>
+                <w:sz w:val="24"/>
+                <w:szCs w:val="24"/>
+                <w:u w:val="none"/>
+              </w:rPr>
+            </w:pPr>
+            <w:r>
+              <w:rPr>
+                <w:b w:val="false"/>
+                <w:bCs w:val="false"/>
+                <w:i w:val="false"/>
+                <w:iCs w:val="false"/>
+                <w:strike w:val="false"/>
+                <w:dstrike w:val="false"/>
+                <w:outline w:val="false"/>
+                <w:shadow w:val="false"/>
+                <w:color w:val="auto"/>
+                <w:sz w:val="24"/>
+                <w:szCs w:val="24"/>
+                <w:u w:val="none"/>
+              </w:rPr>
+              <w:t>[1.0, 21.0]</w:t>
+            </w:r>
+          </w:p>
+        </w:tc>
+        <w:tc>
+          <w:tcPr>
+            <w:tcW w:w="3054" w:type="dxa"/>
             <w:tcBorders>
               <w:start w:val="single" w:sz="4" w:space="0" w:color="000000"/>
               <w:bottom w:val="single" w:sz="4" w:space="0" w:color="000000"/>
@@ -34700,52 +36538,10 @@
                 <w:u w:val="none"/>
                 <w:vertAlign w:val="baseline"/>
               </w:rPr>
-              <w:t xml:space="preserve"> the desired value.</w:t>
-            </w:r>
-          </w:p>
-          <w:p>
-            <w:pPr>
-              <w:pStyle w:val="TableContents"/>
-              <w:jc w:val="start"/>
-              <w:rPr>
-                <w:rFonts w:ascii="Liberation Serif" w:hAnsi="Liberation Serif"/>
-                <w:b w:val="false"/>
-                <w:bCs w:val="false"/>
-                <w:i w:val="false"/>
-                <w:iCs w:val="false"/>
-                <w:strike w:val="false"/>
-                <w:dstrike w:val="false"/>
-                <w:outline w:val="false"/>
-                <w:shadow w:val="false"/>
-                <w:color w:val="auto"/>
-                <w:sz w:val="24"/>
-                <w:szCs w:val="24"/>
-                <w:u w:val="none"/>
-              </w:rPr>
-            </w:pPr>
-            <w:r>
-              <w:rPr>
-                <w:b w:val="false"/>
-                <w:bCs w:val="false"/>
-                <w:i w:val="false"/>
-                <w:iCs w:val="false"/>
-                <w:strike w:val="false"/>
-                <w:dstrike w:val="false"/>
-                <w:outline w:val="false"/>
-                <w:shadow w:val="false"/>
-                <w:color w:val="auto"/>
-                <w:sz w:val="24"/>
-                <w:szCs w:val="24"/>
-                <w:u w:val="none"/>
-              </w:rPr>
-            </w:r>
-          </w:p>
-          <w:p>
-            <w:pPr>
-              <w:pStyle w:val="TableContents"/>
-              <w:jc w:val="start"/>
-              <w:rPr>
-                <w:rFonts w:ascii="Liberation Serif" w:hAnsi="Liberation Serif"/>
+              <w:t xml:space="preserve"> the </w:t>
+            </w:r>
+            <w:r>
+              <w:rPr>
                 <w:b w:val="false"/>
                 <w:bCs w:val="false"/>
                 <w:i w:val="false"/>
@@ -34761,7 +36557,8 @@
                 <w:u w:val="none"/>
                 <w:vertAlign w:val="baseline"/>
               </w:rPr>
-            </w:pPr>
+              <w:t>requested</w:t>
+            </w:r>
             <w:r>
               <w:rPr>
                 <w:b w:val="false"/>
@@ -34779,7 +36576,64 @@
                 <w:u w:val="none"/>
                 <w:vertAlign w:val="baseline"/>
               </w:rPr>
-              <w:t xml:space="preserve">Gain = </w:t>
+              <w:t xml:space="preserve"> value </w:t>
+            </w:r>
+            <w:r>
+              <w:rPr>
+                <w:b w:val="false"/>
+                <w:bCs w:val="false"/>
+                <w:i w:val="false"/>
+                <w:iCs w:val="false"/>
+                <w:strike w:val="false"/>
+                <w:dstrike w:val="false"/>
+                <w:outline w:val="false"/>
+                <w:shadow w:val="false"/>
+                <w:color w:val="auto"/>
+                <w:position w:val="0"/>
+                <w:sz w:val="24"/>
+                <w:szCs w:val="24"/>
+                <w:u w:val="none"/>
+                <w:vertAlign w:val="baseline"/>
+              </w:rPr>
+              <w:t>a</w:t>
+            </w:r>
+            <w:r>
+              <w:rPr>
+                <w:b w:val="false"/>
+                <w:bCs w:val="false"/>
+                <w:i w:val="false"/>
+                <w:iCs w:val="false"/>
+                <w:strike w:val="false"/>
+                <w:dstrike w:val="false"/>
+                <w:outline w:val="false"/>
+                <w:shadow w:val="false"/>
+                <w:color w:val="auto"/>
+                <w:position w:val="0"/>
+                <w:sz w:val="24"/>
+                <w:szCs w:val="24"/>
+                <w:u w:val="none"/>
+                <w:vertAlign w:val="baseline"/>
+              </w:rPr>
+              <w:t>n</w:t>
+            </w:r>
+            <w:r>
+              <w:rPr>
+                <w:b w:val="false"/>
+                <w:bCs w:val="false"/>
+                <w:i w:val="false"/>
+                <w:iCs w:val="false"/>
+                <w:strike w:val="false"/>
+                <w:dstrike w:val="false"/>
+                <w:outline w:val="false"/>
+                <w:shadow w:val="false"/>
+                <w:color w:val="auto"/>
+                <w:position w:val="0"/>
+                <w:sz w:val="24"/>
+                <w:szCs w:val="24"/>
+                <w:u w:val="none"/>
+                <w:vertAlign w:val="baseline"/>
+              </w:rPr>
+              <w:t xml:space="preserve">d </w:t>
             </w:r>
             <w:r>
               <w:rPr>
@@ -34798,6 +36652,1088 @@
                 <w:u w:val="none"/>
                 <w:vertAlign w:val="baseline"/>
               </w:rPr>
+              <w:t>y</w:t>
+            </w:r>
+            <w:r>
+              <w:rPr>
+                <w:b w:val="false"/>
+                <w:bCs w:val="false"/>
+                <w:i w:val="false"/>
+                <w:iCs w:val="false"/>
+                <w:strike w:val="false"/>
+                <w:dstrike w:val="false"/>
+                <w:outline w:val="false"/>
+                <w:shadow w:val="false"/>
+                <w:color w:val="auto"/>
+                <w:position w:val="0"/>
+                <w:sz w:val="24"/>
+                <w:szCs w:val="24"/>
+                <w:u w:val="none"/>
+                <w:vertAlign w:val="baseline"/>
+              </w:rPr>
+              <w:t xml:space="preserve"> </w:t>
+            </w:r>
+            <w:r>
+              <w:rPr>
+                <w:b w:val="false"/>
+                <w:bCs w:val="false"/>
+                <w:i w:val="false"/>
+                <w:iCs w:val="false"/>
+                <w:strike w:val="false"/>
+                <w:dstrike w:val="false"/>
+                <w:outline w:val="false"/>
+                <w:shadow w:val="false"/>
+                <w:color w:val="auto"/>
+                <w:position w:val="0"/>
+                <w:sz w:val="24"/>
+                <w:szCs w:val="24"/>
+                <w:u w:val="none"/>
+                <w:vertAlign w:val="baseline"/>
+              </w:rPr>
+              <w:t>t</w:t>
+            </w:r>
+            <w:r>
+              <w:rPr>
+                <w:b w:val="false"/>
+                <w:bCs w:val="false"/>
+                <w:i w:val="false"/>
+                <w:iCs w:val="false"/>
+                <w:strike w:val="false"/>
+                <w:dstrike w:val="false"/>
+                <w:outline w:val="false"/>
+                <w:shadow w:val="false"/>
+                <w:color w:val="auto"/>
+                <w:position w:val="0"/>
+                <w:sz w:val="24"/>
+                <w:szCs w:val="24"/>
+                <w:u w:val="none"/>
+                <w:vertAlign w:val="baseline"/>
+              </w:rPr>
+              <w:t>h</w:t>
+            </w:r>
+            <w:r>
+              <w:rPr>
+                <w:b w:val="false"/>
+                <w:bCs w:val="false"/>
+                <w:i w:val="false"/>
+                <w:iCs w:val="false"/>
+                <w:strike w:val="false"/>
+                <w:dstrike w:val="false"/>
+                <w:outline w:val="false"/>
+                <w:shadow w:val="false"/>
+                <w:color w:val="auto"/>
+                <w:position w:val="0"/>
+                <w:sz w:val="24"/>
+                <w:szCs w:val="24"/>
+                <w:u w:val="none"/>
+                <w:vertAlign w:val="baseline"/>
+              </w:rPr>
+              <w:t xml:space="preserve">e </w:t>
+            </w:r>
+            <w:r>
+              <w:rPr>
+                <w:b w:val="false"/>
+                <w:bCs w:val="false"/>
+                <w:i w:val="false"/>
+                <w:iCs w:val="false"/>
+                <w:strike w:val="false"/>
+                <w:dstrike w:val="false"/>
+                <w:outline w:val="false"/>
+                <w:shadow w:val="false"/>
+                <w:color w:val="auto"/>
+                <w:position w:val="0"/>
+                <w:sz w:val="24"/>
+                <w:szCs w:val="24"/>
+                <w:u w:val="none"/>
+                <w:vertAlign w:val="baseline"/>
+              </w:rPr>
+              <w:t>c</w:t>
+            </w:r>
+            <w:r>
+              <w:rPr>
+                <w:b w:val="false"/>
+                <w:bCs w:val="false"/>
+                <w:i w:val="false"/>
+                <w:iCs w:val="false"/>
+                <w:strike w:val="false"/>
+                <w:dstrike w:val="false"/>
+                <w:outline w:val="false"/>
+                <w:shadow w:val="false"/>
+                <w:color w:val="auto"/>
+                <w:position w:val="0"/>
+                <w:sz w:val="24"/>
+                <w:szCs w:val="24"/>
+                <w:u w:val="none"/>
+                <w:vertAlign w:val="baseline"/>
+              </w:rPr>
+              <w:t>o</w:t>
+            </w:r>
+            <w:r>
+              <w:rPr>
+                <w:b w:val="false"/>
+                <w:bCs w:val="false"/>
+                <w:i w:val="false"/>
+                <w:iCs w:val="false"/>
+                <w:strike w:val="false"/>
+                <w:dstrike w:val="false"/>
+                <w:outline w:val="false"/>
+                <w:shadow w:val="false"/>
+                <w:color w:val="auto"/>
+                <w:position w:val="0"/>
+                <w:sz w:val="24"/>
+                <w:szCs w:val="24"/>
+                <w:u w:val="none"/>
+                <w:vertAlign w:val="baseline"/>
+              </w:rPr>
+              <w:t>r</w:t>
+            </w:r>
+            <w:r>
+              <w:rPr>
+                <w:b w:val="false"/>
+                <w:bCs w:val="false"/>
+                <w:i w:val="false"/>
+                <w:iCs w:val="false"/>
+                <w:strike w:val="false"/>
+                <w:dstrike w:val="false"/>
+                <w:outline w:val="false"/>
+                <w:shadow w:val="false"/>
+                <w:color w:val="auto"/>
+                <w:position w:val="0"/>
+                <w:sz w:val="24"/>
+                <w:szCs w:val="24"/>
+                <w:u w:val="none"/>
+                <w:vertAlign w:val="baseline"/>
+              </w:rPr>
+              <w:t>r</w:t>
+            </w:r>
+            <w:r>
+              <w:rPr>
+                <w:b w:val="false"/>
+                <w:bCs w:val="false"/>
+                <w:i w:val="false"/>
+                <w:iCs w:val="false"/>
+                <w:strike w:val="false"/>
+                <w:dstrike w:val="false"/>
+                <w:outline w:val="false"/>
+                <w:shadow w:val="false"/>
+                <w:color w:val="auto"/>
+                <w:position w:val="0"/>
+                <w:sz w:val="24"/>
+                <w:szCs w:val="24"/>
+                <w:u w:val="none"/>
+                <w:vertAlign w:val="baseline"/>
+              </w:rPr>
+              <w:t>e</w:t>
+            </w:r>
+            <w:r>
+              <w:rPr>
+                <w:b w:val="false"/>
+                <w:bCs w:val="false"/>
+                <w:i w:val="false"/>
+                <w:iCs w:val="false"/>
+                <w:strike w:val="false"/>
+                <w:dstrike w:val="false"/>
+                <w:outline w:val="false"/>
+                <w:shadow w:val="false"/>
+                <w:color w:val="auto"/>
+                <w:position w:val="0"/>
+                <w:sz w:val="24"/>
+                <w:szCs w:val="24"/>
+                <w:u w:val="none"/>
+                <w:vertAlign w:val="baseline"/>
+              </w:rPr>
+              <w:t>s</w:t>
+            </w:r>
+            <w:r>
+              <w:rPr>
+                <w:b w:val="false"/>
+                <w:bCs w:val="false"/>
+                <w:i w:val="false"/>
+                <w:iCs w:val="false"/>
+                <w:strike w:val="false"/>
+                <w:dstrike w:val="false"/>
+                <w:outline w:val="false"/>
+                <w:shadow w:val="false"/>
+                <w:color w:val="auto"/>
+                <w:position w:val="0"/>
+                <w:sz w:val="24"/>
+                <w:szCs w:val="24"/>
+                <w:u w:val="none"/>
+                <w:vertAlign w:val="baseline"/>
+              </w:rPr>
+              <w:t>p</w:t>
+            </w:r>
+            <w:r>
+              <w:rPr>
+                <w:b w:val="false"/>
+                <w:bCs w:val="false"/>
+                <w:i w:val="false"/>
+                <w:iCs w:val="false"/>
+                <w:strike w:val="false"/>
+                <w:dstrike w:val="false"/>
+                <w:outline w:val="false"/>
+                <w:shadow w:val="false"/>
+                <w:color w:val="auto"/>
+                <w:position w:val="0"/>
+                <w:sz w:val="24"/>
+                <w:szCs w:val="24"/>
+                <w:u w:val="none"/>
+                <w:vertAlign w:val="baseline"/>
+              </w:rPr>
+              <w:t>o</w:t>
+            </w:r>
+            <w:r>
+              <w:rPr>
+                <w:b w:val="false"/>
+                <w:bCs w:val="false"/>
+                <w:i w:val="false"/>
+                <w:iCs w:val="false"/>
+                <w:strike w:val="false"/>
+                <w:dstrike w:val="false"/>
+                <w:outline w:val="false"/>
+                <w:shadow w:val="false"/>
+                <w:color w:val="auto"/>
+                <w:position w:val="0"/>
+                <w:sz w:val="24"/>
+                <w:szCs w:val="24"/>
+                <w:u w:val="none"/>
+                <w:vertAlign w:val="baseline"/>
+              </w:rPr>
+              <w:t>n</w:t>
+            </w:r>
+            <w:r>
+              <w:rPr>
+                <w:b w:val="false"/>
+                <w:bCs w:val="false"/>
+                <w:i w:val="false"/>
+                <w:iCs w:val="false"/>
+                <w:strike w:val="false"/>
+                <w:dstrike w:val="false"/>
+                <w:outline w:val="false"/>
+                <w:shadow w:val="false"/>
+                <w:color w:val="auto"/>
+                <w:position w:val="0"/>
+                <w:sz w:val="24"/>
+                <w:szCs w:val="24"/>
+                <w:u w:val="none"/>
+                <w:vertAlign w:val="baseline"/>
+              </w:rPr>
+              <w:t>d</w:t>
+            </w:r>
+            <w:r>
+              <w:rPr>
+                <w:b w:val="false"/>
+                <w:bCs w:val="false"/>
+                <w:i w:val="false"/>
+                <w:iCs w:val="false"/>
+                <w:strike w:val="false"/>
+                <w:dstrike w:val="false"/>
+                <w:outline w:val="false"/>
+                <w:shadow w:val="false"/>
+                <w:color w:val="auto"/>
+                <w:position w:val="0"/>
+                <w:sz w:val="24"/>
+                <w:szCs w:val="24"/>
+                <w:u w:val="none"/>
+                <w:vertAlign w:val="baseline"/>
+              </w:rPr>
+              <w:t>i</w:t>
+            </w:r>
+            <w:r>
+              <w:rPr>
+                <w:b w:val="false"/>
+                <w:bCs w:val="false"/>
+                <w:i w:val="false"/>
+                <w:iCs w:val="false"/>
+                <w:strike w:val="false"/>
+                <w:dstrike w:val="false"/>
+                <w:outline w:val="false"/>
+                <w:shadow w:val="false"/>
+                <w:color w:val="auto"/>
+                <w:position w:val="0"/>
+                <w:sz w:val="24"/>
+                <w:szCs w:val="24"/>
+                <w:u w:val="none"/>
+                <w:vertAlign w:val="baseline"/>
+              </w:rPr>
+              <w:t>n</w:t>
+            </w:r>
+            <w:r>
+              <w:rPr>
+                <w:b w:val="false"/>
+                <w:bCs w:val="false"/>
+                <w:i w:val="false"/>
+                <w:iCs w:val="false"/>
+                <w:strike w:val="false"/>
+                <w:dstrike w:val="false"/>
+                <w:outline w:val="false"/>
+                <w:shadow w:val="false"/>
+                <w:color w:val="auto"/>
+                <w:position w:val="0"/>
+                <w:sz w:val="24"/>
+                <w:szCs w:val="24"/>
+                <w:u w:val="none"/>
+                <w:vertAlign w:val="baseline"/>
+              </w:rPr>
+              <w:t xml:space="preserve">g </w:t>
+            </w:r>
+            <w:r>
+              <w:rPr>
+                <w:b w:val="false"/>
+                <w:bCs w:val="false"/>
+                <w:i w:val="false"/>
+                <w:iCs w:val="false"/>
+                <w:strike w:val="false"/>
+                <w:dstrike w:val="false"/>
+                <w:outline w:val="false"/>
+                <w:shadow w:val="false"/>
+                <w:color w:val="auto"/>
+                <w:position w:val="0"/>
+                <w:sz w:val="24"/>
+                <w:szCs w:val="24"/>
+                <w:u w:val="none"/>
+                <w:vertAlign w:val="baseline"/>
+              </w:rPr>
+              <w:t>D</w:t>
+            </w:r>
+            <w:r>
+              <w:rPr>
+                <w:b w:val="false"/>
+                <w:bCs w:val="false"/>
+                <w:i w:val="false"/>
+                <w:iCs w:val="false"/>
+                <w:strike w:val="false"/>
+                <w:dstrike w:val="false"/>
+                <w:outline w:val="false"/>
+                <w:shadow w:val="false"/>
+                <w:color w:val="auto"/>
+                <w:position w:val="0"/>
+                <w:sz w:val="24"/>
+                <w:szCs w:val="24"/>
+                <w:u w:val="none"/>
+                <w:vertAlign w:val="baseline"/>
+              </w:rPr>
+              <w:t>A</w:t>
+            </w:r>
+            <w:r>
+              <w:rPr>
+                <w:b w:val="false"/>
+                <w:bCs w:val="false"/>
+                <w:i w:val="false"/>
+                <w:iCs w:val="false"/>
+                <w:strike w:val="false"/>
+                <w:dstrike w:val="false"/>
+                <w:outline w:val="false"/>
+                <w:shadow w:val="false"/>
+                <w:color w:val="auto"/>
+                <w:position w:val="0"/>
+                <w:sz w:val="24"/>
+                <w:szCs w:val="24"/>
+                <w:u w:val="none"/>
+                <w:vertAlign w:val="baseline"/>
+              </w:rPr>
+              <w:t xml:space="preserve">C </w:t>
+            </w:r>
+            <w:r>
+              <w:rPr>
+                <w:b w:val="false"/>
+                <w:bCs w:val="false"/>
+                <w:i w:val="false"/>
+                <w:iCs w:val="false"/>
+                <w:strike w:val="false"/>
+                <w:dstrike w:val="false"/>
+                <w:outline w:val="false"/>
+                <w:shadow w:val="false"/>
+                <w:color w:val="auto"/>
+                <w:position w:val="0"/>
+                <w:sz w:val="24"/>
+                <w:szCs w:val="24"/>
+                <w:u w:val="none"/>
+                <w:vertAlign w:val="baseline"/>
+              </w:rPr>
+              <w:t>c</w:t>
+            </w:r>
+            <w:r>
+              <w:rPr>
+                <w:b w:val="false"/>
+                <w:bCs w:val="false"/>
+                <w:i w:val="false"/>
+                <w:iCs w:val="false"/>
+                <w:strike w:val="false"/>
+                <w:dstrike w:val="false"/>
+                <w:outline w:val="false"/>
+                <w:shadow w:val="false"/>
+                <w:color w:val="auto"/>
+                <w:position w:val="0"/>
+                <w:sz w:val="24"/>
+                <w:szCs w:val="24"/>
+                <w:u w:val="none"/>
+                <w:vertAlign w:val="baseline"/>
+              </w:rPr>
+              <w:t>o</w:t>
+            </w:r>
+            <w:r>
+              <w:rPr>
+                <w:b w:val="false"/>
+                <w:bCs w:val="false"/>
+                <w:i w:val="false"/>
+                <w:iCs w:val="false"/>
+                <w:strike w:val="false"/>
+                <w:dstrike w:val="false"/>
+                <w:outline w:val="false"/>
+                <w:shadow w:val="false"/>
+                <w:color w:val="auto"/>
+                <w:position w:val="0"/>
+                <w:sz w:val="24"/>
+                <w:szCs w:val="24"/>
+                <w:u w:val="none"/>
+                <w:vertAlign w:val="baseline"/>
+              </w:rPr>
+              <w:t>d</w:t>
+            </w:r>
+            <w:r>
+              <w:rPr>
+                <w:b w:val="false"/>
+                <w:bCs w:val="false"/>
+                <w:i w:val="false"/>
+                <w:iCs w:val="false"/>
+                <w:strike w:val="false"/>
+                <w:dstrike w:val="false"/>
+                <w:outline w:val="false"/>
+                <w:shadow w:val="false"/>
+                <w:color w:val="auto"/>
+                <w:position w:val="0"/>
+                <w:sz w:val="24"/>
+                <w:szCs w:val="24"/>
+                <w:u w:val="none"/>
+                <w:vertAlign w:val="baseline"/>
+              </w:rPr>
+              <w:t xml:space="preserve">e </w:t>
+            </w:r>
+            <w:r>
+              <w:rPr>
+                <w:b w:val="false"/>
+                <w:bCs w:val="false"/>
+                <w:i w:val="false"/>
+                <w:iCs w:val="false"/>
+                <w:strike w:val="false"/>
+                <w:dstrike w:val="false"/>
+                <w:outline w:val="false"/>
+                <w:shadow w:val="false"/>
+                <w:color w:val="auto"/>
+                <w:position w:val="0"/>
+                <w:sz w:val="24"/>
+                <w:szCs w:val="24"/>
+                <w:u w:val="none"/>
+                <w:vertAlign w:val="baseline"/>
+              </w:rPr>
+              <w:t>t</w:t>
+            </w:r>
+            <w:r>
+              <w:rPr>
+                <w:b w:val="false"/>
+                <w:bCs w:val="false"/>
+                <w:i w:val="false"/>
+                <w:iCs w:val="false"/>
+                <w:strike w:val="false"/>
+                <w:dstrike w:val="false"/>
+                <w:outline w:val="false"/>
+                <w:shadow w:val="false"/>
+                <w:color w:val="auto"/>
+                <w:position w:val="0"/>
+                <w:sz w:val="24"/>
+                <w:szCs w:val="24"/>
+                <w:u w:val="none"/>
+                <w:vertAlign w:val="baseline"/>
+              </w:rPr>
+              <w:t xml:space="preserve">o </w:t>
+            </w:r>
+            <w:r>
+              <w:rPr>
+                <w:b w:val="false"/>
+                <w:bCs w:val="false"/>
+                <w:i w:val="false"/>
+                <w:iCs w:val="false"/>
+                <w:strike w:val="false"/>
+                <w:dstrike w:val="false"/>
+                <w:outline w:val="false"/>
+                <w:shadow w:val="false"/>
+                <w:color w:val="auto"/>
+                <w:position w:val="0"/>
+                <w:sz w:val="24"/>
+                <w:szCs w:val="24"/>
+                <w:u w:val="none"/>
+                <w:vertAlign w:val="baseline"/>
+              </w:rPr>
+              <w:t>b</w:t>
+            </w:r>
+            <w:r>
+              <w:rPr>
+                <w:b w:val="false"/>
+                <w:bCs w:val="false"/>
+                <w:i w:val="false"/>
+                <w:iCs w:val="false"/>
+                <w:strike w:val="false"/>
+                <w:dstrike w:val="false"/>
+                <w:outline w:val="false"/>
+                <w:shadow w:val="false"/>
+                <w:color w:val="auto"/>
+                <w:position w:val="0"/>
+                <w:sz w:val="24"/>
+                <w:szCs w:val="24"/>
+                <w:u w:val="none"/>
+                <w:vertAlign w:val="baseline"/>
+              </w:rPr>
+              <w:t xml:space="preserve">e </w:t>
+            </w:r>
+            <w:r>
+              <w:rPr>
+                <w:b w:val="false"/>
+                <w:bCs w:val="false"/>
+                <w:i w:val="false"/>
+                <w:iCs w:val="false"/>
+                <w:strike w:val="false"/>
+                <w:dstrike w:val="false"/>
+                <w:outline w:val="false"/>
+                <w:shadow w:val="false"/>
+                <w:color w:val="auto"/>
+                <w:position w:val="0"/>
+                <w:sz w:val="24"/>
+                <w:szCs w:val="24"/>
+                <w:u w:val="none"/>
+                <w:vertAlign w:val="baseline"/>
+              </w:rPr>
+              <w:t>s</w:t>
+            </w:r>
+            <w:r>
+              <w:rPr>
+                <w:b w:val="false"/>
+                <w:bCs w:val="false"/>
+                <w:i w:val="false"/>
+                <w:iCs w:val="false"/>
+                <w:strike w:val="false"/>
+                <w:dstrike w:val="false"/>
+                <w:outline w:val="false"/>
+                <w:shadow w:val="false"/>
+                <w:color w:val="auto"/>
+                <w:position w:val="0"/>
+                <w:sz w:val="24"/>
+                <w:szCs w:val="24"/>
+                <w:u w:val="none"/>
+                <w:vertAlign w:val="baseline"/>
+              </w:rPr>
+              <w:t>e</w:t>
+            </w:r>
+            <w:r>
+              <w:rPr>
+                <w:b w:val="false"/>
+                <w:bCs w:val="false"/>
+                <w:i w:val="false"/>
+                <w:iCs w:val="false"/>
+                <w:strike w:val="false"/>
+                <w:dstrike w:val="false"/>
+                <w:outline w:val="false"/>
+                <w:shadow w:val="false"/>
+                <w:color w:val="auto"/>
+                <w:position w:val="0"/>
+                <w:sz w:val="24"/>
+                <w:szCs w:val="24"/>
+                <w:u w:val="none"/>
+                <w:vertAlign w:val="baseline"/>
+              </w:rPr>
+              <w:t>n</w:t>
+            </w:r>
+            <w:r>
+              <w:rPr>
+                <w:b w:val="false"/>
+                <w:bCs w:val="false"/>
+                <w:i w:val="false"/>
+                <w:iCs w:val="false"/>
+                <w:strike w:val="false"/>
+                <w:dstrike w:val="false"/>
+                <w:outline w:val="false"/>
+                <w:shadow w:val="false"/>
+                <w:color w:val="auto"/>
+                <w:position w:val="0"/>
+                <w:sz w:val="24"/>
+                <w:szCs w:val="24"/>
+                <w:u w:val="none"/>
+                <w:vertAlign w:val="baseline"/>
+              </w:rPr>
+              <w:t>t</w:t>
+            </w:r>
+            <w:r>
+              <w:rPr>
+                <w:b w:val="false"/>
+                <w:bCs w:val="false"/>
+                <w:i w:val="false"/>
+                <w:iCs w:val="false"/>
+                <w:strike w:val="false"/>
+                <w:dstrike w:val="false"/>
+                <w:outline w:val="false"/>
+                <w:shadow w:val="false"/>
+                <w:color w:val="auto"/>
+                <w:position w:val="0"/>
+                <w:sz w:val="24"/>
+                <w:szCs w:val="24"/>
+                <w:u w:val="none"/>
+                <w:vertAlign w:val="baseline"/>
+              </w:rPr>
+              <w:t>.</w:t>
+            </w:r>
+          </w:p>
+          <w:p>
+            <w:pPr>
+              <w:pStyle w:val="TableContents"/>
+              <w:jc w:val="start"/>
+              <w:rPr>
+                <w:rFonts w:ascii="Liberation Serif" w:hAnsi="Liberation Serif"/>
+                <w:b w:val="false"/>
+                <w:bCs w:val="false"/>
+                <w:i w:val="false"/>
+                <w:iCs w:val="false"/>
+                <w:strike w:val="false"/>
+                <w:dstrike w:val="false"/>
+                <w:outline w:val="false"/>
+                <w:shadow w:val="false"/>
+                <w:color w:val="auto"/>
+                <w:sz w:val="24"/>
+                <w:szCs w:val="24"/>
+                <w:u w:val="none"/>
+              </w:rPr>
+            </w:pPr>
+            <w:r>
+              <w:rPr>
+                <w:b w:val="false"/>
+                <w:bCs w:val="false"/>
+                <w:i w:val="false"/>
+                <w:iCs w:val="false"/>
+                <w:strike w:val="false"/>
+                <w:dstrike w:val="false"/>
+                <w:outline w:val="false"/>
+                <w:shadow w:val="false"/>
+                <w:color w:val="auto"/>
+                <w:sz w:val="24"/>
+                <w:szCs w:val="24"/>
+                <w:u w:val="none"/>
+              </w:rPr>
+            </w:r>
+          </w:p>
+          <w:p>
+            <w:pPr>
+              <w:pStyle w:val="TableContents"/>
+              <w:jc w:val="start"/>
+              <w:rPr>
+                <w:rFonts w:ascii="Liberation Serif" w:hAnsi="Liberation Serif"/>
+                <w:b w:val="false"/>
+                <w:bCs w:val="false"/>
+                <w:i w:val="false"/>
+                <w:iCs w:val="false"/>
+                <w:strike w:val="false"/>
+                <w:dstrike w:val="false"/>
+                <w:outline w:val="false"/>
+                <w:shadow w:val="false"/>
+                <w:color w:val="auto"/>
+                <w:position w:val="0"/>
+                <w:sz w:val="24"/>
+                <w:szCs w:val="24"/>
+                <w:u w:val="none"/>
+                <w:vertAlign w:val="baseline"/>
+              </w:rPr>
+            </w:pPr>
+            <w:r>
+              <w:rPr>
+                <w:b/>
+                <w:bCs/>
+                <w:i w:val="false"/>
+                <w:iCs w:val="false"/>
+                <w:strike w:val="false"/>
+                <w:dstrike w:val="false"/>
+                <w:outline w:val="false"/>
+                <w:shadow w:val="false"/>
+                <w:color w:val="auto"/>
+                <w:position w:val="0"/>
+                <w:sz w:val="24"/>
+                <w:szCs w:val="24"/>
+                <w:u w:val="none"/>
+                <w:vertAlign w:val="baseline"/>
+              </w:rPr>
+              <w:t>y</w:t>
+            </w:r>
+            <w:r>
+              <w:rPr>
+                <w:b w:val="false"/>
+                <w:bCs w:val="false"/>
+                <w:i w:val="false"/>
+                <w:iCs w:val="false"/>
+                <w:strike w:val="false"/>
+                <w:dstrike w:val="false"/>
+                <w:outline w:val="false"/>
+                <w:shadow w:val="false"/>
+                <w:color w:val="auto"/>
+                <w:position w:val="0"/>
+                <w:sz w:val="24"/>
+                <w:szCs w:val="24"/>
+                <w:u w:val="none"/>
+                <w:vertAlign w:val="baseline"/>
+              </w:rPr>
+              <w:t xml:space="preserve"> = </w:t>
+            </w:r>
+            <w:r>
+              <w:rPr>
+                <w:b w:val="false"/>
+                <w:bCs w:val="false"/>
+                <w:i w:val="false"/>
+                <w:iCs w:val="false"/>
+                <w:strike w:val="false"/>
+                <w:dstrike w:val="false"/>
+                <w:outline w:val="false"/>
+                <w:shadow w:val="false"/>
+                <w:color w:val="auto"/>
+                <w:position w:val="0"/>
+                <w:sz w:val="24"/>
+                <w:szCs w:val="24"/>
+                <w:u w:val="none"/>
+                <w:vertAlign w:val="baseline"/>
+              </w:rPr>
+              <w:t>((</w:t>
+            </w:r>
+            <w:r>
+              <w:rPr>
+                <w:b w:val="false"/>
+                <w:bCs w:val="false"/>
+                <w:i w:val="false"/>
+                <w:iCs w:val="false"/>
+                <w:strike w:val="false"/>
+                <w:dstrike w:val="false"/>
+                <w:outline w:val="false"/>
+                <w:shadow w:val="false"/>
+                <w:color w:val="auto"/>
+                <w:position w:val="0"/>
+                <w:sz w:val="24"/>
+                <w:szCs w:val="24"/>
+                <w:u w:val="none"/>
+                <w:vertAlign w:val="baseline"/>
+              </w:rPr>
+              <w:t>0.</w:t>
+            </w:r>
+            <w:r>
+              <w:rPr>
+                <w:b w:val="false"/>
+                <w:bCs w:val="false"/>
+                <w:i w:val="false"/>
+                <w:iCs w:val="false"/>
+                <w:strike w:val="false"/>
+                <w:dstrike w:val="false"/>
+                <w:outline w:val="false"/>
+                <w:shadow w:val="false"/>
+                <w:color w:val="auto"/>
+                <w:position w:val="0"/>
+                <w:sz w:val="24"/>
+                <w:szCs w:val="24"/>
+                <w:u w:val="none"/>
+                <w:vertAlign w:val="baseline"/>
+              </w:rPr>
+              <w:t>6</w:t>
+            </w:r>
+            <w:r>
+              <w:rPr>
+                <w:b w:val="false"/>
+                <w:bCs w:val="false"/>
+                <w:i w:val="false"/>
+                <w:iCs w:val="false"/>
+                <w:strike w:val="false"/>
+                <w:dstrike w:val="false"/>
+                <w:outline w:val="false"/>
+                <w:shadow w:val="false"/>
+                <w:color w:val="auto"/>
+                <w:position w:val="0"/>
+                <w:sz w:val="24"/>
+                <w:szCs w:val="24"/>
+                <w:u w:val="none"/>
+                <w:vertAlign w:val="baseline"/>
+              </w:rPr>
+              <w:t>*</w:t>
+            </w:r>
+            <w:r>
+              <w:rPr>
+                <w:b w:val="false"/>
+                <w:bCs w:val="false"/>
+                <w:i w:val="false"/>
+                <w:iCs w:val="false"/>
+                <w:strike w:val="false"/>
+                <w:dstrike w:val="false"/>
+                <w:outline w:val="false"/>
+                <w:shadow w:val="false"/>
+                <w:color w:val="auto"/>
+                <w:position w:val="0"/>
+                <w:sz w:val="24"/>
+                <w:szCs w:val="24"/>
+                <w:u w:val="none"/>
+                <w:vertAlign w:val="baseline"/>
+              </w:rPr>
+              <w:t>2</w:t>
+            </w:r>
+            <w:r>
+              <w:rPr>
+                <w:b w:val="false"/>
+                <w:bCs w:val="false"/>
+                <w:i w:val="false"/>
+                <w:iCs w:val="false"/>
+                <w:strike w:val="false"/>
+                <w:dstrike w:val="false"/>
+                <w:outline w:val="false"/>
+                <w:shadow w:val="false"/>
+                <w:color w:val="auto"/>
+                <w:sz w:val="24"/>
+                <w:szCs w:val="24"/>
+                <w:u w:val="none"/>
+                <w:vertAlign w:val="superscript"/>
+              </w:rPr>
+              <w:t>1</w:t>
+            </w:r>
+            <w:r>
+              <w:rPr>
+                <w:b w:val="false"/>
+                <w:bCs w:val="false"/>
+                <w:i w:val="false"/>
+                <w:iCs w:val="false"/>
+                <w:strike w:val="false"/>
+                <w:dstrike w:val="false"/>
+                <w:outline w:val="false"/>
+                <w:shadow w:val="false"/>
+                <w:color w:val="auto"/>
+                <w:sz w:val="24"/>
+                <w:szCs w:val="24"/>
+                <w:u w:val="none"/>
+                <w:vertAlign w:val="superscript"/>
+              </w:rPr>
+              <w:t>2</w:t>
+            </w:r>
+            <w:r>
+              <w:rPr>
+                <w:b w:val="false"/>
+                <w:bCs w:val="false"/>
+                <w:i w:val="false"/>
+                <w:iCs w:val="false"/>
+                <w:strike w:val="false"/>
+                <w:dstrike w:val="false"/>
+                <w:outline w:val="false"/>
+                <w:shadow w:val="false"/>
+                <w:color w:val="auto"/>
+                <w:position w:val="0"/>
+                <w:sz w:val="24"/>
+                <w:szCs w:val="24"/>
+                <w:u w:val="none"/>
+                <w:vertAlign w:val="baseline"/>
+              </w:rPr>
+              <w:t>)/</w:t>
+            </w:r>
+            <w:r>
+              <w:rPr>
+                <w:b w:val="false"/>
+                <w:bCs w:val="false"/>
+                <w:i w:val="false"/>
+                <w:iCs w:val="false"/>
+                <w:strike w:val="false"/>
+                <w:dstrike w:val="false"/>
+                <w:outline w:val="false"/>
+                <w:shadow w:val="false"/>
+                <w:color w:val="auto"/>
+                <w:position w:val="0"/>
+                <w:sz w:val="24"/>
+                <w:szCs w:val="24"/>
+                <w:u w:val="none"/>
+                <w:vertAlign w:val="baseline"/>
+              </w:rPr>
+              <w:t>2.</w:t>
+            </w:r>
+            <w:r>
+              <w:rPr>
+                <w:b w:val="false"/>
+                <w:bCs w:val="false"/>
+                <w:i w:val="false"/>
+                <w:iCs w:val="false"/>
+                <w:strike w:val="false"/>
+                <w:dstrike w:val="false"/>
+                <w:outline w:val="false"/>
+                <w:shadow w:val="false"/>
+                <w:color w:val="auto"/>
+                <w:position w:val="0"/>
+                <w:sz w:val="24"/>
+                <w:szCs w:val="24"/>
+                <w:u w:val="none"/>
+                <w:vertAlign w:val="baseline"/>
+              </w:rPr>
+              <w:t>5</w:t>
+            </w:r>
+            <w:r>
+              <w:rPr>
+                <w:b w:val="false"/>
+                <w:bCs w:val="false"/>
+                <w:i w:val="false"/>
+                <w:iCs w:val="false"/>
+                <w:strike w:val="false"/>
+                <w:dstrike w:val="false"/>
+                <w:outline w:val="false"/>
+                <w:shadow w:val="false"/>
+                <w:color w:val="auto"/>
+                <w:position w:val="0"/>
+                <w:sz w:val="24"/>
+                <w:szCs w:val="24"/>
+                <w:u w:val="none"/>
+                <w:vertAlign w:val="baseline"/>
+              </w:rPr>
+              <w:t>)</w:t>
+            </w:r>
+            <w:r>
+              <w:rPr>
+                <w:b w:val="false"/>
+                <w:bCs w:val="false"/>
+                <w:i w:val="false"/>
+                <w:iCs w:val="false"/>
+                <w:strike w:val="false"/>
+                <w:dstrike w:val="false"/>
+                <w:outline w:val="false"/>
+                <w:shadow w:val="false"/>
+                <w:color w:val="auto"/>
+                <w:position w:val="0"/>
+                <w:sz w:val="24"/>
+                <w:szCs w:val="24"/>
+                <w:u w:val="none"/>
+                <w:vertAlign w:val="baseline"/>
+              </w:rPr>
+              <w:t>*</w:t>
+            </w:r>
+            <w:r>
+              <w:rPr>
+                <w:b w:val="false"/>
+                <w:bCs w:val="false"/>
+                <w:i w:val="false"/>
+                <w:iCs w:val="false"/>
+                <w:strike w:val="false"/>
+                <w:dstrike w:val="false"/>
+                <w:outline w:val="false"/>
+                <w:shadow w:val="false"/>
+                <w:color w:val="auto"/>
+                <w:position w:val="0"/>
+                <w:sz w:val="24"/>
+                <w:szCs w:val="24"/>
+                <w:u w:val="none"/>
+                <w:vertAlign w:val="baseline"/>
+              </w:rPr>
+              <w:t>l</w:t>
+            </w:r>
+            <w:r>
+              <w:rPr>
+                <w:b w:val="false"/>
+                <w:bCs w:val="false"/>
+                <w:i w:val="false"/>
+                <w:iCs w:val="false"/>
+                <w:strike w:val="false"/>
+                <w:dstrike w:val="false"/>
+                <w:outline w:val="false"/>
+                <w:shadow w:val="false"/>
+                <w:color w:val="auto"/>
+                <w:position w:val="0"/>
+                <w:sz w:val="24"/>
+                <w:szCs w:val="24"/>
+                <w:u w:val="none"/>
+                <w:vertAlign w:val="baseline"/>
+              </w:rPr>
+              <w:t>o</w:t>
+            </w:r>
+            <w:r>
+              <w:rPr>
+                <w:b w:val="false"/>
+                <w:bCs w:val="false"/>
+                <w:i w:val="false"/>
+                <w:iCs w:val="false"/>
+                <w:strike w:val="false"/>
+                <w:dstrike w:val="false"/>
+                <w:outline w:val="false"/>
+                <w:shadow w:val="false"/>
+                <w:color w:val="auto"/>
+                <w:position w:val="0"/>
+                <w:sz w:val="24"/>
+                <w:szCs w:val="24"/>
+                <w:u w:val="none"/>
+                <w:vertAlign w:val="baseline"/>
+              </w:rPr>
+              <w:t>g</w:t>
+            </w:r>
+            <w:r>
+              <w:rPr>
+                <w:b w:val="false"/>
+                <w:bCs w:val="false"/>
+                <w:i w:val="false"/>
+                <w:iCs w:val="false"/>
+                <w:strike w:val="false"/>
+                <w:dstrike w:val="false"/>
+                <w:outline w:val="false"/>
+                <w:shadow w:val="false"/>
+                <w:color w:val="auto"/>
+                <w:sz w:val="24"/>
+                <w:szCs w:val="24"/>
+                <w:u w:val="none"/>
+                <w:vertAlign w:val="subscript"/>
+              </w:rPr>
+              <w:t>1</w:t>
+            </w:r>
+            <w:r>
+              <w:rPr>
+                <w:b w:val="false"/>
+                <w:bCs w:val="false"/>
+                <w:i w:val="false"/>
+                <w:iCs w:val="false"/>
+                <w:strike w:val="false"/>
+                <w:dstrike w:val="false"/>
+                <w:outline w:val="false"/>
+                <w:shadow w:val="false"/>
+                <w:color w:val="auto"/>
+                <w:sz w:val="24"/>
+                <w:szCs w:val="24"/>
+                <w:u w:val="none"/>
+                <w:vertAlign w:val="subscript"/>
+              </w:rPr>
+              <w:t>0</w:t>
+            </w:r>
+            <w:r>
+              <w:rPr>
+                <w:b w:val="false"/>
+                <w:bCs w:val="false"/>
+                <w:i w:val="false"/>
+                <w:iCs w:val="false"/>
+                <w:strike w:val="false"/>
+                <w:dstrike w:val="false"/>
+                <w:outline w:val="false"/>
+                <w:shadow w:val="false"/>
+                <w:color w:val="auto"/>
+                <w:position w:val="0"/>
+                <w:sz w:val="24"/>
+                <w:szCs w:val="24"/>
+                <w:u w:val="none"/>
+                <w:vertAlign w:val="baseline"/>
+              </w:rPr>
+              <w:t>(</w:t>
+            </w:r>
+            <w:r>
+              <w:rPr>
+                <w:b/>
+                <w:bCs/>
+                <w:i w:val="false"/>
+                <w:iCs w:val="false"/>
+                <w:strike w:val="false"/>
+                <w:dstrike w:val="false"/>
+                <w:outline w:val="false"/>
+                <w:shadow w:val="false"/>
+                <w:color w:val="auto"/>
+                <w:position w:val="0"/>
+                <w:sz w:val="24"/>
+                <w:szCs w:val="24"/>
+                <w:u w:val="none"/>
+                <w:vertAlign w:val="baseline"/>
+              </w:rPr>
               <w:t>x</w:t>
             </w:r>
             <w:r>
@@ -34817,28 +37753,15 @@
                 <w:u w:val="none"/>
                 <w:vertAlign w:val="baseline"/>
               </w:rPr>
-              <w:t>*2</w:t>
-            </w:r>
-            <w:r>
-              <w:rPr>
-                <w:b w:val="false"/>
-                <w:bCs w:val="false"/>
-                <w:i w:val="false"/>
-                <w:iCs w:val="false"/>
-                <w:strike w:val="false"/>
-                <w:dstrike w:val="false"/>
-                <w:outline w:val="false"/>
-                <w:shadow w:val="false"/>
-                <w:color w:val="auto"/>
-                <w:sz w:val="24"/>
-                <w:szCs w:val="24"/>
-                <w:u w:val="none"/>
-                <w:vertAlign w:val="superscript"/>
-              </w:rPr>
-              <w:t>12</w:t>
-            </w:r>
-            <w:r>
-              <w:rPr>
+              <w:t>)</w:t>
+            </w:r>
+          </w:p>
+          <w:p>
+            <w:pPr>
+              <w:pStyle w:val="TableContents"/>
+              <w:jc w:val="start"/>
+              <w:rPr>
+                <w:rFonts w:ascii="Liberation Serif" w:hAnsi="Liberation Serif"/>
                 <w:b w:val="false"/>
                 <w:bCs w:val="false"/>
                 <w:i w:val="false"/>
@@ -34854,107 +37777,319 @@
                 <w:u w:val="none"/>
                 <w:vertAlign w:val="baseline"/>
               </w:rPr>
-              <w:t>/5.0 + 0.5</w:t>
-            </w:r>
-          </w:p>
-        </w:tc>
-        <w:tc>
-          <w:tcPr>
-            <w:tcW w:w="1800" w:type="dxa"/>
-            <w:tcBorders>
-              <w:start w:val="single" w:sz="4" w:space="0" w:color="000000"/>
-              <w:bottom w:val="single" w:sz="4" w:space="0" w:color="000000"/>
-            </w:tcBorders>
-          </w:tcPr>
-          <w:p>
-            <w:pPr>
-              <w:pStyle w:val="TableContents"/>
-              <w:jc w:val="start"/>
-              <w:rPr>
-                <w:rFonts w:ascii="Liberation Serif" w:hAnsi="Liberation Serif"/>
-                <w:b w:val="false"/>
-                <w:bCs w:val="false"/>
-                <w:i w:val="false"/>
-                <w:iCs w:val="false"/>
-                <w:strike w:val="false"/>
-                <w:dstrike w:val="false"/>
-                <w:outline w:val="false"/>
-                <w:shadow w:val="false"/>
-                <w:color w:val="auto"/>
-                <w:sz w:val="24"/>
-                <w:szCs w:val="24"/>
-                <w:u w:val="none"/>
-              </w:rPr>
-            </w:pPr>
-            <w:r>
-              <w:rPr>
-                <w:b w:val="false"/>
-                <w:bCs w:val="false"/>
-                <w:i w:val="false"/>
-                <w:iCs w:val="false"/>
-                <w:strike w:val="false"/>
-                <w:dstrike w:val="false"/>
-                <w:outline w:val="false"/>
-                <w:shadow w:val="false"/>
-                <w:color w:val="auto"/>
-                <w:sz w:val="24"/>
-                <w:szCs w:val="24"/>
-                <w:u w:val="none"/>
-              </w:rPr>
-              <w:t>U – Q32.0</w:t>
-            </w:r>
-          </w:p>
-        </w:tc>
-        <w:tc>
-          <w:tcPr>
-            <w:tcW w:w="1359" w:type="dxa"/>
-            <w:tcBorders>
-              <w:start w:val="single" w:sz="4" w:space="0" w:color="000000"/>
-              <w:bottom w:val="single" w:sz="4" w:space="0" w:color="000000"/>
-            </w:tcBorders>
-          </w:tcPr>
-          <w:p>
-            <w:pPr>
-              <w:pStyle w:val="TableContents"/>
-              <w:jc w:val="start"/>
-              <w:rPr>
-                <w:rFonts w:ascii="Liberation Serif" w:hAnsi="Liberation Serif"/>
-                <w:b w:val="false"/>
-                <w:bCs w:val="false"/>
-                <w:i w:val="false"/>
-                <w:iCs w:val="false"/>
-                <w:strike w:val="false"/>
-                <w:dstrike w:val="false"/>
-                <w:outline w:val="false"/>
-                <w:shadow w:val="false"/>
-                <w:color w:val="auto"/>
-                <w:sz w:val="24"/>
-                <w:szCs w:val="24"/>
-                <w:u w:val="none"/>
-              </w:rPr>
-            </w:pPr>
-            <w:r>
-              <w:rPr>
-                <w:b w:val="false"/>
-                <w:bCs w:val="false"/>
-                <w:i w:val="false"/>
-                <w:iCs w:val="false"/>
-                <w:strike w:val="false"/>
-                <w:dstrike w:val="false"/>
-                <w:outline w:val="false"/>
-                <w:shadow w:val="false"/>
-                <w:color w:val="auto"/>
-                <w:sz w:val="24"/>
-                <w:szCs w:val="24"/>
-                <w:u w:val="none"/>
-              </w:rPr>
-              <w:t>637</w:t>
-            </w:r>
-          </w:p>
-        </w:tc>
-        <w:tc>
-          <w:tcPr>
-            <w:tcW w:w="2538" w:type="dxa"/>
+            </w:pPr>
+            <w:r>
+              <w:rPr>
+                <w:b/>
+                <w:bCs/>
+                <w:i w:val="false"/>
+                <w:iCs w:val="false"/>
+                <w:strike w:val="false"/>
+                <w:dstrike w:val="false"/>
+                <w:outline w:val="false"/>
+                <w:shadow w:val="false"/>
+                <w:color w:val="auto"/>
+                <w:sz w:val="24"/>
+                <w:szCs w:val="24"/>
+                <w:u w:val="none"/>
+              </w:rPr>
+              <w:t>y</w:t>
+            </w:r>
+            <w:r>
+              <w:rPr>
+                <w:b w:val="false"/>
+                <w:bCs w:val="false"/>
+                <w:i w:val="false"/>
+                <w:iCs w:val="false"/>
+                <w:strike w:val="false"/>
+                <w:dstrike w:val="false"/>
+                <w:outline w:val="false"/>
+                <w:shadow w:val="false"/>
+                <w:color w:val="auto"/>
+                <w:sz w:val="24"/>
+                <w:szCs w:val="24"/>
+                <w:u w:val="none"/>
+              </w:rPr>
+              <w:t xml:space="preserve"> = 983.04</w:t>
+            </w:r>
+            <w:r>
+              <w:rPr>
+                <w:b w:val="false"/>
+                <w:bCs w:val="false"/>
+                <w:i w:val="false"/>
+                <w:iCs w:val="false"/>
+                <w:strike w:val="false"/>
+                <w:dstrike w:val="false"/>
+                <w:outline w:val="false"/>
+                <w:shadow w:val="false"/>
+                <w:color w:val="auto"/>
+                <w:position w:val="0"/>
+                <w:sz w:val="24"/>
+                <w:szCs w:val="24"/>
+                <w:u w:val="none"/>
+                <w:vertAlign w:val="baseline"/>
+              </w:rPr>
+              <w:t>*log</w:t>
+            </w:r>
+            <w:r>
+              <w:rPr>
+                <w:b w:val="false"/>
+                <w:bCs w:val="false"/>
+                <w:i w:val="false"/>
+                <w:iCs w:val="false"/>
+                <w:strike w:val="false"/>
+                <w:dstrike w:val="false"/>
+                <w:outline w:val="false"/>
+                <w:shadow w:val="false"/>
+                <w:color w:val="auto"/>
+                <w:sz w:val="24"/>
+                <w:szCs w:val="24"/>
+                <w:u w:val="none"/>
+                <w:vertAlign w:val="subscript"/>
+              </w:rPr>
+              <w:t>10</w:t>
+            </w:r>
+            <w:r>
+              <w:rPr>
+                <w:b w:val="false"/>
+                <w:bCs w:val="false"/>
+                <w:i w:val="false"/>
+                <w:iCs w:val="false"/>
+                <w:strike w:val="false"/>
+                <w:dstrike w:val="false"/>
+                <w:outline w:val="false"/>
+                <w:shadow w:val="false"/>
+                <w:color w:val="auto"/>
+                <w:position w:val="0"/>
+                <w:sz w:val="24"/>
+                <w:szCs w:val="24"/>
+                <w:u w:val="none"/>
+                <w:vertAlign w:val="baseline"/>
+              </w:rPr>
+              <w:t>(</w:t>
+            </w:r>
+            <w:r>
+              <w:rPr>
+                <w:b/>
+                <w:bCs/>
+                <w:i w:val="false"/>
+                <w:iCs w:val="false"/>
+                <w:strike w:val="false"/>
+                <w:dstrike w:val="false"/>
+                <w:outline w:val="false"/>
+                <w:shadow w:val="false"/>
+                <w:color w:val="auto"/>
+                <w:position w:val="0"/>
+                <w:sz w:val="24"/>
+                <w:szCs w:val="24"/>
+                <w:u w:val="none"/>
+                <w:vertAlign w:val="baseline"/>
+              </w:rPr>
+              <w:t>x</w:t>
+            </w:r>
+            <w:r>
+              <w:rPr>
+                <w:b w:val="false"/>
+                <w:bCs w:val="false"/>
+                <w:i w:val="false"/>
+                <w:iCs w:val="false"/>
+                <w:strike w:val="false"/>
+                <w:dstrike w:val="false"/>
+                <w:outline w:val="false"/>
+                <w:shadow w:val="false"/>
+                <w:color w:val="auto"/>
+                <w:position w:val="0"/>
+                <w:sz w:val="24"/>
+                <w:szCs w:val="24"/>
+                <w:u w:val="none"/>
+                <w:vertAlign w:val="baseline"/>
+              </w:rPr>
+              <w:t>)</w:t>
+            </w:r>
+          </w:p>
+        </w:tc>
+        <w:tc>
+          <w:tcPr>
+            <w:tcW w:w="1893" w:type="dxa"/>
+            <w:tcBorders>
+              <w:start w:val="single" w:sz="4" w:space="0" w:color="000000"/>
+              <w:bottom w:val="single" w:sz="4" w:space="0" w:color="000000"/>
+            </w:tcBorders>
+          </w:tcPr>
+          <w:p>
+            <w:pPr>
+              <w:pStyle w:val="TableContents"/>
+              <w:jc w:val="start"/>
+              <w:rPr>
+                <w:rFonts w:ascii="Liberation Serif" w:hAnsi="Liberation Serif"/>
+                <w:b w:val="false"/>
+                <w:bCs w:val="false"/>
+                <w:i w:val="false"/>
+                <w:iCs w:val="false"/>
+                <w:strike w:val="false"/>
+                <w:dstrike w:val="false"/>
+                <w:outline w:val="false"/>
+                <w:shadow w:val="false"/>
+                <w:color w:val="auto"/>
+                <w:sz w:val="24"/>
+                <w:szCs w:val="24"/>
+                <w:u w:val="none"/>
+              </w:rPr>
+            </w:pPr>
+            <w:r>
+              <w:rPr>
+                <w:b w:val="false"/>
+                <w:bCs w:val="false"/>
+                <w:i w:val="false"/>
+                <w:iCs w:val="false"/>
+                <w:strike w:val="false"/>
+                <w:dstrike w:val="false"/>
+                <w:outline w:val="false"/>
+                <w:shadow w:val="false"/>
+                <w:color w:val="auto"/>
+                <w:sz w:val="24"/>
+                <w:szCs w:val="24"/>
+                <w:u w:val="none"/>
+              </w:rPr>
+              <w:t>U – Q</w:t>
+            </w:r>
+            <w:r>
+              <w:rPr>
+                <w:b w:val="false"/>
+                <w:bCs w:val="false"/>
+                <w:i w:val="false"/>
+                <w:iCs w:val="false"/>
+                <w:strike w:val="false"/>
+                <w:dstrike w:val="false"/>
+                <w:outline w:val="false"/>
+                <w:shadow w:val="false"/>
+                <w:color w:val="auto"/>
+                <w:sz w:val="24"/>
+                <w:szCs w:val="24"/>
+                <w:u w:val="none"/>
+              </w:rPr>
+              <w:t>1</w:t>
+            </w:r>
+            <w:r>
+              <w:rPr>
+                <w:b w:val="false"/>
+                <w:bCs w:val="false"/>
+                <w:i w:val="false"/>
+                <w:iCs w:val="false"/>
+                <w:strike w:val="false"/>
+                <w:dstrike w:val="false"/>
+                <w:outline w:val="false"/>
+                <w:shadow w:val="false"/>
+                <w:color w:val="auto"/>
+                <w:sz w:val="24"/>
+                <w:szCs w:val="24"/>
+                <w:u w:val="none"/>
+              </w:rPr>
+              <w:t>1</w:t>
+            </w:r>
+            <w:r>
+              <w:rPr>
+                <w:b w:val="false"/>
+                <w:bCs w:val="false"/>
+                <w:i w:val="false"/>
+                <w:iCs w:val="false"/>
+                <w:strike w:val="false"/>
+                <w:dstrike w:val="false"/>
+                <w:outline w:val="false"/>
+                <w:shadow w:val="false"/>
+                <w:color w:val="auto"/>
+                <w:sz w:val="24"/>
+                <w:szCs w:val="24"/>
+                <w:u w:val="none"/>
+              </w:rPr>
+              <w:t>.0</w:t>
+            </w:r>
+          </w:p>
+        </w:tc>
+        <w:tc>
+          <w:tcPr>
+            <w:tcW w:w="1616" w:type="dxa"/>
+            <w:tcBorders>
+              <w:start w:val="single" w:sz="4" w:space="0" w:color="000000"/>
+              <w:bottom w:val="single" w:sz="4" w:space="0" w:color="000000"/>
+            </w:tcBorders>
+          </w:tcPr>
+          <w:p>
+            <w:pPr>
+              <w:pStyle w:val="TableContents"/>
+              <w:jc w:val="start"/>
+              <w:rPr>
+                <w:rFonts w:ascii="Liberation Serif" w:hAnsi="Liberation Serif"/>
+                <w:b w:val="false"/>
+                <w:bCs w:val="false"/>
+                <w:i w:val="false"/>
+                <w:iCs w:val="false"/>
+                <w:strike w:val="false"/>
+                <w:dstrike w:val="false"/>
+                <w:outline w:val="false"/>
+                <w:shadow w:val="false"/>
+                <w:color w:val="auto"/>
+                <w:sz w:val="24"/>
+                <w:szCs w:val="24"/>
+                <w:u w:val="none"/>
+              </w:rPr>
+            </w:pPr>
+            <w:r>
+              <w:rPr>
+                <w:b w:val="false"/>
+                <w:bCs w:val="false"/>
+                <w:i w:val="false"/>
+                <w:iCs w:val="false"/>
+                <w:strike w:val="false"/>
+                <w:dstrike w:val="false"/>
+                <w:outline w:val="false"/>
+                <w:shadow w:val="false"/>
+                <w:color w:val="auto"/>
+                <w:sz w:val="24"/>
+                <w:szCs w:val="24"/>
+                <w:u w:val="none"/>
+              </w:rPr>
+              <w:t>6</w:t>
+            </w:r>
+            <w:r>
+              <w:rPr>
+                <w:b w:val="false"/>
+                <w:bCs w:val="false"/>
+                <w:i w:val="false"/>
+                <w:iCs w:val="false"/>
+                <w:strike w:val="false"/>
+                <w:dstrike w:val="false"/>
+                <w:outline w:val="false"/>
+                <w:shadow w:val="false"/>
+                <w:color w:val="auto"/>
+                <w:sz w:val="24"/>
+                <w:szCs w:val="24"/>
+                <w:u w:val="none"/>
+              </w:rPr>
+              <w:t>8</w:t>
+            </w:r>
+            <w:r>
+              <w:rPr>
+                <w:b w:val="false"/>
+                <w:bCs w:val="false"/>
+                <w:i w:val="false"/>
+                <w:iCs w:val="false"/>
+                <w:strike w:val="false"/>
+                <w:dstrike w:val="false"/>
+                <w:outline w:val="false"/>
+                <w:shadow w:val="false"/>
+                <w:color w:val="auto"/>
+                <w:sz w:val="24"/>
+                <w:szCs w:val="24"/>
+                <w:u w:val="none"/>
+              </w:rPr>
+              <w:t>7</w:t>
+            </w:r>
+          </w:p>
+        </w:tc>
+        <w:tc>
+          <w:tcPr>
+            <w:tcW w:w="1731" w:type="dxa"/>
             <w:tcBorders>
               <w:start w:val="single" w:sz="4" w:space="0" w:color="000000"/>
               <w:bottom w:val="single" w:sz="4" w:space="0" w:color="000000"/>
@@ -34996,7 +38131,41 @@
                 <w:szCs w:val="24"/>
                 <w:u w:val="none"/>
               </w:rPr>
-              <w:t>0.777</w:t>
+              <w:t>5</w:t>
+            </w:r>
+            <w:r>
+              <w:rPr>
+                <w:b w:val="false"/>
+                <w:bCs w:val="false"/>
+                <w:i w:val="false"/>
+                <w:iCs w:val="false"/>
+                <w:strike w:val="false"/>
+                <w:dstrike w:val="false"/>
+                <w:outline w:val="false"/>
+                <w:shadow w:val="false"/>
+                <w:color w:val="auto"/>
+                <w:sz w:val="24"/>
+                <w:szCs w:val="24"/>
+                <w:u w:val="none"/>
+              </w:rPr>
+              <w:t>.</w:t>
+            </w:r>
+            <w:r>
+              <w:rPr>
+                <w:b w:val="false"/>
+                <w:bCs w:val="false"/>
+                <w:i w:val="false"/>
+                <w:iCs w:val="false"/>
+                <w:strike w:val="false"/>
+                <w:dstrike w:val="false"/>
+                <w:outline w:val="false"/>
+                <w:shadow w:val="false"/>
+                <w:color w:val="auto"/>
+                <w:sz w:val="24"/>
+                <w:szCs w:val="24"/>
+                <w:u w:val="none"/>
+              </w:rPr>
+              <w:t>0</w:t>
             </w:r>
           </w:p>
         </w:tc>
@@ -35078,8 +38247,8 @@
       </w:tblPr>
       <w:tblGrid>
         <w:gridCol w:w="1678"/>
-        <w:gridCol w:w="4398"/>
-        <w:gridCol w:w="2075"/>
+        <w:gridCol w:w="4397"/>
+        <w:gridCol w:w="2076"/>
         <w:gridCol w:w="1821"/>
       </w:tblGrid>
       <w:tr>
@@ -35123,7 +38292,7 @@
         </w:tc>
         <w:tc>
           <w:tcPr>
-            <w:tcW w:w="4398" w:type="dxa"/>
+            <w:tcW w:w="4397" w:type="dxa"/>
             <w:tcBorders>
               <w:top w:val="single" w:sz="4" w:space="0" w:color="000000"/>
               <w:start w:val="single" w:sz="4" w:space="0" w:color="000000"/>
@@ -35160,7 +38329,7 @@
         </w:tc>
         <w:tc>
           <w:tcPr>
-            <w:tcW w:w="2075" w:type="dxa"/>
+            <w:tcW w:w="2076" w:type="dxa"/>
             <w:tcBorders>
               <w:top w:val="single" w:sz="4" w:space="0" w:color="000000"/>
               <w:start w:val="single" w:sz="4" w:space="0" w:color="000000"/>
@@ -35285,7 +38454,7 @@
         </w:tc>
         <w:tc>
           <w:tcPr>
-            <w:tcW w:w="4398" w:type="dxa"/>
+            <w:tcW w:w="4397" w:type="dxa"/>
             <w:tcBorders>
               <w:start w:val="single" w:sz="4" w:space="0" w:color="000000"/>
               <w:bottom w:val="single" w:sz="4" w:space="0" w:color="000000"/>
@@ -35334,7 +38503,7 @@
         </w:tc>
         <w:tc>
           <w:tcPr>
-            <w:tcW w:w="2075" w:type="dxa"/>
+            <w:tcW w:w="2076" w:type="dxa"/>
             <w:tcBorders>
               <w:start w:val="single" w:sz="4" w:space="0" w:color="000000"/>
               <w:bottom w:val="single" w:sz="4" w:space="0" w:color="000000"/>
@@ -35423,7 +38592,24 @@
                 <w:szCs w:val="24"/>
                 <w:u w:val="none"/>
               </w:rPr>
-              <w:t>2026/05/25</w:t>
+              <w:t>2026/05/2</w:t>
+            </w:r>
+            <w:r>
+              <w:rPr>
+                <w:b w:val="false"/>
+                <w:bCs w:val="false"/>
+                <w:i w:val="false"/>
+                <w:iCs w:val="false"/>
+                <w:strike w:val="false"/>
+                <w:dstrike w:val="false"/>
+                <w:outline w:val="false"/>
+                <w:shadow w:val="false"/>
+                <w:color w:val="auto"/>
+                <w:sz w:val="24"/>
+                <w:szCs w:val="24"/>
+                <w:u w:val="none"/>
+              </w:rPr>
+              <w:t>9</w:t>
             </w:r>
           </w:p>
         </w:tc>
@@ -36085,8 +39271,8 @@
       <w:szCs w:val="26"/>
     </w:rPr>
   </w:style>
-  <w:style w:type="character" w:styleId="Bulletsuser">
-    <w:name w:val="Bullets (user)"/>
+  <w:style w:type="character" w:styleId="Bullets">
+    <w:name w:val="Bullets"/>
     <w:qFormat/>
     <w:rPr>
       <w:rFonts w:ascii="OpenSymbol" w:hAnsi="OpenSymbol" w:eastAsia="OpenSymbol" w:cs="OpenSymbol"/>

--- a/sw/python-api/docs/res/DPP_parameters.docx
+++ b/sw/python-api/docs/res/DPP_parameters.docx
@@ -2614,7 +2614,39 @@
       </w:pPr>
       <w:r>
         <w:rPr/>
-        <w:t xml:space="preserve">Reads the two channels (signed 16-bit each) of the oscilloscope (CH1 and CH2). The data is replied from the MCA in a 32-bit binary (little endian) data stream. CH1 is stored in the first 16 bits, while CH2 can be retrieved by reading the most significant 16 bits. The length of the serial stream is determined by the BRAM Size parameter (see the subsection </w:t>
+        <w:t xml:space="preserve">Reads the two channels (signed 16-bit each) of the oscilloscope (CH1 and CH2). The data is replied from the MCA in a 32-bit binary (little endian) data stream. CH1 </w:t>
+      </w:r>
+      <w:r>
+        <w:rPr/>
+        <w:t>samples</w:t>
+      </w:r>
+      <w:r>
+        <w:rPr/>
+        <w:t xml:space="preserve"> </w:t>
+      </w:r>
+      <w:r>
+        <w:rPr/>
+        <w:t>are</w:t>
+      </w:r>
+      <w:r>
+        <w:rPr/>
+        <w:t xml:space="preserve"> stored in the most significant (MSB) 16 bits, while CH2 </w:t>
+      </w:r>
+      <w:r>
+        <w:rPr/>
+        <w:t>samples</w:t>
+      </w:r>
+      <w:r>
+        <w:rPr/>
+        <w:t xml:space="preserve"> can be retrieved by reading the least significant (LSB) 16 bits. The length of the serial stream </w:t>
+      </w:r>
+      <w:r>
+        <w:rPr/>
+        <w:t>of samples</w:t>
+      </w:r>
+      <w:r>
+        <w:rPr/>
+        <w:t xml:space="preserve"> is determined by the BRAM Size parameter (see the subsection </w:t>
       </w:r>
       <w:r>
         <w:rPr/>
@@ -3500,14 +3532,14 @@
         </w:tblCellMar>
       </w:tblPr>
       <w:tblGrid>
-        <w:gridCol w:w="772"/>
-        <w:gridCol w:w="9200"/>
+        <w:gridCol w:w="770"/>
+        <w:gridCol w:w="9202"/>
       </w:tblGrid>
       <w:tr>
         <w:trPr/>
         <w:tc>
           <w:tcPr>
-            <w:tcW w:w="772" w:type="dxa"/>
+            <w:tcW w:w="770" w:type="dxa"/>
             <w:tcBorders>
               <w:top w:val="single" w:sz="4" w:space="0" w:color="000000"/>
               <w:start w:val="single" w:sz="4" w:space="0" w:color="000000"/>
@@ -3544,7 +3576,7 @@
         </w:tc>
         <w:tc>
           <w:tcPr>
-            <w:tcW w:w="9200" w:type="dxa"/>
+            <w:tcW w:w="9202" w:type="dxa"/>
             <w:tcBorders>
               <w:top w:val="single" w:sz="4" w:space="0" w:color="000000"/>
               <w:start w:val="single" w:sz="4" w:space="0" w:color="000000"/>
@@ -3585,7 +3617,7 @@
         <w:trPr/>
         <w:tc>
           <w:tcPr>
-            <w:tcW w:w="772" w:type="dxa"/>
+            <w:tcW w:w="770" w:type="dxa"/>
             <w:tcBorders>
               <w:start w:val="single" w:sz="4" w:space="0" w:color="000000"/>
               <w:bottom w:val="single" w:sz="4" w:space="0" w:color="000000"/>
@@ -3632,7 +3664,7 @@
         </w:tc>
         <w:tc>
           <w:tcPr>
-            <w:tcW w:w="9200" w:type="dxa"/>
+            <w:tcW w:w="9202" w:type="dxa"/>
             <w:tcBorders>
               <w:start w:val="single" w:sz="4" w:space="0" w:color="000000"/>
               <w:bottom w:val="single" w:sz="4" w:space="0" w:color="000000"/>
@@ -3683,7 +3715,7 @@
         <w:trPr/>
         <w:tc>
           <w:tcPr>
-            <w:tcW w:w="772" w:type="dxa"/>
+            <w:tcW w:w="770" w:type="dxa"/>
             <w:tcBorders>
               <w:start w:val="single" w:sz="4" w:space="0" w:color="000000"/>
               <w:bottom w:val="single" w:sz="4" w:space="0" w:color="000000"/>
@@ -3730,7 +3762,7 @@
         </w:tc>
         <w:tc>
           <w:tcPr>
-            <w:tcW w:w="9200" w:type="dxa"/>
+            <w:tcW w:w="9202" w:type="dxa"/>
             <w:tcBorders>
               <w:start w:val="single" w:sz="4" w:space="0" w:color="000000"/>
               <w:bottom w:val="single" w:sz="4" w:space="0" w:color="000000"/>
@@ -3770,7 +3802,7 @@
         <w:trPr/>
         <w:tc>
           <w:tcPr>
-            <w:tcW w:w="772" w:type="dxa"/>
+            <w:tcW w:w="770" w:type="dxa"/>
             <w:tcBorders>
               <w:start w:val="single" w:sz="4" w:space="0" w:color="000000"/>
               <w:bottom w:val="single" w:sz="4" w:space="0" w:color="000000"/>
@@ -3817,7 +3849,7 @@
         </w:tc>
         <w:tc>
           <w:tcPr>
-            <w:tcW w:w="9200" w:type="dxa"/>
+            <w:tcW w:w="9202" w:type="dxa"/>
             <w:tcBorders>
               <w:start w:val="single" w:sz="4" w:space="0" w:color="000000"/>
               <w:bottom w:val="single" w:sz="4" w:space="0" w:color="000000"/>
@@ -3847,7 +3879,7 @@
         <w:trPr/>
         <w:tc>
           <w:tcPr>
-            <w:tcW w:w="772" w:type="dxa"/>
+            <w:tcW w:w="770" w:type="dxa"/>
             <w:tcBorders>
               <w:start w:val="single" w:sz="4" w:space="0" w:color="000000"/>
               <w:bottom w:val="single" w:sz="4" w:space="0" w:color="000000"/>
@@ -3894,7 +3926,7 @@
         </w:tc>
         <w:tc>
           <w:tcPr>
-            <w:tcW w:w="9200" w:type="dxa"/>
+            <w:tcW w:w="9202" w:type="dxa"/>
             <w:tcBorders>
               <w:start w:val="single" w:sz="4" w:space="0" w:color="000000"/>
               <w:bottom w:val="single" w:sz="4" w:space="0" w:color="000000"/>
@@ -4349,9 +4381,9 @@
       </w:tblPr>
       <w:tblGrid>
         <w:gridCol w:w="1350"/>
-        <w:gridCol w:w="2924"/>
+        <w:gridCol w:w="2922"/>
         <w:gridCol w:w="1800"/>
-        <w:gridCol w:w="1360"/>
+        <w:gridCol w:w="1362"/>
         <w:gridCol w:w="2538"/>
       </w:tblGrid>
       <w:tr>
@@ -4395,7 +4427,7 @@
         </w:tc>
         <w:tc>
           <w:tcPr>
-            <w:tcW w:w="2924" w:type="dxa"/>
+            <w:tcW w:w="2922" w:type="dxa"/>
             <w:tcBorders>
               <w:top w:val="single" w:sz="4" w:space="0" w:color="000000"/>
               <w:start w:val="single" w:sz="4" w:space="0" w:color="000000"/>
@@ -4469,7 +4501,7 @@
         </w:tc>
         <w:tc>
           <w:tcPr>
-            <w:tcW w:w="1360" w:type="dxa"/>
+            <w:tcW w:w="1362" w:type="dxa"/>
             <w:tcBorders>
               <w:top w:val="single" w:sz="4" w:space="0" w:color="000000"/>
               <w:start w:val="single" w:sz="4" w:space="0" w:color="000000"/>
@@ -4594,7 +4626,7 @@
         </w:tc>
         <w:tc>
           <w:tcPr>
-            <w:tcW w:w="2924" w:type="dxa"/>
+            <w:tcW w:w="2922" w:type="dxa"/>
             <w:tcBorders>
               <w:start w:val="single" w:sz="4" w:space="0" w:color="000000"/>
               <w:bottom w:val="single" w:sz="4" w:space="0" w:color="000000"/>
@@ -4722,7 +4754,7 @@
         </w:tc>
         <w:tc>
           <w:tcPr>
-            <w:tcW w:w="1360" w:type="dxa"/>
+            <w:tcW w:w="1362" w:type="dxa"/>
             <w:tcBorders>
               <w:start w:val="single" w:sz="4" w:space="0" w:color="000000"/>
               <w:bottom w:val="single" w:sz="4" w:space="0" w:color="000000"/>
@@ -4867,7 +4899,7 @@
         </w:tc>
         <w:tc>
           <w:tcPr>
-            <w:tcW w:w="2924" w:type="dxa"/>
+            <w:tcW w:w="2922" w:type="dxa"/>
             <w:tcBorders>
               <w:start w:val="single" w:sz="4" w:space="0" w:color="000000"/>
               <w:bottom w:val="single" w:sz="4" w:space="0" w:color="000000"/>
@@ -4978,7 +5010,7 @@
         </w:tc>
         <w:tc>
           <w:tcPr>
-            <w:tcW w:w="1360" w:type="dxa"/>
+            <w:tcW w:w="1362" w:type="dxa"/>
             <w:tcBorders>
               <w:start w:val="single" w:sz="4" w:space="0" w:color="000000"/>
               <w:bottom w:val="single" w:sz="4" w:space="0" w:color="000000"/>
@@ -5123,7 +5155,7 @@
         </w:tc>
         <w:tc>
           <w:tcPr>
-            <w:tcW w:w="2924" w:type="dxa"/>
+            <w:tcW w:w="2922" w:type="dxa"/>
             <w:tcBorders>
               <w:start w:val="single" w:sz="4" w:space="0" w:color="000000"/>
               <w:bottom w:val="single" w:sz="4" w:space="0" w:color="000000"/>
@@ -5234,7 +5266,7 @@
         </w:tc>
         <w:tc>
           <w:tcPr>
-            <w:tcW w:w="1360" w:type="dxa"/>
+            <w:tcW w:w="1362" w:type="dxa"/>
             <w:tcBorders>
               <w:start w:val="single" w:sz="4" w:space="0" w:color="000000"/>
               <w:bottom w:val="single" w:sz="4" w:space="0" w:color="000000"/>
@@ -5379,7 +5411,7 @@
         </w:tc>
         <w:tc>
           <w:tcPr>
-            <w:tcW w:w="2924" w:type="dxa"/>
+            <w:tcW w:w="2922" w:type="dxa"/>
             <w:tcBorders>
               <w:start w:val="single" w:sz="4" w:space="0" w:color="000000"/>
               <w:bottom w:val="single" w:sz="4" w:space="0" w:color="000000"/>
@@ -5490,7 +5522,7 @@
         </w:tc>
         <w:tc>
           <w:tcPr>
-            <w:tcW w:w="1360" w:type="dxa"/>
+            <w:tcW w:w="1362" w:type="dxa"/>
             <w:tcBorders>
               <w:start w:val="single" w:sz="4" w:space="0" w:color="000000"/>
               <w:bottom w:val="single" w:sz="4" w:space="0" w:color="000000"/>
@@ -5635,7 +5667,7 @@
         </w:tc>
         <w:tc>
           <w:tcPr>
-            <w:tcW w:w="2924" w:type="dxa"/>
+            <w:tcW w:w="2922" w:type="dxa"/>
             <w:tcBorders>
               <w:start w:val="single" w:sz="4" w:space="0" w:color="000000"/>
               <w:bottom w:val="single" w:sz="4" w:space="0" w:color="000000"/>
@@ -5746,7 +5778,7 @@
         </w:tc>
         <w:tc>
           <w:tcPr>
-            <w:tcW w:w="1360" w:type="dxa"/>
+            <w:tcW w:w="1362" w:type="dxa"/>
             <w:tcBorders>
               <w:start w:val="single" w:sz="4" w:space="0" w:color="000000"/>
               <w:bottom w:val="single" w:sz="4" w:space="0" w:color="000000"/>
@@ -5891,7 +5923,7 @@
         </w:tc>
         <w:tc>
           <w:tcPr>
-            <w:tcW w:w="2924" w:type="dxa"/>
+            <w:tcW w:w="2922" w:type="dxa"/>
             <w:tcBorders>
               <w:start w:val="single" w:sz="4" w:space="0" w:color="000000"/>
               <w:bottom w:val="single" w:sz="4" w:space="0" w:color="000000"/>
@@ -5985,7 +6017,7 @@
         </w:tc>
         <w:tc>
           <w:tcPr>
-            <w:tcW w:w="1360" w:type="dxa"/>
+            <w:tcW w:w="1362" w:type="dxa"/>
             <w:tcBorders>
               <w:start w:val="single" w:sz="4" w:space="0" w:color="000000"/>
               <w:bottom w:val="single" w:sz="4" w:space="0" w:color="000000"/>
@@ -6130,7 +6162,7 @@
         </w:tc>
         <w:tc>
           <w:tcPr>
-            <w:tcW w:w="2924" w:type="dxa"/>
+            <w:tcW w:w="2922" w:type="dxa"/>
             <w:tcBorders>
               <w:start w:val="single" w:sz="4" w:space="0" w:color="000000"/>
               <w:bottom w:val="single" w:sz="4" w:space="0" w:color="000000"/>
@@ -6224,7 +6256,7 @@
         </w:tc>
         <w:tc>
           <w:tcPr>
-            <w:tcW w:w="1360" w:type="dxa"/>
+            <w:tcW w:w="1362" w:type="dxa"/>
             <w:tcBorders>
               <w:start w:val="single" w:sz="4" w:space="0" w:color="000000"/>
               <w:bottom w:val="single" w:sz="4" w:space="0" w:color="000000"/>
@@ -6369,7 +6401,7 @@
         </w:tc>
         <w:tc>
           <w:tcPr>
-            <w:tcW w:w="2924" w:type="dxa"/>
+            <w:tcW w:w="2922" w:type="dxa"/>
             <w:tcBorders>
               <w:start w:val="single" w:sz="4" w:space="0" w:color="000000"/>
               <w:bottom w:val="single" w:sz="4" w:space="0" w:color="000000"/>
@@ -6463,7 +6495,7 @@
         </w:tc>
         <w:tc>
           <w:tcPr>
-            <w:tcW w:w="1360" w:type="dxa"/>
+            <w:tcW w:w="1362" w:type="dxa"/>
             <w:tcBorders>
               <w:start w:val="single" w:sz="4" w:space="0" w:color="000000"/>
               <w:bottom w:val="single" w:sz="4" w:space="0" w:color="000000"/>
@@ -6608,7 +6640,7 @@
         </w:tc>
         <w:tc>
           <w:tcPr>
-            <w:tcW w:w="2924" w:type="dxa"/>
+            <w:tcW w:w="2922" w:type="dxa"/>
             <w:tcBorders>
               <w:start w:val="single" w:sz="4" w:space="0" w:color="000000"/>
               <w:bottom w:val="single" w:sz="4" w:space="0" w:color="000000"/>
@@ -6702,7 +6734,7 @@
         </w:tc>
         <w:tc>
           <w:tcPr>
-            <w:tcW w:w="1360" w:type="dxa"/>
+            <w:tcW w:w="1362" w:type="dxa"/>
             <w:tcBorders>
               <w:start w:val="single" w:sz="4" w:space="0" w:color="000000"/>
               <w:bottom w:val="single" w:sz="4" w:space="0" w:color="000000"/>
@@ -6847,7 +6879,7 @@
         </w:tc>
         <w:tc>
           <w:tcPr>
-            <w:tcW w:w="2924" w:type="dxa"/>
+            <w:tcW w:w="2922" w:type="dxa"/>
             <w:tcBorders>
               <w:start w:val="single" w:sz="4" w:space="0" w:color="000000"/>
               <w:bottom w:val="single" w:sz="4" w:space="0" w:color="000000"/>
@@ -6941,7 +6973,7 @@
         </w:tc>
         <w:tc>
           <w:tcPr>
-            <w:tcW w:w="1360" w:type="dxa"/>
+            <w:tcW w:w="1362" w:type="dxa"/>
             <w:tcBorders>
               <w:start w:val="single" w:sz="4" w:space="0" w:color="000000"/>
               <w:bottom w:val="single" w:sz="4" w:space="0" w:color="000000"/>
@@ -7086,7 +7118,7 @@
         </w:tc>
         <w:tc>
           <w:tcPr>
-            <w:tcW w:w="2924" w:type="dxa"/>
+            <w:tcW w:w="2922" w:type="dxa"/>
             <w:tcBorders>
               <w:start w:val="single" w:sz="4" w:space="0" w:color="000000"/>
               <w:bottom w:val="single" w:sz="4" w:space="0" w:color="000000"/>
@@ -7180,7 +7212,7 @@
         </w:tc>
         <w:tc>
           <w:tcPr>
-            <w:tcW w:w="1360" w:type="dxa"/>
+            <w:tcW w:w="1362" w:type="dxa"/>
             <w:tcBorders>
               <w:start w:val="single" w:sz="4" w:space="0" w:color="000000"/>
               <w:bottom w:val="single" w:sz="4" w:space="0" w:color="000000"/>
@@ -7312,7 +7344,7 @@
         </w:tc>
         <w:tc>
           <w:tcPr>
-            <w:tcW w:w="2924" w:type="dxa"/>
+            <w:tcW w:w="2922" w:type="dxa"/>
             <w:tcBorders>
               <w:start w:val="single" w:sz="4" w:space="0" w:color="000000"/>
               <w:bottom w:val="single" w:sz="4" w:space="0" w:color="000000"/>
@@ -7423,7 +7455,7 @@
         </w:tc>
         <w:tc>
           <w:tcPr>
-            <w:tcW w:w="1360" w:type="dxa"/>
+            <w:tcW w:w="1362" w:type="dxa"/>
             <w:tcBorders>
               <w:start w:val="single" w:sz="4" w:space="0" w:color="000000"/>
               <w:bottom w:val="single" w:sz="4" w:space="0" w:color="000000"/>
@@ -7568,7 +7600,7 @@
         </w:tc>
         <w:tc>
           <w:tcPr>
-            <w:tcW w:w="2924" w:type="dxa"/>
+            <w:tcW w:w="2922" w:type="dxa"/>
             <w:tcBorders>
               <w:start w:val="single" w:sz="4" w:space="0" w:color="000000"/>
               <w:bottom w:val="single" w:sz="4" w:space="0" w:color="000000"/>
@@ -7662,7 +7694,7 @@
         </w:tc>
         <w:tc>
           <w:tcPr>
-            <w:tcW w:w="1360" w:type="dxa"/>
+            <w:tcW w:w="1362" w:type="dxa"/>
             <w:tcBorders>
               <w:start w:val="single" w:sz="4" w:space="0" w:color="000000"/>
               <w:bottom w:val="single" w:sz="4" w:space="0" w:color="000000"/>
@@ -7807,7 +7839,7 @@
         </w:tc>
         <w:tc>
           <w:tcPr>
-            <w:tcW w:w="2924" w:type="dxa"/>
+            <w:tcW w:w="2922" w:type="dxa"/>
             <w:tcBorders>
               <w:start w:val="single" w:sz="4" w:space="0" w:color="000000"/>
               <w:bottom w:val="single" w:sz="4" w:space="0" w:color="000000"/>
@@ -7901,7 +7933,7 @@
         </w:tc>
         <w:tc>
           <w:tcPr>
-            <w:tcW w:w="1360" w:type="dxa"/>
+            <w:tcW w:w="1362" w:type="dxa"/>
             <w:tcBorders>
               <w:start w:val="single" w:sz="4" w:space="0" w:color="000000"/>
               <w:bottom w:val="single" w:sz="4" w:space="0" w:color="000000"/>
@@ -8047,7 +8079,7 @@
         </w:tc>
         <w:tc>
           <w:tcPr>
-            <w:tcW w:w="2924" w:type="dxa"/>
+            <w:tcW w:w="2922" w:type="dxa"/>
             <w:tcBorders>
               <w:start w:val="single" w:sz="4" w:space="0" w:color="000000"/>
               <w:bottom w:val="single" w:sz="4" w:space="0" w:color="000000"/>
@@ -8141,7 +8173,7 @@
         </w:tc>
         <w:tc>
           <w:tcPr>
-            <w:tcW w:w="1360" w:type="dxa"/>
+            <w:tcW w:w="1362" w:type="dxa"/>
             <w:tcBorders>
               <w:start w:val="single" w:sz="4" w:space="0" w:color="000000"/>
               <w:bottom w:val="single" w:sz="4" w:space="0" w:color="000000"/>
@@ -8286,7 +8318,7 @@
         </w:tc>
         <w:tc>
           <w:tcPr>
-            <w:tcW w:w="2924" w:type="dxa"/>
+            <w:tcW w:w="2922" w:type="dxa"/>
             <w:tcBorders>
               <w:start w:val="single" w:sz="4" w:space="0" w:color="000000"/>
               <w:bottom w:val="single" w:sz="4" w:space="0" w:color="000000"/>
@@ -8380,7 +8412,7 @@
         </w:tc>
         <w:tc>
           <w:tcPr>
-            <w:tcW w:w="1360" w:type="dxa"/>
+            <w:tcW w:w="1362" w:type="dxa"/>
             <w:tcBorders>
               <w:start w:val="single" w:sz="4" w:space="0" w:color="000000"/>
               <w:bottom w:val="single" w:sz="4" w:space="0" w:color="000000"/>
@@ -8523,7 +8555,7 @@
         </w:tc>
         <w:tc>
           <w:tcPr>
-            <w:tcW w:w="2924" w:type="dxa"/>
+            <w:tcW w:w="2922" w:type="dxa"/>
             <w:tcBorders>
               <w:start w:val="single" w:sz="4" w:space="0" w:color="000000"/>
               <w:bottom w:val="single" w:sz="4" w:space="0" w:color="000000"/>
@@ -8634,7 +8666,7 @@
         </w:tc>
         <w:tc>
           <w:tcPr>
-            <w:tcW w:w="1360" w:type="dxa"/>
+            <w:tcW w:w="1362" w:type="dxa"/>
             <w:tcBorders>
               <w:start w:val="single" w:sz="4" w:space="0" w:color="000000"/>
               <w:bottom w:val="single" w:sz="4" w:space="0" w:color="000000"/>
@@ -8783,9 +8815,9 @@
       </w:tblPr>
       <w:tblGrid>
         <w:gridCol w:w="1678"/>
-        <w:gridCol w:w="2596"/>
+        <w:gridCol w:w="2594"/>
         <w:gridCol w:w="1800"/>
-        <w:gridCol w:w="1360"/>
+        <w:gridCol w:w="1362"/>
         <w:gridCol w:w="2538"/>
       </w:tblGrid>
       <w:tr>
@@ -8829,7 +8861,7 @@
         </w:tc>
         <w:tc>
           <w:tcPr>
-            <w:tcW w:w="2596" w:type="dxa"/>
+            <w:tcW w:w="2594" w:type="dxa"/>
             <w:tcBorders>
               <w:top w:val="single" w:sz="4" w:space="0" w:color="000000"/>
               <w:start w:val="single" w:sz="4" w:space="0" w:color="000000"/>
@@ -8903,7 +8935,7 @@
         </w:tc>
         <w:tc>
           <w:tcPr>
-            <w:tcW w:w="1360" w:type="dxa"/>
+            <w:tcW w:w="1362" w:type="dxa"/>
             <w:tcBorders>
               <w:top w:val="single" w:sz="4" w:space="0" w:color="000000"/>
               <w:start w:val="single" w:sz="4" w:space="0" w:color="000000"/>
@@ -9028,7 +9060,7 @@
         </w:tc>
         <w:tc>
           <w:tcPr>
-            <w:tcW w:w="2596" w:type="dxa"/>
+            <w:tcW w:w="2594" w:type="dxa"/>
             <w:tcBorders>
               <w:start w:val="single" w:sz="4" w:space="0" w:color="000000"/>
               <w:bottom w:val="single" w:sz="4" w:space="0" w:color="000000"/>
@@ -9190,7 +9222,7 @@
         </w:tc>
         <w:tc>
           <w:tcPr>
-            <w:tcW w:w="1360" w:type="dxa"/>
+            <w:tcW w:w="1362" w:type="dxa"/>
             <w:tcBorders>
               <w:start w:val="single" w:sz="4" w:space="0" w:color="000000"/>
               <w:bottom w:val="single" w:sz="4" w:space="0" w:color="000000"/>
@@ -9335,7 +9367,7 @@
         </w:tc>
         <w:tc>
           <w:tcPr>
-            <w:tcW w:w="2596" w:type="dxa"/>
+            <w:tcW w:w="2594" w:type="dxa"/>
             <w:tcBorders>
               <w:start w:val="single" w:sz="4" w:space="0" w:color="000000"/>
               <w:bottom w:val="single" w:sz="4" w:space="0" w:color="000000"/>
@@ -9439,7 +9471,7 @@
         </w:tc>
         <w:tc>
           <w:tcPr>
-            <w:tcW w:w="1360" w:type="dxa"/>
+            <w:tcW w:w="1362" w:type="dxa"/>
             <w:tcBorders>
               <w:start w:val="single" w:sz="4" w:space="0" w:color="000000"/>
               <w:bottom w:val="single" w:sz="4" w:space="0" w:color="000000"/>
@@ -9584,7 +9616,7 @@
         </w:tc>
         <w:tc>
           <w:tcPr>
-            <w:tcW w:w="2596" w:type="dxa"/>
+            <w:tcW w:w="2594" w:type="dxa"/>
             <w:tcBorders>
               <w:start w:val="single" w:sz="4" w:space="0" w:color="000000"/>
               <w:bottom w:val="single" w:sz="4" w:space="0" w:color="000000"/>
@@ -9725,7 +9757,7 @@
         </w:tc>
         <w:tc>
           <w:tcPr>
-            <w:tcW w:w="1360" w:type="dxa"/>
+            <w:tcW w:w="1362" w:type="dxa"/>
             <w:tcBorders>
               <w:start w:val="single" w:sz="4" w:space="0" w:color="000000"/>
               <w:bottom w:val="single" w:sz="4" w:space="0" w:color="000000"/>
@@ -9870,7 +9902,7 @@
         </w:tc>
         <w:tc>
           <w:tcPr>
-            <w:tcW w:w="2596" w:type="dxa"/>
+            <w:tcW w:w="2594" w:type="dxa"/>
             <w:tcBorders>
               <w:start w:val="single" w:sz="4" w:space="0" w:color="000000"/>
               <w:bottom w:val="single" w:sz="4" w:space="0" w:color="000000"/>
@@ -9957,7 +9989,7 @@
         </w:tc>
         <w:tc>
           <w:tcPr>
-            <w:tcW w:w="1360" w:type="dxa"/>
+            <w:tcW w:w="1362" w:type="dxa"/>
             <w:tcBorders>
               <w:start w:val="single" w:sz="4" w:space="0" w:color="000000"/>
               <w:bottom w:val="single" w:sz="4" w:space="0" w:color="000000"/>
@@ -10102,7 +10134,7 @@
         </w:tc>
         <w:tc>
           <w:tcPr>
-            <w:tcW w:w="2596" w:type="dxa"/>
+            <w:tcW w:w="2594" w:type="dxa"/>
             <w:tcBorders>
               <w:start w:val="single" w:sz="4" w:space="0" w:color="000000"/>
               <w:bottom w:val="single" w:sz="4" w:space="0" w:color="000000"/>
@@ -10205,7 +10237,7 @@
         </w:tc>
         <w:tc>
           <w:tcPr>
-            <w:tcW w:w="1360" w:type="dxa"/>
+            <w:tcW w:w="1362" w:type="dxa"/>
             <w:tcBorders>
               <w:start w:val="single" w:sz="4" w:space="0" w:color="000000"/>
               <w:bottom w:val="single" w:sz="4" w:space="0" w:color="000000"/>
@@ -10337,7 +10369,7 @@
         </w:tc>
         <w:tc>
           <w:tcPr>
-            <w:tcW w:w="2596" w:type="dxa"/>
+            <w:tcW w:w="2594" w:type="dxa"/>
             <w:tcBorders>
               <w:start w:val="single" w:sz="4" w:space="0" w:color="000000"/>
               <w:bottom w:val="single" w:sz="4" w:space="0" w:color="000000"/>
@@ -10431,7 +10463,7 @@
         </w:tc>
         <w:tc>
           <w:tcPr>
-            <w:tcW w:w="1360" w:type="dxa"/>
+            <w:tcW w:w="1362" w:type="dxa"/>
             <w:tcBorders>
               <w:start w:val="single" w:sz="4" w:space="0" w:color="000000"/>
               <w:bottom w:val="single" w:sz="4" w:space="0" w:color="000000"/>
@@ -10630,17 +10662,17 @@
         </w:tblCellMar>
       </w:tblPr>
       <w:tblGrid>
-        <w:gridCol w:w="1848"/>
+        <w:gridCol w:w="1846"/>
         <w:gridCol w:w="2525"/>
         <w:gridCol w:w="1701"/>
-        <w:gridCol w:w="1360"/>
+        <w:gridCol w:w="1362"/>
         <w:gridCol w:w="2538"/>
       </w:tblGrid>
       <w:tr>
         <w:trPr/>
         <w:tc>
           <w:tcPr>
-            <w:tcW w:w="1848" w:type="dxa"/>
+            <w:tcW w:w="1846" w:type="dxa"/>
             <w:tcBorders>
               <w:top w:val="single" w:sz="4" w:space="0" w:color="000000"/>
               <w:start w:val="single" w:sz="4" w:space="0" w:color="000000"/>
@@ -10751,7 +10783,7 @@
         </w:tc>
         <w:tc>
           <w:tcPr>
-            <w:tcW w:w="1360" w:type="dxa"/>
+            <w:tcW w:w="1362" w:type="dxa"/>
             <w:tcBorders>
               <w:top w:val="single" w:sz="4" w:space="0" w:color="000000"/>
               <w:start w:val="single" w:sz="4" w:space="0" w:color="000000"/>
@@ -10829,7 +10861,7 @@
         <w:trPr/>
         <w:tc>
           <w:tcPr>
-            <w:tcW w:w="1848" w:type="dxa"/>
+            <w:tcW w:w="1846" w:type="dxa"/>
             <w:tcBorders>
               <w:start w:val="single" w:sz="4" w:space="0" w:color="000000"/>
               <w:bottom w:val="single" w:sz="4" w:space="0" w:color="000000"/>
@@ -11038,7 +11070,7 @@
         </w:tc>
         <w:tc>
           <w:tcPr>
-            <w:tcW w:w="1360" w:type="dxa"/>
+            <w:tcW w:w="1362" w:type="dxa"/>
             <w:tcBorders>
               <w:start w:val="single" w:sz="4" w:space="0" w:color="000000"/>
               <w:bottom w:val="single" w:sz="4" w:space="0" w:color="000000"/>
@@ -11136,7 +11168,7 @@
         <w:trPr/>
         <w:tc>
           <w:tcPr>
-            <w:tcW w:w="1848" w:type="dxa"/>
+            <w:tcW w:w="1846" w:type="dxa"/>
             <w:tcBorders>
               <w:start w:val="single" w:sz="4" w:space="0" w:color="000000"/>
               <w:bottom w:val="single" w:sz="4" w:space="0" w:color="000000"/>
@@ -11257,7 +11289,7 @@
         </w:tc>
         <w:tc>
           <w:tcPr>
-            <w:tcW w:w="1360" w:type="dxa"/>
+            <w:tcW w:w="1362" w:type="dxa"/>
             <w:tcBorders>
               <w:start w:val="single" w:sz="4" w:space="0" w:color="000000"/>
               <w:bottom w:val="single" w:sz="4" w:space="0" w:color="000000"/>
@@ -11355,7 +11387,7 @@
         <w:trPr/>
         <w:tc>
           <w:tcPr>
-            <w:tcW w:w="1848" w:type="dxa"/>
+            <w:tcW w:w="1846" w:type="dxa"/>
             <w:tcBorders>
               <w:start w:val="single" w:sz="4" w:space="0" w:color="000000"/>
               <w:bottom w:val="single" w:sz="4" w:space="0" w:color="000000"/>
@@ -11489,7 +11521,7 @@
         </w:tc>
         <w:tc>
           <w:tcPr>
-            <w:tcW w:w="1360" w:type="dxa"/>
+            <w:tcW w:w="1362" w:type="dxa"/>
             <w:tcBorders>
               <w:start w:val="single" w:sz="4" w:space="0" w:color="000000"/>
               <w:bottom w:val="single" w:sz="4" w:space="0" w:color="000000"/>
@@ -11587,7 +11619,7 @@
         <w:trPr/>
         <w:tc>
           <w:tcPr>
-            <w:tcW w:w="1848" w:type="dxa"/>
+            <w:tcW w:w="1846" w:type="dxa"/>
             <w:tcBorders>
               <w:start w:val="single" w:sz="4" w:space="0" w:color="000000"/>
               <w:bottom w:val="single" w:sz="4" w:space="0" w:color="000000"/>
@@ -11721,7 +11753,7 @@
         </w:tc>
         <w:tc>
           <w:tcPr>
-            <w:tcW w:w="1360" w:type="dxa"/>
+            <w:tcW w:w="1362" w:type="dxa"/>
             <w:tcBorders>
               <w:start w:val="single" w:sz="4" w:space="0" w:color="000000"/>
               <w:bottom w:val="single" w:sz="4" w:space="0" w:color="000000"/>
@@ -11819,7 +11851,7 @@
         <w:trPr/>
         <w:tc>
           <w:tcPr>
-            <w:tcW w:w="1848" w:type="dxa"/>
+            <w:tcW w:w="1846" w:type="dxa"/>
             <w:tcBorders>
               <w:start w:val="single" w:sz="4" w:space="0" w:color="000000"/>
               <w:bottom w:val="single" w:sz="4" w:space="0" w:color="000000"/>
@@ -11947,7 +11979,7 @@
         </w:tc>
         <w:tc>
           <w:tcPr>
-            <w:tcW w:w="1360" w:type="dxa"/>
+            <w:tcW w:w="1362" w:type="dxa"/>
             <w:tcBorders>
               <w:start w:val="single" w:sz="4" w:space="0" w:color="000000"/>
               <w:bottom w:val="single" w:sz="4" w:space="0" w:color="000000"/>
@@ -12032,7 +12064,7 @@
         <w:trPr/>
         <w:tc>
           <w:tcPr>
-            <w:tcW w:w="1848" w:type="dxa"/>
+            <w:tcW w:w="1846" w:type="dxa"/>
             <w:tcBorders>
               <w:start w:val="single" w:sz="4" w:space="0" w:color="000000"/>
               <w:bottom w:val="single" w:sz="4" w:space="0" w:color="000000"/>
@@ -12173,7 +12205,7 @@
         </w:tc>
         <w:tc>
           <w:tcPr>
-            <w:tcW w:w="1360" w:type="dxa"/>
+            <w:tcW w:w="1362" w:type="dxa"/>
             <w:tcBorders>
               <w:start w:val="single" w:sz="4" w:space="0" w:color="000000"/>
               <w:bottom w:val="single" w:sz="4" w:space="0" w:color="000000"/>
@@ -12271,7 +12303,7 @@
         <w:trPr/>
         <w:tc>
           <w:tcPr>
-            <w:tcW w:w="1848" w:type="dxa"/>
+            <w:tcW w:w="1846" w:type="dxa"/>
             <w:tcBorders>
               <w:start w:val="single" w:sz="4" w:space="0" w:color="000000"/>
               <w:bottom w:val="single" w:sz="4" w:space="0" w:color="000000"/>
@@ -12405,7 +12437,7 @@
         </w:tc>
         <w:tc>
           <w:tcPr>
-            <w:tcW w:w="1360" w:type="dxa"/>
+            <w:tcW w:w="1362" w:type="dxa"/>
             <w:tcBorders>
               <w:start w:val="single" w:sz="4" w:space="0" w:color="000000"/>
               <w:bottom w:val="single" w:sz="4" w:space="0" w:color="000000"/>
@@ -12503,7 +12535,7 @@
         <w:trPr/>
         <w:tc>
           <w:tcPr>
-            <w:tcW w:w="1848" w:type="dxa"/>
+            <w:tcW w:w="1846" w:type="dxa"/>
             <w:tcBorders>
               <w:start w:val="single" w:sz="4" w:space="0" w:color="000000"/>
               <w:bottom w:val="single" w:sz="4" w:space="0" w:color="000000"/>
@@ -12945,7 +12977,7 @@
         </w:tc>
         <w:tc>
           <w:tcPr>
-            <w:tcW w:w="1360" w:type="dxa"/>
+            <w:tcW w:w="1362" w:type="dxa"/>
             <w:tcBorders>
               <w:start w:val="single" w:sz="4" w:space="0" w:color="000000"/>
               <w:bottom w:val="single" w:sz="4" w:space="0" w:color="000000"/>
@@ -13043,7 +13075,7 @@
         <w:trPr/>
         <w:tc>
           <w:tcPr>
-            <w:tcW w:w="1848" w:type="dxa"/>
+            <w:tcW w:w="1846" w:type="dxa"/>
             <w:tcBorders>
               <w:start w:val="single" w:sz="4" w:space="0" w:color="000000"/>
               <w:bottom w:val="single" w:sz="4" w:space="0" w:color="000000"/>
@@ -13375,7 +13407,7 @@
         </w:tc>
         <w:tc>
           <w:tcPr>
-            <w:tcW w:w="1360" w:type="dxa"/>
+            <w:tcW w:w="1362" w:type="dxa"/>
             <w:tcBorders>
               <w:start w:val="single" w:sz="4" w:space="0" w:color="000000"/>
               <w:bottom w:val="single" w:sz="4" w:space="0" w:color="000000"/>
@@ -13624,7 +13656,7 @@
         <w:trPr/>
         <w:tc>
           <w:tcPr>
-            <w:tcW w:w="1848" w:type="dxa"/>
+            <w:tcW w:w="1846" w:type="dxa"/>
             <w:tcBorders>
               <w:start w:val="single" w:sz="4" w:space="0" w:color="000000"/>
               <w:bottom w:val="single" w:sz="4" w:space="0" w:color="000000"/>
@@ -13765,7 +13797,7 @@
         </w:tc>
         <w:tc>
           <w:tcPr>
-            <w:tcW w:w="1360" w:type="dxa"/>
+            <w:tcW w:w="1362" w:type="dxa"/>
             <w:tcBorders>
               <w:start w:val="single" w:sz="4" w:space="0" w:color="000000"/>
               <w:bottom w:val="single" w:sz="4" w:space="0" w:color="000000"/>
@@ -13905,9 +13937,9 @@
       </w:tblPr>
       <w:tblGrid>
         <w:gridCol w:w="1678"/>
-        <w:gridCol w:w="2964"/>
+        <w:gridCol w:w="2962"/>
         <w:gridCol w:w="1884"/>
-        <w:gridCol w:w="1537"/>
+        <w:gridCol w:w="1539"/>
         <w:gridCol w:w="1909"/>
       </w:tblGrid>
       <w:tr>
@@ -13951,7 +13983,7 @@
         </w:tc>
         <w:tc>
           <w:tcPr>
-            <w:tcW w:w="2964" w:type="dxa"/>
+            <w:tcW w:w="2962" w:type="dxa"/>
             <w:tcBorders>
               <w:top w:val="single" w:sz="4" w:space="0" w:color="000000"/>
               <w:start w:val="single" w:sz="4" w:space="0" w:color="000000"/>
@@ -14025,7 +14057,7 @@
         </w:tc>
         <w:tc>
           <w:tcPr>
-            <w:tcW w:w="1537" w:type="dxa"/>
+            <w:tcW w:w="1539" w:type="dxa"/>
             <w:tcBorders>
               <w:top w:val="single" w:sz="4" w:space="0" w:color="000000"/>
               <w:start w:val="single" w:sz="4" w:space="0" w:color="000000"/>
@@ -14150,7 +14182,7 @@
         </w:tc>
         <w:tc>
           <w:tcPr>
-            <w:tcW w:w="2964" w:type="dxa"/>
+            <w:tcW w:w="2962" w:type="dxa"/>
             <w:tcBorders>
               <w:start w:val="single" w:sz="4" w:space="0" w:color="000000"/>
               <w:bottom w:val="single" w:sz="4" w:space="0" w:color="000000"/>
@@ -14280,7 +14312,7 @@
         </w:tc>
         <w:tc>
           <w:tcPr>
-            <w:tcW w:w="1537" w:type="dxa"/>
+            <w:tcW w:w="1539" w:type="dxa"/>
             <w:tcBorders>
               <w:start w:val="single" w:sz="4" w:space="0" w:color="000000"/>
               <w:bottom w:val="single" w:sz="4" w:space="0" w:color="000000"/>
@@ -14453,7 +14485,7 @@
         </w:tc>
         <w:tc>
           <w:tcPr>
-            <w:tcW w:w="2964" w:type="dxa"/>
+            <w:tcW w:w="2962" w:type="dxa"/>
             <w:tcBorders>
               <w:start w:val="single" w:sz="4" w:space="0" w:color="000000"/>
               <w:bottom w:val="single" w:sz="4" w:space="0" w:color="000000"/>
@@ -14953,7 +14985,7 @@
         </w:tc>
         <w:tc>
           <w:tcPr>
-            <w:tcW w:w="1537" w:type="dxa"/>
+            <w:tcW w:w="1539" w:type="dxa"/>
             <w:tcBorders>
               <w:start w:val="single" w:sz="4" w:space="0" w:color="000000"/>
               <w:bottom w:val="single" w:sz="4" w:space="0" w:color="000000"/>
@@ -15176,17 +15208,17 @@
         </w:tblCellMar>
       </w:tblPr>
       <w:tblGrid>
-        <w:gridCol w:w="1126"/>
+        <w:gridCol w:w="1124"/>
         <w:gridCol w:w="3600"/>
         <w:gridCol w:w="1444"/>
-        <w:gridCol w:w="1180"/>
+        <w:gridCol w:w="1182"/>
         <w:gridCol w:w="2622"/>
       </w:tblGrid>
       <w:tr>
         <w:trPr/>
         <w:tc>
           <w:tcPr>
-            <w:tcW w:w="1126" w:type="dxa"/>
+            <w:tcW w:w="1124" w:type="dxa"/>
             <w:tcBorders>
               <w:top w:val="single" w:sz="4" w:space="0" w:color="000000"/>
               <w:start w:val="single" w:sz="4" w:space="0" w:color="000000"/>
@@ -15297,7 +15329,7 @@
         </w:tc>
         <w:tc>
           <w:tcPr>
-            <w:tcW w:w="1180" w:type="dxa"/>
+            <w:tcW w:w="1182" w:type="dxa"/>
             <w:tcBorders>
               <w:top w:val="single" w:sz="4" w:space="0" w:color="000000"/>
               <w:start w:val="single" w:sz="4" w:space="0" w:color="000000"/>
@@ -15377,7 +15409,7 @@
         </w:trPr>
         <w:tc>
           <w:tcPr>
-            <w:tcW w:w="1126" w:type="dxa"/>
+            <w:tcW w:w="1124" w:type="dxa"/>
             <w:tcBorders>
               <w:start w:val="single" w:sz="4" w:space="0" w:color="000000"/>
               <w:bottom w:val="single" w:sz="4" w:space="0" w:color="000000"/>
@@ -15530,7 +15562,7 @@
         </w:tc>
         <w:tc>
           <w:tcPr>
-            <w:tcW w:w="1180" w:type="dxa"/>
+            <w:tcW w:w="1182" w:type="dxa"/>
             <w:tcBorders>
               <w:start w:val="single" w:sz="4" w:space="0" w:color="000000"/>
               <w:bottom w:val="single" w:sz="4" w:space="0" w:color="000000"/>
@@ -15668,7 +15700,7 @@
         <w:trPr/>
         <w:tc>
           <w:tcPr>
-            <w:tcW w:w="1126" w:type="dxa"/>
+            <w:tcW w:w="1124" w:type="dxa"/>
             <w:tcBorders>
               <w:start w:val="single" w:sz="4" w:space="0" w:color="000000"/>
               <w:bottom w:val="single" w:sz="4" w:space="0" w:color="000000"/>
@@ -16353,7 +16385,7 @@
         </w:tc>
         <w:tc>
           <w:tcPr>
-            <w:tcW w:w="1180" w:type="dxa"/>
+            <w:tcW w:w="1182" w:type="dxa"/>
             <w:tcBorders>
               <w:start w:val="single" w:sz="4" w:space="0" w:color="000000"/>
               <w:bottom w:val="single" w:sz="4" w:space="0" w:color="000000"/>
@@ -16527,7 +16559,7 @@
         <w:trPr/>
         <w:tc>
           <w:tcPr>
-            <w:tcW w:w="1126" w:type="dxa"/>
+            <w:tcW w:w="1124" w:type="dxa"/>
             <w:tcBorders>
               <w:start w:val="single" w:sz="4" w:space="0" w:color="000000"/>
               <w:bottom w:val="single" w:sz="4" w:space="0" w:color="000000"/>
@@ -16667,7 +16699,7 @@
         </w:tc>
         <w:tc>
           <w:tcPr>
-            <w:tcW w:w="1180" w:type="dxa"/>
+            <w:tcW w:w="1182" w:type="dxa"/>
             <w:tcBorders>
               <w:start w:val="single" w:sz="4" w:space="0" w:color="000000"/>
               <w:bottom w:val="single" w:sz="4" w:space="0" w:color="000000"/>
@@ -16765,7 +16797,7 @@
         <w:trPr/>
         <w:tc>
           <w:tcPr>
-            <w:tcW w:w="1126" w:type="dxa"/>
+            <w:tcW w:w="1124" w:type="dxa"/>
             <w:tcBorders>
               <w:start w:val="single" w:sz="4" w:space="0" w:color="000000"/>
               <w:bottom w:val="single" w:sz="4" w:space="0" w:color="000000"/>
@@ -17199,7 +17231,7 @@
         </w:tc>
         <w:tc>
           <w:tcPr>
-            <w:tcW w:w="1180" w:type="dxa"/>
+            <w:tcW w:w="1182" w:type="dxa"/>
             <w:tcBorders>
               <w:start w:val="single" w:sz="4" w:space="0" w:color="000000"/>
               <w:bottom w:val="single" w:sz="4" w:space="0" w:color="000000"/>
@@ -17373,7 +17405,7 @@
         <w:trPr/>
         <w:tc>
           <w:tcPr>
-            <w:tcW w:w="1126" w:type="dxa"/>
+            <w:tcW w:w="1124" w:type="dxa"/>
             <w:tcBorders>
               <w:start w:val="single" w:sz="4" w:space="0" w:color="000000"/>
               <w:bottom w:val="single" w:sz="4" w:space="0" w:color="000000"/>
@@ -17547,7 +17579,7 @@
         </w:tc>
         <w:tc>
           <w:tcPr>
-            <w:tcW w:w="1180" w:type="dxa"/>
+            <w:tcW w:w="1182" w:type="dxa"/>
             <w:tcBorders>
               <w:start w:val="single" w:sz="4" w:space="0" w:color="000000"/>
               <w:bottom w:val="single" w:sz="4" w:space="0" w:color="000000"/>
@@ -17645,7 +17677,7 @@
         <w:trPr/>
         <w:tc>
           <w:tcPr>
-            <w:tcW w:w="1126" w:type="dxa"/>
+            <w:tcW w:w="1124" w:type="dxa"/>
             <w:tcBorders>
               <w:start w:val="single" w:sz="4" w:space="0" w:color="000000"/>
               <w:bottom w:val="single" w:sz="4" w:space="0" w:color="000000"/>
@@ -17819,7 +17851,7 @@
         </w:tc>
         <w:tc>
           <w:tcPr>
-            <w:tcW w:w="1180" w:type="dxa"/>
+            <w:tcW w:w="1182" w:type="dxa"/>
             <w:tcBorders>
               <w:start w:val="single" w:sz="4" w:space="0" w:color="000000"/>
               <w:bottom w:val="single" w:sz="4" w:space="0" w:color="000000"/>
@@ -17917,7 +17949,7 @@
         <w:trPr/>
         <w:tc>
           <w:tcPr>
-            <w:tcW w:w="1126" w:type="dxa"/>
+            <w:tcW w:w="1124" w:type="dxa"/>
             <w:tcBorders>
               <w:start w:val="single" w:sz="4" w:space="0" w:color="000000"/>
               <w:bottom w:val="single" w:sz="4" w:space="0" w:color="000000"/>
@@ -18057,7 +18089,7 @@
         </w:tc>
         <w:tc>
           <w:tcPr>
-            <w:tcW w:w="1180" w:type="dxa"/>
+            <w:tcW w:w="1182" w:type="dxa"/>
             <w:tcBorders>
               <w:start w:val="single" w:sz="4" w:space="0" w:color="000000"/>
               <w:bottom w:val="single" w:sz="4" w:space="0" w:color="000000"/>
@@ -18206,8 +18238,8 @@
       </w:tblPr>
       <w:tblGrid>
         <w:gridCol w:w="1313"/>
-        <w:gridCol w:w="3329"/>
-        <w:gridCol w:w="1358"/>
+        <w:gridCol w:w="3327"/>
+        <w:gridCol w:w="1360"/>
         <w:gridCol w:w="1350"/>
         <w:gridCol w:w="2622"/>
       </w:tblGrid>
@@ -18252,7 +18284,7 @@
         </w:tc>
         <w:tc>
           <w:tcPr>
-            <w:tcW w:w="3329" w:type="dxa"/>
+            <w:tcW w:w="3327" w:type="dxa"/>
             <w:tcBorders>
               <w:top w:val="single" w:sz="4" w:space="0" w:color="000000"/>
               <w:start w:val="single" w:sz="4" w:space="0" w:color="000000"/>
@@ -18289,7 +18321,7 @@
         </w:tc>
         <w:tc>
           <w:tcPr>
-            <w:tcW w:w="1358" w:type="dxa"/>
+            <w:tcW w:w="1360" w:type="dxa"/>
             <w:tcBorders>
               <w:top w:val="single" w:sz="4" w:space="0" w:color="000000"/>
               <w:start w:val="single" w:sz="4" w:space="0" w:color="000000"/>
@@ -18451,7 +18483,7 @@
         </w:tc>
         <w:tc>
           <w:tcPr>
-            <w:tcW w:w="3329" w:type="dxa"/>
+            <w:tcW w:w="3327" w:type="dxa"/>
             <w:tcBorders>
               <w:start w:val="single" w:sz="4" w:space="0" w:color="000000"/>
               <w:bottom w:val="single" w:sz="4" w:space="0" w:color="000000"/>
@@ -18722,7 +18754,7 @@
         </w:tc>
         <w:tc>
           <w:tcPr>
-            <w:tcW w:w="1358" w:type="dxa"/>
+            <w:tcW w:w="1360" w:type="dxa"/>
             <w:tcBorders>
               <w:start w:val="single" w:sz="4" w:space="0" w:color="000000"/>
               <w:bottom w:val="single" w:sz="4" w:space="0" w:color="000000"/>
@@ -18932,17 +18964,17 @@
         </w:tblCellMar>
       </w:tblPr>
       <w:tblGrid>
-        <w:gridCol w:w="2148"/>
+        <w:gridCol w:w="2146"/>
         <w:gridCol w:w="1800"/>
         <w:gridCol w:w="1894"/>
-        <w:gridCol w:w="1902"/>
+        <w:gridCol w:w="1904"/>
         <w:gridCol w:w="2228"/>
       </w:tblGrid>
       <w:tr>
         <w:trPr/>
         <w:tc>
           <w:tcPr>
-            <w:tcW w:w="2148" w:type="dxa"/>
+            <w:tcW w:w="2146" w:type="dxa"/>
             <w:tcBorders>
               <w:top w:val="single" w:sz="4" w:space="0" w:color="000000"/>
               <w:start w:val="single" w:sz="4" w:space="0" w:color="000000"/>
@@ -19053,7 +19085,7 @@
         </w:tc>
         <w:tc>
           <w:tcPr>
-            <w:tcW w:w="1902" w:type="dxa"/>
+            <w:tcW w:w="1904" w:type="dxa"/>
             <w:tcBorders>
               <w:top w:val="single" w:sz="4" w:space="0" w:color="000000"/>
               <w:start w:val="single" w:sz="4" w:space="0" w:color="000000"/>
@@ -19131,7 +19163,7 @@
         <w:trPr/>
         <w:tc>
           <w:tcPr>
-            <w:tcW w:w="2148" w:type="dxa"/>
+            <w:tcW w:w="2146" w:type="dxa"/>
             <w:tcBorders>
               <w:start w:val="single" w:sz="4" w:space="0" w:color="000000"/>
               <w:bottom w:val="single" w:sz="4" w:space="0" w:color="000000"/>
@@ -19237,7 +19269,7 @@
         </w:tc>
         <w:tc>
           <w:tcPr>
-            <w:tcW w:w="1902" w:type="dxa"/>
+            <w:tcW w:w="1904" w:type="dxa"/>
             <w:tcBorders>
               <w:start w:val="single" w:sz="4" w:space="0" w:color="000000"/>
               <w:bottom w:val="single" w:sz="4" w:space="0" w:color="000000"/>
@@ -19313,7 +19345,7 @@
         <w:trPr/>
         <w:tc>
           <w:tcPr>
-            <w:tcW w:w="2148" w:type="dxa"/>
+            <w:tcW w:w="2146" w:type="dxa"/>
             <w:tcBorders>
               <w:start w:val="single" w:sz="4" w:space="0" w:color="000000"/>
               <w:bottom w:val="single" w:sz="4" w:space="0" w:color="000000"/>
@@ -19420,7 +19452,7 @@
         </w:tc>
         <w:tc>
           <w:tcPr>
-            <w:tcW w:w="1902" w:type="dxa"/>
+            <w:tcW w:w="1904" w:type="dxa"/>
             <w:tcBorders>
               <w:start w:val="single" w:sz="4" w:space="0" w:color="000000"/>
               <w:bottom w:val="single" w:sz="4" w:space="0" w:color="000000"/>
@@ -19496,7 +19528,7 @@
         <w:trPr/>
         <w:tc>
           <w:tcPr>
-            <w:tcW w:w="2148" w:type="dxa"/>
+            <w:tcW w:w="2146" w:type="dxa"/>
             <w:tcBorders>
               <w:start w:val="single" w:sz="4" w:space="0" w:color="000000"/>
               <w:bottom w:val="single" w:sz="4" w:space="0" w:color="000000"/>
@@ -19603,7 +19635,7 @@
         </w:tc>
         <w:tc>
           <w:tcPr>
-            <w:tcW w:w="1902" w:type="dxa"/>
+            <w:tcW w:w="1904" w:type="dxa"/>
             <w:tcBorders>
               <w:start w:val="single" w:sz="4" w:space="0" w:color="000000"/>
               <w:bottom w:val="single" w:sz="4" w:space="0" w:color="000000"/>
@@ -21006,9 +21038,9 @@
       </w:tblPr>
       <w:tblGrid>
         <w:gridCol w:w="1350"/>
-        <w:gridCol w:w="2924"/>
+        <w:gridCol w:w="2922"/>
         <w:gridCol w:w="1800"/>
-        <w:gridCol w:w="1360"/>
+        <w:gridCol w:w="1362"/>
         <w:gridCol w:w="2538"/>
       </w:tblGrid>
       <w:tr>
@@ -21052,7 +21084,7 @@
         </w:tc>
         <w:tc>
           <w:tcPr>
-            <w:tcW w:w="2924" w:type="dxa"/>
+            <w:tcW w:w="2922" w:type="dxa"/>
             <w:tcBorders>
               <w:top w:val="single" w:sz="4" w:space="0" w:color="000000"/>
               <w:start w:val="single" w:sz="4" w:space="0" w:color="000000"/>
@@ -21126,7 +21158,7 @@
         </w:tc>
         <w:tc>
           <w:tcPr>
-            <w:tcW w:w="1360" w:type="dxa"/>
+            <w:tcW w:w="1362" w:type="dxa"/>
             <w:tcBorders>
               <w:top w:val="single" w:sz="4" w:space="0" w:color="000000"/>
               <w:start w:val="single" w:sz="4" w:space="0" w:color="000000"/>
@@ -21251,7 +21283,7 @@
         </w:tc>
         <w:tc>
           <w:tcPr>
-            <w:tcW w:w="2924" w:type="dxa"/>
+            <w:tcW w:w="2922" w:type="dxa"/>
             <w:tcBorders>
               <w:start w:val="single" w:sz="4" w:space="0" w:color="000000"/>
               <w:bottom w:val="single" w:sz="4" w:space="0" w:color="000000"/>
@@ -21379,7 +21411,7 @@
         </w:tc>
         <w:tc>
           <w:tcPr>
-            <w:tcW w:w="1360" w:type="dxa"/>
+            <w:tcW w:w="1362" w:type="dxa"/>
             <w:tcBorders>
               <w:start w:val="single" w:sz="4" w:space="0" w:color="000000"/>
               <w:bottom w:val="single" w:sz="4" w:space="0" w:color="000000"/>
@@ -21524,7 +21556,7 @@
         </w:tc>
         <w:tc>
           <w:tcPr>
-            <w:tcW w:w="2924" w:type="dxa"/>
+            <w:tcW w:w="2922" w:type="dxa"/>
             <w:tcBorders>
               <w:start w:val="single" w:sz="4" w:space="0" w:color="000000"/>
               <w:bottom w:val="single" w:sz="4" w:space="0" w:color="000000"/>
@@ -21635,7 +21667,7 @@
         </w:tc>
         <w:tc>
           <w:tcPr>
-            <w:tcW w:w="1360" w:type="dxa"/>
+            <w:tcW w:w="1362" w:type="dxa"/>
             <w:tcBorders>
               <w:start w:val="single" w:sz="4" w:space="0" w:color="000000"/>
               <w:bottom w:val="single" w:sz="4" w:space="0" w:color="000000"/>
@@ -21780,7 +21812,7 @@
         </w:tc>
         <w:tc>
           <w:tcPr>
-            <w:tcW w:w="2924" w:type="dxa"/>
+            <w:tcW w:w="2922" w:type="dxa"/>
             <w:tcBorders>
               <w:start w:val="single" w:sz="4" w:space="0" w:color="000000"/>
               <w:bottom w:val="single" w:sz="4" w:space="0" w:color="000000"/>
@@ -21891,7 +21923,7 @@
         </w:tc>
         <w:tc>
           <w:tcPr>
-            <w:tcW w:w="1360" w:type="dxa"/>
+            <w:tcW w:w="1362" w:type="dxa"/>
             <w:tcBorders>
               <w:start w:val="single" w:sz="4" w:space="0" w:color="000000"/>
               <w:bottom w:val="single" w:sz="4" w:space="0" w:color="000000"/>
@@ -22036,7 +22068,7 @@
         </w:tc>
         <w:tc>
           <w:tcPr>
-            <w:tcW w:w="2924" w:type="dxa"/>
+            <w:tcW w:w="2922" w:type="dxa"/>
             <w:tcBorders>
               <w:start w:val="single" w:sz="4" w:space="0" w:color="000000"/>
               <w:bottom w:val="single" w:sz="4" w:space="0" w:color="000000"/>
@@ -22147,7 +22179,7 @@
         </w:tc>
         <w:tc>
           <w:tcPr>
-            <w:tcW w:w="1360" w:type="dxa"/>
+            <w:tcW w:w="1362" w:type="dxa"/>
             <w:tcBorders>
               <w:start w:val="single" w:sz="4" w:space="0" w:color="000000"/>
               <w:bottom w:val="single" w:sz="4" w:space="0" w:color="000000"/>
@@ -22292,7 +22324,7 @@
         </w:tc>
         <w:tc>
           <w:tcPr>
-            <w:tcW w:w="2924" w:type="dxa"/>
+            <w:tcW w:w="2922" w:type="dxa"/>
             <w:tcBorders>
               <w:start w:val="single" w:sz="4" w:space="0" w:color="000000"/>
               <w:bottom w:val="single" w:sz="4" w:space="0" w:color="000000"/>
@@ -22403,7 +22435,7 @@
         </w:tc>
         <w:tc>
           <w:tcPr>
-            <w:tcW w:w="1360" w:type="dxa"/>
+            <w:tcW w:w="1362" w:type="dxa"/>
             <w:tcBorders>
               <w:start w:val="single" w:sz="4" w:space="0" w:color="000000"/>
               <w:bottom w:val="single" w:sz="4" w:space="0" w:color="000000"/>
@@ -22548,7 +22580,7 @@
         </w:tc>
         <w:tc>
           <w:tcPr>
-            <w:tcW w:w="2924" w:type="dxa"/>
+            <w:tcW w:w="2922" w:type="dxa"/>
             <w:tcBorders>
               <w:start w:val="single" w:sz="4" w:space="0" w:color="000000"/>
               <w:bottom w:val="single" w:sz="4" w:space="0" w:color="000000"/>
@@ -22642,7 +22674,7 @@
         </w:tc>
         <w:tc>
           <w:tcPr>
-            <w:tcW w:w="1360" w:type="dxa"/>
+            <w:tcW w:w="1362" w:type="dxa"/>
             <w:tcBorders>
               <w:start w:val="single" w:sz="4" w:space="0" w:color="000000"/>
               <w:bottom w:val="single" w:sz="4" w:space="0" w:color="000000"/>
@@ -22787,7 +22819,7 @@
         </w:tc>
         <w:tc>
           <w:tcPr>
-            <w:tcW w:w="2924" w:type="dxa"/>
+            <w:tcW w:w="2922" w:type="dxa"/>
             <w:tcBorders>
               <w:start w:val="single" w:sz="4" w:space="0" w:color="000000"/>
               <w:bottom w:val="single" w:sz="4" w:space="0" w:color="000000"/>
@@ -22881,7 +22913,7 @@
         </w:tc>
         <w:tc>
           <w:tcPr>
-            <w:tcW w:w="1360" w:type="dxa"/>
+            <w:tcW w:w="1362" w:type="dxa"/>
             <w:tcBorders>
               <w:start w:val="single" w:sz="4" w:space="0" w:color="000000"/>
               <w:bottom w:val="single" w:sz="4" w:space="0" w:color="000000"/>
@@ -23026,7 +23058,7 @@
         </w:tc>
         <w:tc>
           <w:tcPr>
-            <w:tcW w:w="2924" w:type="dxa"/>
+            <w:tcW w:w="2922" w:type="dxa"/>
             <w:tcBorders>
               <w:start w:val="single" w:sz="4" w:space="0" w:color="000000"/>
               <w:bottom w:val="single" w:sz="4" w:space="0" w:color="000000"/>
@@ -23120,7 +23152,7 @@
         </w:tc>
         <w:tc>
           <w:tcPr>
-            <w:tcW w:w="1360" w:type="dxa"/>
+            <w:tcW w:w="1362" w:type="dxa"/>
             <w:tcBorders>
               <w:start w:val="single" w:sz="4" w:space="0" w:color="000000"/>
               <w:bottom w:val="single" w:sz="4" w:space="0" w:color="000000"/>
@@ -23265,7 +23297,7 @@
         </w:tc>
         <w:tc>
           <w:tcPr>
-            <w:tcW w:w="2924" w:type="dxa"/>
+            <w:tcW w:w="2922" w:type="dxa"/>
             <w:tcBorders>
               <w:start w:val="single" w:sz="4" w:space="0" w:color="000000"/>
               <w:bottom w:val="single" w:sz="4" w:space="0" w:color="000000"/>
@@ -23359,7 +23391,7 @@
         </w:tc>
         <w:tc>
           <w:tcPr>
-            <w:tcW w:w="1360" w:type="dxa"/>
+            <w:tcW w:w="1362" w:type="dxa"/>
             <w:tcBorders>
               <w:start w:val="single" w:sz="4" w:space="0" w:color="000000"/>
               <w:bottom w:val="single" w:sz="4" w:space="0" w:color="000000"/>
@@ -23504,7 +23536,7 @@
         </w:tc>
         <w:tc>
           <w:tcPr>
-            <w:tcW w:w="2924" w:type="dxa"/>
+            <w:tcW w:w="2922" w:type="dxa"/>
             <w:tcBorders>
               <w:start w:val="single" w:sz="4" w:space="0" w:color="000000"/>
               <w:bottom w:val="single" w:sz="4" w:space="0" w:color="000000"/>
@@ -23598,7 +23630,7 @@
         </w:tc>
         <w:tc>
           <w:tcPr>
-            <w:tcW w:w="1360" w:type="dxa"/>
+            <w:tcW w:w="1362" w:type="dxa"/>
             <w:tcBorders>
               <w:start w:val="single" w:sz="4" w:space="0" w:color="000000"/>
               <w:bottom w:val="single" w:sz="4" w:space="0" w:color="000000"/>
@@ -23743,7 +23775,7 @@
         </w:tc>
         <w:tc>
           <w:tcPr>
-            <w:tcW w:w="2924" w:type="dxa"/>
+            <w:tcW w:w="2922" w:type="dxa"/>
             <w:tcBorders>
               <w:start w:val="single" w:sz="4" w:space="0" w:color="000000"/>
               <w:bottom w:val="single" w:sz="4" w:space="0" w:color="000000"/>
@@ -23837,7 +23869,7 @@
         </w:tc>
         <w:tc>
           <w:tcPr>
-            <w:tcW w:w="1360" w:type="dxa"/>
+            <w:tcW w:w="1362" w:type="dxa"/>
             <w:tcBorders>
               <w:start w:val="single" w:sz="4" w:space="0" w:color="000000"/>
               <w:bottom w:val="single" w:sz="4" w:space="0" w:color="000000"/>
@@ -23969,7 +24001,7 @@
         </w:tc>
         <w:tc>
           <w:tcPr>
-            <w:tcW w:w="2924" w:type="dxa"/>
+            <w:tcW w:w="2922" w:type="dxa"/>
             <w:tcBorders>
               <w:start w:val="single" w:sz="4" w:space="0" w:color="000000"/>
               <w:bottom w:val="single" w:sz="4" w:space="0" w:color="000000"/>
@@ -24080,7 +24112,7 @@
         </w:tc>
         <w:tc>
           <w:tcPr>
-            <w:tcW w:w="1360" w:type="dxa"/>
+            <w:tcW w:w="1362" w:type="dxa"/>
             <w:tcBorders>
               <w:start w:val="single" w:sz="4" w:space="0" w:color="000000"/>
               <w:bottom w:val="single" w:sz="4" w:space="0" w:color="000000"/>
@@ -24225,7 +24257,7 @@
         </w:tc>
         <w:tc>
           <w:tcPr>
-            <w:tcW w:w="2924" w:type="dxa"/>
+            <w:tcW w:w="2922" w:type="dxa"/>
             <w:tcBorders>
               <w:start w:val="single" w:sz="4" w:space="0" w:color="000000"/>
               <w:bottom w:val="single" w:sz="4" w:space="0" w:color="000000"/>
@@ -24319,7 +24351,7 @@
         </w:tc>
         <w:tc>
           <w:tcPr>
-            <w:tcW w:w="1360" w:type="dxa"/>
+            <w:tcW w:w="1362" w:type="dxa"/>
             <w:tcBorders>
               <w:start w:val="single" w:sz="4" w:space="0" w:color="000000"/>
               <w:bottom w:val="single" w:sz="4" w:space="0" w:color="000000"/>
@@ -24464,7 +24496,7 @@
         </w:tc>
         <w:tc>
           <w:tcPr>
-            <w:tcW w:w="2924" w:type="dxa"/>
+            <w:tcW w:w="2922" w:type="dxa"/>
             <w:tcBorders>
               <w:start w:val="single" w:sz="4" w:space="0" w:color="000000"/>
               <w:bottom w:val="single" w:sz="4" w:space="0" w:color="000000"/>
@@ -24558,7 +24590,7 @@
         </w:tc>
         <w:tc>
           <w:tcPr>
-            <w:tcW w:w="1360" w:type="dxa"/>
+            <w:tcW w:w="1362" w:type="dxa"/>
             <w:tcBorders>
               <w:start w:val="single" w:sz="4" w:space="0" w:color="000000"/>
               <w:bottom w:val="single" w:sz="4" w:space="0" w:color="000000"/>
@@ -24704,7 +24736,7 @@
         </w:tc>
         <w:tc>
           <w:tcPr>
-            <w:tcW w:w="2924" w:type="dxa"/>
+            <w:tcW w:w="2922" w:type="dxa"/>
             <w:tcBorders>
               <w:start w:val="single" w:sz="4" w:space="0" w:color="000000"/>
               <w:bottom w:val="single" w:sz="4" w:space="0" w:color="000000"/>
@@ -24798,7 +24830,7 @@
         </w:tc>
         <w:tc>
           <w:tcPr>
-            <w:tcW w:w="1360" w:type="dxa"/>
+            <w:tcW w:w="1362" w:type="dxa"/>
             <w:tcBorders>
               <w:start w:val="single" w:sz="4" w:space="0" w:color="000000"/>
               <w:bottom w:val="single" w:sz="4" w:space="0" w:color="000000"/>
@@ -24943,7 +24975,7 @@
         </w:tc>
         <w:tc>
           <w:tcPr>
-            <w:tcW w:w="2924" w:type="dxa"/>
+            <w:tcW w:w="2922" w:type="dxa"/>
             <w:tcBorders>
               <w:start w:val="single" w:sz="4" w:space="0" w:color="000000"/>
               <w:bottom w:val="single" w:sz="4" w:space="0" w:color="000000"/>
@@ -25037,7 +25069,7 @@
         </w:tc>
         <w:tc>
           <w:tcPr>
-            <w:tcW w:w="1360" w:type="dxa"/>
+            <w:tcW w:w="1362" w:type="dxa"/>
             <w:tcBorders>
               <w:start w:val="single" w:sz="4" w:space="0" w:color="000000"/>
               <w:bottom w:val="single" w:sz="4" w:space="0" w:color="000000"/>
@@ -25180,7 +25212,7 @@
         </w:tc>
         <w:tc>
           <w:tcPr>
-            <w:tcW w:w="2924" w:type="dxa"/>
+            <w:tcW w:w="2922" w:type="dxa"/>
             <w:tcBorders>
               <w:start w:val="single" w:sz="4" w:space="0" w:color="000000"/>
               <w:bottom w:val="single" w:sz="4" w:space="0" w:color="000000"/>
@@ -25291,7 +25323,7 @@
         </w:tc>
         <w:tc>
           <w:tcPr>
-            <w:tcW w:w="1360" w:type="dxa"/>
+            <w:tcW w:w="1362" w:type="dxa"/>
             <w:tcBorders>
               <w:start w:val="single" w:sz="4" w:space="0" w:color="000000"/>
               <w:bottom w:val="single" w:sz="4" w:space="0" w:color="000000"/>
@@ -25439,9 +25471,9 @@
         </w:tblCellMar>
       </w:tblPr>
       <w:tblGrid>
-        <w:gridCol w:w="1126"/>
+        <w:gridCol w:w="1124"/>
         <w:gridCol w:w="3516"/>
-        <w:gridCol w:w="1358"/>
+        <w:gridCol w:w="1360"/>
         <w:gridCol w:w="1350"/>
         <w:gridCol w:w="2622"/>
       </w:tblGrid>
@@ -25449,7 +25481,7 @@
         <w:trPr/>
         <w:tc>
           <w:tcPr>
-            <w:tcW w:w="1126" w:type="dxa"/>
+            <w:tcW w:w="1124" w:type="dxa"/>
             <w:tcBorders>
               <w:top w:val="single" w:sz="4" w:space="0" w:color="000000"/>
               <w:start w:val="single" w:sz="4" w:space="0" w:color="000000"/>
@@ -25523,7 +25555,7 @@
         </w:tc>
         <w:tc>
           <w:tcPr>
-            <w:tcW w:w="1358" w:type="dxa"/>
+            <w:tcW w:w="1360" w:type="dxa"/>
             <w:tcBorders>
               <w:top w:val="single" w:sz="4" w:space="0" w:color="000000"/>
               <w:start w:val="single" w:sz="4" w:space="0" w:color="000000"/>
@@ -25638,7 +25670,7 @@
         <w:trPr/>
         <w:tc>
           <w:tcPr>
-            <w:tcW w:w="1126" w:type="dxa"/>
+            <w:tcW w:w="1124" w:type="dxa"/>
             <w:tcBorders>
               <w:start w:val="single" w:sz="4" w:space="0" w:color="000000"/>
               <w:bottom w:val="single" w:sz="4" w:space="0" w:color="000000"/>
@@ -25732,7 +25764,7 @@
         </w:tc>
         <w:tc>
           <w:tcPr>
-            <w:tcW w:w="1358" w:type="dxa"/>
+            <w:tcW w:w="1360" w:type="dxa"/>
             <w:tcBorders>
               <w:start w:val="single" w:sz="4" w:space="0" w:color="000000"/>
               <w:bottom w:val="single" w:sz="4" w:space="0" w:color="000000"/>
@@ -25929,7 +25961,7 @@
         <w:trPr/>
         <w:tc>
           <w:tcPr>
-            <w:tcW w:w="1126" w:type="dxa"/>
+            <w:tcW w:w="1124" w:type="dxa"/>
             <w:tcBorders>
               <w:start w:val="single" w:sz="4" w:space="0" w:color="000000"/>
               <w:bottom w:val="single" w:sz="4" w:space="0" w:color="000000"/>
@@ -26567,7 +26599,7 @@
         </w:tc>
         <w:tc>
           <w:tcPr>
-            <w:tcW w:w="1358" w:type="dxa"/>
+            <w:tcW w:w="1360" w:type="dxa"/>
             <w:tcBorders>
               <w:start w:val="single" w:sz="4" w:space="0" w:color="000000"/>
               <w:bottom w:val="single" w:sz="4" w:space="0" w:color="000000"/>
@@ -26788,7 +26820,7 @@
         <w:trPr/>
         <w:tc>
           <w:tcPr>
-            <w:tcW w:w="1126" w:type="dxa"/>
+            <w:tcW w:w="1124" w:type="dxa"/>
             <w:tcBorders>
               <w:start w:val="single" w:sz="4" w:space="0" w:color="000000"/>
               <w:bottom w:val="single" w:sz="4" w:space="0" w:color="000000"/>
@@ -26881,7 +26913,7 @@
         </w:tc>
         <w:tc>
           <w:tcPr>
-            <w:tcW w:w="1358" w:type="dxa"/>
+            <w:tcW w:w="1360" w:type="dxa"/>
             <w:tcBorders>
               <w:start w:val="single" w:sz="4" w:space="0" w:color="000000"/>
               <w:bottom w:val="single" w:sz="4" w:space="0" w:color="000000"/>
@@ -27026,7 +27058,7 @@
         <w:trPr/>
         <w:tc>
           <w:tcPr>
-            <w:tcW w:w="1126" w:type="dxa"/>
+            <w:tcW w:w="1124" w:type="dxa"/>
             <w:tcBorders>
               <w:start w:val="single" w:sz="4" w:space="0" w:color="000000"/>
               <w:bottom w:val="single" w:sz="4" w:space="0" w:color="000000"/>
@@ -27153,7 +27185,7 @@
         </w:tc>
         <w:tc>
           <w:tcPr>
-            <w:tcW w:w="1358" w:type="dxa"/>
+            <w:tcW w:w="1360" w:type="dxa"/>
             <w:tcBorders>
               <w:start w:val="single" w:sz="4" w:space="0" w:color="000000"/>
               <w:bottom w:val="single" w:sz="4" w:space="0" w:color="000000"/>
@@ -27298,7 +27330,7 @@
         <w:trPr/>
         <w:tc>
           <w:tcPr>
-            <w:tcW w:w="1126" w:type="dxa"/>
+            <w:tcW w:w="1124" w:type="dxa"/>
             <w:tcBorders>
               <w:start w:val="single" w:sz="4" w:space="0" w:color="000000"/>
               <w:bottom w:val="single" w:sz="4" w:space="0" w:color="000000"/>
@@ -27425,7 +27457,7 @@
         </w:tc>
         <w:tc>
           <w:tcPr>
-            <w:tcW w:w="1358" w:type="dxa"/>
+            <w:tcW w:w="1360" w:type="dxa"/>
             <w:tcBorders>
               <w:start w:val="single" w:sz="4" w:space="0" w:color="000000"/>
               <w:bottom w:val="single" w:sz="4" w:space="0" w:color="000000"/>
@@ -27639,8 +27671,8 @@
         <w:gridCol w:w="1678"/>
         <w:gridCol w:w="1800"/>
         <w:gridCol w:w="2522"/>
-        <w:gridCol w:w="1876"/>
-        <w:gridCol w:w="2096"/>
+        <w:gridCol w:w="1874"/>
+        <w:gridCol w:w="2098"/>
       </w:tblGrid>
       <w:tr>
         <w:trPr/>
@@ -27757,7 +27789,7 @@
         </w:tc>
         <w:tc>
           <w:tcPr>
-            <w:tcW w:w="1876" w:type="dxa"/>
+            <w:tcW w:w="1874" w:type="dxa"/>
             <w:tcBorders>
               <w:top w:val="single" w:sz="4" w:space="0" w:color="000000"/>
               <w:start w:val="single" w:sz="4" w:space="0" w:color="000000"/>
@@ -27794,7 +27826,7 @@
         </w:tc>
         <w:tc>
           <w:tcPr>
-            <w:tcW w:w="2096" w:type="dxa"/>
+            <w:tcW w:w="2098" w:type="dxa"/>
             <w:tcBorders>
               <w:top w:val="single" w:sz="4" w:space="0" w:color="000000"/>
               <w:start w:val="single" w:sz="4" w:space="0" w:color="000000"/>
@@ -27941,7 +27973,7 @@
         </w:tc>
         <w:tc>
           <w:tcPr>
-            <w:tcW w:w="1876" w:type="dxa"/>
+            <w:tcW w:w="1874" w:type="dxa"/>
             <w:tcBorders>
               <w:start w:val="single" w:sz="4" w:space="0" w:color="000000"/>
               <w:bottom w:val="single" w:sz="4" w:space="0" w:color="000000"/>
@@ -27977,7 +28009,7 @@
         </w:tc>
         <w:tc>
           <w:tcPr>
-            <w:tcW w:w="2096" w:type="dxa"/>
+            <w:tcW w:w="2098" w:type="dxa"/>
             <w:tcBorders>
               <w:start w:val="single" w:sz="4" w:space="0" w:color="000000"/>
               <w:bottom w:val="single" w:sz="4" w:space="0" w:color="000000"/>
@@ -28124,7 +28156,7 @@
         </w:tc>
         <w:tc>
           <w:tcPr>
-            <w:tcW w:w="1876" w:type="dxa"/>
+            <w:tcW w:w="1874" w:type="dxa"/>
             <w:tcBorders>
               <w:start w:val="single" w:sz="4" w:space="0" w:color="000000"/>
               <w:bottom w:val="single" w:sz="4" w:space="0" w:color="000000"/>
@@ -28160,7 +28192,7 @@
         </w:tc>
         <w:tc>
           <w:tcPr>
-            <w:tcW w:w="2096" w:type="dxa"/>
+            <w:tcW w:w="2098" w:type="dxa"/>
             <w:tcBorders>
               <w:start w:val="single" w:sz="4" w:space="0" w:color="000000"/>
               <w:bottom w:val="single" w:sz="4" w:space="0" w:color="000000"/>
@@ -28307,7 +28339,7 @@
         </w:tc>
         <w:tc>
           <w:tcPr>
-            <w:tcW w:w="1876" w:type="dxa"/>
+            <w:tcW w:w="1874" w:type="dxa"/>
             <w:tcBorders>
               <w:start w:val="single" w:sz="4" w:space="0" w:color="000000"/>
               <w:bottom w:val="single" w:sz="4" w:space="0" w:color="000000"/>
@@ -28343,7 +28375,7 @@
         </w:tc>
         <w:tc>
           <w:tcPr>
-            <w:tcW w:w="2096" w:type="dxa"/>
+            <w:tcW w:w="2098" w:type="dxa"/>
             <w:tcBorders>
               <w:start w:val="single" w:sz="4" w:space="0" w:color="000000"/>
               <w:bottom w:val="single" w:sz="4" w:space="0" w:color="000000"/>
@@ -28425,9 +28457,9 @@
       </w:tblPr>
       <w:tblGrid>
         <w:gridCol w:w="1678"/>
-        <w:gridCol w:w="2596"/>
+        <w:gridCol w:w="2594"/>
         <w:gridCol w:w="1800"/>
-        <w:gridCol w:w="1360"/>
+        <w:gridCol w:w="1362"/>
         <w:gridCol w:w="2538"/>
       </w:tblGrid>
       <w:tr>
@@ -28471,7 +28503,7 @@
         </w:tc>
         <w:tc>
           <w:tcPr>
-            <w:tcW w:w="2596" w:type="dxa"/>
+            <w:tcW w:w="2594" w:type="dxa"/>
             <w:tcBorders>
               <w:top w:val="single" w:sz="4" w:space="0" w:color="000000"/>
               <w:start w:val="single" w:sz="4" w:space="0" w:color="000000"/>
@@ -28545,7 +28577,7 @@
         </w:tc>
         <w:tc>
           <w:tcPr>
-            <w:tcW w:w="1360" w:type="dxa"/>
+            <w:tcW w:w="1362" w:type="dxa"/>
             <w:tcBorders>
               <w:top w:val="single" w:sz="4" w:space="0" w:color="000000"/>
               <w:start w:val="single" w:sz="4" w:space="0" w:color="000000"/>
@@ -28670,7 +28702,7 @@
         </w:tc>
         <w:tc>
           <w:tcPr>
-            <w:tcW w:w="2596" w:type="dxa"/>
+            <w:tcW w:w="2594" w:type="dxa"/>
             <w:tcBorders>
               <w:start w:val="single" w:sz="4" w:space="0" w:color="000000"/>
               <w:bottom w:val="single" w:sz="4" w:space="0" w:color="000000"/>
@@ -28832,7 +28864,7 @@
         </w:tc>
         <w:tc>
           <w:tcPr>
-            <w:tcW w:w="1360" w:type="dxa"/>
+            <w:tcW w:w="1362" w:type="dxa"/>
             <w:tcBorders>
               <w:start w:val="single" w:sz="4" w:space="0" w:color="000000"/>
               <w:bottom w:val="single" w:sz="4" w:space="0" w:color="000000"/>
@@ -28977,7 +29009,7 @@
         </w:tc>
         <w:tc>
           <w:tcPr>
-            <w:tcW w:w="2596" w:type="dxa"/>
+            <w:tcW w:w="2594" w:type="dxa"/>
             <w:tcBorders>
               <w:start w:val="single" w:sz="4" w:space="0" w:color="000000"/>
               <w:bottom w:val="single" w:sz="4" w:space="0" w:color="000000"/>
@@ -29081,7 +29113,7 @@
         </w:tc>
         <w:tc>
           <w:tcPr>
-            <w:tcW w:w="1360" w:type="dxa"/>
+            <w:tcW w:w="1362" w:type="dxa"/>
             <w:tcBorders>
               <w:start w:val="single" w:sz="4" w:space="0" w:color="000000"/>
               <w:bottom w:val="single" w:sz="4" w:space="0" w:color="000000"/>
@@ -29226,7 +29258,7 @@
         </w:tc>
         <w:tc>
           <w:tcPr>
-            <w:tcW w:w="2596" w:type="dxa"/>
+            <w:tcW w:w="2594" w:type="dxa"/>
             <w:tcBorders>
               <w:start w:val="single" w:sz="4" w:space="0" w:color="000000"/>
               <w:bottom w:val="single" w:sz="4" w:space="0" w:color="000000"/>
@@ -29367,7 +29399,7 @@
         </w:tc>
         <w:tc>
           <w:tcPr>
-            <w:tcW w:w="1360" w:type="dxa"/>
+            <w:tcW w:w="1362" w:type="dxa"/>
             <w:tcBorders>
               <w:start w:val="single" w:sz="4" w:space="0" w:color="000000"/>
               <w:bottom w:val="single" w:sz="4" w:space="0" w:color="000000"/>
@@ -29512,7 +29544,7 @@
         </w:tc>
         <w:tc>
           <w:tcPr>
-            <w:tcW w:w="2596" w:type="dxa"/>
+            <w:tcW w:w="2594" w:type="dxa"/>
             <w:tcBorders>
               <w:start w:val="single" w:sz="4" w:space="0" w:color="000000"/>
               <w:bottom w:val="single" w:sz="4" w:space="0" w:color="000000"/>
@@ -29599,7 +29631,7 @@
         </w:tc>
         <w:tc>
           <w:tcPr>
-            <w:tcW w:w="1360" w:type="dxa"/>
+            <w:tcW w:w="1362" w:type="dxa"/>
             <w:tcBorders>
               <w:start w:val="single" w:sz="4" w:space="0" w:color="000000"/>
               <w:bottom w:val="single" w:sz="4" w:space="0" w:color="000000"/>
@@ -29744,7 +29776,7 @@
         </w:tc>
         <w:tc>
           <w:tcPr>
-            <w:tcW w:w="2596" w:type="dxa"/>
+            <w:tcW w:w="2594" w:type="dxa"/>
             <w:tcBorders>
               <w:start w:val="single" w:sz="4" w:space="0" w:color="000000"/>
               <w:bottom w:val="single" w:sz="4" w:space="0" w:color="000000"/>
@@ -29847,7 +29879,7 @@
         </w:tc>
         <w:tc>
           <w:tcPr>
-            <w:tcW w:w="1360" w:type="dxa"/>
+            <w:tcW w:w="1362" w:type="dxa"/>
             <w:tcBorders>
               <w:start w:val="single" w:sz="4" w:space="0" w:color="000000"/>
               <w:bottom w:val="single" w:sz="4" w:space="0" w:color="000000"/>
@@ -29979,7 +30011,7 @@
         </w:tc>
         <w:tc>
           <w:tcPr>
-            <w:tcW w:w="2596" w:type="dxa"/>
+            <w:tcW w:w="2594" w:type="dxa"/>
             <w:tcBorders>
               <w:start w:val="single" w:sz="4" w:space="0" w:color="000000"/>
               <w:bottom w:val="single" w:sz="4" w:space="0" w:color="000000"/>
@@ -30073,7 +30105,7 @@
         </w:tc>
         <w:tc>
           <w:tcPr>
-            <w:tcW w:w="1360" w:type="dxa"/>
+            <w:tcW w:w="1362" w:type="dxa"/>
             <w:tcBorders>
               <w:start w:val="single" w:sz="4" w:space="0" w:color="000000"/>
               <w:bottom w:val="single" w:sz="4" w:space="0" w:color="000000"/>
@@ -30231,9 +30263,9 @@
       </w:tblPr>
       <w:tblGrid>
         <w:gridCol w:w="1678"/>
-        <w:gridCol w:w="2596"/>
+        <w:gridCol w:w="2594"/>
         <w:gridCol w:w="1800"/>
-        <w:gridCol w:w="1360"/>
+        <w:gridCol w:w="1362"/>
         <w:gridCol w:w="2538"/>
       </w:tblGrid>
       <w:tr>
@@ -30277,7 +30309,7 @@
         </w:tc>
         <w:tc>
           <w:tcPr>
-            <w:tcW w:w="2596" w:type="dxa"/>
+            <w:tcW w:w="2594" w:type="dxa"/>
             <w:tcBorders>
               <w:top w:val="single" w:sz="4" w:space="0" w:color="000000"/>
               <w:start w:val="single" w:sz="4" w:space="0" w:color="000000"/>
@@ -30351,7 +30383,7 @@
         </w:tc>
         <w:tc>
           <w:tcPr>
-            <w:tcW w:w="1360" w:type="dxa"/>
+            <w:tcW w:w="1362" w:type="dxa"/>
             <w:tcBorders>
               <w:top w:val="single" w:sz="4" w:space="0" w:color="000000"/>
               <w:start w:val="single" w:sz="4" w:space="0" w:color="000000"/>
@@ -30476,7 +30508,7 @@
         </w:tc>
         <w:tc>
           <w:tcPr>
-            <w:tcW w:w="2596" w:type="dxa"/>
+            <w:tcW w:w="2594" w:type="dxa"/>
             <w:tcBorders>
               <w:start w:val="single" w:sz="4" w:space="0" w:color="000000"/>
               <w:bottom w:val="single" w:sz="4" w:space="0" w:color="000000"/>
@@ -30679,7 +30711,7 @@
         </w:tc>
         <w:tc>
           <w:tcPr>
-            <w:tcW w:w="1360" w:type="dxa"/>
+            <w:tcW w:w="1362" w:type="dxa"/>
             <w:tcBorders>
               <w:start w:val="single" w:sz="4" w:space="0" w:color="000000"/>
               <w:bottom w:val="single" w:sz="4" w:space="0" w:color="000000"/>
@@ -30824,7 +30856,7 @@
         </w:tc>
         <w:tc>
           <w:tcPr>
-            <w:tcW w:w="2596" w:type="dxa"/>
+            <w:tcW w:w="2594" w:type="dxa"/>
             <w:tcBorders>
               <w:start w:val="single" w:sz="4" w:space="0" w:color="000000"/>
               <w:bottom w:val="single" w:sz="4" w:space="0" w:color="000000"/>
@@ -30898,7 +30930,7 @@
         </w:tc>
         <w:tc>
           <w:tcPr>
-            <w:tcW w:w="1360" w:type="dxa"/>
+            <w:tcW w:w="1362" w:type="dxa"/>
             <w:tcBorders>
               <w:start w:val="single" w:sz="4" w:space="0" w:color="000000"/>
               <w:bottom w:val="single" w:sz="4" w:space="0" w:color="000000"/>
@@ -31043,7 +31075,7 @@
         </w:tc>
         <w:tc>
           <w:tcPr>
-            <w:tcW w:w="2596" w:type="dxa"/>
+            <w:tcW w:w="2594" w:type="dxa"/>
             <w:tcBorders>
               <w:start w:val="single" w:sz="4" w:space="0" w:color="000000"/>
               <w:bottom w:val="single" w:sz="4" w:space="0" w:color="000000"/>
@@ -31163,7 +31195,7 @@
         </w:tc>
         <w:tc>
           <w:tcPr>
-            <w:tcW w:w="1360" w:type="dxa"/>
+            <w:tcW w:w="1362" w:type="dxa"/>
             <w:tcBorders>
               <w:start w:val="single" w:sz="4" w:space="0" w:color="000000"/>
               <w:bottom w:val="single" w:sz="4" w:space="0" w:color="000000"/>
@@ -31317,17 +31349,17 @@
         </w:tblCellMar>
       </w:tblPr>
       <w:tblGrid>
-        <w:gridCol w:w="1075"/>
+        <w:gridCol w:w="1073"/>
         <w:gridCol w:w="3199"/>
         <w:gridCol w:w="1800"/>
-        <w:gridCol w:w="1360"/>
+        <w:gridCol w:w="1362"/>
         <w:gridCol w:w="2538"/>
       </w:tblGrid>
       <w:tr>
         <w:trPr/>
         <w:tc>
           <w:tcPr>
-            <w:tcW w:w="1075" w:type="dxa"/>
+            <w:tcW w:w="1073" w:type="dxa"/>
             <w:tcBorders>
               <w:top w:val="single" w:sz="4" w:space="0" w:color="000000"/>
               <w:start w:val="single" w:sz="4" w:space="0" w:color="000000"/>
@@ -31438,7 +31470,7 @@
         </w:tc>
         <w:tc>
           <w:tcPr>
-            <w:tcW w:w="1360" w:type="dxa"/>
+            <w:tcW w:w="1362" w:type="dxa"/>
             <w:tcBorders>
               <w:top w:val="single" w:sz="4" w:space="0" w:color="000000"/>
               <w:start w:val="single" w:sz="4" w:space="0" w:color="000000"/>
@@ -31516,7 +31548,7 @@
         <w:trPr/>
         <w:tc>
           <w:tcPr>
-            <w:tcW w:w="1075" w:type="dxa"/>
+            <w:tcW w:w="1073" w:type="dxa"/>
             <w:tcBorders>
               <w:start w:val="single" w:sz="4" w:space="0" w:color="000000"/>
               <w:bottom w:val="single" w:sz="4" w:space="0" w:color="000000"/>
@@ -31856,7 +31888,7 @@
         </w:tc>
         <w:tc>
           <w:tcPr>
-            <w:tcW w:w="1360" w:type="dxa"/>
+            <w:tcW w:w="1362" w:type="dxa"/>
             <w:tcBorders>
               <w:start w:val="single" w:sz="4" w:space="0" w:color="000000"/>
               <w:bottom w:val="single" w:sz="4" w:space="0" w:color="000000"/>
@@ -31954,7 +31986,7 @@
         <w:trPr/>
         <w:tc>
           <w:tcPr>
-            <w:tcW w:w="1075" w:type="dxa"/>
+            <w:tcW w:w="1073" w:type="dxa"/>
             <w:tcBorders>
               <w:start w:val="single" w:sz="4" w:space="0" w:color="000000"/>
               <w:bottom w:val="single" w:sz="4" w:space="0" w:color="000000"/>
@@ -32132,7 +32164,7 @@
         </w:tc>
         <w:tc>
           <w:tcPr>
-            <w:tcW w:w="1360" w:type="dxa"/>
+            <w:tcW w:w="1362" w:type="dxa"/>
             <w:tcBorders>
               <w:start w:val="single" w:sz="4" w:space="0" w:color="000000"/>
               <w:bottom w:val="single" w:sz="4" w:space="0" w:color="000000"/>
@@ -32496,105 +32528,7 @@
           <w:b w:val="false"/>
           <w:bCs w:val="false"/>
         </w:rPr>
-        <w:t xml:space="preserve">Two board versions available, </w:t>
-      </w:r>
-      <w:r>
-        <w:rPr>
-          <w:b w:val="false"/>
-          <w:bCs w:val="false"/>
-        </w:rPr>
-        <w:t>each featuring different DAC models to drive the VGA input</w:t>
-      </w:r>
-      <w:r>
-        <w:rPr>
-          <w:b w:val="false"/>
-          <w:bCs w:val="false"/>
-        </w:rPr>
-        <w:t xml:space="preserve">. </w:t>
-      </w:r>
-      <w:r>
-        <w:rPr>
-          <w:b w:val="false"/>
-          <w:bCs w:val="false"/>
-        </w:rPr>
-        <w:t xml:space="preserve">In board </w:t>
-      </w:r>
-      <w:r>
-        <w:rPr>
-          <w:b w:val="false"/>
-          <w:bCs w:val="false"/>
-        </w:rPr>
-        <w:t xml:space="preserve">Version A, </w:t>
-      </w:r>
-      <w:r>
-        <w:rPr>
-          <w:b w:val="false"/>
-          <w:bCs w:val="false"/>
-        </w:rPr>
-        <w:t xml:space="preserve">the </w:t>
-      </w:r>
-      <w:r>
-        <w:rPr>
-          <w:b w:val="false"/>
-          <w:bCs w:val="false"/>
-        </w:rPr>
-        <w:t xml:space="preserve">AD5693 </w:t>
-      </w:r>
-      <w:r>
-        <w:rPr>
-          <w:b w:val="false"/>
-          <w:bCs w:val="false"/>
-        </w:rPr>
-        <w:t>DAC is present and only fine gain tuning is available. V</w:t>
-      </w:r>
-      <w:r>
-        <w:rPr>
-          <w:b w:val="false"/>
-          <w:bCs w:val="false"/>
-        </w:rPr>
-        <w:t xml:space="preserve">ersion B uses </w:t>
-      </w:r>
-      <w:r>
-        <w:rPr>
-          <w:b w:val="false"/>
-          <w:bCs w:val="false"/>
-        </w:rPr>
-        <w:t xml:space="preserve">the </w:t>
-      </w:r>
-      <w:r>
-        <w:rPr>
-          <w:b w:val="false"/>
-          <w:bCs w:val="false"/>
-        </w:rPr>
-        <w:t>AD5697</w:t>
-      </w:r>
-      <w:r>
-        <w:rPr>
-          <w:b w:val="false"/>
-          <w:bCs w:val="false"/>
-        </w:rPr>
-        <w:t>R</w:t>
-      </w:r>
-      <w:r>
-        <w:rPr>
-          <w:b w:val="false"/>
-          <w:bCs w:val="false"/>
-        </w:rPr>
-        <w:t xml:space="preserve"> </w:t>
-      </w:r>
-      <w:r>
-        <w:rPr>
-          <w:b w:val="false"/>
-          <w:bCs w:val="false"/>
-        </w:rPr>
-        <w:t>DAC, enabling both fine gain and coarse gain</w:t>
-      </w:r>
-      <w:r>
-        <w:rPr>
-          <w:b w:val="false"/>
-          <w:bCs w:val="false"/>
-        </w:rPr>
-        <w:t>.</w:t>
+        <w:t>Two board versions available, each featuring different DAC models to drive the VGA input. In board Version A, the AD5693 DAC is present and only fine gain tuning is available. Version B uses the AD5697R DAC, enabling both fine gain and coarse gain.</w:t>
       </w:r>
     </w:p>
     <w:p>
@@ -32633,10 +32567,10 @@
       </w:tblPr>
       <w:tblGrid>
         <w:gridCol w:w="1678"/>
-        <w:gridCol w:w="3054"/>
-        <w:gridCol w:w="1893"/>
-        <w:gridCol w:w="1616"/>
-        <w:gridCol w:w="1731"/>
+        <w:gridCol w:w="3052"/>
+        <w:gridCol w:w="1895"/>
+        <w:gridCol w:w="1614"/>
+        <w:gridCol w:w="1733"/>
       </w:tblGrid>
       <w:tr>
         <w:trPr/>
@@ -32679,7 +32613,7 @@
         </w:tc>
         <w:tc>
           <w:tcPr>
-            <w:tcW w:w="3054" w:type="dxa"/>
+            <w:tcW w:w="3052" w:type="dxa"/>
             <w:tcBorders>
               <w:top w:val="single" w:sz="4" w:space="0" w:color="000000"/>
               <w:start w:val="single" w:sz="4" w:space="0" w:color="000000"/>
@@ -32716,7 +32650,7 @@
         </w:tc>
         <w:tc>
           <w:tcPr>
-            <w:tcW w:w="1893" w:type="dxa"/>
+            <w:tcW w:w="1895" w:type="dxa"/>
             <w:tcBorders>
               <w:top w:val="single" w:sz="4" w:space="0" w:color="000000"/>
               <w:start w:val="single" w:sz="4" w:space="0" w:color="000000"/>
@@ -32753,7 +32687,7 @@
         </w:tc>
         <w:tc>
           <w:tcPr>
-            <w:tcW w:w="1616" w:type="dxa"/>
+            <w:tcW w:w="1614" w:type="dxa"/>
             <w:tcBorders>
               <w:top w:val="single" w:sz="4" w:space="0" w:color="000000"/>
               <w:start w:val="single" w:sz="4" w:space="0" w:color="000000"/>
@@ -32790,7 +32724,7 @@
         </w:tc>
         <w:tc>
           <w:tcPr>
-            <w:tcW w:w="1731" w:type="dxa"/>
+            <w:tcW w:w="1733" w:type="dxa"/>
             <w:tcBorders>
               <w:top w:val="single" w:sz="4" w:space="0" w:color="000000"/>
               <w:start w:val="single" w:sz="4" w:space="0" w:color="000000"/>
@@ -32991,7 +32925,7 @@
         </w:tc>
         <w:tc>
           <w:tcPr>
-            <w:tcW w:w="3054" w:type="dxa"/>
+            <w:tcW w:w="3052" w:type="dxa"/>
             <w:tcBorders>
               <w:start w:val="single" w:sz="4" w:space="0" w:color="000000"/>
               <w:bottom w:val="single" w:sz="4" w:space="0" w:color="000000"/>
@@ -33072,330 +33006,7 @@
                 <w:u w:val="none"/>
                 <w:vertAlign w:val="baseline"/>
               </w:rPr>
-              <w:t xml:space="preserve"> </w:t>
-            </w:r>
-            <w:r>
-              <w:rPr>
-                <w:b w:val="false"/>
-                <w:bCs w:val="false"/>
-                <w:i w:val="false"/>
-                <w:iCs w:val="false"/>
-                <w:strike w:val="false"/>
-                <w:dstrike w:val="false"/>
-                <w:outline w:val="false"/>
-                <w:shadow w:val="false"/>
-                <w:color w:val="auto"/>
-                <w:position w:val="0"/>
-                <w:sz w:val="24"/>
-                <w:szCs w:val="24"/>
-                <w:u w:val="none"/>
-                <w:vertAlign w:val="baseline"/>
-              </w:rPr>
-              <w:t>t</w:t>
-            </w:r>
-            <w:r>
-              <w:rPr>
-                <w:b w:val="false"/>
-                <w:bCs w:val="false"/>
-                <w:i w:val="false"/>
-                <w:iCs w:val="false"/>
-                <w:strike w:val="false"/>
-                <w:dstrike w:val="false"/>
-                <w:outline w:val="false"/>
-                <w:shadow w:val="false"/>
-                <w:color w:val="auto"/>
-                <w:position w:val="0"/>
-                <w:sz w:val="24"/>
-                <w:szCs w:val="24"/>
-                <w:u w:val="none"/>
-                <w:vertAlign w:val="baseline"/>
-              </w:rPr>
-              <w:t>h</w:t>
-            </w:r>
-            <w:r>
-              <w:rPr>
-                <w:b w:val="false"/>
-                <w:bCs w:val="false"/>
-                <w:i w:val="false"/>
-                <w:iCs w:val="false"/>
-                <w:strike w:val="false"/>
-                <w:dstrike w:val="false"/>
-                <w:outline w:val="false"/>
-                <w:shadow w:val="false"/>
-                <w:color w:val="auto"/>
-                <w:position w:val="0"/>
-                <w:sz w:val="24"/>
-                <w:szCs w:val="24"/>
-                <w:u w:val="none"/>
-                <w:vertAlign w:val="baseline"/>
-              </w:rPr>
-              <w:t xml:space="preserve">e </w:t>
-            </w:r>
-            <w:r>
-              <w:rPr>
-                <w:b w:val="false"/>
-                <w:bCs w:val="false"/>
-                <w:i w:val="false"/>
-                <w:iCs w:val="false"/>
-                <w:strike w:val="false"/>
-                <w:dstrike w:val="false"/>
-                <w:outline w:val="false"/>
-                <w:shadow w:val="false"/>
-                <w:color w:val="auto"/>
-                <w:position w:val="0"/>
-                <w:sz w:val="24"/>
-                <w:szCs w:val="24"/>
-                <w:u w:val="none"/>
-                <w:vertAlign w:val="baseline"/>
-              </w:rPr>
-              <w:t>r</w:t>
-            </w:r>
-            <w:r>
-              <w:rPr>
-                <w:b w:val="false"/>
-                <w:bCs w:val="false"/>
-                <w:i w:val="false"/>
-                <w:iCs w:val="false"/>
-                <w:strike w:val="false"/>
-                <w:dstrike w:val="false"/>
-                <w:outline w:val="false"/>
-                <w:shadow w:val="false"/>
-                <w:color w:val="auto"/>
-                <w:position w:val="0"/>
-                <w:sz w:val="24"/>
-                <w:szCs w:val="24"/>
-                <w:u w:val="none"/>
-                <w:vertAlign w:val="baseline"/>
-              </w:rPr>
-              <w:t>e</w:t>
-            </w:r>
-            <w:r>
-              <w:rPr>
-                <w:b w:val="false"/>
-                <w:bCs w:val="false"/>
-                <w:i w:val="false"/>
-                <w:iCs w:val="false"/>
-                <w:strike w:val="false"/>
-                <w:dstrike w:val="false"/>
-                <w:outline w:val="false"/>
-                <w:shadow w:val="false"/>
-                <w:color w:val="auto"/>
-                <w:position w:val="0"/>
-                <w:sz w:val="24"/>
-                <w:szCs w:val="24"/>
-                <w:u w:val="none"/>
-                <w:vertAlign w:val="baseline"/>
-              </w:rPr>
-              <w:t>q</w:t>
-            </w:r>
-            <w:r>
-              <w:rPr>
-                <w:b w:val="false"/>
-                <w:bCs w:val="false"/>
-                <w:i w:val="false"/>
-                <w:iCs w:val="false"/>
-                <w:strike w:val="false"/>
-                <w:dstrike w:val="false"/>
-                <w:outline w:val="false"/>
-                <w:shadow w:val="false"/>
-                <w:color w:val="auto"/>
-                <w:position w:val="0"/>
-                <w:sz w:val="24"/>
-                <w:szCs w:val="24"/>
-                <w:u w:val="none"/>
-                <w:vertAlign w:val="baseline"/>
-              </w:rPr>
-              <w:t>u</w:t>
-            </w:r>
-            <w:r>
-              <w:rPr>
-                <w:b w:val="false"/>
-                <w:bCs w:val="false"/>
-                <w:i w:val="false"/>
-                <w:iCs w:val="false"/>
-                <w:strike w:val="false"/>
-                <w:dstrike w:val="false"/>
-                <w:outline w:val="false"/>
-                <w:shadow w:val="false"/>
-                <w:color w:val="auto"/>
-                <w:position w:val="0"/>
-                <w:sz w:val="24"/>
-                <w:szCs w:val="24"/>
-                <w:u w:val="none"/>
-                <w:vertAlign w:val="baseline"/>
-              </w:rPr>
-              <w:t>e</w:t>
-            </w:r>
-            <w:r>
-              <w:rPr>
-                <w:b w:val="false"/>
-                <w:bCs w:val="false"/>
-                <w:i w:val="false"/>
-                <w:iCs w:val="false"/>
-                <w:strike w:val="false"/>
-                <w:dstrike w:val="false"/>
-                <w:outline w:val="false"/>
-                <w:shadow w:val="false"/>
-                <w:color w:val="auto"/>
-                <w:position w:val="0"/>
-                <w:sz w:val="24"/>
-                <w:szCs w:val="24"/>
-                <w:u w:val="none"/>
-                <w:vertAlign w:val="baseline"/>
-              </w:rPr>
-              <w:t>s</w:t>
-            </w:r>
-            <w:r>
-              <w:rPr>
-                <w:b w:val="false"/>
-                <w:bCs w:val="false"/>
-                <w:i w:val="false"/>
-                <w:iCs w:val="false"/>
-                <w:strike w:val="false"/>
-                <w:dstrike w:val="false"/>
-                <w:outline w:val="false"/>
-                <w:shadow w:val="false"/>
-                <w:color w:val="auto"/>
-                <w:position w:val="0"/>
-                <w:sz w:val="24"/>
-                <w:szCs w:val="24"/>
-                <w:u w:val="none"/>
-                <w:vertAlign w:val="baseline"/>
-              </w:rPr>
-              <w:t>t</w:t>
-            </w:r>
-            <w:r>
-              <w:rPr>
-                <w:b w:val="false"/>
-                <w:bCs w:val="false"/>
-                <w:i w:val="false"/>
-                <w:iCs w:val="false"/>
-                <w:strike w:val="false"/>
-                <w:dstrike w:val="false"/>
-                <w:outline w:val="false"/>
-                <w:shadow w:val="false"/>
-                <w:color w:val="auto"/>
-                <w:position w:val="0"/>
-                <w:sz w:val="24"/>
-                <w:szCs w:val="24"/>
-                <w:u w:val="none"/>
-                <w:vertAlign w:val="baseline"/>
-              </w:rPr>
-              <w:t>e</w:t>
-            </w:r>
-            <w:r>
-              <w:rPr>
-                <w:b w:val="false"/>
-                <w:bCs w:val="false"/>
-                <w:i w:val="false"/>
-                <w:iCs w:val="false"/>
-                <w:strike w:val="false"/>
-                <w:dstrike w:val="false"/>
-                <w:outline w:val="false"/>
-                <w:shadow w:val="false"/>
-                <w:color w:val="auto"/>
-                <w:position w:val="0"/>
-                <w:sz w:val="24"/>
-                <w:szCs w:val="24"/>
-                <w:u w:val="none"/>
-                <w:vertAlign w:val="baseline"/>
-              </w:rPr>
-              <w:t>d</w:t>
-            </w:r>
-            <w:r>
-              <w:rPr>
-                <w:b w:val="false"/>
-                <w:bCs w:val="false"/>
-                <w:i w:val="false"/>
-                <w:iCs w:val="false"/>
-                <w:strike w:val="false"/>
-                <w:dstrike w:val="false"/>
-                <w:outline w:val="false"/>
-                <w:shadow w:val="false"/>
-                <w:color w:val="auto"/>
-                <w:position w:val="0"/>
-                <w:sz w:val="24"/>
-                <w:szCs w:val="24"/>
-                <w:u w:val="none"/>
-                <w:vertAlign w:val="baseline"/>
-              </w:rPr>
-              <w:t xml:space="preserve"> </w:t>
-            </w:r>
-            <w:r>
-              <w:rPr>
-                <w:b w:val="false"/>
-                <w:bCs w:val="false"/>
-                <w:i w:val="false"/>
-                <w:iCs w:val="false"/>
-                <w:strike w:val="false"/>
-                <w:dstrike w:val="false"/>
-                <w:outline w:val="false"/>
-                <w:shadow w:val="false"/>
-                <w:color w:val="auto"/>
-                <w:position w:val="0"/>
-                <w:sz w:val="24"/>
-                <w:szCs w:val="24"/>
-                <w:u w:val="none"/>
-                <w:vertAlign w:val="baseline"/>
-              </w:rPr>
-              <w:t xml:space="preserve">value </w:t>
-            </w:r>
-            <w:r>
-              <w:rPr>
-                <w:b w:val="false"/>
-                <w:bCs w:val="false"/>
-                <w:i w:val="false"/>
-                <w:iCs w:val="false"/>
-                <w:strike w:val="false"/>
-                <w:dstrike w:val="false"/>
-                <w:outline w:val="false"/>
-                <w:shadow w:val="false"/>
-                <w:color w:val="auto"/>
-                <w:position w:val="0"/>
-                <w:sz w:val="24"/>
-                <w:szCs w:val="24"/>
-                <w:u w:val="none"/>
-                <w:vertAlign w:val="baseline"/>
-              </w:rPr>
-              <w:t>a</w:t>
-            </w:r>
-            <w:r>
-              <w:rPr>
-                <w:b w:val="false"/>
-                <w:bCs w:val="false"/>
-                <w:i w:val="false"/>
-                <w:iCs w:val="false"/>
-                <w:strike w:val="false"/>
-                <w:dstrike w:val="false"/>
-                <w:outline w:val="false"/>
-                <w:shadow w:val="false"/>
-                <w:color w:val="auto"/>
-                <w:position w:val="0"/>
-                <w:sz w:val="24"/>
-                <w:szCs w:val="24"/>
-                <w:u w:val="none"/>
-                <w:vertAlign w:val="baseline"/>
-              </w:rPr>
-              <w:t>n</w:t>
-            </w:r>
-            <w:r>
-              <w:rPr>
-                <w:b w:val="false"/>
-                <w:bCs w:val="false"/>
-                <w:i w:val="false"/>
-                <w:iCs w:val="false"/>
-                <w:strike w:val="false"/>
-                <w:dstrike w:val="false"/>
-                <w:outline w:val="false"/>
-                <w:shadow w:val="false"/>
-                <w:color w:val="auto"/>
-                <w:position w:val="0"/>
-                <w:sz w:val="24"/>
-                <w:szCs w:val="24"/>
-                <w:u w:val="none"/>
-                <w:vertAlign w:val="baseline"/>
-              </w:rPr>
-              <w:t xml:space="preserve">d </w:t>
+              <w:t xml:space="preserve"> the requested value and </w:t>
             </w:r>
             <w:r>
               <w:rPr>
@@ -33433,10 +33044,52 @@
                 <w:u w:val="none"/>
                 <w:vertAlign w:val="baseline"/>
               </w:rPr>
-              <w:t xml:space="preserve"> </w:t>
-            </w:r>
-            <w:r>
-              <w:rPr>
+              <w:t xml:space="preserve"> the corresponding DAC code to be sent.</w:t>
+            </w:r>
+          </w:p>
+          <w:p>
+            <w:pPr>
+              <w:pStyle w:val="TableContents"/>
+              <w:jc w:val="start"/>
+              <w:rPr>
+                <w:rFonts w:ascii="Liberation Serif" w:hAnsi="Liberation Serif"/>
+                <w:b w:val="false"/>
+                <w:bCs w:val="false"/>
+                <w:i w:val="false"/>
+                <w:iCs w:val="false"/>
+                <w:strike w:val="false"/>
+                <w:dstrike w:val="false"/>
+                <w:outline w:val="false"/>
+                <w:shadow w:val="false"/>
+                <w:color w:val="auto"/>
+                <w:sz w:val="24"/>
+                <w:szCs w:val="24"/>
+                <w:u w:val="none"/>
+              </w:rPr>
+            </w:pPr>
+            <w:r>
+              <w:rPr>
+                <w:b w:val="false"/>
+                <w:bCs w:val="false"/>
+                <w:i w:val="false"/>
+                <w:iCs w:val="false"/>
+                <w:strike w:val="false"/>
+                <w:dstrike w:val="false"/>
+                <w:outline w:val="false"/>
+                <w:shadow w:val="false"/>
+                <w:color w:val="auto"/>
+                <w:sz w:val="24"/>
+                <w:szCs w:val="24"/>
+                <w:u w:val="none"/>
+              </w:rPr>
+            </w:r>
+          </w:p>
+          <w:p>
+            <w:pPr>
+              <w:pStyle w:val="TableContents"/>
+              <w:jc w:val="start"/>
+              <w:rPr>
+                <w:rFonts w:ascii="Liberation Serif" w:hAnsi="Liberation Serif"/>
                 <w:b w:val="false"/>
                 <w:bCs w:val="false"/>
                 <w:i w:val="false"/>
@@ -33452,690 +33105,23 @@
                 <w:u w:val="none"/>
                 <w:vertAlign w:val="baseline"/>
               </w:rPr>
-              <w:t>t</w:t>
-            </w:r>
-            <w:r>
-              <w:rPr>
-                <w:b w:val="false"/>
-                <w:bCs w:val="false"/>
-                <w:i w:val="false"/>
-                <w:iCs w:val="false"/>
-                <w:strike w:val="false"/>
-                <w:dstrike w:val="false"/>
-                <w:outline w:val="false"/>
-                <w:shadow w:val="false"/>
-                <w:color w:val="auto"/>
-                <w:position w:val="0"/>
-                <w:sz w:val="24"/>
-                <w:szCs w:val="24"/>
-                <w:u w:val="none"/>
-                <w:vertAlign w:val="baseline"/>
-              </w:rPr>
-              <w:t>h</w:t>
-            </w:r>
-            <w:r>
-              <w:rPr>
-                <w:b w:val="false"/>
-                <w:bCs w:val="false"/>
-                <w:i w:val="false"/>
-                <w:iCs w:val="false"/>
-                <w:strike w:val="false"/>
-                <w:dstrike w:val="false"/>
-                <w:outline w:val="false"/>
-                <w:shadow w:val="false"/>
-                <w:color w:val="auto"/>
-                <w:position w:val="0"/>
-                <w:sz w:val="24"/>
-                <w:szCs w:val="24"/>
-                <w:u w:val="none"/>
-                <w:vertAlign w:val="baseline"/>
-              </w:rPr>
-              <w:t xml:space="preserve">e </w:t>
-            </w:r>
-            <w:r>
-              <w:rPr>
-                <w:b w:val="false"/>
-                <w:bCs w:val="false"/>
-                <w:i w:val="false"/>
-                <w:iCs w:val="false"/>
-                <w:strike w:val="false"/>
-                <w:dstrike w:val="false"/>
-                <w:outline w:val="false"/>
-                <w:shadow w:val="false"/>
-                <w:color w:val="auto"/>
-                <w:position w:val="0"/>
-                <w:sz w:val="24"/>
-                <w:szCs w:val="24"/>
-                <w:u w:val="none"/>
-                <w:vertAlign w:val="baseline"/>
-              </w:rPr>
-              <w:t>c</w:t>
-            </w:r>
-            <w:r>
-              <w:rPr>
-                <w:b w:val="false"/>
-                <w:bCs w:val="false"/>
-                <w:i w:val="false"/>
-                <w:iCs w:val="false"/>
-                <w:strike w:val="false"/>
-                <w:dstrike w:val="false"/>
-                <w:outline w:val="false"/>
-                <w:shadow w:val="false"/>
-                <w:color w:val="auto"/>
-                <w:position w:val="0"/>
-                <w:sz w:val="24"/>
-                <w:szCs w:val="24"/>
-                <w:u w:val="none"/>
-                <w:vertAlign w:val="baseline"/>
-              </w:rPr>
-              <w:t>o</w:t>
-            </w:r>
-            <w:r>
-              <w:rPr>
-                <w:b w:val="false"/>
-                <w:bCs w:val="false"/>
-                <w:i w:val="false"/>
-                <w:iCs w:val="false"/>
-                <w:strike w:val="false"/>
-                <w:dstrike w:val="false"/>
-                <w:outline w:val="false"/>
-                <w:shadow w:val="false"/>
-                <w:color w:val="auto"/>
-                <w:position w:val="0"/>
-                <w:sz w:val="24"/>
-                <w:szCs w:val="24"/>
-                <w:u w:val="none"/>
-                <w:vertAlign w:val="baseline"/>
-              </w:rPr>
-              <w:t>r</w:t>
-            </w:r>
-            <w:r>
-              <w:rPr>
-                <w:b w:val="false"/>
-                <w:bCs w:val="false"/>
-                <w:i w:val="false"/>
-                <w:iCs w:val="false"/>
-                <w:strike w:val="false"/>
-                <w:dstrike w:val="false"/>
-                <w:outline w:val="false"/>
-                <w:shadow w:val="false"/>
-                <w:color w:val="auto"/>
-                <w:position w:val="0"/>
-                <w:sz w:val="24"/>
-                <w:szCs w:val="24"/>
-                <w:u w:val="none"/>
-                <w:vertAlign w:val="baseline"/>
-              </w:rPr>
-              <w:t>r</w:t>
-            </w:r>
-            <w:r>
-              <w:rPr>
-                <w:b w:val="false"/>
-                <w:bCs w:val="false"/>
-                <w:i w:val="false"/>
-                <w:iCs w:val="false"/>
-                <w:strike w:val="false"/>
-                <w:dstrike w:val="false"/>
-                <w:outline w:val="false"/>
-                <w:shadow w:val="false"/>
-                <w:color w:val="auto"/>
-                <w:position w:val="0"/>
-                <w:sz w:val="24"/>
-                <w:szCs w:val="24"/>
-                <w:u w:val="none"/>
-                <w:vertAlign w:val="baseline"/>
-              </w:rPr>
-              <w:t>e</w:t>
-            </w:r>
-            <w:r>
-              <w:rPr>
-                <w:b w:val="false"/>
-                <w:bCs w:val="false"/>
-                <w:i w:val="false"/>
-                <w:iCs w:val="false"/>
-                <w:strike w:val="false"/>
-                <w:dstrike w:val="false"/>
-                <w:outline w:val="false"/>
-                <w:shadow w:val="false"/>
-                <w:color w:val="auto"/>
-                <w:position w:val="0"/>
-                <w:sz w:val="24"/>
-                <w:szCs w:val="24"/>
-                <w:u w:val="none"/>
-                <w:vertAlign w:val="baseline"/>
-              </w:rPr>
-              <w:t>s</w:t>
-            </w:r>
-            <w:r>
-              <w:rPr>
-                <w:b w:val="false"/>
-                <w:bCs w:val="false"/>
-                <w:i w:val="false"/>
-                <w:iCs w:val="false"/>
-                <w:strike w:val="false"/>
-                <w:dstrike w:val="false"/>
-                <w:outline w:val="false"/>
-                <w:shadow w:val="false"/>
-                <w:color w:val="auto"/>
-                <w:position w:val="0"/>
-                <w:sz w:val="24"/>
-                <w:szCs w:val="24"/>
-                <w:u w:val="none"/>
-                <w:vertAlign w:val="baseline"/>
-              </w:rPr>
-              <w:t>p</w:t>
-            </w:r>
-            <w:r>
-              <w:rPr>
-                <w:b w:val="false"/>
-                <w:bCs w:val="false"/>
-                <w:i w:val="false"/>
-                <w:iCs w:val="false"/>
-                <w:strike w:val="false"/>
-                <w:dstrike w:val="false"/>
-                <w:outline w:val="false"/>
-                <w:shadow w:val="false"/>
-                <w:color w:val="auto"/>
-                <w:position w:val="0"/>
-                <w:sz w:val="24"/>
-                <w:szCs w:val="24"/>
-                <w:u w:val="none"/>
-                <w:vertAlign w:val="baseline"/>
-              </w:rPr>
-              <w:t>o</w:t>
-            </w:r>
-            <w:r>
-              <w:rPr>
-                <w:b w:val="false"/>
-                <w:bCs w:val="false"/>
-                <w:i w:val="false"/>
-                <w:iCs w:val="false"/>
-                <w:strike w:val="false"/>
-                <w:dstrike w:val="false"/>
-                <w:outline w:val="false"/>
-                <w:shadow w:val="false"/>
-                <w:color w:val="auto"/>
-                <w:position w:val="0"/>
-                <w:sz w:val="24"/>
-                <w:szCs w:val="24"/>
-                <w:u w:val="none"/>
-                <w:vertAlign w:val="baseline"/>
-              </w:rPr>
-              <w:t>n</w:t>
-            </w:r>
-            <w:r>
-              <w:rPr>
-                <w:b w:val="false"/>
-                <w:bCs w:val="false"/>
-                <w:i w:val="false"/>
-                <w:iCs w:val="false"/>
-                <w:strike w:val="false"/>
-                <w:dstrike w:val="false"/>
-                <w:outline w:val="false"/>
-                <w:shadow w:val="false"/>
-                <w:color w:val="auto"/>
-                <w:position w:val="0"/>
-                <w:sz w:val="24"/>
-                <w:szCs w:val="24"/>
-                <w:u w:val="none"/>
-                <w:vertAlign w:val="baseline"/>
-              </w:rPr>
-              <w:t>d</w:t>
-            </w:r>
-            <w:r>
-              <w:rPr>
-                <w:b w:val="false"/>
-                <w:bCs w:val="false"/>
-                <w:i w:val="false"/>
-                <w:iCs w:val="false"/>
-                <w:strike w:val="false"/>
-                <w:dstrike w:val="false"/>
-                <w:outline w:val="false"/>
-                <w:shadow w:val="false"/>
-                <w:color w:val="auto"/>
-                <w:position w:val="0"/>
-                <w:sz w:val="24"/>
-                <w:szCs w:val="24"/>
-                <w:u w:val="none"/>
-                <w:vertAlign w:val="baseline"/>
-              </w:rPr>
-              <w:t>i</w:t>
-            </w:r>
-            <w:r>
-              <w:rPr>
-                <w:b w:val="false"/>
-                <w:bCs w:val="false"/>
-                <w:i w:val="false"/>
-                <w:iCs w:val="false"/>
-                <w:strike w:val="false"/>
-                <w:dstrike w:val="false"/>
-                <w:outline w:val="false"/>
-                <w:shadow w:val="false"/>
-                <w:color w:val="auto"/>
-                <w:position w:val="0"/>
-                <w:sz w:val="24"/>
-                <w:szCs w:val="24"/>
-                <w:u w:val="none"/>
-                <w:vertAlign w:val="baseline"/>
-              </w:rPr>
-              <w:t>n</w:t>
-            </w:r>
-            <w:r>
-              <w:rPr>
-                <w:b w:val="false"/>
-                <w:bCs w:val="false"/>
-                <w:i w:val="false"/>
-                <w:iCs w:val="false"/>
-                <w:strike w:val="false"/>
-                <w:dstrike w:val="false"/>
-                <w:outline w:val="false"/>
-                <w:shadow w:val="false"/>
-                <w:color w:val="auto"/>
-                <w:position w:val="0"/>
-                <w:sz w:val="24"/>
-                <w:szCs w:val="24"/>
-                <w:u w:val="none"/>
-                <w:vertAlign w:val="baseline"/>
-              </w:rPr>
-              <w:t xml:space="preserve">g </w:t>
-            </w:r>
-            <w:r>
-              <w:rPr>
-                <w:b w:val="false"/>
-                <w:bCs w:val="false"/>
-                <w:i w:val="false"/>
-                <w:iCs w:val="false"/>
-                <w:strike w:val="false"/>
-                <w:dstrike w:val="false"/>
-                <w:outline w:val="false"/>
-                <w:shadow w:val="false"/>
-                <w:color w:val="auto"/>
-                <w:position w:val="0"/>
-                <w:sz w:val="24"/>
-                <w:szCs w:val="24"/>
-                <w:u w:val="none"/>
-                <w:vertAlign w:val="baseline"/>
-              </w:rPr>
-              <w:t>D</w:t>
-            </w:r>
-            <w:r>
-              <w:rPr>
-                <w:b w:val="false"/>
-                <w:bCs w:val="false"/>
-                <w:i w:val="false"/>
-                <w:iCs w:val="false"/>
-                <w:strike w:val="false"/>
-                <w:dstrike w:val="false"/>
-                <w:outline w:val="false"/>
-                <w:shadow w:val="false"/>
-                <w:color w:val="auto"/>
-                <w:position w:val="0"/>
-                <w:sz w:val="24"/>
-                <w:szCs w:val="24"/>
-                <w:u w:val="none"/>
-                <w:vertAlign w:val="baseline"/>
-              </w:rPr>
-              <w:t>A</w:t>
-            </w:r>
-            <w:r>
-              <w:rPr>
-                <w:b w:val="false"/>
-                <w:bCs w:val="false"/>
-                <w:i w:val="false"/>
-                <w:iCs w:val="false"/>
-                <w:strike w:val="false"/>
-                <w:dstrike w:val="false"/>
-                <w:outline w:val="false"/>
-                <w:shadow w:val="false"/>
-                <w:color w:val="auto"/>
-                <w:position w:val="0"/>
-                <w:sz w:val="24"/>
-                <w:szCs w:val="24"/>
-                <w:u w:val="none"/>
-                <w:vertAlign w:val="baseline"/>
-              </w:rPr>
-              <w:t xml:space="preserve">C </w:t>
-            </w:r>
-            <w:r>
-              <w:rPr>
-                <w:b w:val="false"/>
-                <w:bCs w:val="false"/>
-                <w:i w:val="false"/>
-                <w:iCs w:val="false"/>
-                <w:strike w:val="false"/>
-                <w:dstrike w:val="false"/>
-                <w:outline w:val="false"/>
-                <w:shadow w:val="false"/>
-                <w:color w:val="auto"/>
-                <w:position w:val="0"/>
-                <w:sz w:val="24"/>
-                <w:szCs w:val="24"/>
-                <w:u w:val="none"/>
-                <w:vertAlign w:val="baseline"/>
-              </w:rPr>
-              <w:t>c</w:t>
-            </w:r>
-            <w:r>
-              <w:rPr>
-                <w:b w:val="false"/>
-                <w:bCs w:val="false"/>
-                <w:i w:val="false"/>
-                <w:iCs w:val="false"/>
-                <w:strike w:val="false"/>
-                <w:dstrike w:val="false"/>
-                <w:outline w:val="false"/>
-                <w:shadow w:val="false"/>
-                <w:color w:val="auto"/>
-                <w:position w:val="0"/>
-                <w:sz w:val="24"/>
-                <w:szCs w:val="24"/>
-                <w:u w:val="none"/>
-                <w:vertAlign w:val="baseline"/>
-              </w:rPr>
-              <w:t>o</w:t>
-            </w:r>
-            <w:r>
-              <w:rPr>
-                <w:b w:val="false"/>
-                <w:bCs w:val="false"/>
-                <w:i w:val="false"/>
-                <w:iCs w:val="false"/>
-                <w:strike w:val="false"/>
-                <w:dstrike w:val="false"/>
-                <w:outline w:val="false"/>
-                <w:shadow w:val="false"/>
-                <w:color w:val="auto"/>
-                <w:position w:val="0"/>
-                <w:sz w:val="24"/>
-                <w:szCs w:val="24"/>
-                <w:u w:val="none"/>
-                <w:vertAlign w:val="baseline"/>
-              </w:rPr>
-              <w:t>d</w:t>
-            </w:r>
-            <w:r>
-              <w:rPr>
-                <w:b w:val="false"/>
-                <w:bCs w:val="false"/>
-                <w:i w:val="false"/>
-                <w:iCs w:val="false"/>
-                <w:strike w:val="false"/>
-                <w:dstrike w:val="false"/>
-                <w:outline w:val="false"/>
-                <w:shadow w:val="false"/>
-                <w:color w:val="auto"/>
-                <w:position w:val="0"/>
-                <w:sz w:val="24"/>
-                <w:szCs w:val="24"/>
-                <w:u w:val="none"/>
-                <w:vertAlign w:val="baseline"/>
-              </w:rPr>
-              <w:t xml:space="preserve">e </w:t>
-            </w:r>
-            <w:r>
-              <w:rPr>
-                <w:b w:val="false"/>
-                <w:bCs w:val="false"/>
-                <w:i w:val="false"/>
-                <w:iCs w:val="false"/>
-                <w:strike w:val="false"/>
-                <w:dstrike w:val="false"/>
-                <w:outline w:val="false"/>
-                <w:shadow w:val="false"/>
-                <w:color w:val="auto"/>
-                <w:position w:val="0"/>
-                <w:sz w:val="24"/>
-                <w:szCs w:val="24"/>
-                <w:u w:val="none"/>
-                <w:vertAlign w:val="baseline"/>
-              </w:rPr>
-              <w:t>t</w:t>
-            </w:r>
-            <w:r>
-              <w:rPr>
-                <w:b w:val="false"/>
-                <w:bCs w:val="false"/>
-                <w:i w:val="false"/>
-                <w:iCs w:val="false"/>
-                <w:strike w:val="false"/>
-                <w:dstrike w:val="false"/>
-                <w:outline w:val="false"/>
-                <w:shadow w:val="false"/>
-                <w:color w:val="auto"/>
-                <w:position w:val="0"/>
-                <w:sz w:val="24"/>
-                <w:szCs w:val="24"/>
-                <w:u w:val="none"/>
-                <w:vertAlign w:val="baseline"/>
-              </w:rPr>
-              <w:t xml:space="preserve">o </w:t>
-            </w:r>
-            <w:r>
-              <w:rPr>
-                <w:b w:val="false"/>
-                <w:bCs w:val="false"/>
-                <w:i w:val="false"/>
-                <w:iCs w:val="false"/>
-                <w:strike w:val="false"/>
-                <w:dstrike w:val="false"/>
-                <w:outline w:val="false"/>
-                <w:shadow w:val="false"/>
-                <w:color w:val="auto"/>
-                <w:position w:val="0"/>
-                <w:sz w:val="24"/>
-                <w:szCs w:val="24"/>
-                <w:u w:val="none"/>
-                <w:vertAlign w:val="baseline"/>
-              </w:rPr>
-              <w:t>b</w:t>
-            </w:r>
-            <w:r>
-              <w:rPr>
-                <w:b w:val="false"/>
-                <w:bCs w:val="false"/>
-                <w:i w:val="false"/>
-                <w:iCs w:val="false"/>
-                <w:strike w:val="false"/>
-                <w:dstrike w:val="false"/>
-                <w:outline w:val="false"/>
-                <w:shadow w:val="false"/>
-                <w:color w:val="auto"/>
-                <w:position w:val="0"/>
-                <w:sz w:val="24"/>
-                <w:szCs w:val="24"/>
-                <w:u w:val="none"/>
-                <w:vertAlign w:val="baseline"/>
-              </w:rPr>
-              <w:t xml:space="preserve">e </w:t>
-            </w:r>
-            <w:r>
-              <w:rPr>
-                <w:b w:val="false"/>
-                <w:bCs w:val="false"/>
-                <w:i w:val="false"/>
-                <w:iCs w:val="false"/>
-                <w:strike w:val="false"/>
-                <w:dstrike w:val="false"/>
-                <w:outline w:val="false"/>
-                <w:shadow w:val="false"/>
-                <w:color w:val="auto"/>
-                <w:position w:val="0"/>
-                <w:sz w:val="24"/>
-                <w:szCs w:val="24"/>
-                <w:u w:val="none"/>
-                <w:vertAlign w:val="baseline"/>
-              </w:rPr>
-              <w:t>s</w:t>
-            </w:r>
-            <w:r>
-              <w:rPr>
-                <w:b w:val="false"/>
-                <w:bCs w:val="false"/>
-                <w:i w:val="false"/>
-                <w:iCs w:val="false"/>
-                <w:strike w:val="false"/>
-                <w:dstrike w:val="false"/>
-                <w:outline w:val="false"/>
-                <w:shadow w:val="false"/>
-                <w:color w:val="auto"/>
-                <w:position w:val="0"/>
-                <w:sz w:val="24"/>
-                <w:szCs w:val="24"/>
-                <w:u w:val="none"/>
-                <w:vertAlign w:val="baseline"/>
-              </w:rPr>
-              <w:t>e</w:t>
-            </w:r>
-            <w:r>
-              <w:rPr>
-                <w:b w:val="false"/>
-                <w:bCs w:val="false"/>
-                <w:i w:val="false"/>
-                <w:iCs w:val="false"/>
-                <w:strike w:val="false"/>
-                <w:dstrike w:val="false"/>
-                <w:outline w:val="false"/>
-                <w:shadow w:val="false"/>
-                <w:color w:val="auto"/>
-                <w:position w:val="0"/>
-                <w:sz w:val="24"/>
-                <w:szCs w:val="24"/>
-                <w:u w:val="none"/>
-                <w:vertAlign w:val="baseline"/>
-              </w:rPr>
-              <w:t>n</w:t>
-            </w:r>
-            <w:r>
-              <w:rPr>
-                <w:b w:val="false"/>
-                <w:bCs w:val="false"/>
-                <w:i w:val="false"/>
-                <w:iCs w:val="false"/>
-                <w:strike w:val="false"/>
-                <w:dstrike w:val="false"/>
-                <w:outline w:val="false"/>
-                <w:shadow w:val="false"/>
-                <w:color w:val="auto"/>
-                <w:position w:val="0"/>
-                <w:sz w:val="24"/>
-                <w:szCs w:val="24"/>
-                <w:u w:val="none"/>
-                <w:vertAlign w:val="baseline"/>
-              </w:rPr>
-              <w:t>t</w:t>
-            </w:r>
-            <w:r>
-              <w:rPr>
-                <w:b w:val="false"/>
-                <w:bCs w:val="false"/>
-                <w:i w:val="false"/>
-                <w:iCs w:val="false"/>
-                <w:strike w:val="false"/>
-                <w:dstrike w:val="false"/>
-                <w:outline w:val="false"/>
-                <w:shadow w:val="false"/>
-                <w:color w:val="auto"/>
-                <w:position w:val="0"/>
-                <w:sz w:val="24"/>
-                <w:szCs w:val="24"/>
-                <w:u w:val="none"/>
-                <w:vertAlign w:val="baseline"/>
-              </w:rPr>
-              <w:t>.</w:t>
-            </w:r>
-          </w:p>
-          <w:p>
-            <w:pPr>
-              <w:pStyle w:val="TableContents"/>
-              <w:jc w:val="start"/>
-              <w:rPr>
-                <w:rFonts w:ascii="Liberation Serif" w:hAnsi="Liberation Serif"/>
-                <w:b w:val="false"/>
-                <w:bCs w:val="false"/>
-                <w:i w:val="false"/>
-                <w:iCs w:val="false"/>
-                <w:strike w:val="false"/>
-                <w:dstrike w:val="false"/>
-                <w:outline w:val="false"/>
-                <w:shadow w:val="false"/>
-                <w:color w:val="auto"/>
-                <w:sz w:val="24"/>
-                <w:szCs w:val="24"/>
-                <w:u w:val="none"/>
-              </w:rPr>
-            </w:pPr>
-            <w:r>
-              <w:rPr>
-                <w:b w:val="false"/>
-                <w:bCs w:val="false"/>
-                <w:i w:val="false"/>
-                <w:iCs w:val="false"/>
-                <w:strike w:val="false"/>
-                <w:dstrike w:val="false"/>
-                <w:outline w:val="false"/>
-                <w:shadow w:val="false"/>
-                <w:color w:val="auto"/>
-                <w:sz w:val="24"/>
-                <w:szCs w:val="24"/>
-                <w:u w:val="none"/>
-              </w:rPr>
-            </w:r>
-          </w:p>
-          <w:p>
-            <w:pPr>
-              <w:pStyle w:val="TableContents"/>
-              <w:jc w:val="start"/>
-              <w:rPr>
-                <w:rFonts w:ascii="Liberation Serif" w:hAnsi="Liberation Serif"/>
-                <w:b w:val="false"/>
-                <w:bCs w:val="false"/>
-                <w:i w:val="false"/>
-                <w:iCs w:val="false"/>
-                <w:strike w:val="false"/>
-                <w:dstrike w:val="false"/>
-                <w:outline w:val="false"/>
-                <w:shadow w:val="false"/>
-                <w:color w:val="auto"/>
-                <w:position w:val="0"/>
-                <w:sz w:val="24"/>
-                <w:szCs w:val="24"/>
-                <w:u w:val="none"/>
-                <w:vertAlign w:val="baseline"/>
-              </w:rPr>
-            </w:pPr>
-            <w:r>
-              <w:rPr>
-                <w:b w:val="false"/>
-                <w:bCs w:val="false"/>
-                <w:i w:val="false"/>
-                <w:iCs w:val="false"/>
-                <w:strike w:val="false"/>
-                <w:dstrike w:val="false"/>
-                <w:outline w:val="false"/>
-                <w:shadow w:val="false"/>
-                <w:color w:val="auto"/>
-                <w:sz w:val="24"/>
-                <w:szCs w:val="24"/>
-                <w:u w:val="none"/>
-              </w:rPr>
-              <w:t>y</w:t>
-            </w:r>
-            <w:r>
-              <w:rPr>
-                <w:b w:val="false"/>
-                <w:bCs w:val="false"/>
-                <w:i w:val="false"/>
-                <w:iCs w:val="false"/>
-                <w:strike w:val="false"/>
-                <w:dstrike w:val="false"/>
-                <w:outline w:val="false"/>
-                <w:shadow w:val="false"/>
-                <w:color w:val="auto"/>
-                <w:sz w:val="24"/>
-                <w:szCs w:val="24"/>
-                <w:u w:val="none"/>
-              </w:rPr>
-              <w:t xml:space="preserve"> = </w:t>
+            </w:pPr>
+            <w:r>
+              <w:rPr>
+                <w:b w:val="false"/>
+                <w:bCs w:val="false"/>
+                <w:i w:val="false"/>
+                <w:iCs w:val="false"/>
+                <w:strike w:val="false"/>
+                <w:dstrike w:val="false"/>
+                <w:outline w:val="false"/>
+                <w:shadow w:val="false"/>
+                <w:color w:val="auto"/>
+                <w:sz w:val="24"/>
+                <w:szCs w:val="24"/>
+                <w:u w:val="none"/>
+              </w:rPr>
+              <w:t xml:space="preserve">y = </w:t>
             </w:r>
             <w:r>
               <w:rPr>
@@ -34212,105 +33198,54 @@
         </w:tc>
         <w:tc>
           <w:tcPr>
-            <w:tcW w:w="1893" w:type="dxa"/>
-            <w:tcBorders>
-              <w:start w:val="single" w:sz="4" w:space="0" w:color="000000"/>
-              <w:bottom w:val="single" w:sz="4" w:space="0" w:color="000000"/>
-            </w:tcBorders>
-          </w:tcPr>
-          <w:p>
-            <w:pPr>
-              <w:pStyle w:val="TableContents"/>
-              <w:jc w:val="start"/>
-              <w:rPr>
-                <w:rFonts w:ascii="Liberation Serif" w:hAnsi="Liberation Serif"/>
-                <w:b w:val="false"/>
-                <w:bCs w:val="false"/>
-                <w:i w:val="false"/>
-                <w:iCs w:val="false"/>
-                <w:strike w:val="false"/>
-                <w:dstrike w:val="false"/>
-                <w:outline w:val="false"/>
-                <w:shadow w:val="false"/>
-                <w:color w:val="auto"/>
-                <w:sz w:val="24"/>
-                <w:szCs w:val="24"/>
-                <w:u w:val="none"/>
-              </w:rPr>
-            </w:pPr>
-            <w:r>
-              <w:rPr>
-                <w:b w:val="false"/>
-                <w:bCs w:val="false"/>
-                <w:i w:val="false"/>
-                <w:iCs w:val="false"/>
-                <w:strike w:val="false"/>
-                <w:dstrike w:val="false"/>
-                <w:outline w:val="false"/>
-                <w:shadow w:val="false"/>
-                <w:color w:val="auto"/>
-                <w:sz w:val="24"/>
-                <w:szCs w:val="24"/>
-                <w:u w:val="none"/>
-              </w:rPr>
-              <w:t>U – Q</w:t>
-            </w:r>
-            <w:r>
-              <w:rPr>
-                <w:b w:val="false"/>
-                <w:bCs w:val="false"/>
-                <w:i w:val="false"/>
-                <w:iCs w:val="false"/>
-                <w:strike w:val="false"/>
-                <w:dstrike w:val="false"/>
-                <w:outline w:val="false"/>
-                <w:shadow w:val="false"/>
-                <w:color w:val="auto"/>
-                <w:sz w:val="24"/>
-                <w:szCs w:val="24"/>
-                <w:u w:val="none"/>
-              </w:rPr>
-              <w:t>1</w:t>
-            </w:r>
-            <w:r>
-              <w:rPr>
-                <w:b w:val="false"/>
-                <w:bCs w:val="false"/>
-                <w:i w:val="false"/>
-                <w:iCs w:val="false"/>
-                <w:strike w:val="false"/>
-                <w:dstrike w:val="false"/>
-                <w:outline w:val="false"/>
-                <w:shadow w:val="false"/>
-                <w:color w:val="auto"/>
-                <w:sz w:val="24"/>
-                <w:szCs w:val="24"/>
-                <w:u w:val="none"/>
-              </w:rPr>
-              <w:t>5</w:t>
-            </w:r>
-            <w:r>
-              <w:rPr>
-                <w:b w:val="false"/>
-                <w:bCs w:val="false"/>
-                <w:i w:val="false"/>
-                <w:iCs w:val="false"/>
-                <w:strike w:val="false"/>
-                <w:dstrike w:val="false"/>
-                <w:outline w:val="false"/>
-                <w:shadow w:val="false"/>
-                <w:color w:val="auto"/>
-                <w:sz w:val="24"/>
-                <w:szCs w:val="24"/>
-                <w:u w:val="none"/>
-              </w:rPr>
-              <w:t>.0</w:t>
-            </w:r>
-          </w:p>
-        </w:tc>
-        <w:tc>
-          <w:tcPr>
-            <w:tcW w:w="1616" w:type="dxa"/>
+            <w:tcW w:w="1895" w:type="dxa"/>
+            <w:tcBorders>
+              <w:start w:val="single" w:sz="4" w:space="0" w:color="000000"/>
+              <w:bottom w:val="single" w:sz="4" w:space="0" w:color="000000"/>
+            </w:tcBorders>
+          </w:tcPr>
+          <w:p>
+            <w:pPr>
+              <w:pStyle w:val="TableContents"/>
+              <w:jc w:val="start"/>
+              <w:rPr>
+                <w:rFonts w:ascii="Liberation Serif" w:hAnsi="Liberation Serif"/>
+                <w:b w:val="false"/>
+                <w:bCs w:val="false"/>
+                <w:i w:val="false"/>
+                <w:iCs w:val="false"/>
+                <w:strike w:val="false"/>
+                <w:dstrike w:val="false"/>
+                <w:outline w:val="false"/>
+                <w:shadow w:val="false"/>
+                <w:color w:val="auto"/>
+                <w:sz w:val="24"/>
+                <w:szCs w:val="24"/>
+                <w:u w:val="none"/>
+              </w:rPr>
+            </w:pPr>
+            <w:r>
+              <w:rPr>
+                <w:b w:val="false"/>
+                <w:bCs w:val="false"/>
+                <w:i w:val="false"/>
+                <w:iCs w:val="false"/>
+                <w:strike w:val="false"/>
+                <w:dstrike w:val="false"/>
+                <w:outline w:val="false"/>
+                <w:shadow w:val="false"/>
+                <w:color w:val="auto"/>
+                <w:sz w:val="24"/>
+                <w:szCs w:val="24"/>
+                <w:u w:val="none"/>
+              </w:rPr>
+              <w:t>U – Q15.0</w:t>
+            </w:r>
+          </w:p>
+        </w:tc>
+        <w:tc>
+          <w:tcPr>
+            <w:tcW w:w="1614" w:type="dxa"/>
             <w:tcBorders>
               <w:start w:val="single" w:sz="4" w:space="0" w:color="000000"/>
               <w:bottom w:val="single" w:sz="4" w:space="0" w:color="000000"/>
@@ -34357,7 +33292,7 @@
         </w:tc>
         <w:tc>
           <w:tcPr>
-            <w:tcW w:w="1731" w:type="dxa"/>
+            <w:tcW w:w="1733" w:type="dxa"/>
             <w:tcBorders>
               <w:start w:val="single" w:sz="4" w:space="0" w:color="000000"/>
               <w:bottom w:val="single" w:sz="4" w:space="0" w:color="000000"/>
@@ -34455,7 +33390,7 @@
         </w:tc>
         <w:tc>
           <w:tcPr>
-            <w:tcW w:w="3054" w:type="dxa"/>
+            <w:tcW w:w="3052" w:type="dxa"/>
             <w:tcBorders>
               <w:start w:val="single" w:sz="4" w:space="0" w:color="000000"/>
               <w:bottom w:val="single" w:sz="4" w:space="0" w:color="000000"/>
@@ -34498,530 +33433,85 @@
                 <w:u w:val="none"/>
                 <w:vertAlign w:val="baseline"/>
               </w:rPr>
-              <w:t>F</w:t>
-            </w:r>
-            <w:r>
-              <w:rPr>
-                <w:b w:val="false"/>
-                <w:bCs w:val="false"/>
-                <w:i w:val="false"/>
-                <w:iCs w:val="false"/>
-                <w:strike w:val="false"/>
-                <w:dstrike w:val="false"/>
-                <w:outline w:val="false"/>
-                <w:shadow w:val="false"/>
-                <w:color w:val="auto"/>
-                <w:position w:val="0"/>
-                <w:sz w:val="24"/>
-                <w:szCs w:val="24"/>
-                <w:u w:val="none"/>
-                <w:vertAlign w:val="baseline"/>
-              </w:rPr>
-              <w:t>i</w:t>
-            </w:r>
-            <w:r>
-              <w:rPr>
-                <w:b w:val="false"/>
-                <w:bCs w:val="false"/>
-                <w:i w:val="false"/>
-                <w:iCs w:val="false"/>
-                <w:strike w:val="false"/>
-                <w:dstrike w:val="false"/>
-                <w:outline w:val="false"/>
-                <w:shadow w:val="false"/>
-                <w:color w:val="auto"/>
-                <w:position w:val="0"/>
-                <w:sz w:val="24"/>
-                <w:szCs w:val="24"/>
-                <w:u w:val="none"/>
-                <w:vertAlign w:val="baseline"/>
-              </w:rPr>
-              <w:t>x</w:t>
-            </w:r>
-            <w:r>
-              <w:rPr>
-                <w:b w:val="false"/>
-                <w:bCs w:val="false"/>
-                <w:i w:val="false"/>
-                <w:iCs w:val="false"/>
-                <w:strike w:val="false"/>
-                <w:dstrike w:val="false"/>
-                <w:outline w:val="false"/>
-                <w:shadow w:val="false"/>
-                <w:color w:val="auto"/>
-                <w:position w:val="0"/>
-                <w:sz w:val="24"/>
-                <w:szCs w:val="24"/>
-                <w:u w:val="none"/>
-                <w:vertAlign w:val="baseline"/>
-              </w:rPr>
-              <w:t>e</w:t>
-            </w:r>
-            <w:r>
-              <w:rPr>
-                <w:b w:val="false"/>
-                <w:bCs w:val="false"/>
-                <w:i w:val="false"/>
-                <w:iCs w:val="false"/>
-                <w:strike w:val="false"/>
-                <w:dstrike w:val="false"/>
-                <w:outline w:val="false"/>
-                <w:shadow w:val="false"/>
-                <w:color w:val="auto"/>
-                <w:position w:val="0"/>
-                <w:sz w:val="24"/>
-                <w:szCs w:val="24"/>
-                <w:u w:val="none"/>
-                <w:vertAlign w:val="baseline"/>
-              </w:rPr>
-              <w:t xml:space="preserve">d. </w:t>
-            </w:r>
-            <w:r>
-              <w:rPr>
-                <w:b w:val="false"/>
-                <w:bCs w:val="false"/>
-                <w:i w:val="false"/>
-                <w:iCs w:val="false"/>
-                <w:strike w:val="false"/>
-                <w:dstrike w:val="false"/>
-                <w:outline w:val="false"/>
-                <w:shadow w:val="false"/>
-                <w:color w:val="auto"/>
-                <w:position w:val="0"/>
-                <w:sz w:val="24"/>
-                <w:szCs w:val="24"/>
-                <w:u w:val="none"/>
-                <w:vertAlign w:val="baseline"/>
-              </w:rPr>
-              <w:t>N</w:t>
-            </w:r>
-            <w:r>
-              <w:rPr>
-                <w:b w:val="false"/>
-                <w:bCs w:val="false"/>
-                <w:i w:val="false"/>
-                <w:iCs w:val="false"/>
-                <w:strike w:val="false"/>
-                <w:dstrike w:val="false"/>
-                <w:outline w:val="false"/>
-                <w:shadow w:val="false"/>
-                <w:color w:val="auto"/>
-                <w:position w:val="0"/>
-                <w:sz w:val="24"/>
-                <w:szCs w:val="24"/>
-                <w:u w:val="none"/>
-                <w:vertAlign w:val="baseline"/>
-              </w:rPr>
-              <w:t xml:space="preserve">o </w:t>
-            </w:r>
-            <w:r>
-              <w:rPr>
-                <w:b w:val="false"/>
-                <w:bCs w:val="false"/>
-                <w:i w:val="false"/>
-                <w:iCs w:val="false"/>
-                <w:strike w:val="false"/>
-                <w:dstrike w:val="false"/>
-                <w:outline w:val="false"/>
-                <w:shadow w:val="false"/>
-                <w:color w:val="auto"/>
-                <w:position w:val="0"/>
-                <w:sz w:val="24"/>
-                <w:szCs w:val="24"/>
-                <w:u w:val="none"/>
-                <w:vertAlign w:val="baseline"/>
-              </w:rPr>
-              <w:t>c</w:t>
-            </w:r>
-            <w:r>
-              <w:rPr>
-                <w:b w:val="false"/>
-                <w:bCs w:val="false"/>
-                <w:i w:val="false"/>
-                <w:iCs w:val="false"/>
-                <w:strike w:val="false"/>
-                <w:dstrike w:val="false"/>
-                <w:outline w:val="false"/>
-                <w:shadow w:val="false"/>
-                <w:color w:val="auto"/>
-                <w:position w:val="0"/>
-                <w:sz w:val="24"/>
-                <w:szCs w:val="24"/>
-                <w:u w:val="none"/>
-                <w:vertAlign w:val="baseline"/>
-              </w:rPr>
-              <w:t>o</w:t>
-            </w:r>
-            <w:r>
-              <w:rPr>
-                <w:b w:val="false"/>
-                <w:bCs w:val="false"/>
-                <w:i w:val="false"/>
-                <w:iCs w:val="false"/>
-                <w:strike w:val="false"/>
-                <w:dstrike w:val="false"/>
-                <w:outline w:val="false"/>
-                <w:shadow w:val="false"/>
-                <w:color w:val="auto"/>
-                <w:position w:val="0"/>
-                <w:sz w:val="24"/>
-                <w:szCs w:val="24"/>
-                <w:u w:val="none"/>
-                <w:vertAlign w:val="baseline"/>
-              </w:rPr>
-              <w:t>a</w:t>
-            </w:r>
-            <w:r>
-              <w:rPr>
-                <w:b w:val="false"/>
-                <w:bCs w:val="false"/>
-                <w:i w:val="false"/>
-                <w:iCs w:val="false"/>
-                <w:strike w:val="false"/>
-                <w:dstrike w:val="false"/>
-                <w:outline w:val="false"/>
-                <w:shadow w:val="false"/>
-                <w:color w:val="auto"/>
-                <w:position w:val="0"/>
-                <w:sz w:val="24"/>
-                <w:szCs w:val="24"/>
-                <w:u w:val="none"/>
-                <w:vertAlign w:val="baseline"/>
-              </w:rPr>
-              <w:t>r</w:t>
-            </w:r>
-            <w:r>
-              <w:rPr>
-                <w:b w:val="false"/>
-                <w:bCs w:val="false"/>
-                <w:i w:val="false"/>
-                <w:iCs w:val="false"/>
-                <w:strike w:val="false"/>
-                <w:dstrike w:val="false"/>
-                <w:outline w:val="false"/>
-                <w:shadow w:val="false"/>
-                <w:color w:val="auto"/>
-                <w:position w:val="0"/>
-                <w:sz w:val="24"/>
-                <w:szCs w:val="24"/>
-                <w:u w:val="none"/>
-                <w:vertAlign w:val="baseline"/>
-              </w:rPr>
-              <w:t>s</w:t>
-            </w:r>
-            <w:r>
-              <w:rPr>
-                <w:b w:val="false"/>
-                <w:bCs w:val="false"/>
-                <w:i w:val="false"/>
-                <w:iCs w:val="false"/>
-                <w:strike w:val="false"/>
-                <w:dstrike w:val="false"/>
-                <w:outline w:val="false"/>
-                <w:shadow w:val="false"/>
-                <w:color w:val="auto"/>
-                <w:position w:val="0"/>
-                <w:sz w:val="24"/>
-                <w:szCs w:val="24"/>
-                <w:u w:val="none"/>
-                <w:vertAlign w:val="baseline"/>
-              </w:rPr>
-              <w:t xml:space="preserve">e </w:t>
-            </w:r>
-            <w:r>
-              <w:rPr>
-                <w:b w:val="false"/>
-                <w:bCs w:val="false"/>
-                <w:i w:val="false"/>
-                <w:iCs w:val="false"/>
-                <w:strike w:val="false"/>
-                <w:dstrike w:val="false"/>
-                <w:outline w:val="false"/>
-                <w:shadow w:val="false"/>
-                <w:color w:val="auto"/>
-                <w:position w:val="0"/>
-                <w:sz w:val="24"/>
-                <w:szCs w:val="24"/>
-                <w:u w:val="none"/>
-                <w:vertAlign w:val="baseline"/>
-              </w:rPr>
-              <w:t>g</w:t>
-            </w:r>
-            <w:r>
-              <w:rPr>
-                <w:b w:val="false"/>
-                <w:bCs w:val="false"/>
-                <w:i w:val="false"/>
-                <w:iCs w:val="false"/>
-                <w:strike w:val="false"/>
-                <w:dstrike w:val="false"/>
-                <w:outline w:val="false"/>
-                <w:shadow w:val="false"/>
-                <w:color w:val="auto"/>
-                <w:position w:val="0"/>
-                <w:sz w:val="24"/>
-                <w:szCs w:val="24"/>
-                <w:u w:val="none"/>
-                <w:vertAlign w:val="baseline"/>
-              </w:rPr>
-              <w:t>a</w:t>
-            </w:r>
-            <w:r>
-              <w:rPr>
-                <w:b w:val="false"/>
-                <w:bCs w:val="false"/>
-                <w:i w:val="false"/>
-                <w:iCs w:val="false"/>
-                <w:strike w:val="false"/>
-                <w:dstrike w:val="false"/>
-                <w:outline w:val="false"/>
-                <w:shadow w:val="false"/>
-                <w:color w:val="auto"/>
-                <w:position w:val="0"/>
-                <w:sz w:val="24"/>
-                <w:szCs w:val="24"/>
-                <w:u w:val="none"/>
-                <w:vertAlign w:val="baseline"/>
-              </w:rPr>
-              <w:t>i</w:t>
-            </w:r>
-            <w:r>
-              <w:rPr>
-                <w:b w:val="false"/>
-                <w:bCs w:val="false"/>
-                <w:i w:val="false"/>
-                <w:iCs w:val="false"/>
-                <w:strike w:val="false"/>
-                <w:dstrike w:val="false"/>
-                <w:outline w:val="false"/>
-                <w:shadow w:val="false"/>
-                <w:color w:val="auto"/>
-                <w:position w:val="0"/>
-                <w:sz w:val="24"/>
-                <w:szCs w:val="24"/>
-                <w:u w:val="none"/>
-                <w:vertAlign w:val="baseline"/>
-              </w:rPr>
-              <w:t xml:space="preserve">n </w:t>
-            </w:r>
-            <w:r>
-              <w:rPr>
-                <w:b w:val="false"/>
-                <w:bCs w:val="false"/>
-                <w:i w:val="false"/>
-                <w:iCs w:val="false"/>
-                <w:strike w:val="false"/>
-                <w:dstrike w:val="false"/>
-                <w:outline w:val="false"/>
-                <w:shadow w:val="false"/>
-                <w:color w:val="auto"/>
-                <w:position w:val="0"/>
-                <w:sz w:val="24"/>
-                <w:szCs w:val="24"/>
-                <w:u w:val="none"/>
-                <w:vertAlign w:val="baseline"/>
-              </w:rPr>
-              <w:t>a</w:t>
-            </w:r>
-            <w:r>
-              <w:rPr>
-                <w:b w:val="false"/>
-                <w:bCs w:val="false"/>
-                <w:i w:val="false"/>
-                <w:iCs w:val="false"/>
-                <w:strike w:val="false"/>
-                <w:dstrike w:val="false"/>
-                <w:outline w:val="false"/>
-                <w:shadow w:val="false"/>
-                <w:color w:val="auto"/>
-                <w:position w:val="0"/>
-                <w:sz w:val="24"/>
-                <w:szCs w:val="24"/>
-                <w:u w:val="none"/>
-                <w:vertAlign w:val="baseline"/>
-              </w:rPr>
-              <w:t>v</w:t>
-            </w:r>
-            <w:r>
-              <w:rPr>
-                <w:b w:val="false"/>
-                <w:bCs w:val="false"/>
-                <w:i w:val="false"/>
-                <w:iCs w:val="false"/>
-                <w:strike w:val="false"/>
-                <w:dstrike w:val="false"/>
-                <w:outline w:val="false"/>
-                <w:shadow w:val="false"/>
-                <w:color w:val="auto"/>
-                <w:position w:val="0"/>
-                <w:sz w:val="24"/>
-                <w:szCs w:val="24"/>
-                <w:u w:val="none"/>
-                <w:vertAlign w:val="baseline"/>
-              </w:rPr>
-              <w:t>a</w:t>
-            </w:r>
-            <w:r>
-              <w:rPr>
-                <w:b w:val="false"/>
-                <w:bCs w:val="false"/>
-                <w:i w:val="false"/>
-                <w:iCs w:val="false"/>
-                <w:strike w:val="false"/>
-                <w:dstrike w:val="false"/>
-                <w:outline w:val="false"/>
-                <w:shadow w:val="false"/>
-                <w:color w:val="auto"/>
-                <w:position w:val="0"/>
-                <w:sz w:val="24"/>
-                <w:szCs w:val="24"/>
-                <w:u w:val="none"/>
-                <w:vertAlign w:val="baseline"/>
-              </w:rPr>
-              <w:t>i</w:t>
-            </w:r>
-            <w:r>
-              <w:rPr>
-                <w:b w:val="false"/>
-                <w:bCs w:val="false"/>
-                <w:i w:val="false"/>
-                <w:iCs w:val="false"/>
-                <w:strike w:val="false"/>
-                <w:dstrike w:val="false"/>
-                <w:outline w:val="false"/>
-                <w:shadow w:val="false"/>
-                <w:color w:val="auto"/>
-                <w:position w:val="0"/>
-                <w:sz w:val="24"/>
-                <w:szCs w:val="24"/>
-                <w:u w:val="none"/>
-                <w:vertAlign w:val="baseline"/>
-              </w:rPr>
-              <w:t>l</w:t>
-            </w:r>
-            <w:r>
-              <w:rPr>
-                <w:b w:val="false"/>
-                <w:bCs w:val="false"/>
-                <w:i w:val="false"/>
-                <w:iCs w:val="false"/>
-                <w:strike w:val="false"/>
-                <w:dstrike w:val="false"/>
-                <w:outline w:val="false"/>
-                <w:shadow w:val="false"/>
-                <w:color w:val="auto"/>
-                <w:position w:val="0"/>
-                <w:sz w:val="24"/>
-                <w:szCs w:val="24"/>
-                <w:u w:val="none"/>
-                <w:vertAlign w:val="baseline"/>
-              </w:rPr>
-              <w:t>a</w:t>
-            </w:r>
-            <w:r>
-              <w:rPr>
-                <w:b w:val="false"/>
-                <w:bCs w:val="false"/>
-                <w:i w:val="false"/>
-                <w:iCs w:val="false"/>
-                <w:strike w:val="false"/>
-                <w:dstrike w:val="false"/>
-                <w:outline w:val="false"/>
-                <w:shadow w:val="false"/>
-                <w:color w:val="auto"/>
-                <w:position w:val="0"/>
-                <w:sz w:val="24"/>
-                <w:szCs w:val="24"/>
-                <w:u w:val="none"/>
-                <w:vertAlign w:val="baseline"/>
-              </w:rPr>
-              <w:t>b</w:t>
-            </w:r>
-            <w:r>
-              <w:rPr>
-                <w:b w:val="false"/>
-                <w:bCs w:val="false"/>
-                <w:i w:val="false"/>
-                <w:iCs w:val="false"/>
-                <w:strike w:val="false"/>
-                <w:dstrike w:val="false"/>
-                <w:outline w:val="false"/>
-                <w:shadow w:val="false"/>
-                <w:color w:val="auto"/>
-                <w:position w:val="0"/>
-                <w:sz w:val="24"/>
-                <w:szCs w:val="24"/>
-                <w:u w:val="none"/>
-                <w:vertAlign w:val="baseline"/>
-              </w:rPr>
-              <w:t>l</w:t>
-            </w:r>
-            <w:r>
-              <w:rPr>
-                <w:b w:val="false"/>
-                <w:bCs w:val="false"/>
-                <w:i w:val="false"/>
-                <w:iCs w:val="false"/>
-                <w:strike w:val="false"/>
-                <w:dstrike w:val="false"/>
-                <w:outline w:val="false"/>
-                <w:shadow w:val="false"/>
-                <w:color w:val="auto"/>
-                <w:position w:val="0"/>
-                <w:sz w:val="24"/>
-                <w:szCs w:val="24"/>
-                <w:u w:val="none"/>
-                <w:vertAlign w:val="baseline"/>
-              </w:rPr>
-              <w:t>e.</w:t>
-            </w:r>
-          </w:p>
-        </w:tc>
-        <w:tc>
-          <w:tcPr>
-            <w:tcW w:w="1893" w:type="dxa"/>
-            <w:tcBorders>
-              <w:start w:val="single" w:sz="4" w:space="0" w:color="000000"/>
-              <w:bottom w:val="single" w:sz="4" w:space="0" w:color="000000"/>
-            </w:tcBorders>
-          </w:tcPr>
-          <w:p>
-            <w:pPr>
-              <w:pStyle w:val="TableContents"/>
-              <w:jc w:val="start"/>
-              <w:rPr>
-                <w:rFonts w:ascii="Liberation Serif" w:hAnsi="Liberation Serif"/>
-                <w:b w:val="false"/>
-                <w:bCs w:val="false"/>
-                <w:i w:val="false"/>
-                <w:iCs w:val="false"/>
-                <w:strike w:val="false"/>
-                <w:dstrike w:val="false"/>
-                <w:outline w:val="false"/>
-                <w:shadow w:val="false"/>
-                <w:color w:val="auto"/>
-                <w:sz w:val="24"/>
-                <w:szCs w:val="24"/>
-                <w:u w:val="none"/>
-              </w:rPr>
-            </w:pPr>
-            <w:r>
-              <w:rPr>
-                <w:b w:val="false"/>
-                <w:bCs w:val="false"/>
-                <w:i w:val="false"/>
-                <w:iCs w:val="false"/>
-                <w:strike w:val="false"/>
-                <w:dstrike w:val="false"/>
-                <w:outline w:val="false"/>
-                <w:shadow w:val="false"/>
-                <w:color w:val="auto"/>
-                <w:sz w:val="24"/>
-                <w:szCs w:val="24"/>
-                <w:u w:val="none"/>
-              </w:rPr>
-              <w:t>U – Q</w:t>
-            </w:r>
+              <w:t>Fixed. No coarse gain available.</w:t>
+            </w:r>
+          </w:p>
+        </w:tc>
+        <w:tc>
+          <w:tcPr>
+            <w:tcW w:w="1895" w:type="dxa"/>
+            <w:tcBorders>
+              <w:start w:val="single" w:sz="4" w:space="0" w:color="000000"/>
+              <w:bottom w:val="single" w:sz="4" w:space="0" w:color="000000"/>
+            </w:tcBorders>
+          </w:tcPr>
+          <w:p>
+            <w:pPr>
+              <w:pStyle w:val="TableContents"/>
+              <w:jc w:val="start"/>
+              <w:rPr>
+                <w:rFonts w:ascii="Liberation Serif" w:hAnsi="Liberation Serif"/>
+                <w:b w:val="false"/>
+                <w:bCs w:val="false"/>
+                <w:i w:val="false"/>
+                <w:iCs w:val="false"/>
+                <w:strike w:val="false"/>
+                <w:dstrike w:val="false"/>
+                <w:outline w:val="false"/>
+                <w:shadow w:val="false"/>
+                <w:color w:val="auto"/>
+                <w:sz w:val="24"/>
+                <w:szCs w:val="24"/>
+                <w:u w:val="none"/>
+              </w:rPr>
+            </w:pPr>
+            <w:r>
+              <w:rPr>
+                <w:b w:val="false"/>
+                <w:bCs w:val="false"/>
+                <w:i w:val="false"/>
+                <w:iCs w:val="false"/>
+                <w:strike w:val="false"/>
+                <w:dstrike w:val="false"/>
+                <w:outline w:val="false"/>
+                <w:shadow w:val="false"/>
+                <w:color w:val="auto"/>
+                <w:sz w:val="24"/>
+                <w:szCs w:val="24"/>
+                <w:u w:val="none"/>
+              </w:rPr>
+              <w:t>U – Q1.0</w:t>
+            </w:r>
+          </w:p>
+        </w:tc>
+        <w:tc>
+          <w:tcPr>
+            <w:tcW w:w="1614" w:type="dxa"/>
+            <w:tcBorders>
+              <w:start w:val="single" w:sz="4" w:space="0" w:color="000000"/>
+              <w:bottom w:val="single" w:sz="4" w:space="0" w:color="000000"/>
+            </w:tcBorders>
+          </w:tcPr>
+          <w:p>
+            <w:pPr>
+              <w:pStyle w:val="TableContents"/>
+              <w:jc w:val="start"/>
+              <w:rPr>
+                <w:rFonts w:ascii="Liberation Serif" w:hAnsi="Liberation Serif"/>
+                <w:b w:val="false"/>
+                <w:bCs w:val="false"/>
+                <w:i w:val="false"/>
+                <w:iCs w:val="false"/>
+                <w:strike w:val="false"/>
+                <w:dstrike w:val="false"/>
+                <w:outline w:val="false"/>
+                <w:shadow w:val="false"/>
+                <w:color w:val="auto"/>
+                <w:sz w:val="24"/>
+                <w:szCs w:val="24"/>
+                <w:u w:val="none"/>
+              </w:rPr>
+            </w:pPr>
             <w:r>
               <w:rPr>
                 <w:b w:val="false"/>
@@ -35039,75 +33529,11 @@
               </w:rPr>
               <w:t>1</w:t>
             </w:r>
-            <w:r>
-              <w:rPr>
-                <w:b w:val="false"/>
-                <w:bCs w:val="false"/>
-                <w:i w:val="false"/>
-                <w:iCs w:val="false"/>
-                <w:strike w:val="false"/>
-                <w:dstrike w:val="false"/>
-                <w:outline w:val="false"/>
-                <w:shadow w:val="false"/>
-                <w:color w:val="auto"/>
-                <w:sz w:val="24"/>
-                <w:szCs w:val="24"/>
-                <w:u w:val="none"/>
-              </w:rPr>
-              <w:t>.0</w:t>
-            </w:r>
-          </w:p>
-        </w:tc>
-        <w:tc>
-          <w:tcPr>
-            <w:tcW w:w="1616" w:type="dxa"/>
-            <w:tcBorders>
-              <w:start w:val="single" w:sz="4" w:space="0" w:color="000000"/>
-              <w:bottom w:val="single" w:sz="4" w:space="0" w:color="000000"/>
-            </w:tcBorders>
-          </w:tcPr>
-          <w:p>
-            <w:pPr>
-              <w:pStyle w:val="TableContents"/>
-              <w:jc w:val="start"/>
-              <w:rPr>
-                <w:rFonts w:ascii="Liberation Serif" w:hAnsi="Liberation Serif"/>
-                <w:b w:val="false"/>
-                <w:bCs w:val="false"/>
-                <w:i w:val="false"/>
-                <w:iCs w:val="false"/>
-                <w:strike w:val="false"/>
-                <w:dstrike w:val="false"/>
-                <w:outline w:val="false"/>
-                <w:shadow w:val="false"/>
-                <w:color w:val="auto"/>
-                <w:sz w:val="24"/>
-                <w:szCs w:val="24"/>
-                <w:u w:val="none"/>
-              </w:rPr>
-            </w:pPr>
-            <w:r>
-              <w:rPr>
-                <w:b w:val="false"/>
-                <w:bCs w:val="false"/>
-                <w:i w:val="false"/>
-                <w:iCs w:val="false"/>
-                <w:strike w:val="false"/>
-                <w:dstrike w:val="false"/>
-                <w:outline w:val="false"/>
-                <w:shadow w:val="false"/>
-                <w:color w:val="auto"/>
-                <w:sz w:val="24"/>
-                <w:szCs w:val="24"/>
-                <w:u w:val="none"/>
-              </w:rPr>
-              <w:t>1</w:t>
-            </w:r>
-          </w:p>
-        </w:tc>
-        <w:tc>
-          <w:tcPr>
-            <w:tcW w:w="1731" w:type="dxa"/>
+          </w:p>
+        </w:tc>
+        <w:tc>
+          <w:tcPr>
+            <w:tcW w:w="1733" w:type="dxa"/>
             <w:tcBorders>
               <w:start w:val="single" w:sz="4" w:space="0" w:color="000000"/>
               <w:bottom w:val="single" w:sz="4" w:space="0" w:color="000000"/>
@@ -35206,10 +33632,10 @@
       </w:tblPr>
       <w:tblGrid>
         <w:gridCol w:w="1678"/>
-        <w:gridCol w:w="3054"/>
-        <w:gridCol w:w="1893"/>
-        <w:gridCol w:w="1616"/>
-        <w:gridCol w:w="1731"/>
+        <w:gridCol w:w="3052"/>
+        <w:gridCol w:w="1895"/>
+        <w:gridCol w:w="1614"/>
+        <w:gridCol w:w="1733"/>
       </w:tblGrid>
       <w:tr>
         <w:trPr/>
@@ -35252,7 +33678,7 @@
         </w:tc>
         <w:tc>
           <w:tcPr>
-            <w:tcW w:w="3054" w:type="dxa"/>
+            <w:tcW w:w="3052" w:type="dxa"/>
             <w:tcBorders>
               <w:top w:val="single" w:sz="4" w:space="0" w:color="000000"/>
               <w:start w:val="single" w:sz="4" w:space="0" w:color="000000"/>
@@ -35289,7 +33715,7 @@
         </w:tc>
         <w:tc>
           <w:tcPr>
-            <w:tcW w:w="1893" w:type="dxa"/>
+            <w:tcW w:w="1895" w:type="dxa"/>
             <w:tcBorders>
               <w:top w:val="single" w:sz="4" w:space="0" w:color="000000"/>
               <w:start w:val="single" w:sz="4" w:space="0" w:color="000000"/>
@@ -35326,7 +33752,7 @@
         </w:tc>
         <w:tc>
           <w:tcPr>
-            <w:tcW w:w="1616" w:type="dxa"/>
+            <w:tcW w:w="1614" w:type="dxa"/>
             <w:tcBorders>
               <w:top w:val="single" w:sz="4" w:space="0" w:color="000000"/>
               <w:start w:val="single" w:sz="4" w:space="0" w:color="000000"/>
@@ -35363,7 +33789,7 @@
         </w:tc>
         <w:tc>
           <w:tcPr>
-            <w:tcW w:w="1731" w:type="dxa"/>
+            <w:tcW w:w="1733" w:type="dxa"/>
             <w:tcBorders>
               <w:top w:val="single" w:sz="4" w:space="0" w:color="000000"/>
               <w:start w:val="single" w:sz="4" w:space="0" w:color="000000"/>
@@ -35564,7 +33990,7 @@
         </w:tc>
         <w:tc>
           <w:tcPr>
-            <w:tcW w:w="3054" w:type="dxa"/>
+            <w:tcW w:w="3052" w:type="dxa"/>
             <w:tcBorders>
               <w:start w:val="single" w:sz="4" w:space="0" w:color="000000"/>
               <w:bottom w:val="single" w:sz="4" w:space="0" w:color="000000"/>
@@ -35607,26 +34033,7 @@
                 <w:u w:val="none"/>
                 <w:vertAlign w:val="baseline"/>
               </w:rPr>
-              <w:t>A</w:t>
-            </w:r>
-            <w:r>
-              <w:rPr>
-                <w:b w:val="false"/>
-                <w:bCs w:val="false"/>
-                <w:i w:val="false"/>
-                <w:iCs w:val="false"/>
-                <w:strike w:val="false"/>
-                <w:dstrike w:val="false"/>
-                <w:outline w:val="false"/>
-                <w:shadow w:val="false"/>
-                <w:color w:val="auto"/>
-                <w:position w:val="0"/>
-                <w:sz w:val="24"/>
-                <w:szCs w:val="24"/>
-                <w:u w:val="none"/>
-                <w:vertAlign w:val="baseline"/>
-              </w:rPr>
-              <w:t xml:space="preserve">nalog amplification before ADC. Fine gain, being </w:t>
+              <w:t xml:space="preserve">Analog amplification before ADC. Fine gain, being </w:t>
             </w:r>
             <w:r>
               <w:rPr>
@@ -35664,64 +34071,7 @@
                 <w:u w:val="none"/>
                 <w:vertAlign w:val="baseline"/>
               </w:rPr>
-              <w:t xml:space="preserve"> </w:t>
-            </w:r>
-            <w:r>
-              <w:rPr>
-                <w:b w:val="false"/>
-                <w:bCs w:val="false"/>
-                <w:i w:val="false"/>
-                <w:iCs w:val="false"/>
-                <w:strike w:val="false"/>
-                <w:dstrike w:val="false"/>
-                <w:outline w:val="false"/>
-                <w:shadow w:val="false"/>
-                <w:color w:val="auto"/>
-                <w:position w:val="0"/>
-                <w:sz w:val="24"/>
-                <w:szCs w:val="24"/>
-                <w:u w:val="none"/>
-                <w:vertAlign w:val="baseline"/>
-              </w:rPr>
-              <w:t xml:space="preserve">the requested </w:t>
-            </w:r>
-            <w:r>
-              <w:rPr>
-                <w:b w:val="false"/>
-                <w:bCs w:val="false"/>
-                <w:i w:val="false"/>
-                <w:iCs w:val="false"/>
-                <w:strike w:val="false"/>
-                <w:dstrike w:val="false"/>
-                <w:outline w:val="false"/>
-                <w:shadow w:val="false"/>
-                <w:color w:val="auto"/>
-                <w:position w:val="0"/>
-                <w:sz w:val="24"/>
-                <w:szCs w:val="24"/>
-                <w:u w:val="none"/>
-                <w:vertAlign w:val="baseline"/>
-              </w:rPr>
-              <w:t xml:space="preserve">value </w:t>
-            </w:r>
-            <w:r>
-              <w:rPr>
-                <w:b w:val="false"/>
-                <w:bCs w:val="false"/>
-                <w:i w:val="false"/>
-                <w:iCs w:val="false"/>
-                <w:strike w:val="false"/>
-                <w:dstrike w:val="false"/>
-                <w:outline w:val="false"/>
-                <w:shadow w:val="false"/>
-                <w:color w:val="auto"/>
-                <w:position w:val="0"/>
-                <w:sz w:val="24"/>
-                <w:szCs w:val="24"/>
-                <w:u w:val="none"/>
-                <w:vertAlign w:val="baseline"/>
-              </w:rPr>
-              <w:t xml:space="preserve">and </w:t>
+              <w:t xml:space="preserve"> the requested value and </w:t>
             </w:r>
             <w:r>
               <w:rPr>
@@ -35759,178 +34109,7 @@
                 <w:u w:val="none"/>
                 <w:vertAlign w:val="baseline"/>
               </w:rPr>
-              <w:t xml:space="preserve"> the corresponding DAC code </w:t>
-            </w:r>
-            <w:r>
-              <w:rPr>
-                <w:b w:val="false"/>
-                <w:bCs w:val="false"/>
-                <w:i w:val="false"/>
-                <w:iCs w:val="false"/>
-                <w:strike w:val="false"/>
-                <w:dstrike w:val="false"/>
-                <w:outline w:val="false"/>
-                <w:shadow w:val="false"/>
-                <w:color w:val="auto"/>
-                <w:position w:val="0"/>
-                <w:sz w:val="24"/>
-                <w:szCs w:val="24"/>
-                <w:u w:val="none"/>
-                <w:vertAlign w:val="baseline"/>
-              </w:rPr>
-              <w:t>t</w:t>
-            </w:r>
-            <w:r>
-              <w:rPr>
-                <w:b w:val="false"/>
-                <w:bCs w:val="false"/>
-                <w:i w:val="false"/>
-                <w:iCs w:val="false"/>
-                <w:strike w:val="false"/>
-                <w:dstrike w:val="false"/>
-                <w:outline w:val="false"/>
-                <w:shadow w:val="false"/>
-                <w:color w:val="auto"/>
-                <w:position w:val="0"/>
-                <w:sz w:val="24"/>
-                <w:szCs w:val="24"/>
-                <w:u w:val="none"/>
-                <w:vertAlign w:val="baseline"/>
-              </w:rPr>
-              <w:t xml:space="preserve">o </w:t>
-            </w:r>
-            <w:r>
-              <w:rPr>
-                <w:b w:val="false"/>
-                <w:bCs w:val="false"/>
-                <w:i w:val="false"/>
-                <w:iCs w:val="false"/>
-                <w:strike w:val="false"/>
-                <w:dstrike w:val="false"/>
-                <w:outline w:val="false"/>
-                <w:shadow w:val="false"/>
-                <w:color w:val="auto"/>
-                <w:position w:val="0"/>
-                <w:sz w:val="24"/>
-                <w:szCs w:val="24"/>
-                <w:u w:val="none"/>
-                <w:vertAlign w:val="baseline"/>
-              </w:rPr>
-              <w:t>b</w:t>
-            </w:r>
-            <w:r>
-              <w:rPr>
-                <w:b w:val="false"/>
-                <w:bCs w:val="false"/>
-                <w:i w:val="false"/>
-                <w:iCs w:val="false"/>
-                <w:strike w:val="false"/>
-                <w:dstrike w:val="false"/>
-                <w:outline w:val="false"/>
-                <w:shadow w:val="false"/>
-                <w:color w:val="auto"/>
-                <w:position w:val="0"/>
-                <w:sz w:val="24"/>
-                <w:szCs w:val="24"/>
-                <w:u w:val="none"/>
-                <w:vertAlign w:val="baseline"/>
-              </w:rPr>
-              <w:t xml:space="preserve">e </w:t>
-            </w:r>
-            <w:r>
-              <w:rPr>
-                <w:b w:val="false"/>
-                <w:bCs w:val="false"/>
-                <w:i w:val="false"/>
-                <w:iCs w:val="false"/>
-                <w:strike w:val="false"/>
-                <w:dstrike w:val="false"/>
-                <w:outline w:val="false"/>
-                <w:shadow w:val="false"/>
-                <w:color w:val="auto"/>
-                <w:position w:val="0"/>
-                <w:sz w:val="24"/>
-                <w:szCs w:val="24"/>
-                <w:u w:val="none"/>
-                <w:vertAlign w:val="baseline"/>
-              </w:rPr>
-              <w:t>s</w:t>
-            </w:r>
-            <w:r>
-              <w:rPr>
-                <w:b w:val="false"/>
-                <w:bCs w:val="false"/>
-                <w:i w:val="false"/>
-                <w:iCs w:val="false"/>
-                <w:strike w:val="false"/>
-                <w:dstrike w:val="false"/>
-                <w:outline w:val="false"/>
-                <w:shadow w:val="false"/>
-                <w:color w:val="auto"/>
-                <w:position w:val="0"/>
-                <w:sz w:val="24"/>
-                <w:szCs w:val="24"/>
-                <w:u w:val="none"/>
-                <w:vertAlign w:val="baseline"/>
-              </w:rPr>
-              <w:t>e</w:t>
-            </w:r>
-            <w:r>
-              <w:rPr>
-                <w:b w:val="false"/>
-                <w:bCs w:val="false"/>
-                <w:i w:val="false"/>
-                <w:iCs w:val="false"/>
-                <w:strike w:val="false"/>
-                <w:dstrike w:val="false"/>
-                <w:outline w:val="false"/>
-                <w:shadow w:val="false"/>
-                <w:color w:val="auto"/>
-                <w:position w:val="0"/>
-                <w:sz w:val="24"/>
-                <w:szCs w:val="24"/>
-                <w:u w:val="none"/>
-                <w:vertAlign w:val="baseline"/>
-              </w:rPr>
-              <w:t>n</w:t>
-            </w:r>
-            <w:r>
-              <w:rPr>
-                <w:b w:val="false"/>
-                <w:bCs w:val="false"/>
-                <w:i w:val="false"/>
-                <w:iCs w:val="false"/>
-                <w:strike w:val="false"/>
-                <w:dstrike w:val="false"/>
-                <w:outline w:val="false"/>
-                <w:shadow w:val="false"/>
-                <w:color w:val="auto"/>
-                <w:position w:val="0"/>
-                <w:sz w:val="24"/>
-                <w:szCs w:val="24"/>
-                <w:u w:val="none"/>
-                <w:vertAlign w:val="baseline"/>
-              </w:rPr>
-              <w:t>t</w:t>
-            </w:r>
-            <w:r>
-              <w:rPr>
-                <w:b w:val="false"/>
-                <w:bCs w:val="false"/>
-                <w:i w:val="false"/>
-                <w:iCs w:val="false"/>
-                <w:strike w:val="false"/>
-                <w:dstrike w:val="false"/>
-                <w:outline w:val="false"/>
-                <w:shadow w:val="false"/>
-                <w:color w:val="auto"/>
-                <w:position w:val="0"/>
-                <w:sz w:val="24"/>
-                <w:szCs w:val="24"/>
-                <w:u w:val="none"/>
-                <w:vertAlign w:val="baseline"/>
-              </w:rPr>
-              <w:t>.</w:t>
+              <w:t xml:space="preserve"> the corresponding DAC code to be sent.</w:t>
             </w:r>
           </w:p>
           <w:p>
@@ -36101,105 +34280,54 @@
         </w:tc>
         <w:tc>
           <w:tcPr>
-            <w:tcW w:w="1893" w:type="dxa"/>
-            <w:tcBorders>
-              <w:start w:val="single" w:sz="4" w:space="0" w:color="000000"/>
-              <w:bottom w:val="single" w:sz="4" w:space="0" w:color="000000"/>
-            </w:tcBorders>
-          </w:tcPr>
-          <w:p>
-            <w:pPr>
-              <w:pStyle w:val="TableContents"/>
-              <w:jc w:val="start"/>
-              <w:rPr>
-                <w:rFonts w:ascii="Liberation Serif" w:hAnsi="Liberation Serif"/>
-                <w:b w:val="false"/>
-                <w:bCs w:val="false"/>
-                <w:i w:val="false"/>
-                <w:iCs w:val="false"/>
-                <w:strike w:val="false"/>
-                <w:dstrike w:val="false"/>
-                <w:outline w:val="false"/>
-                <w:shadow w:val="false"/>
-                <w:color w:val="auto"/>
-                <w:sz w:val="24"/>
-                <w:szCs w:val="24"/>
-                <w:u w:val="none"/>
-              </w:rPr>
-            </w:pPr>
-            <w:r>
-              <w:rPr>
-                <w:b w:val="false"/>
-                <w:bCs w:val="false"/>
-                <w:i w:val="false"/>
-                <w:iCs w:val="false"/>
-                <w:strike w:val="false"/>
-                <w:dstrike w:val="false"/>
-                <w:outline w:val="false"/>
-                <w:shadow w:val="false"/>
-                <w:color w:val="auto"/>
-                <w:sz w:val="24"/>
-                <w:szCs w:val="24"/>
-                <w:u w:val="none"/>
-              </w:rPr>
-              <w:t>U – Q</w:t>
-            </w:r>
-            <w:r>
-              <w:rPr>
-                <w:b w:val="false"/>
-                <w:bCs w:val="false"/>
-                <w:i w:val="false"/>
-                <w:iCs w:val="false"/>
-                <w:strike w:val="false"/>
-                <w:dstrike w:val="false"/>
-                <w:outline w:val="false"/>
-                <w:shadow w:val="false"/>
-                <w:color w:val="auto"/>
-                <w:sz w:val="24"/>
-                <w:szCs w:val="24"/>
-                <w:u w:val="none"/>
-              </w:rPr>
-              <w:t>1</w:t>
-            </w:r>
-            <w:r>
-              <w:rPr>
-                <w:b w:val="false"/>
-                <w:bCs w:val="false"/>
-                <w:i w:val="false"/>
-                <w:iCs w:val="false"/>
-                <w:strike w:val="false"/>
-                <w:dstrike w:val="false"/>
-                <w:outline w:val="false"/>
-                <w:shadow w:val="false"/>
-                <w:color w:val="auto"/>
-                <w:sz w:val="24"/>
-                <w:szCs w:val="24"/>
-                <w:u w:val="none"/>
-              </w:rPr>
-              <w:t>1</w:t>
-            </w:r>
-            <w:r>
-              <w:rPr>
-                <w:b w:val="false"/>
-                <w:bCs w:val="false"/>
-                <w:i w:val="false"/>
-                <w:iCs w:val="false"/>
-                <w:strike w:val="false"/>
-                <w:dstrike w:val="false"/>
-                <w:outline w:val="false"/>
-                <w:shadow w:val="false"/>
-                <w:color w:val="auto"/>
-                <w:sz w:val="24"/>
-                <w:szCs w:val="24"/>
-                <w:u w:val="none"/>
-              </w:rPr>
-              <w:t>.0</w:t>
-            </w:r>
-          </w:p>
-        </w:tc>
-        <w:tc>
-          <w:tcPr>
-            <w:tcW w:w="1616" w:type="dxa"/>
+            <w:tcW w:w="1895" w:type="dxa"/>
+            <w:tcBorders>
+              <w:start w:val="single" w:sz="4" w:space="0" w:color="000000"/>
+              <w:bottom w:val="single" w:sz="4" w:space="0" w:color="000000"/>
+            </w:tcBorders>
+          </w:tcPr>
+          <w:p>
+            <w:pPr>
+              <w:pStyle w:val="TableContents"/>
+              <w:jc w:val="start"/>
+              <w:rPr>
+                <w:rFonts w:ascii="Liberation Serif" w:hAnsi="Liberation Serif"/>
+                <w:b w:val="false"/>
+                <w:bCs w:val="false"/>
+                <w:i w:val="false"/>
+                <w:iCs w:val="false"/>
+                <w:strike w:val="false"/>
+                <w:dstrike w:val="false"/>
+                <w:outline w:val="false"/>
+                <w:shadow w:val="false"/>
+                <w:color w:val="auto"/>
+                <w:sz w:val="24"/>
+                <w:szCs w:val="24"/>
+                <w:u w:val="none"/>
+              </w:rPr>
+            </w:pPr>
+            <w:r>
+              <w:rPr>
+                <w:b w:val="false"/>
+                <w:bCs w:val="false"/>
+                <w:i w:val="false"/>
+                <w:iCs w:val="false"/>
+                <w:strike w:val="false"/>
+                <w:dstrike w:val="false"/>
+                <w:outline w:val="false"/>
+                <w:shadow w:val="false"/>
+                <w:color w:val="auto"/>
+                <w:sz w:val="24"/>
+                <w:szCs w:val="24"/>
+                <w:u w:val="none"/>
+              </w:rPr>
+              <w:t>U – Q11.0</w:t>
+            </w:r>
+          </w:p>
+        </w:tc>
+        <w:tc>
+          <w:tcPr>
+            <w:tcW w:w="1614" w:type="dxa"/>
             <w:tcBorders>
               <w:start w:val="single" w:sz="4" w:space="0" w:color="000000"/>
               <w:bottom w:val="single" w:sz="4" w:space="0" w:color="000000"/>
@@ -36246,7 +34374,7 @@
         </w:tc>
         <w:tc>
           <w:tcPr>
-            <w:tcW w:w="1731" w:type="dxa"/>
+            <w:tcW w:w="1733" w:type="dxa"/>
             <w:tcBorders>
               <w:start w:val="single" w:sz="4" w:space="0" w:color="000000"/>
               <w:bottom w:val="single" w:sz="4" w:space="0" w:color="000000"/>
@@ -36457,7 +34585,7 @@
         </w:tc>
         <w:tc>
           <w:tcPr>
-            <w:tcW w:w="3054" w:type="dxa"/>
+            <w:tcW w:w="3052" w:type="dxa"/>
             <w:tcBorders>
               <w:start w:val="single" w:sz="4" w:space="0" w:color="000000"/>
               <w:bottom w:val="single" w:sz="4" w:space="0" w:color="000000"/>
@@ -36538,102 +34666,7 @@
                 <w:u w:val="none"/>
                 <w:vertAlign w:val="baseline"/>
               </w:rPr>
-              <w:t xml:space="preserve"> the </w:t>
-            </w:r>
-            <w:r>
-              <w:rPr>
-                <w:b w:val="false"/>
-                <w:bCs w:val="false"/>
-                <w:i w:val="false"/>
-                <w:iCs w:val="false"/>
-                <w:strike w:val="false"/>
-                <w:dstrike w:val="false"/>
-                <w:outline w:val="false"/>
-                <w:shadow w:val="false"/>
-                <w:color w:val="auto"/>
-                <w:position w:val="0"/>
-                <w:sz w:val="24"/>
-                <w:szCs w:val="24"/>
-                <w:u w:val="none"/>
-                <w:vertAlign w:val="baseline"/>
-              </w:rPr>
-              <w:t>requested</w:t>
-            </w:r>
-            <w:r>
-              <w:rPr>
-                <w:b w:val="false"/>
-                <w:bCs w:val="false"/>
-                <w:i w:val="false"/>
-                <w:iCs w:val="false"/>
-                <w:strike w:val="false"/>
-                <w:dstrike w:val="false"/>
-                <w:outline w:val="false"/>
-                <w:shadow w:val="false"/>
-                <w:color w:val="auto"/>
-                <w:position w:val="0"/>
-                <w:sz w:val="24"/>
-                <w:szCs w:val="24"/>
-                <w:u w:val="none"/>
-                <w:vertAlign w:val="baseline"/>
-              </w:rPr>
-              <w:t xml:space="preserve"> value </w:t>
-            </w:r>
-            <w:r>
-              <w:rPr>
-                <w:b w:val="false"/>
-                <w:bCs w:val="false"/>
-                <w:i w:val="false"/>
-                <w:iCs w:val="false"/>
-                <w:strike w:val="false"/>
-                <w:dstrike w:val="false"/>
-                <w:outline w:val="false"/>
-                <w:shadow w:val="false"/>
-                <w:color w:val="auto"/>
-                <w:position w:val="0"/>
-                <w:sz w:val="24"/>
-                <w:szCs w:val="24"/>
-                <w:u w:val="none"/>
-                <w:vertAlign w:val="baseline"/>
-              </w:rPr>
-              <w:t>a</w:t>
-            </w:r>
-            <w:r>
-              <w:rPr>
-                <w:b w:val="false"/>
-                <w:bCs w:val="false"/>
-                <w:i w:val="false"/>
-                <w:iCs w:val="false"/>
-                <w:strike w:val="false"/>
-                <w:dstrike w:val="false"/>
-                <w:outline w:val="false"/>
-                <w:shadow w:val="false"/>
-                <w:color w:val="auto"/>
-                <w:position w:val="0"/>
-                <w:sz w:val="24"/>
-                <w:szCs w:val="24"/>
-                <w:u w:val="none"/>
-                <w:vertAlign w:val="baseline"/>
-              </w:rPr>
-              <w:t>n</w:t>
-            </w:r>
-            <w:r>
-              <w:rPr>
-                <w:b w:val="false"/>
-                <w:bCs w:val="false"/>
-                <w:i w:val="false"/>
-                <w:iCs w:val="false"/>
-                <w:strike w:val="false"/>
-                <w:dstrike w:val="false"/>
-                <w:outline w:val="false"/>
-                <w:shadow w:val="false"/>
-                <w:color w:val="auto"/>
-                <w:position w:val="0"/>
-                <w:sz w:val="24"/>
-                <w:szCs w:val="24"/>
-                <w:u w:val="none"/>
-                <w:vertAlign w:val="baseline"/>
-              </w:rPr>
-              <w:t xml:space="preserve">d </w:t>
+              <w:t xml:space="preserve"> the requested value and </w:t>
             </w:r>
             <w:r>
               <w:rPr>
@@ -36671,615 +34704,7 @@
                 <w:u w:val="none"/>
                 <w:vertAlign w:val="baseline"/>
               </w:rPr>
-              <w:t xml:space="preserve"> </w:t>
-            </w:r>
-            <w:r>
-              <w:rPr>
-                <w:b w:val="false"/>
-                <w:bCs w:val="false"/>
-                <w:i w:val="false"/>
-                <w:iCs w:val="false"/>
-                <w:strike w:val="false"/>
-                <w:dstrike w:val="false"/>
-                <w:outline w:val="false"/>
-                <w:shadow w:val="false"/>
-                <w:color w:val="auto"/>
-                <w:position w:val="0"/>
-                <w:sz w:val="24"/>
-                <w:szCs w:val="24"/>
-                <w:u w:val="none"/>
-                <w:vertAlign w:val="baseline"/>
-              </w:rPr>
-              <w:t>t</w:t>
-            </w:r>
-            <w:r>
-              <w:rPr>
-                <w:b w:val="false"/>
-                <w:bCs w:val="false"/>
-                <w:i w:val="false"/>
-                <w:iCs w:val="false"/>
-                <w:strike w:val="false"/>
-                <w:dstrike w:val="false"/>
-                <w:outline w:val="false"/>
-                <w:shadow w:val="false"/>
-                <w:color w:val="auto"/>
-                <w:position w:val="0"/>
-                <w:sz w:val="24"/>
-                <w:szCs w:val="24"/>
-                <w:u w:val="none"/>
-                <w:vertAlign w:val="baseline"/>
-              </w:rPr>
-              <w:t>h</w:t>
-            </w:r>
-            <w:r>
-              <w:rPr>
-                <w:b w:val="false"/>
-                <w:bCs w:val="false"/>
-                <w:i w:val="false"/>
-                <w:iCs w:val="false"/>
-                <w:strike w:val="false"/>
-                <w:dstrike w:val="false"/>
-                <w:outline w:val="false"/>
-                <w:shadow w:val="false"/>
-                <w:color w:val="auto"/>
-                <w:position w:val="0"/>
-                <w:sz w:val="24"/>
-                <w:szCs w:val="24"/>
-                <w:u w:val="none"/>
-                <w:vertAlign w:val="baseline"/>
-              </w:rPr>
-              <w:t xml:space="preserve">e </w:t>
-            </w:r>
-            <w:r>
-              <w:rPr>
-                <w:b w:val="false"/>
-                <w:bCs w:val="false"/>
-                <w:i w:val="false"/>
-                <w:iCs w:val="false"/>
-                <w:strike w:val="false"/>
-                <w:dstrike w:val="false"/>
-                <w:outline w:val="false"/>
-                <w:shadow w:val="false"/>
-                <w:color w:val="auto"/>
-                <w:position w:val="0"/>
-                <w:sz w:val="24"/>
-                <w:szCs w:val="24"/>
-                <w:u w:val="none"/>
-                <w:vertAlign w:val="baseline"/>
-              </w:rPr>
-              <w:t>c</w:t>
-            </w:r>
-            <w:r>
-              <w:rPr>
-                <w:b w:val="false"/>
-                <w:bCs w:val="false"/>
-                <w:i w:val="false"/>
-                <w:iCs w:val="false"/>
-                <w:strike w:val="false"/>
-                <w:dstrike w:val="false"/>
-                <w:outline w:val="false"/>
-                <w:shadow w:val="false"/>
-                <w:color w:val="auto"/>
-                <w:position w:val="0"/>
-                <w:sz w:val="24"/>
-                <w:szCs w:val="24"/>
-                <w:u w:val="none"/>
-                <w:vertAlign w:val="baseline"/>
-              </w:rPr>
-              <w:t>o</w:t>
-            </w:r>
-            <w:r>
-              <w:rPr>
-                <w:b w:val="false"/>
-                <w:bCs w:val="false"/>
-                <w:i w:val="false"/>
-                <w:iCs w:val="false"/>
-                <w:strike w:val="false"/>
-                <w:dstrike w:val="false"/>
-                <w:outline w:val="false"/>
-                <w:shadow w:val="false"/>
-                <w:color w:val="auto"/>
-                <w:position w:val="0"/>
-                <w:sz w:val="24"/>
-                <w:szCs w:val="24"/>
-                <w:u w:val="none"/>
-                <w:vertAlign w:val="baseline"/>
-              </w:rPr>
-              <w:t>r</w:t>
-            </w:r>
-            <w:r>
-              <w:rPr>
-                <w:b w:val="false"/>
-                <w:bCs w:val="false"/>
-                <w:i w:val="false"/>
-                <w:iCs w:val="false"/>
-                <w:strike w:val="false"/>
-                <w:dstrike w:val="false"/>
-                <w:outline w:val="false"/>
-                <w:shadow w:val="false"/>
-                <w:color w:val="auto"/>
-                <w:position w:val="0"/>
-                <w:sz w:val="24"/>
-                <w:szCs w:val="24"/>
-                <w:u w:val="none"/>
-                <w:vertAlign w:val="baseline"/>
-              </w:rPr>
-              <w:t>r</w:t>
-            </w:r>
-            <w:r>
-              <w:rPr>
-                <w:b w:val="false"/>
-                <w:bCs w:val="false"/>
-                <w:i w:val="false"/>
-                <w:iCs w:val="false"/>
-                <w:strike w:val="false"/>
-                <w:dstrike w:val="false"/>
-                <w:outline w:val="false"/>
-                <w:shadow w:val="false"/>
-                <w:color w:val="auto"/>
-                <w:position w:val="0"/>
-                <w:sz w:val="24"/>
-                <w:szCs w:val="24"/>
-                <w:u w:val="none"/>
-                <w:vertAlign w:val="baseline"/>
-              </w:rPr>
-              <w:t>e</w:t>
-            </w:r>
-            <w:r>
-              <w:rPr>
-                <w:b w:val="false"/>
-                <w:bCs w:val="false"/>
-                <w:i w:val="false"/>
-                <w:iCs w:val="false"/>
-                <w:strike w:val="false"/>
-                <w:dstrike w:val="false"/>
-                <w:outline w:val="false"/>
-                <w:shadow w:val="false"/>
-                <w:color w:val="auto"/>
-                <w:position w:val="0"/>
-                <w:sz w:val="24"/>
-                <w:szCs w:val="24"/>
-                <w:u w:val="none"/>
-                <w:vertAlign w:val="baseline"/>
-              </w:rPr>
-              <w:t>s</w:t>
-            </w:r>
-            <w:r>
-              <w:rPr>
-                <w:b w:val="false"/>
-                <w:bCs w:val="false"/>
-                <w:i w:val="false"/>
-                <w:iCs w:val="false"/>
-                <w:strike w:val="false"/>
-                <w:dstrike w:val="false"/>
-                <w:outline w:val="false"/>
-                <w:shadow w:val="false"/>
-                <w:color w:val="auto"/>
-                <w:position w:val="0"/>
-                <w:sz w:val="24"/>
-                <w:szCs w:val="24"/>
-                <w:u w:val="none"/>
-                <w:vertAlign w:val="baseline"/>
-              </w:rPr>
-              <w:t>p</w:t>
-            </w:r>
-            <w:r>
-              <w:rPr>
-                <w:b w:val="false"/>
-                <w:bCs w:val="false"/>
-                <w:i w:val="false"/>
-                <w:iCs w:val="false"/>
-                <w:strike w:val="false"/>
-                <w:dstrike w:val="false"/>
-                <w:outline w:val="false"/>
-                <w:shadow w:val="false"/>
-                <w:color w:val="auto"/>
-                <w:position w:val="0"/>
-                <w:sz w:val="24"/>
-                <w:szCs w:val="24"/>
-                <w:u w:val="none"/>
-                <w:vertAlign w:val="baseline"/>
-              </w:rPr>
-              <w:t>o</w:t>
-            </w:r>
-            <w:r>
-              <w:rPr>
-                <w:b w:val="false"/>
-                <w:bCs w:val="false"/>
-                <w:i w:val="false"/>
-                <w:iCs w:val="false"/>
-                <w:strike w:val="false"/>
-                <w:dstrike w:val="false"/>
-                <w:outline w:val="false"/>
-                <w:shadow w:val="false"/>
-                <w:color w:val="auto"/>
-                <w:position w:val="0"/>
-                <w:sz w:val="24"/>
-                <w:szCs w:val="24"/>
-                <w:u w:val="none"/>
-                <w:vertAlign w:val="baseline"/>
-              </w:rPr>
-              <w:t>n</w:t>
-            </w:r>
-            <w:r>
-              <w:rPr>
-                <w:b w:val="false"/>
-                <w:bCs w:val="false"/>
-                <w:i w:val="false"/>
-                <w:iCs w:val="false"/>
-                <w:strike w:val="false"/>
-                <w:dstrike w:val="false"/>
-                <w:outline w:val="false"/>
-                <w:shadow w:val="false"/>
-                <w:color w:val="auto"/>
-                <w:position w:val="0"/>
-                <w:sz w:val="24"/>
-                <w:szCs w:val="24"/>
-                <w:u w:val="none"/>
-                <w:vertAlign w:val="baseline"/>
-              </w:rPr>
-              <w:t>d</w:t>
-            </w:r>
-            <w:r>
-              <w:rPr>
-                <w:b w:val="false"/>
-                <w:bCs w:val="false"/>
-                <w:i w:val="false"/>
-                <w:iCs w:val="false"/>
-                <w:strike w:val="false"/>
-                <w:dstrike w:val="false"/>
-                <w:outline w:val="false"/>
-                <w:shadow w:val="false"/>
-                <w:color w:val="auto"/>
-                <w:position w:val="0"/>
-                <w:sz w:val="24"/>
-                <w:szCs w:val="24"/>
-                <w:u w:val="none"/>
-                <w:vertAlign w:val="baseline"/>
-              </w:rPr>
-              <w:t>i</w:t>
-            </w:r>
-            <w:r>
-              <w:rPr>
-                <w:b w:val="false"/>
-                <w:bCs w:val="false"/>
-                <w:i w:val="false"/>
-                <w:iCs w:val="false"/>
-                <w:strike w:val="false"/>
-                <w:dstrike w:val="false"/>
-                <w:outline w:val="false"/>
-                <w:shadow w:val="false"/>
-                <w:color w:val="auto"/>
-                <w:position w:val="0"/>
-                <w:sz w:val="24"/>
-                <w:szCs w:val="24"/>
-                <w:u w:val="none"/>
-                <w:vertAlign w:val="baseline"/>
-              </w:rPr>
-              <w:t>n</w:t>
-            </w:r>
-            <w:r>
-              <w:rPr>
-                <w:b w:val="false"/>
-                <w:bCs w:val="false"/>
-                <w:i w:val="false"/>
-                <w:iCs w:val="false"/>
-                <w:strike w:val="false"/>
-                <w:dstrike w:val="false"/>
-                <w:outline w:val="false"/>
-                <w:shadow w:val="false"/>
-                <w:color w:val="auto"/>
-                <w:position w:val="0"/>
-                <w:sz w:val="24"/>
-                <w:szCs w:val="24"/>
-                <w:u w:val="none"/>
-                <w:vertAlign w:val="baseline"/>
-              </w:rPr>
-              <w:t xml:space="preserve">g </w:t>
-            </w:r>
-            <w:r>
-              <w:rPr>
-                <w:b w:val="false"/>
-                <w:bCs w:val="false"/>
-                <w:i w:val="false"/>
-                <w:iCs w:val="false"/>
-                <w:strike w:val="false"/>
-                <w:dstrike w:val="false"/>
-                <w:outline w:val="false"/>
-                <w:shadow w:val="false"/>
-                <w:color w:val="auto"/>
-                <w:position w:val="0"/>
-                <w:sz w:val="24"/>
-                <w:szCs w:val="24"/>
-                <w:u w:val="none"/>
-                <w:vertAlign w:val="baseline"/>
-              </w:rPr>
-              <w:t>D</w:t>
-            </w:r>
-            <w:r>
-              <w:rPr>
-                <w:b w:val="false"/>
-                <w:bCs w:val="false"/>
-                <w:i w:val="false"/>
-                <w:iCs w:val="false"/>
-                <w:strike w:val="false"/>
-                <w:dstrike w:val="false"/>
-                <w:outline w:val="false"/>
-                <w:shadow w:val="false"/>
-                <w:color w:val="auto"/>
-                <w:position w:val="0"/>
-                <w:sz w:val="24"/>
-                <w:szCs w:val="24"/>
-                <w:u w:val="none"/>
-                <w:vertAlign w:val="baseline"/>
-              </w:rPr>
-              <w:t>A</w:t>
-            </w:r>
-            <w:r>
-              <w:rPr>
-                <w:b w:val="false"/>
-                <w:bCs w:val="false"/>
-                <w:i w:val="false"/>
-                <w:iCs w:val="false"/>
-                <w:strike w:val="false"/>
-                <w:dstrike w:val="false"/>
-                <w:outline w:val="false"/>
-                <w:shadow w:val="false"/>
-                <w:color w:val="auto"/>
-                <w:position w:val="0"/>
-                <w:sz w:val="24"/>
-                <w:szCs w:val="24"/>
-                <w:u w:val="none"/>
-                <w:vertAlign w:val="baseline"/>
-              </w:rPr>
-              <w:t xml:space="preserve">C </w:t>
-            </w:r>
-            <w:r>
-              <w:rPr>
-                <w:b w:val="false"/>
-                <w:bCs w:val="false"/>
-                <w:i w:val="false"/>
-                <w:iCs w:val="false"/>
-                <w:strike w:val="false"/>
-                <w:dstrike w:val="false"/>
-                <w:outline w:val="false"/>
-                <w:shadow w:val="false"/>
-                <w:color w:val="auto"/>
-                <w:position w:val="0"/>
-                <w:sz w:val="24"/>
-                <w:szCs w:val="24"/>
-                <w:u w:val="none"/>
-                <w:vertAlign w:val="baseline"/>
-              </w:rPr>
-              <w:t>c</w:t>
-            </w:r>
-            <w:r>
-              <w:rPr>
-                <w:b w:val="false"/>
-                <w:bCs w:val="false"/>
-                <w:i w:val="false"/>
-                <w:iCs w:val="false"/>
-                <w:strike w:val="false"/>
-                <w:dstrike w:val="false"/>
-                <w:outline w:val="false"/>
-                <w:shadow w:val="false"/>
-                <w:color w:val="auto"/>
-                <w:position w:val="0"/>
-                <w:sz w:val="24"/>
-                <w:szCs w:val="24"/>
-                <w:u w:val="none"/>
-                <w:vertAlign w:val="baseline"/>
-              </w:rPr>
-              <w:t>o</w:t>
-            </w:r>
-            <w:r>
-              <w:rPr>
-                <w:b w:val="false"/>
-                <w:bCs w:val="false"/>
-                <w:i w:val="false"/>
-                <w:iCs w:val="false"/>
-                <w:strike w:val="false"/>
-                <w:dstrike w:val="false"/>
-                <w:outline w:val="false"/>
-                <w:shadow w:val="false"/>
-                <w:color w:val="auto"/>
-                <w:position w:val="0"/>
-                <w:sz w:val="24"/>
-                <w:szCs w:val="24"/>
-                <w:u w:val="none"/>
-                <w:vertAlign w:val="baseline"/>
-              </w:rPr>
-              <w:t>d</w:t>
-            </w:r>
-            <w:r>
-              <w:rPr>
-                <w:b w:val="false"/>
-                <w:bCs w:val="false"/>
-                <w:i w:val="false"/>
-                <w:iCs w:val="false"/>
-                <w:strike w:val="false"/>
-                <w:dstrike w:val="false"/>
-                <w:outline w:val="false"/>
-                <w:shadow w:val="false"/>
-                <w:color w:val="auto"/>
-                <w:position w:val="0"/>
-                <w:sz w:val="24"/>
-                <w:szCs w:val="24"/>
-                <w:u w:val="none"/>
-                <w:vertAlign w:val="baseline"/>
-              </w:rPr>
-              <w:t xml:space="preserve">e </w:t>
-            </w:r>
-            <w:r>
-              <w:rPr>
-                <w:b w:val="false"/>
-                <w:bCs w:val="false"/>
-                <w:i w:val="false"/>
-                <w:iCs w:val="false"/>
-                <w:strike w:val="false"/>
-                <w:dstrike w:val="false"/>
-                <w:outline w:val="false"/>
-                <w:shadow w:val="false"/>
-                <w:color w:val="auto"/>
-                <w:position w:val="0"/>
-                <w:sz w:val="24"/>
-                <w:szCs w:val="24"/>
-                <w:u w:val="none"/>
-                <w:vertAlign w:val="baseline"/>
-              </w:rPr>
-              <w:t>t</w:t>
-            </w:r>
-            <w:r>
-              <w:rPr>
-                <w:b w:val="false"/>
-                <w:bCs w:val="false"/>
-                <w:i w:val="false"/>
-                <w:iCs w:val="false"/>
-                <w:strike w:val="false"/>
-                <w:dstrike w:val="false"/>
-                <w:outline w:val="false"/>
-                <w:shadow w:val="false"/>
-                <w:color w:val="auto"/>
-                <w:position w:val="0"/>
-                <w:sz w:val="24"/>
-                <w:szCs w:val="24"/>
-                <w:u w:val="none"/>
-                <w:vertAlign w:val="baseline"/>
-              </w:rPr>
-              <w:t xml:space="preserve">o </w:t>
-            </w:r>
-            <w:r>
-              <w:rPr>
-                <w:b w:val="false"/>
-                <w:bCs w:val="false"/>
-                <w:i w:val="false"/>
-                <w:iCs w:val="false"/>
-                <w:strike w:val="false"/>
-                <w:dstrike w:val="false"/>
-                <w:outline w:val="false"/>
-                <w:shadow w:val="false"/>
-                <w:color w:val="auto"/>
-                <w:position w:val="0"/>
-                <w:sz w:val="24"/>
-                <w:szCs w:val="24"/>
-                <w:u w:val="none"/>
-                <w:vertAlign w:val="baseline"/>
-              </w:rPr>
-              <w:t>b</w:t>
-            </w:r>
-            <w:r>
-              <w:rPr>
-                <w:b w:val="false"/>
-                <w:bCs w:val="false"/>
-                <w:i w:val="false"/>
-                <w:iCs w:val="false"/>
-                <w:strike w:val="false"/>
-                <w:dstrike w:val="false"/>
-                <w:outline w:val="false"/>
-                <w:shadow w:val="false"/>
-                <w:color w:val="auto"/>
-                <w:position w:val="0"/>
-                <w:sz w:val="24"/>
-                <w:szCs w:val="24"/>
-                <w:u w:val="none"/>
-                <w:vertAlign w:val="baseline"/>
-              </w:rPr>
-              <w:t xml:space="preserve">e </w:t>
-            </w:r>
-            <w:r>
-              <w:rPr>
-                <w:b w:val="false"/>
-                <w:bCs w:val="false"/>
-                <w:i w:val="false"/>
-                <w:iCs w:val="false"/>
-                <w:strike w:val="false"/>
-                <w:dstrike w:val="false"/>
-                <w:outline w:val="false"/>
-                <w:shadow w:val="false"/>
-                <w:color w:val="auto"/>
-                <w:position w:val="0"/>
-                <w:sz w:val="24"/>
-                <w:szCs w:val="24"/>
-                <w:u w:val="none"/>
-                <w:vertAlign w:val="baseline"/>
-              </w:rPr>
-              <w:t>s</w:t>
-            </w:r>
-            <w:r>
-              <w:rPr>
-                <w:b w:val="false"/>
-                <w:bCs w:val="false"/>
-                <w:i w:val="false"/>
-                <w:iCs w:val="false"/>
-                <w:strike w:val="false"/>
-                <w:dstrike w:val="false"/>
-                <w:outline w:val="false"/>
-                <w:shadow w:val="false"/>
-                <w:color w:val="auto"/>
-                <w:position w:val="0"/>
-                <w:sz w:val="24"/>
-                <w:szCs w:val="24"/>
-                <w:u w:val="none"/>
-                <w:vertAlign w:val="baseline"/>
-              </w:rPr>
-              <w:t>e</w:t>
-            </w:r>
-            <w:r>
-              <w:rPr>
-                <w:b w:val="false"/>
-                <w:bCs w:val="false"/>
-                <w:i w:val="false"/>
-                <w:iCs w:val="false"/>
-                <w:strike w:val="false"/>
-                <w:dstrike w:val="false"/>
-                <w:outline w:val="false"/>
-                <w:shadow w:val="false"/>
-                <w:color w:val="auto"/>
-                <w:position w:val="0"/>
-                <w:sz w:val="24"/>
-                <w:szCs w:val="24"/>
-                <w:u w:val="none"/>
-                <w:vertAlign w:val="baseline"/>
-              </w:rPr>
-              <w:t>n</w:t>
-            </w:r>
-            <w:r>
-              <w:rPr>
-                <w:b w:val="false"/>
-                <w:bCs w:val="false"/>
-                <w:i w:val="false"/>
-                <w:iCs w:val="false"/>
-                <w:strike w:val="false"/>
-                <w:dstrike w:val="false"/>
-                <w:outline w:val="false"/>
-                <w:shadow w:val="false"/>
-                <w:color w:val="auto"/>
-                <w:position w:val="0"/>
-                <w:sz w:val="24"/>
-                <w:szCs w:val="24"/>
-                <w:u w:val="none"/>
-                <w:vertAlign w:val="baseline"/>
-              </w:rPr>
-              <w:t>t</w:t>
-            </w:r>
-            <w:r>
-              <w:rPr>
-                <w:b w:val="false"/>
-                <w:bCs w:val="false"/>
-                <w:i w:val="false"/>
-                <w:iCs w:val="false"/>
-                <w:strike w:val="false"/>
-                <w:dstrike w:val="false"/>
-                <w:outline w:val="false"/>
-                <w:shadow w:val="false"/>
-                <w:color w:val="auto"/>
-                <w:position w:val="0"/>
-                <w:sz w:val="24"/>
-                <w:szCs w:val="24"/>
-                <w:u w:val="none"/>
-                <w:vertAlign w:val="baseline"/>
-              </w:rPr>
-              <w:t>.</w:t>
+              <w:t xml:space="preserve"> the corresponding DAC code to be sent.</w:t>
             </w:r>
           </w:p>
           <w:p>
@@ -37377,7 +34802,25 @@
                 <w:u w:val="none"/>
                 <w:vertAlign w:val="baseline"/>
               </w:rPr>
-              <w:t xml:space="preserve"> = </w:t>
+              <w:t xml:space="preserve"> = ((0.6*2</w:t>
+            </w:r>
+            <w:r>
+              <w:rPr>
+                <w:b w:val="false"/>
+                <w:bCs w:val="false"/>
+                <w:i w:val="false"/>
+                <w:iCs w:val="false"/>
+                <w:strike w:val="false"/>
+                <w:dstrike w:val="false"/>
+                <w:outline w:val="false"/>
+                <w:shadow w:val="false"/>
+                <w:color w:val="auto"/>
+                <w:sz w:val="24"/>
+                <w:szCs w:val="24"/>
+                <w:u w:val="none"/>
+                <w:vertAlign w:val="superscript"/>
+              </w:rPr>
+              <w:t>12</w:t>
             </w:r>
             <w:r>
               <w:rPr>
@@ -37396,271 +34839,7 @@
                 <w:u w:val="none"/>
                 <w:vertAlign w:val="baseline"/>
               </w:rPr>
-              <w:t>((</w:t>
-            </w:r>
-            <w:r>
-              <w:rPr>
-                <w:b w:val="false"/>
-                <w:bCs w:val="false"/>
-                <w:i w:val="false"/>
-                <w:iCs w:val="false"/>
-                <w:strike w:val="false"/>
-                <w:dstrike w:val="false"/>
-                <w:outline w:val="false"/>
-                <w:shadow w:val="false"/>
-                <w:color w:val="auto"/>
-                <w:position w:val="0"/>
-                <w:sz w:val="24"/>
-                <w:szCs w:val="24"/>
-                <w:u w:val="none"/>
-                <w:vertAlign w:val="baseline"/>
-              </w:rPr>
-              <w:t>0.</w:t>
-            </w:r>
-            <w:r>
-              <w:rPr>
-                <w:b w:val="false"/>
-                <w:bCs w:val="false"/>
-                <w:i w:val="false"/>
-                <w:iCs w:val="false"/>
-                <w:strike w:val="false"/>
-                <w:dstrike w:val="false"/>
-                <w:outline w:val="false"/>
-                <w:shadow w:val="false"/>
-                <w:color w:val="auto"/>
-                <w:position w:val="0"/>
-                <w:sz w:val="24"/>
-                <w:szCs w:val="24"/>
-                <w:u w:val="none"/>
-                <w:vertAlign w:val="baseline"/>
-              </w:rPr>
-              <w:t>6</w:t>
-            </w:r>
-            <w:r>
-              <w:rPr>
-                <w:b w:val="false"/>
-                <w:bCs w:val="false"/>
-                <w:i w:val="false"/>
-                <w:iCs w:val="false"/>
-                <w:strike w:val="false"/>
-                <w:dstrike w:val="false"/>
-                <w:outline w:val="false"/>
-                <w:shadow w:val="false"/>
-                <w:color w:val="auto"/>
-                <w:position w:val="0"/>
-                <w:sz w:val="24"/>
-                <w:szCs w:val="24"/>
-                <w:u w:val="none"/>
-                <w:vertAlign w:val="baseline"/>
-              </w:rPr>
-              <w:t>*</w:t>
-            </w:r>
-            <w:r>
-              <w:rPr>
-                <w:b w:val="false"/>
-                <w:bCs w:val="false"/>
-                <w:i w:val="false"/>
-                <w:iCs w:val="false"/>
-                <w:strike w:val="false"/>
-                <w:dstrike w:val="false"/>
-                <w:outline w:val="false"/>
-                <w:shadow w:val="false"/>
-                <w:color w:val="auto"/>
-                <w:position w:val="0"/>
-                <w:sz w:val="24"/>
-                <w:szCs w:val="24"/>
-                <w:u w:val="none"/>
-                <w:vertAlign w:val="baseline"/>
-              </w:rPr>
-              <w:t>2</w:t>
-            </w:r>
-            <w:r>
-              <w:rPr>
-                <w:b w:val="false"/>
-                <w:bCs w:val="false"/>
-                <w:i w:val="false"/>
-                <w:iCs w:val="false"/>
-                <w:strike w:val="false"/>
-                <w:dstrike w:val="false"/>
-                <w:outline w:val="false"/>
-                <w:shadow w:val="false"/>
-                <w:color w:val="auto"/>
-                <w:sz w:val="24"/>
-                <w:szCs w:val="24"/>
-                <w:u w:val="none"/>
-                <w:vertAlign w:val="superscript"/>
-              </w:rPr>
-              <w:t>1</w:t>
-            </w:r>
-            <w:r>
-              <w:rPr>
-                <w:b w:val="false"/>
-                <w:bCs w:val="false"/>
-                <w:i w:val="false"/>
-                <w:iCs w:val="false"/>
-                <w:strike w:val="false"/>
-                <w:dstrike w:val="false"/>
-                <w:outline w:val="false"/>
-                <w:shadow w:val="false"/>
-                <w:color w:val="auto"/>
-                <w:sz w:val="24"/>
-                <w:szCs w:val="24"/>
-                <w:u w:val="none"/>
-                <w:vertAlign w:val="superscript"/>
-              </w:rPr>
-              <w:t>2</w:t>
-            </w:r>
-            <w:r>
-              <w:rPr>
-                <w:b w:val="false"/>
-                <w:bCs w:val="false"/>
-                <w:i w:val="false"/>
-                <w:iCs w:val="false"/>
-                <w:strike w:val="false"/>
-                <w:dstrike w:val="false"/>
-                <w:outline w:val="false"/>
-                <w:shadow w:val="false"/>
-                <w:color w:val="auto"/>
-                <w:position w:val="0"/>
-                <w:sz w:val="24"/>
-                <w:szCs w:val="24"/>
-                <w:u w:val="none"/>
-                <w:vertAlign w:val="baseline"/>
-              </w:rPr>
-              <w:t>)/</w:t>
-            </w:r>
-            <w:r>
-              <w:rPr>
-                <w:b w:val="false"/>
-                <w:bCs w:val="false"/>
-                <w:i w:val="false"/>
-                <w:iCs w:val="false"/>
-                <w:strike w:val="false"/>
-                <w:dstrike w:val="false"/>
-                <w:outline w:val="false"/>
-                <w:shadow w:val="false"/>
-                <w:color w:val="auto"/>
-                <w:position w:val="0"/>
-                <w:sz w:val="24"/>
-                <w:szCs w:val="24"/>
-                <w:u w:val="none"/>
-                <w:vertAlign w:val="baseline"/>
-              </w:rPr>
-              <w:t>2.</w:t>
-            </w:r>
-            <w:r>
-              <w:rPr>
-                <w:b w:val="false"/>
-                <w:bCs w:val="false"/>
-                <w:i w:val="false"/>
-                <w:iCs w:val="false"/>
-                <w:strike w:val="false"/>
-                <w:dstrike w:val="false"/>
-                <w:outline w:val="false"/>
-                <w:shadow w:val="false"/>
-                <w:color w:val="auto"/>
-                <w:position w:val="0"/>
-                <w:sz w:val="24"/>
-                <w:szCs w:val="24"/>
-                <w:u w:val="none"/>
-                <w:vertAlign w:val="baseline"/>
-              </w:rPr>
-              <w:t>5</w:t>
-            </w:r>
-            <w:r>
-              <w:rPr>
-                <w:b w:val="false"/>
-                <w:bCs w:val="false"/>
-                <w:i w:val="false"/>
-                <w:iCs w:val="false"/>
-                <w:strike w:val="false"/>
-                <w:dstrike w:val="false"/>
-                <w:outline w:val="false"/>
-                <w:shadow w:val="false"/>
-                <w:color w:val="auto"/>
-                <w:position w:val="0"/>
-                <w:sz w:val="24"/>
-                <w:szCs w:val="24"/>
-                <w:u w:val="none"/>
-                <w:vertAlign w:val="baseline"/>
-              </w:rPr>
-              <w:t>)</w:t>
-            </w:r>
-            <w:r>
-              <w:rPr>
-                <w:b w:val="false"/>
-                <w:bCs w:val="false"/>
-                <w:i w:val="false"/>
-                <w:iCs w:val="false"/>
-                <w:strike w:val="false"/>
-                <w:dstrike w:val="false"/>
-                <w:outline w:val="false"/>
-                <w:shadow w:val="false"/>
-                <w:color w:val="auto"/>
-                <w:position w:val="0"/>
-                <w:sz w:val="24"/>
-                <w:szCs w:val="24"/>
-                <w:u w:val="none"/>
-                <w:vertAlign w:val="baseline"/>
-              </w:rPr>
-              <w:t>*</w:t>
-            </w:r>
-            <w:r>
-              <w:rPr>
-                <w:b w:val="false"/>
-                <w:bCs w:val="false"/>
-                <w:i w:val="false"/>
-                <w:iCs w:val="false"/>
-                <w:strike w:val="false"/>
-                <w:dstrike w:val="false"/>
-                <w:outline w:val="false"/>
-                <w:shadow w:val="false"/>
-                <w:color w:val="auto"/>
-                <w:position w:val="0"/>
-                <w:sz w:val="24"/>
-                <w:szCs w:val="24"/>
-                <w:u w:val="none"/>
-                <w:vertAlign w:val="baseline"/>
-              </w:rPr>
-              <w:t>l</w:t>
-            </w:r>
-            <w:r>
-              <w:rPr>
-                <w:b w:val="false"/>
-                <w:bCs w:val="false"/>
-                <w:i w:val="false"/>
-                <w:iCs w:val="false"/>
-                <w:strike w:val="false"/>
-                <w:dstrike w:val="false"/>
-                <w:outline w:val="false"/>
-                <w:shadow w:val="false"/>
-                <w:color w:val="auto"/>
-                <w:position w:val="0"/>
-                <w:sz w:val="24"/>
-                <w:szCs w:val="24"/>
-                <w:u w:val="none"/>
-                <w:vertAlign w:val="baseline"/>
-              </w:rPr>
-              <w:t>o</w:t>
-            </w:r>
-            <w:r>
-              <w:rPr>
-                <w:b w:val="false"/>
-                <w:bCs w:val="false"/>
-                <w:i w:val="false"/>
-                <w:iCs w:val="false"/>
-                <w:strike w:val="false"/>
-                <w:dstrike w:val="false"/>
-                <w:outline w:val="false"/>
-                <w:shadow w:val="false"/>
-                <w:color w:val="auto"/>
-                <w:position w:val="0"/>
-                <w:sz w:val="24"/>
-                <w:szCs w:val="24"/>
-                <w:u w:val="none"/>
-                <w:vertAlign w:val="baseline"/>
-              </w:rPr>
-              <w:t>g</w:t>
+              <w:t>)/2.5)*log</w:t>
             </w:r>
             <w:r>
               <w:rPr>
@@ -37678,25 +34857,7 @@
                 <w:u w:val="none"/>
                 <w:vertAlign w:val="subscript"/>
               </w:rPr>
-              <w:t>1</w:t>
-            </w:r>
-            <w:r>
-              <w:rPr>
-                <w:b w:val="false"/>
-                <w:bCs w:val="false"/>
-                <w:i w:val="false"/>
-                <w:iCs w:val="false"/>
-                <w:strike w:val="false"/>
-                <w:dstrike w:val="false"/>
-                <w:outline w:val="false"/>
-                <w:shadow w:val="false"/>
-                <w:color w:val="auto"/>
-                <w:sz w:val="24"/>
-                <w:szCs w:val="24"/>
-                <w:u w:val="none"/>
-                <w:vertAlign w:val="subscript"/>
-              </w:rPr>
-              <w:t>0</w:t>
+              <w:t>10</w:t>
             </w:r>
             <w:r>
               <w:rPr>
@@ -37910,186 +35071,101 @@
         </w:tc>
         <w:tc>
           <w:tcPr>
-            <w:tcW w:w="1893" w:type="dxa"/>
-            <w:tcBorders>
-              <w:start w:val="single" w:sz="4" w:space="0" w:color="000000"/>
-              <w:bottom w:val="single" w:sz="4" w:space="0" w:color="000000"/>
-            </w:tcBorders>
-          </w:tcPr>
-          <w:p>
-            <w:pPr>
-              <w:pStyle w:val="TableContents"/>
-              <w:jc w:val="start"/>
-              <w:rPr>
-                <w:rFonts w:ascii="Liberation Serif" w:hAnsi="Liberation Serif"/>
-                <w:b w:val="false"/>
-                <w:bCs w:val="false"/>
-                <w:i w:val="false"/>
-                <w:iCs w:val="false"/>
-                <w:strike w:val="false"/>
-                <w:dstrike w:val="false"/>
-                <w:outline w:val="false"/>
-                <w:shadow w:val="false"/>
-                <w:color w:val="auto"/>
-                <w:sz w:val="24"/>
-                <w:szCs w:val="24"/>
-                <w:u w:val="none"/>
-              </w:rPr>
-            </w:pPr>
-            <w:r>
-              <w:rPr>
-                <w:b w:val="false"/>
-                <w:bCs w:val="false"/>
-                <w:i w:val="false"/>
-                <w:iCs w:val="false"/>
-                <w:strike w:val="false"/>
-                <w:dstrike w:val="false"/>
-                <w:outline w:val="false"/>
-                <w:shadow w:val="false"/>
-                <w:color w:val="auto"/>
-                <w:sz w:val="24"/>
-                <w:szCs w:val="24"/>
-                <w:u w:val="none"/>
-              </w:rPr>
-              <w:t>U – Q</w:t>
-            </w:r>
-            <w:r>
-              <w:rPr>
-                <w:b w:val="false"/>
-                <w:bCs w:val="false"/>
-                <w:i w:val="false"/>
-                <w:iCs w:val="false"/>
-                <w:strike w:val="false"/>
-                <w:dstrike w:val="false"/>
-                <w:outline w:val="false"/>
-                <w:shadow w:val="false"/>
-                <w:color w:val="auto"/>
-                <w:sz w:val="24"/>
-                <w:szCs w:val="24"/>
-                <w:u w:val="none"/>
-              </w:rPr>
-              <w:t>1</w:t>
-            </w:r>
-            <w:r>
-              <w:rPr>
-                <w:b w:val="false"/>
-                <w:bCs w:val="false"/>
-                <w:i w:val="false"/>
-                <w:iCs w:val="false"/>
-                <w:strike w:val="false"/>
-                <w:dstrike w:val="false"/>
-                <w:outline w:val="false"/>
-                <w:shadow w:val="false"/>
-                <w:color w:val="auto"/>
-                <w:sz w:val="24"/>
-                <w:szCs w:val="24"/>
-                <w:u w:val="none"/>
-              </w:rPr>
-              <w:t>1</w:t>
-            </w:r>
-            <w:r>
-              <w:rPr>
-                <w:b w:val="false"/>
-                <w:bCs w:val="false"/>
-                <w:i w:val="false"/>
-                <w:iCs w:val="false"/>
-                <w:strike w:val="false"/>
-                <w:dstrike w:val="false"/>
-                <w:outline w:val="false"/>
-                <w:shadow w:val="false"/>
-                <w:color w:val="auto"/>
-                <w:sz w:val="24"/>
-                <w:szCs w:val="24"/>
-                <w:u w:val="none"/>
-              </w:rPr>
-              <w:t>.0</w:t>
-            </w:r>
-          </w:p>
-        </w:tc>
-        <w:tc>
-          <w:tcPr>
-            <w:tcW w:w="1616" w:type="dxa"/>
-            <w:tcBorders>
-              <w:start w:val="single" w:sz="4" w:space="0" w:color="000000"/>
-              <w:bottom w:val="single" w:sz="4" w:space="0" w:color="000000"/>
-            </w:tcBorders>
-          </w:tcPr>
-          <w:p>
-            <w:pPr>
-              <w:pStyle w:val="TableContents"/>
-              <w:jc w:val="start"/>
-              <w:rPr>
-                <w:rFonts w:ascii="Liberation Serif" w:hAnsi="Liberation Serif"/>
-                <w:b w:val="false"/>
-                <w:bCs w:val="false"/>
-                <w:i w:val="false"/>
-                <w:iCs w:val="false"/>
-                <w:strike w:val="false"/>
-                <w:dstrike w:val="false"/>
-                <w:outline w:val="false"/>
-                <w:shadow w:val="false"/>
-                <w:color w:val="auto"/>
-                <w:sz w:val="24"/>
-                <w:szCs w:val="24"/>
-                <w:u w:val="none"/>
-              </w:rPr>
-            </w:pPr>
-            <w:r>
-              <w:rPr>
-                <w:b w:val="false"/>
-                <w:bCs w:val="false"/>
-                <w:i w:val="false"/>
-                <w:iCs w:val="false"/>
-                <w:strike w:val="false"/>
-                <w:dstrike w:val="false"/>
-                <w:outline w:val="false"/>
-                <w:shadow w:val="false"/>
-                <w:color w:val="auto"/>
-                <w:sz w:val="24"/>
-                <w:szCs w:val="24"/>
-                <w:u w:val="none"/>
-              </w:rPr>
-              <w:t>6</w:t>
-            </w:r>
-            <w:r>
-              <w:rPr>
-                <w:b w:val="false"/>
-                <w:bCs w:val="false"/>
-                <w:i w:val="false"/>
-                <w:iCs w:val="false"/>
-                <w:strike w:val="false"/>
-                <w:dstrike w:val="false"/>
-                <w:outline w:val="false"/>
-                <w:shadow w:val="false"/>
-                <w:color w:val="auto"/>
-                <w:sz w:val="24"/>
-                <w:szCs w:val="24"/>
-                <w:u w:val="none"/>
-              </w:rPr>
-              <w:t>8</w:t>
-            </w:r>
-            <w:r>
-              <w:rPr>
-                <w:b w:val="false"/>
-                <w:bCs w:val="false"/>
-                <w:i w:val="false"/>
-                <w:iCs w:val="false"/>
-                <w:strike w:val="false"/>
-                <w:dstrike w:val="false"/>
-                <w:outline w:val="false"/>
-                <w:shadow w:val="false"/>
-                <w:color w:val="auto"/>
-                <w:sz w:val="24"/>
-                <w:szCs w:val="24"/>
-                <w:u w:val="none"/>
-              </w:rPr>
-              <w:t>7</w:t>
-            </w:r>
-          </w:p>
-        </w:tc>
-        <w:tc>
-          <w:tcPr>
-            <w:tcW w:w="1731" w:type="dxa"/>
+            <w:tcW w:w="1895" w:type="dxa"/>
+            <w:tcBorders>
+              <w:start w:val="single" w:sz="4" w:space="0" w:color="000000"/>
+              <w:bottom w:val="single" w:sz="4" w:space="0" w:color="000000"/>
+            </w:tcBorders>
+          </w:tcPr>
+          <w:p>
+            <w:pPr>
+              <w:pStyle w:val="TableContents"/>
+              <w:jc w:val="start"/>
+              <w:rPr>
+                <w:rFonts w:ascii="Liberation Serif" w:hAnsi="Liberation Serif"/>
+                <w:b w:val="false"/>
+                <w:bCs w:val="false"/>
+                <w:i w:val="false"/>
+                <w:iCs w:val="false"/>
+                <w:strike w:val="false"/>
+                <w:dstrike w:val="false"/>
+                <w:outline w:val="false"/>
+                <w:shadow w:val="false"/>
+                <w:color w:val="auto"/>
+                <w:sz w:val="24"/>
+                <w:szCs w:val="24"/>
+                <w:u w:val="none"/>
+              </w:rPr>
+            </w:pPr>
+            <w:r>
+              <w:rPr>
+                <w:b w:val="false"/>
+                <w:bCs w:val="false"/>
+                <w:i w:val="false"/>
+                <w:iCs w:val="false"/>
+                <w:strike w:val="false"/>
+                <w:dstrike w:val="false"/>
+                <w:outline w:val="false"/>
+                <w:shadow w:val="false"/>
+                <w:color w:val="auto"/>
+                <w:sz w:val="24"/>
+                <w:szCs w:val="24"/>
+                <w:u w:val="none"/>
+              </w:rPr>
+              <w:t>U – Q11.0</w:t>
+            </w:r>
+          </w:p>
+        </w:tc>
+        <w:tc>
+          <w:tcPr>
+            <w:tcW w:w="1614" w:type="dxa"/>
+            <w:tcBorders>
+              <w:start w:val="single" w:sz="4" w:space="0" w:color="000000"/>
+              <w:bottom w:val="single" w:sz="4" w:space="0" w:color="000000"/>
+            </w:tcBorders>
+          </w:tcPr>
+          <w:p>
+            <w:pPr>
+              <w:pStyle w:val="TableContents"/>
+              <w:jc w:val="start"/>
+              <w:rPr>
+                <w:rFonts w:ascii="Liberation Serif" w:hAnsi="Liberation Serif"/>
+                <w:b w:val="false"/>
+                <w:bCs w:val="false"/>
+                <w:i w:val="false"/>
+                <w:iCs w:val="false"/>
+                <w:strike w:val="false"/>
+                <w:dstrike w:val="false"/>
+                <w:outline w:val="false"/>
+                <w:shadow w:val="false"/>
+                <w:color w:val="auto"/>
+                <w:sz w:val="24"/>
+                <w:szCs w:val="24"/>
+                <w:u w:val="none"/>
+              </w:rPr>
+            </w:pPr>
+            <w:r>
+              <w:rPr>
+                <w:b w:val="false"/>
+                <w:bCs w:val="false"/>
+                <w:i w:val="false"/>
+                <w:iCs w:val="false"/>
+                <w:strike w:val="false"/>
+                <w:dstrike w:val="false"/>
+                <w:outline w:val="false"/>
+                <w:shadow w:val="false"/>
+                <w:color w:val="auto"/>
+                <w:sz w:val="24"/>
+                <w:szCs w:val="24"/>
+                <w:u w:val="none"/>
+              </w:rPr>
+              <w:t>687</w:t>
+            </w:r>
+          </w:p>
+        </w:tc>
+        <w:tc>
+          <w:tcPr>
+            <w:tcW w:w="1733" w:type="dxa"/>
             <w:tcBorders>
               <w:start w:val="single" w:sz="4" w:space="0" w:color="000000"/>
               <w:bottom w:val="single" w:sz="4" w:space="0" w:color="000000"/>
@@ -38131,41 +35207,7 @@
                 <w:szCs w:val="24"/>
                 <w:u w:val="none"/>
               </w:rPr>
-              <w:t>5</w:t>
-            </w:r>
-            <w:r>
-              <w:rPr>
-                <w:b w:val="false"/>
-                <w:bCs w:val="false"/>
-                <w:i w:val="false"/>
-                <w:iCs w:val="false"/>
-                <w:strike w:val="false"/>
-                <w:dstrike w:val="false"/>
-                <w:outline w:val="false"/>
-                <w:shadow w:val="false"/>
-                <w:color w:val="auto"/>
-                <w:sz w:val="24"/>
-                <w:szCs w:val="24"/>
-                <w:u w:val="none"/>
-              </w:rPr>
-              <w:t>.</w:t>
-            </w:r>
-            <w:r>
-              <w:rPr>
-                <w:b w:val="false"/>
-                <w:bCs w:val="false"/>
-                <w:i w:val="false"/>
-                <w:iCs w:val="false"/>
-                <w:strike w:val="false"/>
-                <w:dstrike w:val="false"/>
-                <w:outline w:val="false"/>
-                <w:shadow w:val="false"/>
-                <w:color w:val="auto"/>
-                <w:sz w:val="24"/>
-                <w:szCs w:val="24"/>
-                <w:u w:val="none"/>
-              </w:rPr>
-              <w:t>0</w:t>
+              <w:t>5.0</w:t>
             </w:r>
           </w:p>
         </w:tc>
@@ -38247,8 +35289,8 @@
       </w:tblPr>
       <w:tblGrid>
         <w:gridCol w:w="1678"/>
-        <w:gridCol w:w="4397"/>
-        <w:gridCol w:w="2076"/>
+        <w:gridCol w:w="4395"/>
+        <w:gridCol w:w="2078"/>
         <w:gridCol w:w="1821"/>
       </w:tblGrid>
       <w:tr>
@@ -38292,7 +35334,7 @@
         </w:tc>
         <w:tc>
           <w:tcPr>
-            <w:tcW w:w="4397" w:type="dxa"/>
+            <w:tcW w:w="4395" w:type="dxa"/>
             <w:tcBorders>
               <w:top w:val="single" w:sz="4" w:space="0" w:color="000000"/>
               <w:start w:val="single" w:sz="4" w:space="0" w:color="000000"/>
@@ -38329,7 +35371,7 @@
         </w:tc>
         <w:tc>
           <w:tcPr>
-            <w:tcW w:w="2076" w:type="dxa"/>
+            <w:tcW w:w="2078" w:type="dxa"/>
             <w:tcBorders>
               <w:top w:val="single" w:sz="4" w:space="0" w:color="000000"/>
               <w:start w:val="single" w:sz="4" w:space="0" w:color="000000"/>
@@ -38454,7 +35496,7 @@
         </w:tc>
         <w:tc>
           <w:tcPr>
-            <w:tcW w:w="4397" w:type="dxa"/>
+            <w:tcW w:w="4395" w:type="dxa"/>
             <w:tcBorders>
               <w:start w:val="single" w:sz="4" w:space="0" w:color="000000"/>
               <w:bottom w:val="single" w:sz="4" w:space="0" w:color="000000"/>
@@ -38503,7 +35545,7 @@
         </w:tc>
         <w:tc>
           <w:tcPr>
-            <w:tcW w:w="2076" w:type="dxa"/>
+            <w:tcW w:w="2078" w:type="dxa"/>
             <w:tcBorders>
               <w:start w:val="single" w:sz="4" w:space="0" w:color="000000"/>
               <w:bottom w:val="single" w:sz="4" w:space="0" w:color="000000"/>
@@ -38592,24 +35634,7 @@
                 <w:szCs w:val="24"/>
                 <w:u w:val="none"/>
               </w:rPr>
-              <w:t>2026/05/2</w:t>
-            </w:r>
-            <w:r>
-              <w:rPr>
-                <w:b w:val="false"/>
-                <w:bCs w:val="false"/>
-                <w:i w:val="false"/>
-                <w:iCs w:val="false"/>
-                <w:strike w:val="false"/>
-                <w:dstrike w:val="false"/>
-                <w:outline w:val="false"/>
-                <w:shadow w:val="false"/>
-                <w:color w:val="auto"/>
-                <w:sz w:val="24"/>
-                <w:szCs w:val="24"/>
-                <w:u w:val="none"/>
-              </w:rPr>
-              <w:t>9</w:t>
+              <w:t>2026/05/29</w:t>
             </w:r>
           </w:p>
         </w:tc>
